--- a/CARPETA COMPARTIDA TUTOR/15MUIN TFM MOYA MARIN SERGIO.docx
+++ b/CARPETA COMPARTIDA TUTOR/15MUIN TFM MOYA MARIN SERGIO.docx
@@ -234,14 +234,14 @@
                 <w:rFonts w:ascii="Arial" w:hAnsi="Arial"/>
                 <w:color w:val="FFFFFF" w:themeColor="background1"/>
               </w:rPr>
-              <w:t xml:space="preserve">Curso académico </w:t>
+              <w:t>Curso académico</w:t>
             </w:r>
             <w:r>
               <w:rPr>
                 <w:rFonts w:ascii="Arial" w:hAnsi="Arial"/>
                 <w:color w:val="FFFFFF" w:themeColor="background1"/>
               </w:rPr>
-              <w:t>2025-2026</w:t>
+              <w:t>:</w:t>
             </w:r>
           </w:p>
           <w:p>
@@ -257,7 +257,28 @@
                 <w:rFonts w:ascii="Arial" w:hAnsi="Arial"/>
                 <w:color w:val="FFFFFF" w:themeColor="background1"/>
               </w:rPr>
-              <w:t>202X – 202X</w:t>
+              <w:t>202</w:t>
+            </w:r>
+            <w:r>
+              <w:rPr>
+                <w:rFonts w:ascii="Arial" w:hAnsi="Arial"/>
+                <w:color w:val="FFFFFF" w:themeColor="background1"/>
+              </w:rPr>
+              <w:t>5</w:t>
+            </w:r>
+            <w:r>
+              <w:rPr>
+                <w:rFonts w:ascii="Arial" w:hAnsi="Arial"/>
+                <w:color w:val="FFFFFF" w:themeColor="background1"/>
+              </w:rPr>
+              <w:t xml:space="preserve"> – 202</w:t>
+            </w:r>
+            <w:r>
+              <w:rPr>
+                <w:rFonts w:ascii="Arial" w:hAnsi="Arial"/>
+                <w:color w:val="FFFFFF" w:themeColor="background1"/>
+              </w:rPr>
+              <w:t>6</w:t>
             </w:r>
           </w:p>
         </w:tc>
@@ -362,7 +383,23 @@
                 <w:rFonts w:ascii="Arial" w:hAnsi="Arial"/>
                 <w:color w:val="FFFFFF" w:themeColor="background1"/>
               </w:rPr>
-              <w:t>: XXXX</w:t>
+              <w:t xml:space="preserve">: </w:t>
+            </w:r>
+          </w:p>
+          <w:p>
+            <w:pPr>
+              <w:spacing w:line="240" w:lineRule="auto"/>
+              <w:rPr>
+                <w:rFonts w:ascii="Arial" w:hAnsi="Arial"/>
+                <w:color w:val="FFFFFF" w:themeColor="background1"/>
+              </w:rPr>
+            </w:pPr>
+            <w:r>
+              <w:rPr>
+                <w:rFonts w:ascii="Arial" w:hAnsi="Arial"/>
+                <w:color w:val="FFFFFF" w:themeColor="background1"/>
+              </w:rPr>
+              <w:t>BADY PATRICIO GANA CASTILLO</w:t>
             </w:r>
           </w:p>
         </w:tc>
@@ -7136,6 +7173,68 @@
       </w:pPr>
       <w:r>
         <w:rPr>
+          <w:noProof/>
+        </w:rPr>
+        <w:drawing>
+          <wp:inline distT="0" distB="0" distL="0" distR="0" wp14:anchorId="4985EB03" wp14:editId="5200D798">
+            <wp:extent cx="5400040" cy="2440305"/>
+            <wp:effectExtent l="0" t="0" r="0" b="0"/>
+            <wp:docPr id="802765877" name="Imagen 1" descr="alt text"/>
+            <wp:cNvGraphicFramePr>
+              <a:graphicFrameLocks xmlns:a="http://schemas.openxmlformats.org/drawingml/2006/main" noChangeAspect="1"/>
+            </wp:cNvGraphicFramePr>
+            <a:graphic xmlns:a="http://schemas.openxmlformats.org/drawingml/2006/main">
+              <a:graphicData uri="http://schemas.openxmlformats.org/drawingml/2006/picture">
+                <pic:pic xmlns:pic="http://schemas.openxmlformats.org/drawingml/2006/picture">
+                  <pic:nvPicPr>
+                    <pic:cNvPr id="0" name="Picture 5" descr="alt text"/>
+                    <pic:cNvPicPr>
+                      <a:picLocks noChangeAspect="1" noChangeArrowheads="1"/>
+                    </pic:cNvPicPr>
+                  </pic:nvPicPr>
+                  <pic:blipFill>
+                    <a:blip r:embed="rId16">
+                      <a:extLst>
+                        <a:ext uri="{28A0092B-C50C-407E-A947-70E740481C1C}">
+                          <a14:useLocalDpi xmlns:a14="http://schemas.microsoft.com/office/drawing/2010/main" val="0"/>
+                        </a:ext>
+                      </a:extLst>
+                    </a:blip>
+                    <a:srcRect/>
+                    <a:stretch>
+                      <a:fillRect/>
+                    </a:stretch>
+                  </pic:blipFill>
+                  <pic:spPr bwMode="auto">
+                    <a:xfrm>
+                      <a:off x="0" y="0"/>
+                      <a:ext cx="5400040" cy="2440305"/>
+                    </a:xfrm>
+                    <a:prstGeom prst="rect">
+                      <a:avLst/>
+                    </a:prstGeom>
+                    <a:noFill/>
+                    <a:ln>
+                      <a:noFill/>
+                    </a:ln>
+                  </pic:spPr>
+                </pic:pic>
+              </a:graphicData>
+            </a:graphic>
+          </wp:inline>
+        </w:drawing>
+      </w:r>
+    </w:p>
+    <w:p>
+      <w:pPr>
+        <w:spacing w:line="240" w:lineRule="auto"/>
+        <w:rPr>
+          <w:rFonts w:ascii="Arial" w:hAnsi="Arial"/>
+          <w:lang w:eastAsia="es-ES"/>
+        </w:rPr>
+      </w:pPr>
+      <w:r>
+        <w:rPr>
           <w:rFonts w:ascii="Arial" w:hAnsi="Arial"/>
           <w:lang w:eastAsia="es-ES"/>
         </w:rPr>
@@ -7171,6 +7270,7 @@
           <w:rFonts w:ascii="Arial" w:hAnsi="Arial"/>
           <w:lang w:eastAsia="es-ES"/>
         </w:rPr>
+        <w:lastRenderedPageBreak/>
         <w:t>Para paliar este desequilibrio, gran parte de la literatura científica reciente ha centrado sus esfuerzos en la generación masiva de datos sintéticos y en el despliegue de arquitecturas de aprendizaje profundo (</w:t>
       </w:r>
       <w:r>
@@ -7288,15 +7388,7 @@
           <w:rFonts w:ascii="Arial" w:hAnsi="Arial"/>
           <w:lang w:eastAsia="es-ES"/>
         </w:rPr>
-        <w:t xml:space="preserve">) derivadas de una validación temporal defectuosa (como el uso de particiones aleatorias que mezclan el futuro con el pasado) o de la inyección global de ruido sintético previo a la división de </w:t>
-      </w:r>
-      <w:r>
-        <w:rPr>
-          <w:rFonts w:ascii="Arial" w:hAnsi="Arial"/>
-          <w:lang w:eastAsia="es-ES"/>
-        </w:rPr>
-        <w:lastRenderedPageBreak/>
-        <w:t>los datos, lo que permite al modelo memorizar vectores de ataque en lugar de generalizarlos (Hayat &amp; Magnier, 2025).</w:t>
+        <w:t>) derivadas de una validación temporal defectuosa (como el uso de particiones aleatorias que mezclan el futuro con el pasado) o de la inyección global de ruido sintético previo a la división de los datos, lo que permite al modelo memorizar vectores de ataque en lugar de generalizarlos (Hayat &amp; Magnier, 2025).</w:t>
       </w:r>
     </w:p>
     <w:p>
@@ -7435,6 +7527,7 @@
           <w:b/>
           <w:bCs/>
         </w:rPr>
+        <w:lastRenderedPageBreak/>
         <w:t>P</w:t>
       </w:r>
       <w:r>
@@ -7603,14 +7696,7 @@
         <w:rPr>
           <w:rFonts w:ascii="Arial" w:hAnsi="Arial"/>
         </w:rPr>
-        <w:t xml:space="preserve"> para la detección de fraude en tarjetas de crédito, que resuelva la ineficiencia operativa del desbalance extremo de clases, cuantifique matemáticamente el sesgo de las </w:t>
-      </w:r>
-      <w:r>
-        <w:rPr>
-          <w:rFonts w:ascii="Arial" w:hAnsi="Arial"/>
-        </w:rPr>
-        <w:lastRenderedPageBreak/>
-        <w:t>evaluaciones tradicionales (</w:t>
+        <w:t xml:space="preserve"> para la detección de fraude en tarjetas de crédito, que resuelva la ineficiencia operativa del desbalance extremo de clases, cuantifique matemáticamente el sesgo de las evaluaciones tradicionales (</w:t>
       </w:r>
       <w:r>
         <w:rPr>
@@ -7948,6 +8034,7 @@
           <w:b/>
           <w:bCs/>
         </w:rPr>
+        <w:lastRenderedPageBreak/>
         <w:t>H</w:t>
       </w:r>
       <w:r>
@@ -8132,7 +8219,6 @@
           <w:b/>
           <w:bCs/>
         </w:rPr>
-        <w:lastRenderedPageBreak/>
         <w:t>H</w:t>
       </w:r>
       <w:r>
@@ -8406,6 +8492,7 @@
           <w:b/>
           <w:bCs/>
         </w:rPr>
+        <w:lastRenderedPageBreak/>
         <w:t>Transición hacia la "Caja Blanca" Operativa (Implementación SOC)</w:t>
       </w:r>
       <w:r>
@@ -8638,6 +8725,60 @@
       </w:pPr>
       <w:r>
         <w:rPr>
+          <w:noProof/>
+        </w:rPr>
+        <w:drawing>
+          <wp:inline distT="0" distB="0" distL="0" distR="0" wp14:anchorId="7368D720" wp14:editId="6423D0C6">
+            <wp:extent cx="5400040" cy="3829685"/>
+            <wp:effectExtent l="0" t="0" r="0" b="0"/>
+            <wp:docPr id="715600200" name="Gráfico 1"/>
+            <wp:cNvGraphicFramePr>
+              <a:graphicFrameLocks xmlns:a="http://schemas.openxmlformats.org/drawingml/2006/main" noChangeAspect="1"/>
+            </wp:cNvGraphicFramePr>
+            <a:graphic xmlns:a="http://schemas.openxmlformats.org/drawingml/2006/main">
+              <a:graphicData uri="http://schemas.openxmlformats.org/drawingml/2006/picture">
+                <pic:pic xmlns:pic="http://schemas.openxmlformats.org/drawingml/2006/picture">
+                  <pic:nvPicPr>
+                    <pic:cNvPr id="715600200" name=""/>
+                    <pic:cNvPicPr/>
+                  </pic:nvPicPr>
+                  <pic:blipFill>
+                    <a:blip r:embed="rId17">
+                      <a:extLst>
+                        <a:ext uri="{96DAC541-7B7A-43D3-8B79-37D633B846F1}">
+                          <asvg:svgBlip xmlns:asvg="http://schemas.microsoft.com/office/drawing/2016/SVG/main" r:embed="rId18"/>
+                        </a:ext>
+                      </a:extLst>
+                    </a:blip>
+                    <a:stretch>
+                      <a:fillRect/>
+                    </a:stretch>
+                  </pic:blipFill>
+                  <pic:spPr>
+                    <a:xfrm>
+                      <a:off x="0" y="0"/>
+                      <a:ext cx="5400040" cy="3829685"/>
+                    </a:xfrm>
+                    <a:prstGeom prst="rect">
+                      <a:avLst/>
+                    </a:prstGeom>
+                  </pic:spPr>
+                </pic:pic>
+              </a:graphicData>
+            </a:graphic>
+          </wp:inline>
+        </w:drawing>
+      </w:r>
+    </w:p>
+    <w:p>
+      <w:pPr>
+        <w:spacing w:line="240" w:lineRule="auto"/>
+        <w:rPr>
+          <w:rFonts w:ascii="Arial" w:hAnsi="Arial"/>
+        </w:rPr>
+      </w:pPr>
+      <w:r>
+        <w:rPr>
           <w:rFonts w:ascii="Arial" w:hAnsi="Arial"/>
         </w:rPr>
         <w:t xml:space="preserve">Adicionalmente, el fraude opera en un entorno adversario dinámico sujeto al Concept Drift (cambio de concepto). </w:t>
@@ -8646,13 +8787,82 @@
         <w:rPr>
           <w:rFonts w:ascii="Arial" w:hAnsi="Arial"/>
         </w:rPr>
-        <w:t>Los patrones delictivos no son estacionarios; evolucionan en respuesta a las medidas de seguridad implementadas (Gama et al., 2014). La literatura reciente demuestra que ignorar la cronología de las transacciones en la fase de validación invisibiliza esta evolución temporal del estafador, haciendo obligatorio el abandono de las particiones aleatorias en favor de ventanas de validación prequencial (Lucas et al., 2020; Baesens et al., 2015)</w:t>
+        <w:t xml:space="preserve">Los patrones delictivos no son estacionarios; evolucionan en respuesta a las medidas de seguridad implementadas (Gama et al., 2014). La </w:t>
+      </w:r>
+      <w:r>
+        <w:rPr>
+          <w:rFonts w:ascii="Arial" w:hAnsi="Arial"/>
+        </w:rPr>
+        <w:lastRenderedPageBreak/>
+        <w:t>literatura reciente demuestra que ignorar la cronología de las transacciones en la fase de validación invisibiliza esta evolución temporal del estafador, haciendo obligatorio el abandono de las particiones aleatorias en favor de ventanas de validación prequencial (Lucas et al., 2020; Baesens et al., 2015)</w:t>
       </w:r>
       <w:r>
         <w:rPr>
           <w:rFonts w:ascii="Arial" w:hAnsi="Arial"/>
         </w:rPr>
         <w:t>.</w:t>
+      </w:r>
+    </w:p>
+    <w:p>
+      <w:pPr>
+        <w:spacing w:line="240" w:lineRule="auto"/>
+        <w:jc w:val="center"/>
+        <w:rPr>
+          <w:rFonts w:ascii="Arial" w:hAnsi="Arial"/>
+        </w:rPr>
+      </w:pPr>
+      <w:r>
+        <w:rPr>
+          <w:noProof/>
+        </w:rPr>
+        <w:drawing>
+          <wp:inline distT="0" distB="0" distL="0" distR="0" wp14:anchorId="7566296E" wp14:editId="377AF1AA">
+            <wp:extent cx="4784271" cy="2049518"/>
+            <wp:effectExtent l="0" t="0" r="0" b="8255"/>
+            <wp:docPr id="537155524" name="Imagen 2" descr="Concept Drift Types: A. Sudden Drift B. Gradual Drift C. Incremental Drift D. Recurring Drift"/>
+            <wp:cNvGraphicFramePr>
+              <a:graphicFrameLocks xmlns:a="http://schemas.openxmlformats.org/drawingml/2006/main" noChangeAspect="1"/>
+            </wp:cNvGraphicFramePr>
+            <a:graphic xmlns:a="http://schemas.openxmlformats.org/drawingml/2006/main">
+              <a:graphicData uri="http://schemas.openxmlformats.org/drawingml/2006/picture">
+                <pic:pic xmlns:pic="http://schemas.openxmlformats.org/drawingml/2006/picture">
+                  <pic:nvPicPr>
+                    <pic:cNvPr id="0" name="Picture 7" descr="Concept Drift Types: A. Sudden Drift B. Gradual Drift C. Incremental Drift D. Recurring Drift"/>
+                    <pic:cNvPicPr>
+                      <a:picLocks noChangeAspect="1" noChangeArrowheads="1"/>
+                    </pic:cNvPicPr>
+                  </pic:nvPicPr>
+                  <pic:blipFill>
+                    <a:blip r:embed="rId19">
+                      <a:extLst>
+                        <a:ext uri="{28A0092B-C50C-407E-A947-70E740481C1C}">
+                          <a14:useLocalDpi xmlns:a14="http://schemas.microsoft.com/office/drawing/2010/main" val="0"/>
+                        </a:ext>
+                      </a:extLst>
+                    </a:blip>
+                    <a:srcRect/>
+                    <a:stretch>
+                      <a:fillRect/>
+                    </a:stretch>
+                  </pic:blipFill>
+                  <pic:spPr bwMode="auto">
+                    <a:xfrm>
+                      <a:off x="0" y="0"/>
+                      <a:ext cx="4802482" cy="2057319"/>
+                    </a:xfrm>
+                    <a:prstGeom prst="rect">
+                      <a:avLst/>
+                    </a:prstGeom>
+                    <a:noFill/>
+                    <a:ln>
+                      <a:noFill/>
+                    </a:ln>
+                  </pic:spPr>
+                </pic:pic>
+              </a:graphicData>
+            </a:graphic>
+          </wp:inline>
+        </w:drawing>
       </w:r>
     </w:p>
     <w:p>
@@ -8783,16 +8993,7 @@
           <w:i/>
           <w:iCs/>
         </w:rPr>
-        <w:t xml:space="preserve">Isolation </w:t>
-      </w:r>
-      <w:r>
-        <w:rPr>
-          <w:rFonts w:ascii="Arial" w:hAnsi="Arial"/>
-          <w:i/>
-          <w:iCs/>
-        </w:rPr>
-        <w:lastRenderedPageBreak/>
-        <w:t>Forest</w:t>
+        <w:t>Isolation Forest</w:t>
       </w:r>
       <w:r>
         <w:rPr>
@@ -8891,6 +9092,7 @@
         <w:rPr>
           <w:rFonts w:ascii="Arial" w:hAnsi="Arial"/>
         </w:rPr>
+        <w:lastRenderedPageBreak/>
         <w:t>La Problemática de la Validación y el Data Leakage</w:t>
       </w:r>
       <w:bookmarkEnd w:id="20"/>
@@ -9197,7 +9399,6 @@
         <w:rPr>
           <w:rFonts w:ascii="Arial" w:hAnsi="Arial"/>
         </w:rPr>
-        <w:lastRenderedPageBreak/>
         <w:t>Inteligencia Artificial Explicable (XAI): Superando la Caja Negra</w:t>
       </w:r>
       <w:bookmarkEnd w:id="22"/>
@@ -9347,6 +9548,7 @@
             <w:rPr>
               <w:rFonts w:ascii="Cambria Math" w:hAnsi="Cambria Math"/>
             </w:rPr>
+            <w:lastRenderedPageBreak/>
             <m:t>A f</m:t>
           </m:r>
           <m:d>
@@ -10411,6 +10613,68 @@
       </w:pPr>
       <w:r>
         <w:rPr>
+          <w:noProof/>
+        </w:rPr>
+        <w:drawing>
+          <wp:inline distT="0" distB="0" distL="0" distR="0" wp14:anchorId="74F84694" wp14:editId="4D661BAC">
+            <wp:extent cx="5400040" cy="2023745"/>
+            <wp:effectExtent l="0" t="0" r="0" b="0"/>
+            <wp:docPr id="890028591" name="Imagen 3"/>
+            <wp:cNvGraphicFramePr>
+              <a:graphicFrameLocks xmlns:a="http://schemas.openxmlformats.org/drawingml/2006/main" noChangeAspect="1"/>
+            </wp:cNvGraphicFramePr>
+            <a:graphic xmlns:a="http://schemas.openxmlformats.org/drawingml/2006/main">
+              <a:graphicData uri="http://schemas.openxmlformats.org/drawingml/2006/picture">
+                <pic:pic xmlns:pic="http://schemas.openxmlformats.org/drawingml/2006/picture">
+                  <pic:nvPicPr>
+                    <pic:cNvPr id="0" name="Picture 9"/>
+                    <pic:cNvPicPr>
+                      <a:picLocks noChangeAspect="1" noChangeArrowheads="1"/>
+                    </pic:cNvPicPr>
+                  </pic:nvPicPr>
+                  <pic:blipFill>
+                    <a:blip r:embed="rId20">
+                      <a:extLst>
+                        <a:ext uri="{28A0092B-C50C-407E-A947-70E740481C1C}">
+                          <a14:useLocalDpi xmlns:a14="http://schemas.microsoft.com/office/drawing/2010/main" val="0"/>
+                        </a:ext>
+                      </a:extLst>
+                    </a:blip>
+                    <a:srcRect/>
+                    <a:stretch>
+                      <a:fillRect/>
+                    </a:stretch>
+                  </pic:blipFill>
+                  <pic:spPr bwMode="auto">
+                    <a:xfrm>
+                      <a:off x="0" y="0"/>
+                      <a:ext cx="5400040" cy="2023745"/>
+                    </a:xfrm>
+                    <a:prstGeom prst="rect">
+                      <a:avLst/>
+                    </a:prstGeom>
+                    <a:noFill/>
+                    <a:ln>
+                      <a:noFill/>
+                    </a:ln>
+                  </pic:spPr>
+                </pic:pic>
+              </a:graphicData>
+            </a:graphic>
+          </wp:inline>
+        </w:drawing>
+      </w:r>
+    </w:p>
+    <w:p>
+      <w:pPr>
+        <w:spacing w:line="240" w:lineRule="auto"/>
+        <w:rPr>
+          <w:rFonts w:ascii="Arial" w:hAnsi="Arial"/>
+          <w:lang w:eastAsia="es-ES"/>
+        </w:rPr>
+      </w:pPr>
+      <w:r>
+        <w:rPr>
           <w:rFonts w:ascii="Arial" w:hAnsi="Arial"/>
           <w:lang w:eastAsia="es-ES"/>
         </w:rPr>
@@ -10484,38 +10748,9 @@
       <w:r>
         <w:rPr>
           <w:rFonts w:ascii="Arial" w:eastAsia="Times New Roman" w:hAnsi="Arial"/>
-          <w:b/>
-          <w:bCs/>
           <w:lang w:eastAsia="es-ES"/>
         </w:rPr>
         <w:t>validación cruzada aleatoria (</w:t>
-      </w:r>
-      <w:r>
-        <w:rPr>
-          <w:rFonts w:ascii="Arial" w:eastAsia="Times New Roman" w:hAnsi="Arial"/>
-          <w:b/>
-          <w:bCs/>
-          <w:i/>
-          <w:iCs/>
-          <w:lang w:eastAsia="es-ES"/>
-        </w:rPr>
-        <w:t>Random K-Fold Cross Validation</w:t>
-      </w:r>
-      <w:r>
-        <w:rPr>
-          <w:rFonts w:ascii="Arial" w:eastAsia="Times New Roman" w:hAnsi="Arial"/>
-          <w:b/>
-          <w:bCs/>
-          <w:lang w:eastAsia="es-ES"/>
-        </w:rPr>
-        <w:t>)</w:t>
-      </w:r>
-      <w:r>
-        <w:rPr>
-          <w:rFonts w:ascii="Arial" w:eastAsia="Times New Roman" w:hAnsi="Arial"/>
-          <w:lang w:eastAsia="es-ES"/>
-        </w:rPr>
-        <w:t xml:space="preserve">. Aunque esta técnica constituye el estándar de oro en problemas de aprendizaje supervisado donde se asume que las observaciones son independientes e idénticamente distribuidas (i.i.d.), su aplicación en el dominio de la detección de fraude resulta metodológicamente inválida al violar la dependencia temporal intrínseca de las transacciones. El uso de una división aleatoria mezcla inevitablemente datos del futuro en el conjunto de entrenamiento, permitiendo al modelo "aprender" patrones de fraudes que aún no han ocurrido cronológicamente. Este fenómeno, conocido como </w:t>
       </w:r>
       <w:r>
         <w:rPr>
@@ -10524,6 +10759,29 @@
           <w:iCs/>
           <w:lang w:eastAsia="es-ES"/>
         </w:rPr>
+        <w:t>Random K-Fold Cross Validation</w:t>
+      </w:r>
+      <w:r>
+        <w:rPr>
+          <w:rFonts w:ascii="Arial" w:eastAsia="Times New Roman" w:hAnsi="Arial"/>
+          <w:lang w:eastAsia="es-ES"/>
+        </w:rPr>
+        <w:t xml:space="preserve">). </w:t>
+      </w:r>
+      <w:r>
+        <w:rPr>
+          <w:rFonts w:ascii="Arial" w:eastAsia="Times New Roman" w:hAnsi="Arial"/>
+          <w:lang w:eastAsia="es-ES"/>
+        </w:rPr>
+        <w:t xml:space="preserve">Aunque esta técnica constituye el estándar de oro en problemas de aprendizaje supervisado donde se asume que las observaciones son independientes e idénticamente distribuidas (i.i.d.), su aplicación en el dominio de la detección de fraude resulta metodológicamente inválida al violar la dependencia temporal intrínseca de las transacciones. El uso de una división aleatoria mezcla inevitablemente datos del futuro en el conjunto de entrenamiento, permitiendo al modelo "aprender" patrones de fraudes que aún no han ocurrido cronológicamente. Este fenómeno, conocido como </w:t>
+      </w:r>
+      <w:r>
+        <w:rPr>
+          <w:rFonts w:ascii="Arial" w:eastAsia="Times New Roman" w:hAnsi="Arial"/>
+          <w:i/>
+          <w:iCs/>
+          <w:lang w:eastAsia="es-ES"/>
+        </w:rPr>
         <w:t>Data Leakage</w:t>
       </w:r>
       <w:r>
@@ -10549,13 +10807,12 @@
           <w:rFonts w:ascii="Arial" w:eastAsia="Times New Roman" w:hAnsi="Arial"/>
           <w:lang w:eastAsia="es-ES"/>
         </w:rPr>
+        <w:lastRenderedPageBreak/>
         <w:t xml:space="preserve">Para corregir este sesgo estructural, el estudio adopta una estrategia de </w:t>
       </w:r>
       <w:r>
         <w:rPr>
           <w:rFonts w:ascii="Arial" w:eastAsia="Times New Roman" w:hAnsi="Arial"/>
-          <w:b/>
-          <w:bCs/>
           <w:lang w:eastAsia="es-ES"/>
         </w:rPr>
         <w:t xml:space="preserve">Validación </w:t>
@@ -10564,8 +10821,6 @@
       <w:r>
         <w:rPr>
           <w:rFonts w:ascii="Arial" w:eastAsia="Times New Roman" w:hAnsi="Arial"/>
-          <w:b/>
-          <w:bCs/>
           <w:lang w:eastAsia="es-ES"/>
         </w:rPr>
         <w:t>Pre</w:t>
@@ -10573,8 +10828,6 @@
       <w:r>
         <w:rPr>
           <w:rFonts w:ascii="Arial" w:eastAsia="Times New Roman" w:hAnsi="Arial"/>
-          <w:b/>
-          <w:bCs/>
           <w:lang w:eastAsia="es-ES"/>
         </w:rPr>
         <w:t>q</w:t>
@@ -10582,18 +10835,9 @@
       <w:r>
         <w:rPr>
           <w:rFonts w:ascii="Arial" w:eastAsia="Times New Roman" w:hAnsi="Arial"/>
-          <w:b/>
-          <w:bCs/>
-          <w:lang w:eastAsia="es-ES"/>
-        </w:rPr>
-        <w:t>uencial</w:t>
-      </w:r>
-      <w:r>
-        <w:rPr>
-          <w:rFonts w:ascii="Arial" w:eastAsia="Times New Roman" w:hAnsi="Arial"/>
-          <w:lang w:eastAsia="es-ES"/>
-        </w:rPr>
-        <w:t xml:space="preserve"> </w:t>
+          <w:lang w:eastAsia="es-ES"/>
+        </w:rPr>
+        <w:t xml:space="preserve">uencial </w:t>
       </w:r>
       <w:commentRangeEnd w:id="31"/>
       <w:r>
@@ -10627,23 +10871,7 @@
           <w:rFonts w:ascii="Arial" w:eastAsia="Times New Roman" w:hAnsi="Arial"/>
           <w:lang w:eastAsia="es-ES"/>
         </w:rPr>
-        <w:t xml:space="preserve">), la cual respeta estrictamente la flecha del tiempo. El protocolo implementado divide el conjunto de datos en bloques secuenciales, introduciendo un componente crítico: el </w:t>
-      </w:r>
-      <w:r>
-        <w:rPr>
-          <w:rFonts w:ascii="Arial" w:eastAsia="Times New Roman" w:hAnsi="Arial"/>
-          <w:b/>
-          <w:bCs/>
-          <w:lang w:eastAsia="es-ES"/>
-        </w:rPr>
-        <w:t>periodo de retraso</w:t>
-      </w:r>
-      <w:r>
-        <w:rPr>
-          <w:rFonts w:ascii="Arial" w:eastAsia="Times New Roman" w:hAnsi="Arial"/>
-          <w:lang w:eastAsia="es-ES"/>
-        </w:rPr>
-        <w:t xml:space="preserve"> (</w:t>
+        <w:t>), la cual respeta estrictamente la flecha del tiempo. El protocolo implementado divide el conjunto de datos en bloques secuenciales, introduciendo un componente crítico: el periodo de retraso (</w:t>
       </w:r>
       <w:r>
         <w:rPr>
@@ -10666,7 +10894,7 @@
       <w:pPr>
         <w:suppressAutoHyphens w:val="0"/>
         <w:spacing w:before="100" w:beforeAutospacing="1" w:after="100" w:afterAutospacing="1" w:line="240" w:lineRule="auto"/>
-        <w:jc w:val="left"/>
+        <w:jc w:val="center"/>
         <w:rPr>
           <w:rFonts w:ascii="Arial" w:eastAsia="Times New Roman" w:hAnsi="Arial"/>
           <w:lang w:eastAsia="es-ES"/>
@@ -10674,10 +10902,56 @@
       </w:pPr>
       <w:r>
         <w:rPr>
-          <w:rFonts w:ascii="Arial" w:eastAsia="Times New Roman" w:hAnsi="Arial"/>
-          <w:lang w:eastAsia="es-ES"/>
-        </w:rPr>
-        <w:t>Este margen temporal (establecido en 7 días para este estudio) simula la latencia operativa real que transcurre entre la ocurrencia de un fraude y su confirmación definitiva por parte de la entidad financiera o el cliente. La exclusión de los datos pertenecientes a este periodo "ciego" durante el entrenamiento impide que el modelo acceda a etiquetas que no estarían disponibles en el momento de la predicción.</w:t>
+          <w:noProof/>
+        </w:rPr>
+        <w:drawing>
+          <wp:inline distT="0" distB="0" distL="0" distR="0" wp14:anchorId="31E7B12A" wp14:editId="19B81FE8">
+            <wp:extent cx="4408714" cy="2069565"/>
+            <wp:effectExtent l="0" t="0" r="0" b="6985"/>
+            <wp:docPr id="402192847" name="Imagen 4"/>
+            <wp:cNvGraphicFramePr>
+              <a:graphicFrameLocks xmlns:a="http://schemas.openxmlformats.org/drawingml/2006/main" noChangeAspect="1"/>
+            </wp:cNvGraphicFramePr>
+            <a:graphic xmlns:a="http://schemas.openxmlformats.org/drawingml/2006/main">
+              <a:graphicData uri="http://schemas.openxmlformats.org/drawingml/2006/picture">
+                <pic:pic xmlns:pic="http://schemas.openxmlformats.org/drawingml/2006/picture">
+                  <pic:nvPicPr>
+                    <pic:cNvPr id="0" name="Picture 11"/>
+                    <pic:cNvPicPr>
+                      <a:picLocks noChangeAspect="1" noChangeArrowheads="1"/>
+                    </pic:cNvPicPr>
+                  </pic:nvPicPr>
+                  <pic:blipFill>
+                    <a:blip r:embed="rId21" cstate="print">
+                      <a:extLst>
+                        <a:ext uri="{28A0092B-C50C-407E-A947-70E740481C1C}">
+                          <a14:useLocalDpi xmlns:a14="http://schemas.microsoft.com/office/drawing/2010/main" val="0"/>
+                        </a:ext>
+                      </a:extLst>
+                    </a:blip>
+                    <a:srcRect/>
+                    <a:stretch>
+                      <a:fillRect/>
+                    </a:stretch>
+                  </pic:blipFill>
+                  <pic:spPr bwMode="auto">
+                    <a:xfrm>
+                      <a:off x="0" y="0"/>
+                      <a:ext cx="4421844" cy="2075728"/>
+                    </a:xfrm>
+                    <a:prstGeom prst="rect">
+                      <a:avLst/>
+                    </a:prstGeom>
+                    <a:noFill/>
+                    <a:ln>
+                      <a:noFill/>
+                    </a:ln>
+                  </pic:spPr>
+                </pic:pic>
+              </a:graphicData>
+            </a:graphic>
+          </wp:inline>
+        </w:drawing>
       </w:r>
     </w:p>
     <w:p>
@@ -10695,7 +10969,24 @@
           <w:rFonts w:ascii="Arial" w:eastAsia="Times New Roman" w:hAnsi="Arial"/>
           <w:lang w:eastAsia="es-ES"/>
         </w:rPr>
-        <w:lastRenderedPageBreak/>
+        <w:t>Este margen temporal (establecido en 7 días para este estudio) simula la latencia operativa real que transcurre entre la ocurrencia de un fraude y su confirmación definitiva por parte de la entidad financiera o el cliente. La exclusión de los datos pertenecientes a este periodo "ciego" durante el entrenamiento impide que el modelo acceda a etiquetas que no estarían disponibles en el momento de la predicción.</w:t>
+      </w:r>
+    </w:p>
+    <w:p>
+      <w:pPr>
+        <w:suppressAutoHyphens w:val="0"/>
+        <w:spacing w:before="100" w:beforeAutospacing="1" w:after="100" w:afterAutospacing="1" w:line="240" w:lineRule="auto"/>
+        <w:jc w:val="left"/>
+        <w:rPr>
+          <w:rFonts w:ascii="Arial" w:eastAsia="Times New Roman" w:hAnsi="Arial"/>
+          <w:lang w:eastAsia="es-ES"/>
+        </w:rPr>
+      </w:pPr>
+      <w:r>
+        <w:rPr>
+          <w:rFonts w:ascii="Arial" w:eastAsia="Times New Roman" w:hAnsi="Arial"/>
+          <w:lang w:eastAsia="es-ES"/>
+        </w:rPr>
         <w:t>La elección de un periodo de latencia (</w:t>
       </w:r>
       <w:r>
@@ -10862,6 +11153,7 @@
           <w:szCs w:val="22"/>
           <w:lang w:val="es-ES"/>
         </w:rPr>
+        <w:lastRenderedPageBreak/>
         <w:t>El valor diferencial de este estudio reside en que no asume la validez de los resultados por la mera ejecución de algoritmos estándar. Por el contrario, se ha diseñado una metodología extendida que cuestiona y valida la integridad del propio proceso de aprendizaje. Las contribuciones propias desarrolladas en este trabajo surgen como respuesta a dos carencias sistémicas identificadas en el estado del arte: la prevalencia de métricas de rendimiento ilusorias derivadas de diseños experimentales laxos y la inoperabilidad de modelos opacos ("cajas negras") en sectores sujetos a normativas estrictas.</w:t>
       </w:r>
     </w:p>
@@ -11074,15 +11366,7 @@
           <w:rFonts w:ascii="Arial" w:eastAsia="Times New Roman" w:hAnsi="Arial"/>
           <w:lang w:eastAsia="es-ES"/>
         </w:rPr>
-        <w:t xml:space="preserve">) o el Área Bajo la Curva ROC (AUC-ROC). Sin embargo, en un escenario de desbalance extremo donde el </w:t>
-      </w:r>
-      <w:r>
-        <w:rPr>
-          <w:rFonts w:ascii="Arial" w:eastAsia="Times New Roman" w:hAnsi="Arial"/>
-          <w:lang w:eastAsia="es-ES"/>
-        </w:rPr>
-        <w:lastRenderedPageBreak/>
-        <w:t>fraude representa apenas el 0,17% de las transacciones, estas métricas resultan matemáticamente ciegas al problema de negocio.</w:t>
+        <w:t>) o el Área Bajo la Curva ROC (AUC-ROC). Sin embargo, en un escenario de desbalance extremo donde el fraude representa apenas el 0,17% de las transacciones, estas métricas resultan matemáticamente ciegas al problema de negocio.</w:t>
       </w:r>
     </w:p>
     <w:p>
@@ -11182,8 +11466,6 @@
       <w:r>
         <w:rPr>
           <w:rFonts w:ascii="Arial" w:eastAsia="Times New Roman" w:hAnsi="Arial"/>
-          <w:b/>
-          <w:bCs/>
           <w:lang w:eastAsia="es-ES"/>
         </w:rPr>
         <w:t>Área Bajo la Curva de Precisión-Recall (AUPRC)</w:t>
@@ -11218,7 +11500,27 @@
           <w:sz w:val="24"/>
           <w:szCs w:val="24"/>
         </w:rPr>
-        <w:t>Incorporación de Métricas de Negocio (Card Precision@k):</w:t>
+        <w:t>Incorporación de Métricas de Negocio (</w:t>
+      </w:r>
+      <w:r>
+        <w:rPr>
+          <w:rFonts w:ascii="Arial" w:hAnsi="Arial" w:cs="Arial"/>
+          <w:color w:val="auto"/>
+          <w:sz w:val="24"/>
+          <w:szCs w:val="24"/>
+        </w:rPr>
+        <w:t>Card Precision@k</w:t>
+      </w:r>
+      <w:r>
+        <w:rPr>
+          <w:rFonts w:ascii="Arial" w:hAnsi="Arial" w:cs="Arial"/>
+          <w:i w:val="0"/>
+          <w:iCs w:val="0"/>
+          <w:color w:val="auto"/>
+          <w:sz w:val="24"/>
+          <w:szCs w:val="24"/>
+        </w:rPr>
+        <w:t>):</w:t>
       </w:r>
     </w:p>
     <w:p>
@@ -11241,18 +11543,18 @@
       <w:r>
         <w:rPr>
           <w:rFonts w:ascii="Arial" w:eastAsia="Times New Roman" w:hAnsi="Arial"/>
-          <w:b/>
-          <w:bCs/>
-          <w:lang w:eastAsia="es-ES"/>
-        </w:rPr>
-        <w:t>Card Precision@k (CP@k)</w:t>
+          <w:i/>
+          <w:iCs/>
+          <w:lang w:eastAsia="es-ES"/>
+        </w:rPr>
+        <w:t>Card Precision@k</w:t>
       </w:r>
       <w:r>
         <w:rPr>
           <w:rFonts w:ascii="Arial" w:eastAsia="Times New Roman" w:hAnsi="Arial"/>
           <w:lang w:eastAsia="es-ES"/>
         </w:rPr>
-        <w:t xml:space="preserve">, fijando </w:t>
+        <w:t xml:space="preserve"> (</w:t>
       </w:r>
       <w:r>
         <w:rPr>
@@ -11261,6 +11563,29 @@
           <w:iCs/>
           <w:lang w:eastAsia="es-ES"/>
         </w:rPr>
+        <w:t>CP@k</w:t>
+      </w:r>
+      <w:r>
+        <w:rPr>
+          <w:rFonts w:ascii="Arial" w:eastAsia="Times New Roman" w:hAnsi="Arial"/>
+          <w:lang w:eastAsia="es-ES"/>
+        </w:rPr>
+        <w:t>),</w:t>
+      </w:r>
+      <w:r>
+        <w:rPr>
+          <w:rFonts w:ascii="Arial" w:eastAsia="Times New Roman" w:hAnsi="Arial"/>
+          <w:lang w:eastAsia="es-ES"/>
+        </w:rPr>
+        <w:t xml:space="preserve"> fijando </w:t>
+      </w:r>
+      <w:r>
+        <w:rPr>
+          <w:rFonts w:ascii="Arial" w:eastAsia="Times New Roman" w:hAnsi="Arial"/>
+          <w:i/>
+          <w:iCs/>
+          <w:lang w:eastAsia="es-ES"/>
+        </w:rPr>
         <w:t>k=100</w:t>
       </w:r>
       <w:r>
@@ -11268,7 +11593,15 @@
           <w:rFonts w:ascii="Arial" w:eastAsia="Times New Roman" w:hAnsi="Arial"/>
           <w:lang w:eastAsia="es-ES"/>
         </w:rPr>
-        <w:t>. Esta decisión metodológica simula la capacidad finita de un equipo de analistas de fraude, que solo puede revisar humanamente un número limitado de alertas diarias (ej. 100).</w:t>
+        <w:t xml:space="preserve">. Esta decisión </w:t>
+      </w:r>
+      <w:r>
+        <w:rPr>
+          <w:rFonts w:ascii="Arial" w:eastAsia="Times New Roman" w:hAnsi="Arial"/>
+          <w:lang w:eastAsia="es-ES"/>
+        </w:rPr>
+        <w:lastRenderedPageBreak/>
+        <w:t>metodológica simula la capacidad finita de un equipo de analistas de fraude, que solo puede revisar humanamente un número limitado de alertas diarias (ej. 100).</w:t>
       </w:r>
     </w:p>
     <w:p>
@@ -11307,8 +11640,6 @@
       <w:r>
         <w:rPr>
           <w:rFonts w:ascii="Arial" w:eastAsia="Times New Roman" w:hAnsi="Arial"/>
-          <w:b/>
-          <w:bCs/>
           <w:lang w:eastAsia="es-ES"/>
         </w:rPr>
         <w:t>priorización efectiva</w:t>
@@ -11388,23 +11719,7 @@
           <w:rFonts w:ascii="Arial" w:eastAsia="Times New Roman" w:hAnsi="Arial"/>
           <w:lang w:eastAsia="es-ES"/>
         </w:rPr>
-        <w:t xml:space="preserve"> (fuga de datos), rara vez se cuantifica experimentalmente su impacto en la toma de decisiones de inversión tecnológica. Como contribución metodológica distintiva, este estudio no se limita a aplicar pasivamente las mejores prácticas, sino que ha diseñado y ejecutado una auditoría de control negativo (denominada </w:t>
-      </w:r>
-      <w:r>
-        <w:rPr>
-          <w:rFonts w:ascii="Arial" w:eastAsia="Times New Roman" w:hAnsi="Arial"/>
-          <w:b/>
-          <w:bCs/>
-          <w:lang w:eastAsia="es-ES"/>
-        </w:rPr>
-        <w:t>Experimento C</w:t>
-      </w:r>
-      <w:r>
-        <w:rPr>
-          <w:rFonts w:ascii="Arial" w:eastAsia="Times New Roman" w:hAnsi="Arial"/>
-          <w:lang w:eastAsia="es-ES"/>
-        </w:rPr>
-        <w:t>) para contrastar empíricamente la magnitud de este error silencioso.</w:t>
+        <w:t xml:space="preserve"> (fuga de datos), rara vez se cuantifica experimentalmente su impacto en la toma de decisiones de inversión tecnológica. Como contribución metodológica distintiva, este estudio no se limita a aplicar pasivamente las mejores prácticas, sino que ha diseñado y ejecutado una auditoría de control negativo para contrastar empíricamente la magnitud de este error silencioso.</w:t>
       </w:r>
     </w:p>
     <w:p>
@@ -11422,63 +11737,35 @@
           <w:rFonts w:ascii="Arial" w:eastAsia="Times New Roman" w:hAnsi="Arial"/>
           <w:lang w:eastAsia="es-ES"/>
         </w:rPr>
-        <w:t>El objetivo de esta intervención es demostrar que las métricas de rendimiento "perfectas" (AUC ≈ 1.0) reportadas frecuentemente en el estado del arte</w:t>
+        <w:t xml:space="preserve">El objetivo de esta intervención es demostrar que las métricas de rendimiento </w:t>
       </w:r>
       <w:r>
         <w:rPr>
           <w:rFonts w:ascii="Arial" w:eastAsia="Times New Roman" w:hAnsi="Arial"/>
           <w:lang w:eastAsia="es-ES"/>
         </w:rPr>
-        <w:t xml:space="preserve"> </w:t>
+        <w:t>"perfectas" (AUC ≈ 1.0) reportadas frecuentemente en el estado del arte</w:t>
       </w:r>
       <w:r>
         <w:rPr>
           <w:rFonts w:ascii="Arial" w:eastAsia="Times New Roman" w:hAnsi="Arial"/>
-          <w:b/>
-          <w:bCs/>
-          <w:lang w:eastAsia="es-ES"/>
-        </w:rPr>
-        <w:t>(Ileberi et al., 2021; Asha &amp; Kumar, 2021; Esghir et al., 2025)</w:t>
+          <w:lang w:eastAsia="es-ES"/>
+        </w:rPr>
+        <w:t xml:space="preserve"> (Ileberi et al., 2021; Asha &amp; Kumar, 2021; Esghir et al., 2025)</w:t>
       </w:r>
       <w:r>
         <w:rPr>
           <w:rFonts w:ascii="Arial" w:eastAsia="Times New Roman" w:hAnsi="Arial"/>
           <w:lang w:eastAsia="es-ES"/>
         </w:rPr>
-        <w:t xml:space="preserve"> no son fruto de la superioridad algorítmica, sino </w:t>
+        <w:t xml:space="preserve"> no son fruto de la superioridad algorítmica, sino artefactos metodológicos derivados de un diseño experimental defectuoso</w:t>
       </w:r>
       <w:r>
         <w:rPr>
           <w:rFonts w:ascii="Arial" w:eastAsia="Times New Roman" w:hAnsi="Arial"/>
-          <w:b/>
-          <w:bCs/>
-          <w:lang w:eastAsia="es-ES"/>
-        </w:rPr>
-        <w:t>artefactos metodológicos</w:t>
-      </w:r>
-      <w:r>
-        <w:rPr>
-          <w:rFonts w:ascii="Arial" w:eastAsia="Times New Roman" w:hAnsi="Arial"/>
-          <w:lang w:eastAsia="es-ES"/>
-        </w:rPr>
-        <w:t xml:space="preserve"> derivados de un diseño experimental defectuoso</w:t>
-      </w:r>
-      <w:r>
-        <w:rPr>
-          <w:rFonts w:ascii="Arial" w:eastAsia="Times New Roman" w:hAnsi="Arial"/>
-          <w:lang w:eastAsia="es-ES"/>
-        </w:rPr>
-        <w:t xml:space="preserve"> y no reproducibles en entornos productivos. Investigaciones como la de </w:t>
-      </w:r>
-      <w:r>
-        <w:rPr>
-          <w:rFonts w:ascii="Arial" w:eastAsia="Times New Roman" w:hAnsi="Arial"/>
-          <w:b/>
-          <w:bCs/>
-          <w:lang w:eastAsia="es-ES"/>
-        </w:rPr>
-        <w:lastRenderedPageBreak/>
-        <w:t>Hayat &amp; Magnier (2025)</w:t>
+          <w:lang w:eastAsia="es-ES"/>
+        </w:rPr>
+        <w:t xml:space="preserve"> y no reproducibles en entornos productivos. Investigaciones como la de Hayat &amp; Magnier (2025)</w:t>
       </w:r>
       <w:r>
         <w:rPr>
@@ -11735,6 +12022,7 @@
           <w:bCs/>
           <w:lang w:eastAsia="es-ES"/>
         </w:rPr>
+        <w:lastRenderedPageBreak/>
         <w:t>Preprocesamiento Global:</w:t>
       </w:r>
       <w:r>
@@ -11796,8 +12084,6 @@
       <w:r>
         <w:rPr>
           <w:rFonts w:ascii="Arial" w:eastAsia="Times New Roman" w:hAnsi="Arial"/>
-          <w:b/>
-          <w:bCs/>
           <w:lang w:eastAsia="es-ES"/>
         </w:rPr>
         <w:t>cuantificación de la inflación artificial</w:t>
@@ -11895,24 +12181,14 @@
           <w:rFonts w:ascii="Arial" w:eastAsia="Times New Roman" w:hAnsi="Arial"/>
           <w:lang w:eastAsia="es-ES"/>
         </w:rPr>
-        <w:lastRenderedPageBreak/>
         <w:t xml:space="preserve">En un entorno bancario sujeto a regulaciones estrictas (como el RGPD en Europa o las normativas de riesgo crediticio de Basilea), la opacidad algorítmica es inaceptable. Un sistema de detección de fraude no solo debe ser preciso, sino auditable: la entidad financiera debe ser capaz de justificar ante el cliente o el regulador </w:t>
       </w:r>
       <w:r>
         <w:rPr>
           <w:rFonts w:ascii="Arial" w:eastAsia="Times New Roman" w:hAnsi="Arial"/>
-          <w:b/>
-          <w:bCs/>
-          <w:lang w:eastAsia="es-ES"/>
-        </w:rPr>
-        <w:t>por qué</w:t>
-      </w:r>
-      <w:r>
-        <w:rPr>
-          <w:rFonts w:ascii="Arial" w:eastAsia="Times New Roman" w:hAnsi="Arial"/>
-          <w:lang w:eastAsia="es-ES"/>
-        </w:rPr>
-        <w:t xml:space="preserve"> se bloqueó una transacción específica.</w:t>
+          <w:lang w:eastAsia="es-ES"/>
+        </w:rPr>
+        <w:t>por qué se bloqueó una transacción específica.</w:t>
       </w:r>
     </w:p>
     <w:p>
@@ -11930,39 +12206,7 @@
           <w:rFonts w:ascii="Arial" w:eastAsia="Times New Roman" w:hAnsi="Arial"/>
           <w:lang w:eastAsia="es-ES"/>
         </w:rPr>
-        <w:t xml:space="preserve">Para resolver este desafío, este TFM extiende el flujo de trabajo original integrando una capa de </w:t>
-      </w:r>
-      <w:r>
-        <w:rPr>
-          <w:rFonts w:ascii="Arial" w:eastAsia="Times New Roman" w:hAnsi="Arial"/>
-          <w:b/>
-          <w:bCs/>
-          <w:lang w:eastAsia="es-ES"/>
-        </w:rPr>
-        <w:t>Interpretabilidad Post-Hoc</w:t>
-      </w:r>
-      <w:r>
-        <w:rPr>
-          <w:rFonts w:ascii="Arial" w:eastAsia="Times New Roman" w:hAnsi="Arial"/>
-          <w:lang w:eastAsia="es-ES"/>
-        </w:rPr>
-        <w:t xml:space="preserve"> basada en la Teoría de Juegos, específicamente mediante el uso de valores </w:t>
-      </w:r>
-      <w:r>
-        <w:rPr>
-          <w:rFonts w:ascii="Arial" w:eastAsia="Times New Roman" w:hAnsi="Arial"/>
-          <w:b/>
-          <w:bCs/>
-          <w:lang w:eastAsia="es-ES"/>
-        </w:rPr>
-        <w:t>SHAP</w:t>
-      </w:r>
-      <w:r>
-        <w:rPr>
-          <w:rFonts w:ascii="Arial" w:eastAsia="Times New Roman" w:hAnsi="Arial"/>
-          <w:lang w:eastAsia="es-ES"/>
-        </w:rPr>
-        <w:t xml:space="preserve"> (</w:t>
+        <w:t>Para resolver este desafío, este TFM extiende el flujo de trabajo original integrando una capa de Interpretabilidad Post-Hoc basada en la Teoría de Juegos, específicamente mediante el uso de valores SHAP (</w:t>
       </w:r>
       <w:r>
         <w:rPr>
@@ -11971,7 +12215,16 @@
           <w:iCs/>
           <w:lang w:eastAsia="es-ES"/>
         </w:rPr>
-        <w:t>SHapley Additive exPlanations</w:t>
+        <w:t>SHapley</w:t>
+      </w:r>
+      <w:r>
+        <w:rPr>
+          <w:rFonts w:ascii="Arial" w:eastAsia="Times New Roman" w:hAnsi="Arial"/>
+          <w:i/>
+          <w:iCs/>
+          <w:lang w:eastAsia="es-ES"/>
+        </w:rPr>
+        <w:t xml:space="preserve"> Additive exPlanations</w:t>
       </w:r>
       <w:r>
         <w:rPr>
@@ -12104,7 +12357,15 @@
           <w:rFonts w:ascii="Arial" w:eastAsia="Times New Roman" w:hAnsi="Arial"/>
           <w:lang w:eastAsia="es-ES"/>
         </w:rPr>
-        <w:t xml:space="preserve"> Se habilita la capacidad de generar una "autopsia" instantánea para cada predicción individual. El sistema descompone la puntuación de riesgo de una transacción específica en la suma de las contribuciones de cada característica. Esta funcionalidad dota a los analistas de fraude de una herramienta de soporte a la decisión, permitiéndoles distinguir rápidamente entre un falso positivo (ej. un comportamiento inusual pero explicable) y un fraude real (ej. coincidencia de terminal comprometido y monto anómalo), optimizando así los tiempos de investigación manual.</w:t>
+        <w:t xml:space="preserve"> Se habilita la capacidad de generar una "autopsia" instantánea para cada predicción individual. El sistema </w:t>
+      </w:r>
+      <w:r>
+        <w:rPr>
+          <w:rFonts w:ascii="Arial" w:eastAsia="Times New Roman" w:hAnsi="Arial"/>
+          <w:lang w:eastAsia="es-ES"/>
+        </w:rPr>
+        <w:lastRenderedPageBreak/>
+        <w:t>descompone la puntuación de riesgo de una transacción específica en la suma de las contribuciones de cada característica. Esta funcionalidad dota a los analistas de fraude de una herramienta de soporte a la decisión, permitiéndoles distinguir rápidamente entre un falso positivo (ej. un comportamiento inusual pero explicable) y un fraude real (ej. coincidencia de terminal comprometido y monto anómalo), optimizando así los tiempos de investigación manual.</w:t>
       </w:r>
     </w:p>
     <w:p>
@@ -12127,8 +12388,6 @@
       <w:r>
         <w:rPr>
           <w:rFonts w:ascii="Arial" w:eastAsia="Times New Roman" w:hAnsi="Arial"/>
-          <w:b/>
-          <w:bCs/>
           <w:lang w:eastAsia="es-ES"/>
         </w:rPr>
         <w:t>Transparencia Algorítmica</w:t>
@@ -12219,15 +12478,7 @@
           <w:rFonts w:ascii="Arial" w:hAnsi="Arial"/>
           <w:lang w:eastAsia="es-ES"/>
         </w:rPr>
-        <w:t xml:space="preserve"> públicos anonimizados (donde se pierde el significado </w:t>
-      </w:r>
-      <w:r>
-        <w:rPr>
-          <w:rFonts w:ascii="Arial" w:hAnsi="Arial"/>
-          <w:lang w:eastAsia="es-ES"/>
-        </w:rPr>
-        <w:lastRenderedPageBreak/>
-        <w:t>de las variables originales), esta investigación fundamenta su base empírica en la generación controlada de un conjunto de datos sintético.</w:t>
+        <w:t xml:space="preserve"> públicos anonimizados (donde se pierde el significado de las variables originales), esta investigación fundamenta su base empírica en la generación controlada de un conjunto de datos sintético.</w:t>
       </w:r>
     </w:p>
     <w:p>
@@ -12346,7 +12597,15 @@
           <w:rFonts w:ascii="Arial" w:hAnsi="Arial"/>
           <w:lang w:eastAsia="es-ES"/>
         </w:rPr>
-        <w:t xml:space="preserve"> Finalmente, se superponen patrones de fraude conocidos sobre el flujo legítimo. El simulador compromete un porcentaje de los terminales durante ventanas temporales específicas de hasta 28 días. Si un cliente legítimo realiza una operación en un terminal comprometido, su tarjeta se "infecta" y comienza a emitir transacciones fraudulentas en los días posteriores, mimetizando las dinámicas reales de </w:t>
+        <w:t xml:space="preserve"> Finalmente, se superponen patrones de fraude conocidos sobre el flujo legítimo. El simulador compromete un porcentaje de los terminales durante ventanas temporales específicas de hasta 28 días. Si un cliente legítimo realiza una operación en un terminal comprometido, su tarjeta se "infecta" y comienza a emitir transacciones fraudulentas en los días </w:t>
+      </w:r>
+      <w:r>
+        <w:rPr>
+          <w:rFonts w:ascii="Arial" w:hAnsi="Arial"/>
+          <w:lang w:eastAsia="es-ES"/>
+        </w:rPr>
+        <w:lastRenderedPageBreak/>
+        <w:t xml:space="preserve">posteriores, mimetizando las dinámicas reales de </w:t>
       </w:r>
       <w:r>
         <w:rPr>
@@ -12482,8 +12741,6 @@
       <w:r>
         <w:rPr>
           <w:rFonts w:ascii="Arial" w:hAnsi="Arial"/>
-          <w:b/>
-          <w:bCs/>
         </w:rPr>
         <w:t>Docker</w:t>
       </w:r>
@@ -12545,8 +12802,6 @@
       <w:r>
         <w:rPr>
           <w:rFonts w:ascii="Arial" w:hAnsi="Arial"/>
-          <w:b/>
-          <w:bCs/>
         </w:rPr>
         <w:t>Python 3.9</w:t>
       </w:r>
@@ -12600,7 +12855,6 @@
           <w:b/>
           <w:bCs/>
         </w:rPr>
-        <w:lastRenderedPageBreak/>
         <w:t>Scikit-Learn:</w:t>
       </w:r>
       <w:r>
@@ -12701,16 +12955,14 @@
       <w:r>
         <w:rPr>
           <w:rFonts w:ascii="Arial" w:hAnsi="Arial"/>
-          <w:b/>
-          <w:bCs/>
-        </w:rPr>
-        <w:t>semilla global</w:t>
-      </w:r>
-      <w:r>
-        <w:rPr>
-          <w:rFonts w:ascii="Arial" w:hAnsi="Arial"/>
-        </w:rPr>
-        <w:t xml:space="preserve"> (random_state=42) en todos los procesos estocásticos. Este control estricto asegura que cualquier diferencia observada en el rendimiento de los modelos sea atribuible exclusivamente a las decisiones metodológicas (ej. uso de </w:t>
+        </w:rPr>
+        <w:t xml:space="preserve">semilla global </w:t>
+      </w:r>
+      <w:r>
+        <w:rPr>
+          <w:rFonts w:ascii="Arial" w:hAnsi="Arial"/>
+        </w:rPr>
+        <w:t xml:space="preserve">(random_state=42) en todos los procesos estocásticos. Este control estricto asegura que cualquier diferencia observada en el rendimiento de los modelos sea atribuible exclusivamente a las decisiones metodológicas (ej. uso de </w:t>
       </w:r>
       <w:r>
         <w:rPr>
@@ -12833,6 +13085,7 @@
           <w:iCs w:val="0"/>
           <w:color w:val="auto"/>
         </w:rPr>
+        <w:lastRenderedPageBreak/>
         <w:t>Área Bajo la Curva de Precisión-Recall (AUPRC)</w:t>
       </w:r>
     </w:p>
@@ -13298,14 +13551,7 @@
         <w:rPr>
           <w:rFonts w:ascii="Arial" w:hAnsi="Arial"/>
         </w:rPr>
-        <w:t xml:space="preserve"> es realmente un fraude. El valor final reportado es el promedio de esta precisión </w:t>
-      </w:r>
-      <w:r>
-        <w:rPr>
-          <w:rFonts w:ascii="Arial" w:hAnsi="Arial"/>
-        </w:rPr>
-        <w:lastRenderedPageBreak/>
-        <w:t>diaria a lo largo de todo el conjunto de prueba, ofreciendo una visión directa del retorno de inversión (ROI) del modelo.</w:t>
+        <w:t xml:space="preserve"> es realmente un fraude. El valor final reportado es el promedio de esta precisión diaria a lo largo de todo el conjunto de prueba, ofreciendo una visión directa del retorno de inversión (ROI) del modelo.</w:t>
       </w:r>
     </w:p>
     <w:p>
@@ -13540,6 +13786,7 @@
           <w:rFonts w:ascii="Arial" w:eastAsia="Times New Roman" w:hAnsi="Arial"/>
           <w:lang w:eastAsia="es-ES"/>
         </w:rPr>
+        <w:lastRenderedPageBreak/>
         <w:t xml:space="preserve">La </w:t>
       </w:r>
       <w:r>
@@ -13755,15 +14002,7 @@
           <w:rFonts w:ascii="Arial" w:eastAsia="Times New Roman" w:hAnsi="Arial"/>
           <w:lang w:eastAsia="es-ES"/>
         </w:rPr>
-        <w:t xml:space="preserve"> </w:t>
-      </w:r>
-      <w:r>
-        <w:rPr>
-          <w:rFonts w:ascii="Arial" w:eastAsia="Times New Roman" w:hAnsi="Arial"/>
-          <w:lang w:eastAsia="es-ES"/>
-        </w:rPr>
-        <w:lastRenderedPageBreak/>
-        <w:t xml:space="preserve">y </w:t>
+        <w:t xml:space="preserve"> y </w:t>
       </w:r>
       <w:r>
         <w:rPr>
@@ -14029,6 +14268,7 @@
           <w:iCs/>
           <w:lang w:eastAsia="es-ES"/>
         </w:rPr>
+        <w:lastRenderedPageBreak/>
         <w:t>Regresión Logística:</w:t>
       </w:r>
       <w:r>
@@ -14299,7 +14539,6 @@
           <w:sz w:val="28"/>
           <w:szCs w:val="28"/>
         </w:rPr>
-        <w:lastRenderedPageBreak/>
         <w:t>Hipótesis de Trabajo</w:t>
       </w:r>
     </w:p>
@@ -14369,8 +14608,6 @@
       <w:r>
         <w:rPr>
           <w:rFonts w:ascii="Arial" w:hAnsi="Arial"/>
-          <w:b/>
-          <w:bCs/>
           <w:lang w:eastAsia="es-ES"/>
         </w:rPr>
         <w:t>AUPRC</w:t>
@@ -14504,6 +14741,7 @@
           <w:sz w:val="28"/>
           <w:szCs w:val="28"/>
         </w:rPr>
+        <w:lastRenderedPageBreak/>
         <w:t>Configuración Experimental</w:t>
       </w:r>
     </w:p>
@@ -14765,7 +15003,6 @@
           <w:iCs/>
           <w:lang w:eastAsia="es-ES"/>
         </w:rPr>
-        <w:lastRenderedPageBreak/>
         <w:t>Preprocesamiento:</w:t>
       </w:r>
       <w:r>
@@ -14999,7 +15236,15 @@
           <w:rFonts w:ascii="Arial" w:hAnsi="Arial"/>
           <w:lang w:eastAsia="es-ES"/>
         </w:rPr>
-        <w:t>El último hito del diseño experimental tiene como propósito auditar la lógica interna del modelo de detección. En entornos financieros sujetos a estricto escrutinio regulatorio, la alta precisión de un modelo de "caja negra" carece de valor operativo si sus decisiones no pueden ser justificadas. Por tanto, el objetivo de esta fase es transicionar hacia un paradigma de "caja blanca", validando que el algoritmo toma decisiones basadas en patrones financieros lógicos y no mediante la explotación de asociaciones engañosas o sesgos inherentes a la generación sintética de datos. Adicionalmente, se busca dotar a los analistas de fraude de una herramienta que traduzca la probabilidad matemática en motivos de alerta procesables.</w:t>
+        <w:t xml:space="preserve">El último hito del diseño experimental tiene como propósito auditar la lógica interna del modelo de detección. En entornos financieros sujetos a estricto escrutinio regulatorio, la alta precisión de un modelo de "caja negra" carece de valor operativo si sus decisiones no pueden ser justificadas. Por tanto, el objetivo de esta fase es transicionar hacia un </w:t>
+      </w:r>
+      <w:r>
+        <w:rPr>
+          <w:rFonts w:ascii="Arial" w:hAnsi="Arial"/>
+          <w:lang w:eastAsia="es-ES"/>
+        </w:rPr>
+        <w:lastRenderedPageBreak/>
+        <w:t>paradigma de "caja blanca", validando que el algoritmo toma decisiones basadas en patrones financieros lógicos y no mediante la explotación de asociaciones engañosas o sesgos inherentes a la generación sintética de datos. Adicionalmente, se busca dotar a los analistas de fraude de una herramienta que traduzca la probabilidad matemática en motivos de alerta procesables.</w:t>
       </w:r>
     </w:p>
     <w:p>
@@ -15195,33 +15440,13 @@
       <w:r>
         <w:rPr>
           <w:rFonts w:ascii="Arial" w:hAnsi="Arial"/>
-          <w:b/>
-          <w:bCs/>
-          <w:lang w:eastAsia="es-ES"/>
-        </w:rPr>
-        <w:t>(Lundberg &amp; Lee, 2017)</w:t>
-      </w:r>
-      <w:r>
-        <w:rPr>
-          <w:rFonts w:ascii="Arial" w:hAnsi="Arial"/>
-          <w:lang w:eastAsia="es-ES"/>
-        </w:rPr>
-        <w:t xml:space="preserve">. Esta técnica calcula la contribución marginal exacta que cada variable aporta a la predicción final, garantizando consistencia matemática. Tal y como se definió en la arquitectura del ensayo, esta capa analítica se aplica </w:t>
-      </w:r>
-      <w:r>
-        <w:rPr>
-          <w:rFonts w:ascii="Arial" w:hAnsi="Arial"/>
-          <w:b/>
-          <w:bCs/>
-          <w:lang w:eastAsia="es-ES"/>
-        </w:rPr>
-        <w:t>estrictamente sobre el modelo ganador definitivo (</w:t>
-      </w:r>
-      <w:r>
-        <w:rPr>
-          <w:rFonts w:ascii="Arial" w:hAnsi="Arial"/>
-          <w:b/>
-          <w:bCs/>
+          <w:lang w:eastAsia="es-ES"/>
+        </w:rPr>
+        <w:t>(Lundberg &amp; Lee, 2017). Esta técnica calcula la contribución marginal exacta que cada variable aporta a la predicción final, garantizando consistencia matemática. Tal y como se definió en la arquitectura del ensayo, esta capa analítica se aplica estrictamente sobre el modelo ganador definitivo (</w:t>
+      </w:r>
+      <w:r>
+        <w:rPr>
+          <w:rFonts w:ascii="Arial" w:hAnsi="Arial"/>
           <w:i/>
           <w:iCs/>
           <w:lang w:eastAsia="es-ES"/>
@@ -15231,18 +15456,9 @@
       <w:r>
         <w:rPr>
           <w:rFonts w:ascii="Arial" w:hAnsi="Arial"/>
-          <w:b/>
-          <w:bCs/>
-          <w:lang w:eastAsia="es-ES"/>
-        </w:rPr>
-        <w:t>)</w:t>
-      </w:r>
-      <w:r>
-        <w:rPr>
-          <w:rFonts w:ascii="Arial" w:hAnsi="Arial"/>
-          <w:lang w:eastAsia="es-ES"/>
-        </w:rPr>
-        <w:t>. Para su evaluación, se instrumentan dos niveles de inspección visual:</w:t>
+          <w:lang w:eastAsia="es-ES"/>
+        </w:rPr>
+        <w:t>). Para su evaluación, se instrumentan dos niveles de inspección visual:</w:t>
       </w:r>
     </w:p>
     <w:p>
@@ -15266,7 +15482,6 @@
           <w:iCs/>
           <w:lang w:eastAsia="es-ES"/>
         </w:rPr>
-        <w:lastRenderedPageBreak/>
         <w:t>Análisis de Explicabilidad Global (Gráficos de Resumen / Beeswarm Plots):</w:t>
       </w:r>
       <w:r>
@@ -15386,7 +15601,15 @@
           <w:rFonts w:ascii="Arial" w:hAnsi="Arial"/>
           <w:lang w:eastAsia="es-ES"/>
         </w:rPr>
-        <w:t>A nivel de direccionalidad, la hipótesis anticipa que el análisis SHAP confirmará la coherencia del modelo con la intuición experta del negocio bancario. Específicamente, se espera observar relaciones monótonas justificables, donde parámetros como un alto índice de fraude reciente en un cajero (TERMINAL_ID_RISK) actúen como vectores de fuerza positivos (empujando la probabilidad hacia la clasificación de fraude), mientras que un comportamiento de gasto habitual actúe como ancla de legitimidad.</w:t>
+        <w:t xml:space="preserve">A nivel de direccionalidad, la hipótesis anticipa que el análisis SHAP confirmará la coherencia del modelo con la intuición experta del negocio bancario. Específicamente, </w:t>
+      </w:r>
+      <w:r>
+        <w:rPr>
+          <w:rFonts w:ascii="Arial" w:hAnsi="Arial"/>
+          <w:lang w:eastAsia="es-ES"/>
+        </w:rPr>
+        <w:lastRenderedPageBreak/>
+        <w:t>se espera observar relaciones monótonas justificables, donde parámetros como un alto índice de fraude reciente en un cajero (TERMINAL_ID_RISK) actúen como vectores de fuerza positivos (empujando la probabilidad hacia la clasificación de fraude), mientras que un comportamiento de gasto habitual actúe como ancla de legitimidad.</w:t>
       </w:r>
     </w:p>
     <w:p>
@@ -15641,7 +15864,7 @@
                     <pic:cNvPicPr/>
                   </pic:nvPicPr>
                   <pic:blipFill>
-                    <a:blip r:embed="rId16"/>
+                    <a:blip r:embed="rId22"/>
                     <a:stretch>
                       <a:fillRect/>
                     </a:stretch>
@@ -15701,6 +15924,61 @@
           <w:rFonts w:ascii="Arial" w:hAnsi="Arial"/>
         </w:rPr>
         <w:t>justifica formalmente la exclusión de la exactitud y de la curva ROC como criterios de decisión, alineándose con la literatura especializada que demuestra matemáticamente que la métrica AUPRC es la única herramienta robusta ante distribuciones de desbalance extremo (Saito &amp; Rehmsmeier, 2015; He &amp; Garcia, 2009; Fernández et al., 2018).</w:t>
+      </w:r>
+    </w:p>
+    <w:p>
+      <w:pPr>
+        <w:spacing w:line="240" w:lineRule="auto"/>
+        <w:jc w:val="center"/>
+        <w:rPr>
+          <w:rFonts w:ascii="Arial" w:hAnsi="Arial"/>
+        </w:rPr>
+      </w:pPr>
+      <w:r>
+        <w:rPr>
+          <w:noProof/>
+        </w:rPr>
+        <w:drawing>
+          <wp:inline distT="0" distB="0" distL="0" distR="0" wp14:anchorId="1C3E0083" wp14:editId="4D5FA563">
+            <wp:extent cx="4762500" cy="2106835"/>
+            <wp:effectExtent l="0" t="0" r="0" b="8255"/>
+            <wp:docPr id="342628801" name="Gráfico 1"/>
+            <wp:cNvGraphicFramePr>
+              <a:graphicFrameLocks xmlns:a="http://schemas.openxmlformats.org/drawingml/2006/main" noChangeAspect="1"/>
+            </wp:cNvGraphicFramePr>
+            <a:graphic xmlns:a="http://schemas.openxmlformats.org/drawingml/2006/main">
+              <a:graphicData uri="http://schemas.openxmlformats.org/drawingml/2006/picture">
+                <pic:pic xmlns:pic="http://schemas.openxmlformats.org/drawingml/2006/picture">
+                  <pic:nvPicPr>
+                    <pic:cNvPr id="342628801" name=""/>
+                    <pic:cNvPicPr/>
+                  </pic:nvPicPr>
+                  <pic:blipFill>
+                    <a:blip r:embed="rId23">
+                      <a:extLst>
+                        <a:ext uri="{96DAC541-7B7A-43D3-8B79-37D633B846F1}">
+                          <asvg:svgBlip xmlns:asvg="http://schemas.microsoft.com/office/drawing/2016/SVG/main" r:embed="rId24"/>
+                        </a:ext>
+                      </a:extLst>
+                    </a:blip>
+                    <a:stretch>
+                      <a:fillRect/>
+                    </a:stretch>
+                  </pic:blipFill>
+                  <pic:spPr>
+                    <a:xfrm>
+                      <a:off x="0" y="0"/>
+                      <a:ext cx="4784774" cy="2116689"/>
+                    </a:xfrm>
+                    <a:prstGeom prst="rect">
+                      <a:avLst/>
+                    </a:prstGeom>
+                  </pic:spPr>
+                </pic:pic>
+              </a:graphicData>
+            </a:graphic>
+          </wp:inline>
+        </w:drawing>
       </w:r>
     </w:p>
     <w:p>
@@ -16582,7 +16860,15 @@
           <w:rFonts w:ascii="Arial" w:eastAsia="Times New Roman" w:hAnsi="Arial"/>
           <w:lang w:eastAsia="es-ES"/>
         </w:rPr>
-        <w:t>). Resulta especialmente reveladora la configuración de sus hiperparámetros óptimos: el algoritmo favoreció árboles muy poco profundos (max_depth=3) iterados sobre 100 estimadores. Esta configuración genera un modelo intencionadamente conservador que penaliza el sobreajuste (</w:t>
+        <w:t xml:space="preserve">). Resulta especialmente reveladora la configuración de sus hiperparámetros óptimos: el algoritmo favoreció árboles muy poco profundos (max_depth=3) iterados sobre 100 estimadores. Esta </w:t>
+      </w:r>
+      <w:r>
+        <w:rPr>
+          <w:rFonts w:ascii="Arial" w:eastAsia="Times New Roman" w:hAnsi="Arial"/>
+          <w:lang w:eastAsia="es-ES"/>
+        </w:rPr>
+        <w:lastRenderedPageBreak/>
+        <w:t>configuración genera un modelo intencionadamente conservador que penaliza el sobreajuste (</w:t>
       </w:r>
       <w:r>
         <w:rPr>
@@ -16670,7 +16956,6 @@
           <w:noProof/>
           <w:lang w:eastAsia="es-ES"/>
         </w:rPr>
-        <w:lastRenderedPageBreak/>
         <w:drawing>
           <wp:inline distT="0" distB="0" distL="0" distR="0" wp14:anchorId="0341E886" wp14:editId="37C33E68">
             <wp:extent cx="5400040" cy="1687830"/>
@@ -16687,7 +16972,7 @@
                     <pic:cNvPicPr/>
                   </pic:nvPicPr>
                   <pic:blipFill>
-                    <a:blip r:embed="rId17"/>
+                    <a:blip r:embed="rId25"/>
                     <a:stretch>
                       <a:fillRect/>
                     </a:stretch>
@@ -16928,6 +17213,7 @@
         <w:rPr>
           <w:rFonts w:ascii="Arial" w:hAnsi="Arial"/>
         </w:rPr>
+        <w:lastRenderedPageBreak/>
         <w:t>Refinamiento del Modelo Base: Estrategia de Submuestreo (Undersampling)</w:t>
       </w:r>
       <w:bookmarkEnd w:id="52"/>
@@ -17016,7 +17302,6 @@
                 <w:color w:val="1F1F1F"/>
                 <w:bdr w:val="none" w:sz="0" w:space="0" w:color="auto" w:frame="1"/>
               </w:rPr>
-              <w:lastRenderedPageBreak/>
               <w:t>Escenario de Submuestreo</w:t>
             </w:r>
           </w:p>
@@ -17616,7 +17901,15 @@
           <w:rFonts w:ascii="Arial" w:eastAsia="Times New Roman" w:hAnsi="Arial"/>
           <w:lang w:eastAsia="es-ES"/>
         </w:rPr>
-        <w:t>Aunque el marco teórico inicial contemplaba el aprendizaje sensible al costo mediante la ponderación algorítmica (scale_pos_weight en XGBoost), la fase empírica demostró que su aplicación sobre la distribución natural (~118:1) mantenía un coste computacional prohibitivo en la fase de optimización. El submuestreo manual y controlado (ratio 5:1) resultó operativamente superior: simplificó drásticamente el espacio de características, filtró el ruido inherente a la clase mayoritaria y aceleró los tiempos de entrenamiento, logrando maximizar la métrica de negocio (CP@100) sin la sobrecarga de procesar la totalidad de las transacciones legítimas.</w:t>
+        <w:t xml:space="preserve">Aunque el marco teórico inicial contemplaba el aprendizaje sensible al costo mediante la ponderación algorítmica (scale_pos_weight en XGBoost), la fase empírica demostró </w:t>
+      </w:r>
+      <w:r>
+        <w:rPr>
+          <w:rFonts w:ascii="Arial" w:eastAsia="Times New Roman" w:hAnsi="Arial"/>
+          <w:lang w:eastAsia="es-ES"/>
+        </w:rPr>
+        <w:lastRenderedPageBreak/>
+        <w:t>que su aplicación sobre la distribución natural (~118:1) mantenía un coste computacional prohibitivo en la fase de optimización. El submuestreo manual y controlado (ratio 5:1) resultó operativamente superior: simplificó drásticamente el espacio de características, filtró el ruido inherente a la clase mayoritaria y aceleró los tiempos de entrenamiento, logrando maximizar la métrica de negocio (CP@100) sin la sobrecarga de procesar la totalidad de las transacciones legítimas.</w:t>
       </w:r>
     </w:p>
     <w:p>
@@ -17723,7 +18016,6 @@
           <w:rFonts w:ascii="Arial" w:hAnsi="Arial"/>
           <w:lang w:eastAsia="es-ES"/>
         </w:rPr>
-        <w:lastRenderedPageBreak/>
         <w:t>Para garantizar la consistencia del patrón, la auditoría se replicó sobre los tres modelos base (Regresión Logística, Random Forest y XGBoost).</w:t>
       </w:r>
     </w:p>
@@ -17795,211 +18087,22 @@
     <w:p>
       <w:pPr>
         <w:spacing w:line="240" w:lineRule="auto"/>
-        <w:rPr>
-          <w:rFonts w:ascii="Arial" w:hAnsi="Arial"/>
-          <w:lang w:eastAsia="es-ES"/>
-        </w:rPr>
-      </w:pPr>
-      <w:r>
-        <w:rPr>
-          <w:rFonts w:ascii="Arial" w:hAnsi="Arial"/>
-          <w:lang w:eastAsia="es-ES"/>
-        </w:rPr>
-        <w:t>Bajo estas condiciones de contaminación extrema, los algoritmos reportaron métricas ilusoriamente perfectas. La Regresión Logística alcanzó un AUPRC de 0.9287, mientras que los modelos de conjunto lograron memorizar el patrón por completo: Random Forest registró un AUPRC de 0.9999 y XGBoost un 0.9995. Adicionalmente, los valores de AUC ROC rozaron el 1.0 en los modelos de árboles.</w:t>
-      </w:r>
-    </w:p>
-    <w:p>
-      <w:pPr>
-        <w:spacing w:line="240" w:lineRule="auto"/>
-        <w:rPr>
-          <w:rFonts w:ascii="Arial" w:hAnsi="Arial"/>
-          <w:lang w:eastAsia="es-ES"/>
-        </w:rPr>
-      </w:pPr>
-      <w:r>
-        <w:rPr>
-          <w:rFonts w:ascii="Arial" w:hAnsi="Arial"/>
-          <w:lang w:eastAsia="es-ES"/>
-        </w:rPr>
-        <w:t>Estos resultados, frecuentemente presentados en publicaciones recientes como supuestos "avances del estado del arte", no reflejan ninguna superioridad algorítmica. Son, por el contrario, el síntoma evidente de que el modelo ha evaluado copias sintéticas exactas que ya había internalizado durante su fase de entrenamiento, beneficiándose además del sesgo de anticipación (</w:t>
-      </w:r>
-      <w:r>
-        <w:rPr>
-          <w:rFonts w:ascii="Arial" w:hAnsi="Arial"/>
-          <w:i/>
-          <w:iCs/>
-          <w:lang w:eastAsia="es-ES"/>
-        </w:rPr>
-        <w:t>look-ahead bias</w:t>
-      </w:r>
-      <w:r>
-        <w:rPr>
-          <w:rFonts w:ascii="Arial" w:hAnsi="Arial"/>
-          <w:lang w:eastAsia="es-ES"/>
-        </w:rPr>
-        <w:t>) al usar eventos futuros para predecir el pasado.</w:t>
-      </w:r>
-    </w:p>
-    <w:p>
-      <w:pPr>
-        <w:pStyle w:val="Ttulo3"/>
-        <w:spacing w:line="240" w:lineRule="auto"/>
-        <w:rPr>
-          <w:rFonts w:ascii="Arial" w:hAnsi="Arial"/>
-        </w:rPr>
-      </w:pPr>
-      <w:bookmarkStart w:id="55" w:name="_Toc224752865"/>
-      <w:r>
-        <w:rPr>
-          <w:rFonts w:ascii="Arial" w:hAnsi="Arial"/>
-        </w:rPr>
-        <w:t>Evaluación bajo Metodología Estricta (La Realidad)</w:t>
-      </w:r>
-      <w:bookmarkEnd w:id="55"/>
-    </w:p>
-    <w:p>
-      <w:pPr>
-        <w:spacing w:line="240" w:lineRule="auto"/>
-        <w:rPr>
-          <w:rFonts w:ascii="Arial" w:hAnsi="Arial"/>
-          <w:lang w:eastAsia="es-ES"/>
-        </w:rPr>
-      </w:pPr>
-      <w:r>
-        <w:rPr>
-          <w:rFonts w:ascii="Arial" w:hAnsi="Arial"/>
-          <w:lang w:eastAsia="es-ES"/>
-        </w:rPr>
-        <w:t>En contraposición, la rama Correcta implementó el protocolo de aislamiento estricto exigido para entornos financieros. La partición se realizó respetando la cronología temporal de las transacciones (validación prequencial), y cualquier transformación de los datos se encapsuló exclusivamente dentro del pliegue de entrenamiento (</w:t>
-      </w:r>
-      <w:r>
-        <w:rPr>
-          <w:rFonts w:ascii="Arial" w:hAnsi="Arial"/>
-          <w:i/>
-          <w:iCs/>
-          <w:lang w:eastAsia="es-ES"/>
-        </w:rPr>
-        <w:t>Train</w:t>
-      </w:r>
-      <w:r>
-        <w:rPr>
-          <w:rFonts w:ascii="Arial" w:hAnsi="Arial"/>
-          <w:lang w:eastAsia="es-ES"/>
-        </w:rPr>
-        <w:t>), evaluándose sobre un conjunto de prueba completamente inalterado.</w:t>
-      </w:r>
-    </w:p>
-    <w:p>
-      <w:pPr>
-        <w:spacing w:line="240" w:lineRule="auto"/>
-        <w:rPr>
-          <w:rFonts w:ascii="Arial" w:hAnsi="Arial"/>
-          <w:lang w:eastAsia="es-ES"/>
-        </w:rPr>
-      </w:pPr>
-      <w:r>
-        <w:rPr>
-          <w:rFonts w:ascii="Arial" w:hAnsi="Arial"/>
-          <w:lang w:eastAsia="es-ES"/>
-        </w:rPr>
-        <w:t>Privados de la fuga de información, el rendimiento real y honesto de los algoritmos sufrió una penalización drástica. La Regresión Logística descendió a un AUPRC de 0.5830, Random Forest se situó en 0.6115 y XGBoost alcanzó un 0.6163. Esta degradación refleja la verdadera capacidad de generalización de los modelos ante vectores de fraude inéditos, subrayando la extrema dificultad del problema una vez eliminado el espejismo metodológico.</w:t>
-      </w:r>
-    </w:p>
-    <w:p>
-      <w:pPr>
-        <w:pStyle w:val="Ttulo3"/>
-        <w:spacing w:line="240" w:lineRule="auto"/>
-        <w:rPr>
-          <w:rFonts w:ascii="Arial" w:hAnsi="Arial"/>
-        </w:rPr>
-      </w:pPr>
-      <w:bookmarkStart w:id="56" w:name="_Toc224752866"/>
-      <w:r>
-        <w:rPr>
-          <w:rFonts w:ascii="Arial" w:hAnsi="Arial"/>
-        </w:rPr>
-        <w:t>Cuantificación de la Divergencia Algorítmica (</w:t>
-      </w:r>
-      <w:r>
-        <w:rPr>
-          <w:rFonts w:ascii="Arial" w:hAnsi="Arial"/>
-        </w:rPr>
-        <w:t>Δ</w:t>
-      </w:r>
-      <w:r>
-        <w:rPr>
-          <w:rFonts w:ascii="Arial" w:hAnsi="Arial"/>
-        </w:rPr>
-        <w:t>)</w:t>
-      </w:r>
-      <w:bookmarkEnd w:id="56"/>
-    </w:p>
-    <w:p>
-      <w:pPr>
-        <w:spacing w:line="240" w:lineRule="auto"/>
-        <w:rPr>
-          <w:rFonts w:ascii="Arial" w:hAnsi="Arial"/>
-          <w:lang w:eastAsia="es-ES"/>
-        </w:rPr>
-      </w:pPr>
-      <w:r>
-        <w:rPr>
-          <w:rFonts w:ascii="Arial" w:hAnsi="Arial"/>
-          <w:lang w:eastAsia="es-ES"/>
-        </w:rPr>
-        <w:t xml:space="preserve">Para identificar qué defecto metodológico genera mayor contaminación, se aislaron las tres fuentes de fuga de datos de forma independiente. La </w:t>
-      </w:r>
-      <w:r>
-        <w:rPr>
-          <w:rFonts w:ascii="Arial" w:hAnsi="Arial"/>
-          <w:lang w:eastAsia="es-ES"/>
-        </w:rPr>
-        <w:t>siguiente tabla</w:t>
-      </w:r>
-      <w:r>
-        <w:rPr>
-          <w:rFonts w:ascii="Arial" w:hAnsi="Arial"/>
-          <w:lang w:eastAsia="es-ES"/>
-        </w:rPr>
-        <w:t xml:space="preserve"> y la </w:t>
-      </w:r>
-      <w:r>
-        <w:rPr>
-          <w:rFonts w:ascii="Arial" w:hAnsi="Arial"/>
-          <w:lang w:eastAsia="es-ES"/>
-        </w:rPr>
-        <w:t>figura</w:t>
-      </w:r>
-      <w:r>
-        <w:rPr>
-          <w:rFonts w:ascii="Arial" w:hAnsi="Arial"/>
-          <w:lang w:eastAsia="es-ES"/>
-        </w:rPr>
-        <w:t xml:space="preserve"> muestran el desglose del incremento marginal (inflación) en la métrica AUPRC respecto al rendimiento base honesto.</w:t>
-      </w:r>
-    </w:p>
-    <w:p>
-      <w:pPr>
-        <w:spacing w:line="240" w:lineRule="auto"/>
-        <w:rPr>
-          <w:rFonts w:ascii="Arial" w:hAnsi="Arial"/>
-          <w:lang w:eastAsia="es-ES"/>
-        </w:rPr>
-      </w:pPr>
-      <w:r>
-        <w:rPr>
-          <w:rFonts w:ascii="Arial" w:hAnsi="Arial"/>
-          <w:b/>
-          <w:bCs/>
+        <w:jc w:val="center"/>
+        <w:rPr>
+          <w:rFonts w:ascii="Arial" w:hAnsi="Arial"/>
+          <w:lang w:eastAsia="es-ES"/>
+        </w:rPr>
+      </w:pPr>
+      <w:r>
+        <w:rPr>
           <w:noProof/>
-          <w:lang w:eastAsia="es-ES"/>
         </w:rPr>
         <w:lastRenderedPageBreak/>
         <w:drawing>
-          <wp:inline distT="0" distB="0" distL="0" distR="0" wp14:anchorId="3C611D66" wp14:editId="0179EA9D">
-            <wp:extent cx="5400040" cy="1786890"/>
-            <wp:effectExtent l="0" t="0" r="0" b="3810"/>
-            <wp:docPr id="1393853306" name="Imagen 1" descr="Gráfico, Gráfico de barras&#10;&#10;El contenido generado por IA puede ser incorrecto."/>
+          <wp:inline distT="0" distB="0" distL="0" distR="0" wp14:anchorId="10BCFD7C" wp14:editId="0CB18303">
+            <wp:extent cx="4914900" cy="6969518"/>
+            <wp:effectExtent l="0" t="0" r="0" b="3175"/>
+            <wp:docPr id="633611104" name="Imagen 5" descr="Figure 1"/>
             <wp:cNvGraphicFramePr>
               <a:graphicFrameLocks xmlns:a="http://schemas.openxmlformats.org/drawingml/2006/main" noChangeAspect="1"/>
             </wp:cNvGraphicFramePr>
@@ -18007,11 +18110,268 @@
               <a:graphicData uri="http://schemas.openxmlformats.org/drawingml/2006/picture">
                 <pic:pic xmlns:pic="http://schemas.openxmlformats.org/drawingml/2006/picture">
                   <pic:nvPicPr>
-                    <pic:cNvPr id="1393853306" name="Imagen 1" descr="Gráfico, Gráfico de barras&#10;&#10;El contenido generado por IA puede ser incorrecto."/>
+                    <pic:cNvPr id="0" name="Picture 13" descr="Figure 1"/>
+                    <pic:cNvPicPr>
+                      <a:picLocks noChangeAspect="1" noChangeArrowheads="1"/>
+                    </pic:cNvPicPr>
+                  </pic:nvPicPr>
+                  <pic:blipFill>
+                    <a:blip r:embed="rId26">
+                      <a:extLst>
+                        <a:ext uri="{28A0092B-C50C-407E-A947-70E740481C1C}">
+                          <a14:useLocalDpi xmlns:a14="http://schemas.microsoft.com/office/drawing/2010/main" val="0"/>
+                        </a:ext>
+                      </a:extLst>
+                    </a:blip>
+                    <a:srcRect/>
+                    <a:stretch>
+                      <a:fillRect/>
+                    </a:stretch>
+                  </pic:blipFill>
+                  <pic:spPr bwMode="auto">
+                    <a:xfrm>
+                      <a:off x="0" y="0"/>
+                      <a:ext cx="4916837" cy="6972265"/>
+                    </a:xfrm>
+                    <a:prstGeom prst="rect">
+                      <a:avLst/>
+                    </a:prstGeom>
+                    <a:noFill/>
+                    <a:ln>
+                      <a:noFill/>
+                    </a:ln>
+                  </pic:spPr>
+                </pic:pic>
+              </a:graphicData>
+            </a:graphic>
+          </wp:inline>
+        </w:drawing>
+      </w:r>
+    </w:p>
+    <w:p>
+      <w:pPr>
+        <w:spacing w:line="240" w:lineRule="auto"/>
+        <w:rPr>
+          <w:rFonts w:ascii="Arial" w:hAnsi="Arial"/>
+          <w:lang w:eastAsia="es-ES"/>
+        </w:rPr>
+      </w:pPr>
+      <w:r>
+        <w:rPr>
+          <w:rFonts w:ascii="Arial" w:hAnsi="Arial"/>
+          <w:lang w:eastAsia="es-ES"/>
+        </w:rPr>
+        <w:t>Bajo estas condiciones de contaminación extrema, los algoritmos reportaron métricas ilusoriamente perfectas. La Regresión Logística alcanzó un AUPRC de 0.9287, mientras que los modelos de conjunto lograron memorizar el patrón por completo: Random Forest registró un AUPRC de 0.9999 y XGBoost un 0.9995. Adicionalmente, los valores de AUC ROC rozaron el 1.0 en los modelos de árboles.</w:t>
+      </w:r>
+    </w:p>
+    <w:p>
+      <w:pPr>
+        <w:spacing w:line="240" w:lineRule="auto"/>
+        <w:rPr>
+          <w:rFonts w:ascii="Arial" w:hAnsi="Arial"/>
+          <w:lang w:eastAsia="es-ES"/>
+        </w:rPr>
+      </w:pPr>
+      <w:r>
+        <w:rPr>
+          <w:rFonts w:ascii="Arial" w:hAnsi="Arial"/>
+          <w:lang w:eastAsia="es-ES"/>
+        </w:rPr>
+        <w:t xml:space="preserve">Estos resultados, frecuentemente presentados en publicaciones recientes como supuestos "avances del estado del arte", no reflejan ninguna superioridad algorítmica. Son, por el contrario, el síntoma evidente de que el modelo ha evaluado copias sintéticas </w:t>
+      </w:r>
+      <w:r>
+        <w:rPr>
+          <w:rFonts w:ascii="Arial" w:hAnsi="Arial"/>
+          <w:lang w:eastAsia="es-ES"/>
+        </w:rPr>
+        <w:lastRenderedPageBreak/>
+        <w:t>exactas que ya había internalizado durante su fase de entrenamiento, beneficiándose además del sesgo de anticipación (</w:t>
+      </w:r>
+      <w:r>
+        <w:rPr>
+          <w:rFonts w:ascii="Arial" w:hAnsi="Arial"/>
+          <w:i/>
+          <w:iCs/>
+          <w:lang w:eastAsia="es-ES"/>
+        </w:rPr>
+        <w:t>look-ahead bias</w:t>
+      </w:r>
+      <w:r>
+        <w:rPr>
+          <w:rFonts w:ascii="Arial" w:hAnsi="Arial"/>
+          <w:lang w:eastAsia="es-ES"/>
+        </w:rPr>
+        <w:t>) al usar eventos futuros para predecir el pasado.</w:t>
+      </w:r>
+    </w:p>
+    <w:p>
+      <w:pPr>
+        <w:pStyle w:val="Ttulo3"/>
+        <w:spacing w:line="240" w:lineRule="auto"/>
+        <w:rPr>
+          <w:rFonts w:ascii="Arial" w:hAnsi="Arial"/>
+        </w:rPr>
+      </w:pPr>
+      <w:bookmarkStart w:id="55" w:name="_Toc224752865"/>
+      <w:r>
+        <w:rPr>
+          <w:rFonts w:ascii="Arial" w:hAnsi="Arial"/>
+        </w:rPr>
+        <w:t>Evaluación bajo Metodología Estricta (La Realidad)</w:t>
+      </w:r>
+      <w:bookmarkEnd w:id="55"/>
+    </w:p>
+    <w:p>
+      <w:pPr>
+        <w:spacing w:line="240" w:lineRule="auto"/>
+        <w:rPr>
+          <w:rFonts w:ascii="Arial" w:hAnsi="Arial"/>
+          <w:lang w:eastAsia="es-ES"/>
+        </w:rPr>
+      </w:pPr>
+      <w:r>
+        <w:rPr>
+          <w:rFonts w:ascii="Arial" w:hAnsi="Arial"/>
+          <w:lang w:eastAsia="es-ES"/>
+        </w:rPr>
+        <w:t>En contraposición, la rama Correcta implementó el protocolo de aislamiento estricto exigido para entornos financieros. La partición se realizó respetando la cronología temporal de las transacciones (validación prequencial), y cualquier transformación de los datos se encapsuló exclusivamente dentro del pliegue de entrenamiento (</w:t>
+      </w:r>
+      <w:r>
+        <w:rPr>
+          <w:rFonts w:ascii="Arial" w:hAnsi="Arial"/>
+          <w:i/>
+          <w:iCs/>
+          <w:lang w:eastAsia="es-ES"/>
+        </w:rPr>
+        <w:t>Train</w:t>
+      </w:r>
+      <w:r>
+        <w:rPr>
+          <w:rFonts w:ascii="Arial" w:hAnsi="Arial"/>
+          <w:lang w:eastAsia="es-ES"/>
+        </w:rPr>
+        <w:t>), evaluándose sobre un conjunto de prueba completamente inalterado.</w:t>
+      </w:r>
+    </w:p>
+    <w:p>
+      <w:pPr>
+        <w:spacing w:line="240" w:lineRule="auto"/>
+        <w:rPr>
+          <w:rFonts w:ascii="Arial" w:hAnsi="Arial"/>
+          <w:lang w:eastAsia="es-ES"/>
+        </w:rPr>
+      </w:pPr>
+      <w:r>
+        <w:rPr>
+          <w:rFonts w:ascii="Arial" w:hAnsi="Arial"/>
+          <w:lang w:eastAsia="es-ES"/>
+        </w:rPr>
+        <w:t>Privados de la fuga de información, el rendimiento real y honesto de los algoritmos sufrió una penalización drástica. La Regresión Logística descendió a un AUPRC de 0.5830, Random Forest se situó en 0.6115 y XGBoost alcanzó un 0.6163. Esta degradación refleja la verdadera capacidad de generalización de los modelos ante vectores de fraude inéditos, subrayando la extrema dificultad del problema una vez eliminado el espejismo metodológico.</w:t>
+      </w:r>
+    </w:p>
+    <w:p>
+      <w:pPr>
+        <w:pStyle w:val="Ttulo3"/>
+        <w:spacing w:line="240" w:lineRule="auto"/>
+        <w:rPr>
+          <w:rFonts w:ascii="Arial" w:hAnsi="Arial"/>
+        </w:rPr>
+      </w:pPr>
+      <w:bookmarkStart w:id="56" w:name="_Toc224752866"/>
+      <w:r>
+        <w:rPr>
+          <w:rFonts w:ascii="Arial" w:hAnsi="Arial"/>
+        </w:rPr>
+        <w:t>Cuantificación de la Divergencia Algorítmica (</w:t>
+      </w:r>
+      <w:r>
+        <w:rPr>
+          <w:rFonts w:ascii="Arial" w:hAnsi="Arial"/>
+        </w:rPr>
+        <w:t>Δ</w:t>
+      </w:r>
+      <w:r>
+        <w:rPr>
+          <w:rFonts w:ascii="Arial" w:hAnsi="Arial"/>
+        </w:rPr>
+        <w:t>)</w:t>
+      </w:r>
+      <w:bookmarkEnd w:id="56"/>
+    </w:p>
+    <w:p>
+      <w:pPr>
+        <w:spacing w:line="240" w:lineRule="auto"/>
+        <w:rPr>
+          <w:rFonts w:ascii="Arial" w:hAnsi="Arial"/>
+          <w:lang w:eastAsia="es-ES"/>
+        </w:rPr>
+      </w:pPr>
+      <w:r>
+        <w:rPr>
+          <w:rFonts w:ascii="Arial" w:hAnsi="Arial"/>
+          <w:lang w:eastAsia="es-ES"/>
+        </w:rPr>
+        <w:t xml:space="preserve">Para identificar qué defecto metodológico genera mayor contaminación, se aislaron las tres fuentes de fuga de datos de forma independiente. La </w:t>
+      </w:r>
+      <w:r>
+        <w:rPr>
+          <w:rFonts w:ascii="Arial" w:hAnsi="Arial"/>
+          <w:lang w:eastAsia="es-ES"/>
+        </w:rPr>
+        <w:t>siguiente tabla</w:t>
+      </w:r>
+      <w:r>
+        <w:rPr>
+          <w:rFonts w:ascii="Arial" w:hAnsi="Arial"/>
+          <w:lang w:eastAsia="es-ES"/>
+        </w:rPr>
+        <w:t xml:space="preserve"> y la </w:t>
+      </w:r>
+      <w:r>
+        <w:rPr>
+          <w:rFonts w:ascii="Arial" w:hAnsi="Arial"/>
+          <w:lang w:eastAsia="es-ES"/>
+        </w:rPr>
+        <w:t>figura</w:t>
+      </w:r>
+      <w:r>
+        <w:rPr>
+          <w:rFonts w:ascii="Arial" w:hAnsi="Arial"/>
+          <w:lang w:eastAsia="es-ES"/>
+        </w:rPr>
+        <w:t xml:space="preserve"> muestran el desglose del incremento marginal (inflación) en la métrica AUPRC respecto al rendimiento base honesto.</w:t>
+      </w:r>
+    </w:p>
+    <w:p>
+      <w:pPr>
+        <w:spacing w:line="240" w:lineRule="auto"/>
+        <w:rPr>
+          <w:rFonts w:ascii="Arial" w:hAnsi="Arial"/>
+          <w:lang w:eastAsia="es-ES"/>
+        </w:rPr>
+      </w:pPr>
+      <w:r>
+        <w:rPr>
+          <w:rFonts w:ascii="Arial" w:hAnsi="Arial"/>
+          <w:lang w:eastAsia="es-ES"/>
+        </w:rPr>
+        <w:drawing>
+          <wp:inline distT="0" distB="0" distL="0" distR="0" wp14:anchorId="669EE507" wp14:editId="0AF61576">
+            <wp:extent cx="5400040" cy="1786890"/>
+            <wp:effectExtent l="0" t="0" r="0" b="3810"/>
+            <wp:docPr id="2095484287" name="Imagen 1"/>
+            <wp:cNvGraphicFramePr>
+              <a:graphicFrameLocks xmlns:a="http://schemas.openxmlformats.org/drawingml/2006/main" noChangeAspect="1"/>
+            </wp:cNvGraphicFramePr>
+            <a:graphic xmlns:a="http://schemas.openxmlformats.org/drawingml/2006/main">
+              <a:graphicData uri="http://schemas.openxmlformats.org/drawingml/2006/picture">
+                <pic:pic xmlns:pic="http://schemas.openxmlformats.org/drawingml/2006/picture">
+                  <pic:nvPicPr>
+                    <pic:cNvPr id="2095484287" name=""/>
                     <pic:cNvPicPr/>
                   </pic:nvPicPr>
                   <pic:blipFill>
-                    <a:blip r:embed="rId18"/>
+                    <a:blip r:embed="rId27"/>
                     <a:stretch>
                       <a:fillRect/>
                     </a:stretch>
@@ -18864,15 +19224,7 @@
           <w:rFonts w:ascii="Arial" w:hAnsi="Arial"/>
           <w:lang w:eastAsia="es-ES"/>
         </w:rPr>
-        <w:t xml:space="preserve">), creando la ilusión matemática del éxito. Este hallazgo constituye la principal </w:t>
-      </w:r>
-      <w:r>
-        <w:rPr>
-          <w:rFonts w:ascii="Arial" w:hAnsi="Arial"/>
-          <w:lang w:eastAsia="es-ES"/>
-        </w:rPr>
-        <w:lastRenderedPageBreak/>
-        <w:t>evidencia del Trabajo Fin de Máster para sostener que cualquier propuesta en la literatura que reporte valores de Precisión y Recall próximos al 99% sobre este simulador sin detallar explícitamente sus mecanismos de aislamiento temporal, debe ser sometida a estricto escrutinio o descartada por invalidez metodológica.</w:t>
+        <w:t>), creando la ilusión matemática del éxito. Este hallazgo constituye la principal evidencia del Trabajo Fin de Máster para sostener que cualquier propuesta en la literatura que reporte valores de Precisión y Recall próximos al 99% sobre este simulador sin detallar explícitamente sus mecanismos de aislamiento temporal, debe ser sometida a estricto escrutinio o descartada por invalidez metodológica.</w:t>
       </w:r>
     </w:p>
     <w:p>
@@ -19681,7 +20033,6 @@
           <w:noProof/>
           <w:lang w:eastAsia="es-ES"/>
         </w:rPr>
-        <w:lastRenderedPageBreak/>
         <w:drawing>
           <wp:inline distT="0" distB="0" distL="0" distR="0" wp14:anchorId="1425C581" wp14:editId="0239383C">
             <wp:extent cx="5400040" cy="3173095"/>
@@ -19698,7 +20049,7 @@
                     <pic:cNvPicPr/>
                   </pic:nvPicPr>
                   <pic:blipFill>
-                    <a:blip r:embed="rId19"/>
+                    <a:blip r:embed="rId28"/>
                     <a:stretch>
                       <a:fillRect/>
                     </a:stretch>
@@ -19765,7 +20116,15 @@
           <w:rFonts w:ascii="Arial" w:hAnsi="Arial"/>
           <w:lang w:eastAsia="es-ES"/>
         </w:rPr>
-        <w:t>Aunque la métrica nativa resulta útil, es estática y no proporciona información sobre la direccionalidad del impacto. Para superarlo, se aplicó la Teoría de Juegos mediante la librería SHAP (</w:t>
+        <w:t xml:space="preserve">Aunque la métrica nativa resulta útil, es estática y no proporciona información sobre la direccionalidad del impacto. Para superarlo, se aplicó la Teoría de Juegos mediante la </w:t>
+      </w:r>
+      <w:r>
+        <w:rPr>
+          <w:rFonts w:ascii="Arial" w:hAnsi="Arial"/>
+          <w:lang w:eastAsia="es-ES"/>
+        </w:rPr>
+        <w:lastRenderedPageBreak/>
+        <w:t>librería SHAP (</w:t>
       </w:r>
       <w:r>
         <w:rPr>
@@ -19792,6 +20151,15 @@
           <w:lang w:eastAsia="es-ES"/>
         </w:rPr>
       </w:pPr>
+    </w:p>
+    <w:p>
+      <w:pPr>
+        <w:spacing w:line="240" w:lineRule="auto"/>
+        <w:rPr>
+          <w:rFonts w:ascii="Arial" w:hAnsi="Arial"/>
+          <w:lang w:eastAsia="es-ES"/>
+        </w:rPr>
+      </w:pPr>
       <w:r>
         <w:rPr>
           <w:rFonts w:ascii="Arial" w:hAnsi="Arial"/>
@@ -19819,25 +20187,26 @@
     <w:p>
       <w:pPr>
         <w:spacing w:line="240" w:lineRule="auto"/>
-        <w:rPr>
-          <w:rFonts w:ascii="Arial" w:hAnsi="Arial"/>
-          <w:lang w:eastAsia="es-ES"/>
-        </w:rPr>
-      </w:pPr>
-      <w:r>
+        <w:jc w:val="center"/>
         <w:rPr>
           <w:rFonts w:ascii="Arial" w:hAnsi="Arial"/>
           <w:b/>
           <w:bCs/>
-          <w:noProof/>
-          <w:lang w:eastAsia="es-ES"/>
-        </w:rPr>
-        <w:lastRenderedPageBreak/>
+          <w:lang w:eastAsia="es-ES"/>
+        </w:rPr>
+      </w:pPr>
+      <w:r>
+        <w:rPr>
+          <w:rFonts w:ascii="Arial" w:hAnsi="Arial"/>
+          <w:b/>
+          <w:bCs/>
+          <w:lang w:eastAsia="es-ES"/>
+        </w:rPr>
         <w:drawing>
-          <wp:inline distT="0" distB="0" distL="0" distR="0" wp14:anchorId="03F4704F" wp14:editId="2DD91183">
-            <wp:extent cx="5400040" cy="4786630"/>
-            <wp:effectExtent l="0" t="0" r="0" b="0"/>
-            <wp:docPr id="165338637" name="Imagen 1" descr="Texto&#10;&#10;El contenido generado por IA puede ser incorrecto."/>
+          <wp:inline distT="0" distB="0" distL="0" distR="0" wp14:anchorId="4DA3C7AD" wp14:editId="2F7A71BD">
+            <wp:extent cx="4174671" cy="2607697"/>
+            <wp:effectExtent l="0" t="0" r="0" b="2540"/>
+            <wp:docPr id="1716904661" name="Imagen 1"/>
             <wp:cNvGraphicFramePr>
               <a:graphicFrameLocks xmlns:a="http://schemas.openxmlformats.org/drawingml/2006/main" noChangeAspect="1"/>
             </wp:cNvGraphicFramePr>
@@ -19845,11 +20214,11 @@
               <a:graphicData uri="http://schemas.openxmlformats.org/drawingml/2006/picture">
                 <pic:pic xmlns:pic="http://schemas.openxmlformats.org/drawingml/2006/picture">
                   <pic:nvPicPr>
-                    <pic:cNvPr id="165338637" name="Imagen 1" descr="Texto&#10;&#10;El contenido generado por IA puede ser incorrecto."/>
+                    <pic:cNvPr id="1716904661" name=""/>
                     <pic:cNvPicPr/>
                   </pic:nvPicPr>
                   <pic:blipFill>
-                    <a:blip r:embed="rId20"/>
+                    <a:blip r:embed="rId29"/>
                     <a:stretch>
                       <a:fillRect/>
                     </a:stretch>
@@ -19857,7 +20226,7 @@
                   <pic:spPr>
                     <a:xfrm>
                       <a:off x="0" y="0"/>
-                      <a:ext cx="5400040" cy="4786630"/>
+                      <a:ext cx="4182557" cy="2612623"/>
                     </a:xfrm>
                     <a:prstGeom prst="rect">
                       <a:avLst/>
@@ -19869,15 +20238,15 @@
           </wp:inline>
         </w:drawing>
       </w:r>
-      <w:r>
-        <w:rPr>
-          <w:rFonts w:ascii="Arial" w:hAnsi="Arial"/>
-          <w:b/>
-          <w:bCs/>
-          <w:lang w:eastAsia="es-ES"/>
-        </w:rPr>
-        <w:t xml:space="preserve"> </w:t>
-      </w:r>
+    </w:p>
+    <w:p>
+      <w:pPr>
+        <w:spacing w:line="240" w:lineRule="auto"/>
+        <w:rPr>
+          <w:rFonts w:ascii="Arial" w:hAnsi="Arial"/>
+          <w:lang w:eastAsia="es-ES"/>
+        </w:rPr>
+      </w:pPr>
       <w:r>
         <w:rPr>
           <w:rFonts w:ascii="Arial" w:hAnsi="Arial"/>
@@ -19949,6 +20318,63 @@
           <w:lang w:eastAsia="es-ES"/>
         </w:rPr>
         <w:t>) para justificar el bloqueo preventivo de una tarjeta específica.</w:t>
+      </w:r>
+    </w:p>
+    <w:p>
+      <w:pPr>
+        <w:spacing w:line="240" w:lineRule="auto"/>
+        <w:jc w:val="center"/>
+        <w:rPr>
+          <w:rFonts w:ascii="Arial" w:hAnsi="Arial"/>
+          <w:lang w:eastAsia="es-ES"/>
+        </w:rPr>
+      </w:pPr>
+      <w:r>
+        <w:rPr>
+          <w:noProof/>
+        </w:rPr>
+        <w:lastRenderedPageBreak/>
+        <w:drawing>
+          <wp:inline distT="0" distB="0" distL="0" distR="0" wp14:anchorId="6C7391AC" wp14:editId="4AFE52B7">
+            <wp:extent cx="4659086" cy="3564441"/>
+            <wp:effectExtent l="0" t="0" r="8255" b="0"/>
+            <wp:docPr id="916671775" name="Gráfico 1"/>
+            <wp:cNvGraphicFramePr>
+              <a:graphicFrameLocks xmlns:a="http://schemas.openxmlformats.org/drawingml/2006/main" noChangeAspect="1"/>
+            </wp:cNvGraphicFramePr>
+            <a:graphic xmlns:a="http://schemas.openxmlformats.org/drawingml/2006/main">
+              <a:graphicData uri="http://schemas.openxmlformats.org/drawingml/2006/picture">
+                <pic:pic xmlns:pic="http://schemas.openxmlformats.org/drawingml/2006/picture">
+                  <pic:nvPicPr>
+                    <pic:cNvPr id="916671775" name=""/>
+                    <pic:cNvPicPr/>
+                  </pic:nvPicPr>
+                  <pic:blipFill>
+                    <a:blip r:embed="rId30">
+                      <a:extLst>
+                        <a:ext uri="{96DAC541-7B7A-43D3-8B79-37D633B846F1}">
+                          <asvg:svgBlip xmlns:asvg="http://schemas.microsoft.com/office/drawing/2016/SVG/main" r:embed="rId31"/>
+                        </a:ext>
+                      </a:extLst>
+                    </a:blip>
+                    <a:stretch>
+                      <a:fillRect/>
+                    </a:stretch>
+                  </pic:blipFill>
+                  <pic:spPr>
+                    <a:xfrm>
+                      <a:off x="0" y="0"/>
+                      <a:ext cx="4702691" cy="3597801"/>
+                    </a:xfrm>
+                    <a:prstGeom prst="rect">
+                      <a:avLst/>
+                    </a:prstGeom>
+                  </pic:spPr>
+                </pic:pic>
+              </a:graphicData>
+            </a:graphic>
+          </wp:inline>
+        </w:drawing>
       </w:r>
     </w:p>
     <w:p>
@@ -19999,7 +20425,6 @@
           <w:noProof/>
           <w:lang w:eastAsia="es-ES"/>
         </w:rPr>
-        <w:lastRenderedPageBreak/>
         <w:drawing>
           <wp:inline distT="0" distB="0" distL="0" distR="0" wp14:anchorId="3A168B00" wp14:editId="06908E83">
             <wp:extent cx="5400040" cy="1550670"/>
@@ -20016,7 +20441,7 @@
                     <pic:cNvPicPr/>
                   </pic:nvPicPr>
                   <pic:blipFill>
-                    <a:blip r:embed="rId21"/>
+                    <a:blip r:embed="rId32"/>
                     <a:stretch>
                       <a:fillRect/>
                     </a:stretch>
@@ -20069,7 +20494,7 @@
                     <pic:cNvPicPr/>
                   </pic:nvPicPr>
                   <pic:blipFill>
-                    <a:blip r:embed="rId22"/>
+                    <a:blip r:embed="rId33"/>
                     <a:stretch>
                       <a:fillRect/>
                     </a:stretch>
@@ -20103,7 +20528,15 @@
           <w:rFonts w:ascii="Arial" w:hAnsi="Arial"/>
           <w:lang w:eastAsia="es-ES"/>
         </w:rPr>
-        <w:t>La observación de la Figura 4.6 permite reconstruir la narrativa matemática de una alarma. El algoritmo no emitió el bloqueo por puro azar, sino porque identificó un incremento simultáneo en factores de riesgo determinantes: un alto monto combinado con una coincidencia en un terminal catalogado como de alto riesgo en la ventana de 7 días. Por el contrario, en operaciones legítimas (Figura 4.7), un historial de gasto predecible y la ausencia de alertas recientes en el comercio actúan como fuerzas estabilizadoras.</w:t>
+        <w:t xml:space="preserve">La observación de la Figura 4.6 permite reconstruir la narrativa matemática de una alarma. El algoritmo no emitió el bloqueo por puro azar, sino porque identificó un incremento simultáneo en factores de riesgo determinantes: un alto monto combinado con una coincidencia en un terminal catalogado como de alto riesgo en la ventana de 7 días. Por el contrario, en operaciones legítimas (Figura 4.7), un historial de gasto </w:t>
+      </w:r>
+      <w:r>
+        <w:rPr>
+          <w:rFonts w:ascii="Arial" w:hAnsi="Arial"/>
+          <w:lang w:eastAsia="es-ES"/>
+        </w:rPr>
+        <w:lastRenderedPageBreak/>
+        <w:t>predecible y la ausencia de alertas recientes en el comercio actúan como fuerzas estabilizadoras.</w:t>
       </w:r>
     </w:p>
     <w:p>
@@ -20500,7 +20933,6 @@
                 <w:rFonts w:ascii="Arial" w:hAnsi="Arial"/>
                 <w:lang w:eastAsia="es-ES"/>
               </w:rPr>
-              <w:lastRenderedPageBreak/>
               <w:t>Diferencial ($\Delta$)</w:t>
             </w:r>
           </w:p>
@@ -20638,6 +21070,7 @@
           <w:noProof/>
           <w:lang w:eastAsia="es-ES"/>
         </w:rPr>
+        <w:lastRenderedPageBreak/>
         <w:drawing>
           <wp:anchor distT="0" distB="0" distL="114300" distR="114300" simplePos="0" relativeHeight="251659264" behindDoc="0" locked="0" layoutInCell="1" allowOverlap="1" wp14:anchorId="737DD6DE" wp14:editId="5157EEE7">
             <wp:simplePos x="0" y="0"/>
@@ -20662,7 +21095,7 @@
                     <pic:cNvPicPr/>
                   </pic:nvPicPr>
                   <pic:blipFill>
-                    <a:blip r:embed="rId23" cstate="print">
+                    <a:blip r:embed="rId34" cstate="print">
                       <a:extLst>
                         <a:ext uri="{28A0092B-C50C-407E-A947-70E740481C1C}">
                           <a14:useLocalDpi xmlns:a14="http://schemas.microsoft.com/office/drawing/2010/main" val="0"/>
@@ -20718,7 +21151,7 @@
                     <pic:cNvPicPr/>
                   </pic:nvPicPr>
                   <pic:blipFill>
-                    <a:blip r:embed="rId24" cstate="print">
+                    <a:blip r:embed="rId35" cstate="print">
                       <a:extLst>
                         <a:ext uri="{28A0092B-C50C-407E-A947-70E740481C1C}">
                           <a14:useLocalDpi xmlns:a14="http://schemas.microsoft.com/office/drawing/2010/main" val="0"/>
@@ -20808,7 +21241,6 @@
         <w:rPr>
           <w:rFonts w:ascii="Arial" w:hAnsi="Arial"/>
         </w:rPr>
-        <w:lastRenderedPageBreak/>
         <w:br w:type="page"/>
       </w:r>
     </w:p>
@@ -22146,7 +22578,7 @@
         </w:rPr>
         <w:t xml:space="preserve">, 487-492. </w:t>
       </w:r>
-      <w:hyperlink r:id="rId25" w:tgtFrame="_blank" w:history="1">
+      <w:hyperlink r:id="rId36" w:tgtFrame="_blank" w:history="1">
         <w:r>
           <w:rPr>
             <w:rStyle w:val="Hipervnculo"/>
@@ -22166,6 +22598,7 @@
           <w:rFonts w:ascii="Arial" w:hAnsi="Arial" w:cs="Arial"/>
           <w:sz w:val="22"/>
           <w:szCs w:val="22"/>
+          <w:lang w:val="es-ES"/>
         </w:rPr>
       </w:pPr>
       <w:r>
@@ -22173,8 +22606,9 @@
           <w:rFonts w:ascii="Arial" w:hAnsi="Arial" w:cs="Arial"/>
           <w:sz w:val="22"/>
           <w:szCs w:val="22"/>
-        </w:rPr>
-        <w:t xml:space="preserve">Asha, R. B., &amp; Suresh Kumar, K. R. (2021). Credit card fraud detection using artificial neural network. </w:t>
+          <w:lang w:val="es-ES"/>
+        </w:rPr>
+        <w:t xml:space="preserve">Agrahari, S., Srivastava, S., &amp; Singh, A. K. (2023). Review on novelty detection in the non-stationary environment. </w:t>
       </w:r>
       <w:r>
         <w:rPr>
@@ -22183,26 +22617,49 @@
           <w:iCs/>
           <w:sz w:val="22"/>
           <w:szCs w:val="22"/>
-        </w:rPr>
-        <w:t>Global Transitions Proceedings</w:t>
+          <w:lang w:val="es-ES"/>
+        </w:rPr>
+        <w:t>Knowledge and Information Systems</w:t>
       </w:r>
       <w:r>
         <w:rPr>
           <w:rFonts w:ascii="Arial" w:hAnsi="Arial" w:cs="Arial"/>
           <w:sz w:val="22"/>
           <w:szCs w:val="22"/>
-        </w:rPr>
-        <w:t xml:space="preserve">, 2(1), 35-41. </w:t>
-      </w:r>
-      <w:hyperlink r:id="rId26" w:tgtFrame="_blank" w:history="1">
+          <w:lang w:val="es-ES"/>
+        </w:rPr>
+        <w:t xml:space="preserve">, </w:t>
+      </w:r>
+      <w:r>
+        <w:rPr>
+          <w:rFonts w:ascii="Arial" w:hAnsi="Arial" w:cs="Arial"/>
+          <w:i/>
+          <w:iCs/>
+          <w:sz w:val="22"/>
+          <w:szCs w:val="22"/>
+          <w:lang w:val="es-ES"/>
+        </w:rPr>
+        <w:t>65</w:t>
+      </w:r>
+      <w:r>
+        <w:rPr>
+          <w:rFonts w:ascii="Arial" w:hAnsi="Arial" w:cs="Arial"/>
+          <w:sz w:val="22"/>
+          <w:szCs w:val="22"/>
+          <w:lang w:val="es-ES"/>
+        </w:rPr>
+        <w:t xml:space="preserve">(3), 1549–1574. </w:t>
+      </w:r>
+      <w:hyperlink r:id="rId37" w:tgtFrame="_blank" w:history="1">
         <w:r>
           <w:rPr>
             <w:rStyle w:val="Hipervnculo"/>
             <w:rFonts w:ascii="Arial" w:hAnsi="Arial" w:cs="Arial"/>
             <w:sz w:val="22"/>
             <w:szCs w:val="22"/>
+            <w:lang w:val="es-ES"/>
           </w:rPr>
-          <w:t>https://doi.org/10.1016/j.gltp.2021.01.006</w:t>
+          <w:t>https://doi.org/10.1007/s10115-023-02018-x</w:t>
         </w:r>
       </w:hyperlink>
     </w:p>
@@ -22279,7 +22736,7 @@
         </w:rPr>
         <w:t xml:space="preserve">, No. 816. </w:t>
       </w:r>
-      <w:hyperlink r:id="rId27" w:tgtFrame="_blank" w:history="1">
+      <w:hyperlink r:id="rId38" w:tgtFrame="_blank" w:history="1">
         <w:r>
           <w:rPr>
             <w:rStyle w:val="Hipervnculo"/>
@@ -22327,7 +22784,7 @@
         </w:rPr>
         <w:t xml:space="preserve">, 45(1), 5-32. </w:t>
       </w:r>
-      <w:hyperlink r:id="rId28" w:tgtFrame="_blank" w:history="1">
+      <w:hyperlink r:id="rId39" w:tgtFrame="_blank" w:history="1">
         <w:r>
           <w:rPr>
             <w:rStyle w:val="Hipervnculo"/>
@@ -22375,7 +22832,7 @@
         </w:rPr>
         <w:t xml:space="preserve">, 73(1), 70-90. </w:t>
       </w:r>
-      <w:hyperlink r:id="rId29" w:tgtFrame="_blank" w:history="1">
+      <w:hyperlink r:id="rId40" w:tgtFrame="_blank" w:history="1">
         <w:r>
           <w:rPr>
             <w:rStyle w:val="Hipervnculo"/>
@@ -22423,7 +22880,7 @@
         </w:rPr>
         <w:t xml:space="preserve">, 557, 317-331. </w:t>
       </w:r>
-      <w:hyperlink r:id="rId30" w:tgtFrame="_blank" w:history="1">
+      <w:hyperlink r:id="rId41" w:tgtFrame="_blank" w:history="1">
         <w:r>
           <w:rPr>
             <w:rStyle w:val="Hipervnculo"/>
@@ -22471,7 +22928,7 @@
         </w:rPr>
         <w:t xml:space="preserve">, 41(3), 1-58. </w:t>
       </w:r>
-      <w:hyperlink r:id="rId31" w:tgtFrame="_blank" w:history="1">
+      <w:hyperlink r:id="rId42" w:tgtFrame="_blank" w:history="1">
         <w:r>
           <w:rPr>
             <w:rStyle w:val="Hipervnculo"/>
@@ -22519,7 +22976,7 @@
         </w:rPr>
         <w:t xml:space="preserve">, 16, 321-357. </w:t>
       </w:r>
-      <w:hyperlink r:id="rId32" w:tgtFrame="_blank" w:history="1">
+      <w:hyperlink r:id="rId43" w:tgtFrame="_blank" w:history="1">
         <w:r>
           <w:rPr>
             <w:rStyle w:val="Hipervnculo"/>
@@ -22567,7 +23024,7 @@
         </w:rPr>
         <w:t xml:space="preserve">, 785-794. </w:t>
       </w:r>
-      <w:hyperlink r:id="rId33" w:tgtFrame="_blank" w:history="1">
+      <w:hyperlink r:id="rId44" w:tgtFrame="_blank" w:history="1">
         <w:r>
           <w:rPr>
             <w:rStyle w:val="Hipervnculo"/>
@@ -22615,7 +23072,7 @@
         </w:rPr>
         <w:t xml:space="preserve">, 51, 134-142. </w:t>
       </w:r>
-      <w:hyperlink r:id="rId34" w:tgtFrame="_blank" w:history="1">
+      <w:hyperlink r:id="rId45" w:tgtFrame="_blank" w:history="1">
         <w:r>
           <w:rPr>
             <w:rStyle w:val="Hipervnculo"/>
@@ -22663,7 +23120,7 @@
         </w:rPr>
         <w:t xml:space="preserve">, 42(19), 6609-6619. </w:t>
       </w:r>
-      <w:hyperlink r:id="rId35" w:tgtFrame="_blank" w:history="1">
+      <w:hyperlink r:id="rId46" w:tgtFrame="_blank" w:history="1">
         <w:r>
           <w:rPr>
             <w:rStyle w:val="Hipervnculo"/>
@@ -22712,7 +23169,7 @@
         </w:rPr>
         <w:t xml:space="preserve">, 41(10), 4915-4928. </w:t>
       </w:r>
-      <w:hyperlink r:id="rId36" w:tgtFrame="_blank" w:history="1">
+      <w:hyperlink r:id="rId47" w:tgtFrame="_blank" w:history="1">
         <w:r>
           <w:rPr>
             <w:rStyle w:val="Hipervnculo"/>
@@ -22760,7 +23217,7 @@
         </w:rPr>
         <w:t xml:space="preserve">, 159-166. </w:t>
       </w:r>
-      <w:hyperlink r:id="rId37" w:tgtFrame="_blank" w:history="1">
+      <w:hyperlink r:id="rId48" w:tgtFrame="_blank" w:history="1">
         <w:r>
           <w:rPr>
             <w:rStyle w:val="Hipervnculo"/>
@@ -22780,43 +23237,7 @@
           <w:rFonts w:ascii="Arial" w:hAnsi="Arial" w:cs="Arial"/>
           <w:sz w:val="22"/>
           <w:szCs w:val="22"/>
-        </w:rPr>
-      </w:pPr>
-      <w:r>
-        <w:rPr>
-          <w:rFonts w:ascii="Arial" w:hAnsi="Arial" w:cs="Arial"/>
-          <w:sz w:val="22"/>
-          <w:szCs w:val="22"/>
-        </w:rPr>
-        <w:t xml:space="preserve">Elkan, C. (2001). The foundations of cost-sensitive learning. </w:t>
-      </w:r>
-      <w:r>
-        <w:rPr>
-          <w:rFonts w:ascii="Arial" w:hAnsi="Arial" w:cs="Arial"/>
-          <w:i/>
-          <w:iCs/>
-          <w:sz w:val="22"/>
-          <w:szCs w:val="22"/>
-        </w:rPr>
-        <w:t>International Joint Conference on Artificial Intelligence (IJCAI)</w:t>
-      </w:r>
-      <w:r>
-        <w:rPr>
-          <w:rFonts w:ascii="Arial" w:hAnsi="Arial" w:cs="Arial"/>
-          <w:sz w:val="22"/>
-          <w:szCs w:val="22"/>
-        </w:rPr>
-        <w:t>, 17, 973-978.</w:t>
-      </w:r>
-    </w:p>
-    <w:p>
-      <w:pPr>
-        <w:pStyle w:val="NormalWeb"/>
-        <w:ind w:left="709" w:hanging="709"/>
-        <w:rPr>
-          <w:rFonts w:ascii="Arial" w:hAnsi="Arial" w:cs="Arial"/>
-          <w:sz w:val="22"/>
-          <w:szCs w:val="22"/>
+          <w:lang w:val="es-ES"/>
         </w:rPr>
       </w:pPr>
       <w:r>
@@ -22826,7 +23247,7 @@
           <w:szCs w:val="22"/>
           <w:lang w:val="es-ES"/>
         </w:rPr>
-        <w:t xml:space="preserve">Esghir, M., Jilal, A., &amp; Elomri, A. (2025). Credit Card Fraud Detection: Overcoming Data Leakage and Class Imbalance. </w:t>
+        <w:t xml:space="preserve">Demircioğlu, A. (2024). Applying oversampling before cross-validation will lead to high bias in radiomics. </w:t>
       </w:r>
       <w:r>
         <w:rPr>
@@ -22837,7 +23258,7 @@
           <w:szCs w:val="22"/>
           <w:lang w:val="es-ES"/>
         </w:rPr>
-        <w:t>IEEE Transactions on Information Forensics and Security</w:t>
+        <w:t>Scientific Reports</w:t>
       </w:r>
       <w:r>
         <w:rPr>
@@ -22846,9 +23267,81 @@
           <w:szCs w:val="22"/>
           <w:lang w:val="es-ES"/>
         </w:rPr>
+        <w:t xml:space="preserve">, </w:t>
+      </w:r>
+      <w:r>
+        <w:rPr>
+          <w:rFonts w:ascii="Arial" w:hAnsi="Arial" w:cs="Arial"/>
+          <w:i/>
+          <w:iCs/>
+          <w:sz w:val="22"/>
+          <w:szCs w:val="22"/>
+          <w:lang w:val="es-ES"/>
+        </w:rPr>
+        <w:t>14</w:t>
+      </w:r>
+      <w:r>
+        <w:rPr>
+          <w:rFonts w:ascii="Arial" w:hAnsi="Arial" w:cs="Arial"/>
+          <w:sz w:val="22"/>
+          <w:szCs w:val="22"/>
+          <w:lang w:val="es-ES"/>
+        </w:rPr>
+        <w:t xml:space="preserve">(1), 11563. </w:t>
+      </w:r>
+      <w:hyperlink r:id="rId49" w:tgtFrame="_blank" w:history="1">
+        <w:r>
+          <w:rPr>
+            <w:rStyle w:val="Hipervnculo"/>
+            <w:rFonts w:ascii="Arial" w:hAnsi="Arial" w:cs="Arial"/>
+            <w:sz w:val="22"/>
+            <w:szCs w:val="22"/>
+            <w:lang w:val="es-ES"/>
+          </w:rPr>
+          <w:t>https://doi.org/10.1038/s41598-024-62585-z</w:t>
+        </w:r>
+      </w:hyperlink>
+    </w:p>
+    <w:p>
+      <w:pPr>
+        <w:pStyle w:val="NormalWeb"/>
+        <w:ind w:left="709" w:hanging="709"/>
+        <w:rPr>
+          <w:rFonts w:ascii="Arial" w:hAnsi="Arial" w:cs="Arial"/>
+          <w:sz w:val="22"/>
+          <w:szCs w:val="22"/>
+        </w:rPr>
+      </w:pPr>
+      <w:r>
+        <w:rPr>
+          <w:rFonts w:ascii="Arial" w:hAnsi="Arial" w:cs="Arial"/>
+          <w:sz w:val="22"/>
+          <w:szCs w:val="22"/>
+          <w:lang w:val="es-ES"/>
+        </w:rPr>
+        <w:t xml:space="preserve">Esghir, M., Jilal, A., &amp; Elomri, A. (2025). Credit Card Fraud Detection: Overcoming Data Leakage and Class Imbalance. </w:t>
+      </w:r>
+      <w:r>
+        <w:rPr>
+          <w:rFonts w:ascii="Arial" w:hAnsi="Arial" w:cs="Arial"/>
+          <w:i/>
+          <w:iCs/>
+          <w:sz w:val="22"/>
+          <w:szCs w:val="22"/>
+          <w:lang w:val="es-ES"/>
+        </w:rPr>
+        <w:t>IEEE Transactions on Information Forensics and Security</w:t>
+      </w:r>
+      <w:r>
+        <w:rPr>
+          <w:rFonts w:ascii="Arial" w:hAnsi="Arial" w:cs="Arial"/>
+          <w:sz w:val="22"/>
+          <w:szCs w:val="22"/>
+          <w:lang w:val="es-ES"/>
+        </w:rPr>
         <w:t xml:space="preserve">, 20, 112-125. </w:t>
       </w:r>
-      <w:hyperlink r:id="rId38" w:tgtFrame="_blank" w:history="1">
+      <w:hyperlink r:id="rId50" w:tgtFrame="_blank" w:history="1">
         <w:r>
           <w:rPr>
             <w:rStyle w:val="Hipervnculo"/>
@@ -22897,7 +23390,7 @@
         </w:rPr>
         <w:t xml:space="preserve">, 61, 863-905. </w:t>
       </w:r>
-      <w:hyperlink r:id="rId39" w:tgtFrame="_blank" w:history="1">
+      <w:hyperlink r:id="rId51" w:tgtFrame="_blank" w:history="1">
         <w:r>
           <w:rPr>
             <w:rStyle w:val="Hipervnculo"/>
@@ -22945,7 +23438,7 @@
         </w:rPr>
         <w:t xml:space="preserve">, 479, 448-455. </w:t>
       </w:r>
-      <w:hyperlink r:id="rId40" w:tgtFrame="_blank" w:history="1">
+      <w:hyperlink r:id="rId52" w:tgtFrame="_blank" w:history="1">
         <w:r>
           <w:rPr>
             <w:rStyle w:val="Hipervnculo"/>
@@ -22993,7 +23486,7 @@
         </w:rPr>
         <w:t xml:space="preserve">, 46(4), 1-37. </w:t>
       </w:r>
-      <w:hyperlink r:id="rId41" w:tgtFrame="_blank" w:history="1">
+      <w:hyperlink r:id="rId53" w:tgtFrame="_blank" w:history="1">
         <w:r>
           <w:rPr>
             <w:rStyle w:val="Hipervnculo"/>
@@ -23078,7 +23571,7 @@
         </w:rPr>
         <w:t xml:space="preserve">, 3(1). </w:t>
       </w:r>
-      <w:hyperlink r:id="rId42" w:tgtFrame="_blank" w:history="1">
+      <w:hyperlink r:id="rId54" w:tgtFrame="_blank" w:history="1">
         <w:r>
           <w:rPr>
             <w:rStyle w:val="Hipervnculo"/>
@@ -23126,7 +23619,7 @@
         </w:rPr>
         <w:t xml:space="preserve">, 25(1). </w:t>
       </w:r>
-      <w:hyperlink r:id="rId43" w:tgtFrame="_blank" w:history="1">
+      <w:hyperlink r:id="rId55" w:tgtFrame="_blank" w:history="1">
         <w:r>
           <w:rPr>
             <w:rStyle w:val="Hipervnculo"/>
@@ -23174,7 +23667,7 @@
         </w:rPr>
         <w:t xml:space="preserve">, 13(16), 2563. </w:t>
       </w:r>
-      <w:hyperlink r:id="rId44" w:tgtFrame="_blank" w:history="1">
+      <w:hyperlink r:id="rId56" w:tgtFrame="_blank" w:history="1">
         <w:r>
           <w:rPr>
             <w:rStyle w:val="Hipervnculo"/>
@@ -23223,7 +23716,7 @@
         </w:rPr>
         <w:t xml:space="preserve">, 21(9), 1263-1284. </w:t>
       </w:r>
-      <w:hyperlink r:id="rId45" w:tgtFrame="_blank" w:history="1">
+      <w:hyperlink r:id="rId57" w:tgtFrame="_blank" w:history="1">
         <w:r>
           <w:rPr>
             <w:rStyle w:val="Hipervnculo"/>
@@ -23243,6 +23736,7 @@
           <w:rFonts w:ascii="Arial" w:hAnsi="Arial" w:cs="Arial"/>
           <w:sz w:val="22"/>
           <w:szCs w:val="22"/>
+          <w:lang w:val="es-ES"/>
         </w:rPr>
       </w:pPr>
       <w:r>
@@ -23250,8 +23744,9 @@
           <w:rFonts w:ascii="Arial" w:hAnsi="Arial" w:cs="Arial"/>
           <w:sz w:val="22"/>
           <w:szCs w:val="22"/>
-        </w:rPr>
-        <w:t xml:space="preserve">Ileberi, E., Sun, Y., &amp; Wang, Z. (2021). Performance Evaluation of Machine Learning Methods for Credit Card Fraud Detection Using SMOTE and AdaBoost. </w:t>
+          <w:lang w:val="es-ES"/>
+        </w:rPr>
+        <w:t xml:space="preserve">Hyndman, R. J., &amp; Athanasopoulos, G. (2021). </w:t>
       </w:r>
       <w:r>
         <w:rPr>
@@ -23260,18 +23755,69 @@
           <w:iCs/>
           <w:sz w:val="22"/>
           <w:szCs w:val="22"/>
-        </w:rPr>
-        <w:t>IEEE Access</w:t>
+          <w:lang w:val="es-ES"/>
+        </w:rPr>
+        <w:t>Forecasting: Principles and practice</w:t>
       </w:r>
       <w:r>
         <w:rPr>
           <w:rFonts w:ascii="Arial" w:hAnsi="Arial" w:cs="Arial"/>
           <w:sz w:val="22"/>
           <w:szCs w:val="22"/>
+          <w:lang w:val="es-ES"/>
+        </w:rPr>
+        <w:t xml:space="preserve"> (3rd ed.). OTexts. </w:t>
+      </w:r>
+      <w:hyperlink r:id="rId58" w:tgtFrame="_blank" w:history="1">
+        <w:r>
+          <w:rPr>
+            <w:rStyle w:val="Hipervnculo"/>
+            <w:rFonts w:ascii="Arial" w:hAnsi="Arial" w:cs="Arial"/>
+            <w:sz w:val="22"/>
+            <w:szCs w:val="22"/>
+            <w:lang w:val="es-ES"/>
+          </w:rPr>
+          <w:t>https://otexts.com/fpp3/</w:t>
+        </w:r>
+      </w:hyperlink>
+    </w:p>
+    <w:p>
+      <w:pPr>
+        <w:pStyle w:val="NormalWeb"/>
+        <w:ind w:left="709" w:hanging="709"/>
+        <w:rPr>
+          <w:rFonts w:ascii="Arial" w:hAnsi="Arial" w:cs="Arial"/>
+          <w:sz w:val="22"/>
+          <w:szCs w:val="22"/>
+        </w:rPr>
+      </w:pPr>
+      <w:r>
+        <w:rPr>
+          <w:rFonts w:ascii="Arial" w:hAnsi="Arial" w:cs="Arial"/>
+          <w:sz w:val="22"/>
+          <w:szCs w:val="22"/>
+        </w:rPr>
+        <w:t xml:space="preserve">Ileberi, E., Sun, Y., &amp; Wang, Z. (2021). Performance Evaluation of Machine Learning Methods for Credit Card Fraud Detection Using SMOTE and AdaBoost. </w:t>
+      </w:r>
+      <w:r>
+        <w:rPr>
+          <w:rFonts w:ascii="Arial" w:hAnsi="Arial" w:cs="Arial"/>
+          <w:i/>
+          <w:iCs/>
+          <w:sz w:val="22"/>
+          <w:szCs w:val="22"/>
+        </w:rPr>
+        <w:t>IEEE Access</w:t>
+      </w:r>
+      <w:r>
+        <w:rPr>
+          <w:rFonts w:ascii="Arial" w:hAnsi="Arial" w:cs="Arial"/>
+          <w:sz w:val="22"/>
+          <w:szCs w:val="22"/>
         </w:rPr>
         <w:t xml:space="preserve">, 9, 165286-165294. </w:t>
       </w:r>
-      <w:hyperlink r:id="rId46" w:tgtFrame="_blank" w:history="1">
+      <w:hyperlink r:id="rId59" w:tgtFrame="_blank" w:history="1">
         <w:r>
           <w:rPr>
             <w:rStyle w:val="Hipervnculo"/>
@@ -23319,7 +23865,7 @@
         </w:rPr>
         <w:t xml:space="preserve">. </w:t>
       </w:r>
-      <w:hyperlink r:id="rId47" w:tgtFrame="_blank" w:history="1">
+      <w:hyperlink r:id="rId60" w:tgtFrame="_blank" w:history="1">
         <w:r>
           <w:rPr>
             <w:rStyle w:val="Hipervnculo"/>
@@ -23367,7 +23913,7 @@
         </w:rPr>
         <w:t xml:space="preserve">. </w:t>
       </w:r>
-      <w:hyperlink r:id="rId48" w:tgtFrame="_blank" w:history="1">
+      <w:hyperlink r:id="rId61" w:tgtFrame="_blank" w:history="1">
         <w:r>
           <w:rPr>
             <w:rStyle w:val="Hipervnculo"/>
@@ -23415,7 +23961,7 @@
         </w:rPr>
         <w:t xml:space="preserve">. </w:t>
       </w:r>
-      <w:hyperlink r:id="rId49" w:tgtFrame="_blank" w:history="1">
+      <w:hyperlink r:id="rId62" w:tgtFrame="_blank" w:history="1">
         <w:r>
           <w:rPr>
             <w:rStyle w:val="Hipervnculo"/>
@@ -23463,7 +24009,7 @@
         </w:rPr>
         <w:t xml:space="preserve">, 195, 105650. </w:t>
       </w:r>
-      <w:hyperlink r:id="rId50" w:tgtFrame="_blank" w:history="1">
+      <w:hyperlink r:id="rId63" w:tgtFrame="_blank" w:history="1">
         <w:r>
           <w:rPr>
             <w:rStyle w:val="Hipervnculo"/>
@@ -23548,7 +24094,7 @@
         </w:rPr>
         <w:t xml:space="preserve">, 7, 93010-93022. </w:t>
       </w:r>
-      <w:hyperlink r:id="rId51" w:tgtFrame="_blank" w:history="1">
+      <w:hyperlink r:id="rId64" w:tgtFrame="_blank" w:history="1">
         <w:r>
           <w:rPr>
             <w:rStyle w:val="Hipervnculo"/>
@@ -23596,7 +24142,7 @@
         </w:rPr>
         <w:t xml:space="preserve"> (2nd ed.). </w:t>
       </w:r>
-      <w:hyperlink r:id="rId52" w:tgtFrame="_blank" w:history="1">
+      <w:hyperlink r:id="rId65" w:tgtFrame="_blank" w:history="1">
         <w:r>
           <w:rPr>
             <w:rStyle w:val="Hipervnculo"/>
@@ -23718,7 +24264,7 @@
         </w:rPr>
         <w:t xml:space="preserve">, 10(3), e0118432. </w:t>
       </w:r>
-      <w:hyperlink r:id="rId53" w:tgtFrame="_blank" w:history="1">
+      <w:hyperlink r:id="rId66" w:tgtFrame="_blank" w:history="1">
         <w:r>
           <w:rPr>
             <w:rStyle w:val="Hipervnculo"/>
@@ -23746,6 +24292,7 @@
           <w:sz w:val="22"/>
           <w:szCs w:val="22"/>
         </w:rPr>
+        <w:lastRenderedPageBreak/>
         <w:t xml:space="preserve">Shanaa, M. (2025). Credit Card Fraud Detection using Explainable AI Methods. </w:t>
       </w:r>
       <w:r>
@@ -23783,7 +24330,6 @@
           <w:sz w:val="22"/>
           <w:szCs w:val="22"/>
         </w:rPr>
-        <w:lastRenderedPageBreak/>
         <w:t xml:space="preserve">Taha, A. A., &amp; Malebary, S. J. (2020). An intelligent approach to credit card fraud detection using an optimized light gradient boosting machine. </w:t>
       </w:r>
       <w:r>
@@ -23804,7 +24350,7 @@
         </w:rPr>
         <w:t xml:space="preserve">, 8, 25579-25587. </w:t>
       </w:r>
-      <w:hyperlink r:id="rId54" w:tgtFrame="_blank" w:history="1">
+      <w:hyperlink r:id="rId67" w:tgtFrame="_blank" w:history="1">
         <w:r>
           <w:rPr>
             <w:rStyle w:val="Hipervnculo"/>
@@ -23852,7 +24398,7 @@
         </w:rPr>
         <w:t xml:space="preserve"> (Issue 1298). Recuperado de </w:t>
       </w:r>
-      <w:hyperlink r:id="rId55" w:tgtFrame="_blank" w:history="1">
+      <w:hyperlink r:id="rId68" w:tgtFrame="_blank" w:history="1">
         <w:r>
           <w:rPr>
             <w:rStyle w:val="Hipervnculo"/>
@@ -23934,10 +24480,10 @@
       </w:pPr>
     </w:p>
     <w:sectPr>
-      <w:headerReference w:type="even" r:id="rId56"/>
-      <w:headerReference w:type="default" r:id="rId57"/>
-      <w:footerReference w:type="even" r:id="rId58"/>
-      <w:footerReference w:type="default" r:id="rId59"/>
+      <w:headerReference w:type="even" r:id="rId69"/>
+      <w:headerReference w:type="default" r:id="rId70"/>
+      <w:footerReference w:type="even" r:id="rId71"/>
+      <w:footerReference w:type="default" r:id="rId72"/>
       <w:pgSz w:w="11906" w:h="16838"/>
       <w:pgMar w:top="2153" w:right="1701" w:bottom="1244" w:left="1701" w:header="708" w:footer="708" w:gutter="0"/>
       <w:cols w:space="720"/>

--- a/CARPETA COMPARTIDA TUTOR/15MUIN TFM MOYA MARIN SERGIO.docx
+++ b/CARPETA COMPARTIDA TUTOR/15MUIN TFM MOYA MARIN SERGIO.docx
@@ -489,7 +489,7 @@
           <w:sz w:val="20"/>
           <w:szCs w:val="20"/>
         </w:rPr>
-        <w:t>23</w:t>
+        <w:t>30</w:t>
       </w:r>
       <w:r>
         <w:rPr>
@@ -505,7 +505,7 @@
           <w:sz w:val="20"/>
           <w:szCs w:val="20"/>
         </w:rPr>
-        <w:t>enero</w:t>
+        <w:t>marzo</w:t>
       </w:r>
       <w:r>
         <w:rPr>
@@ -615,7 +615,7 @@
             </w:rPr>
             <w:fldChar w:fldCharType="separate"/>
           </w:r>
-          <w:hyperlink w:anchor="_Toc224752827" w:history="1">
+          <w:hyperlink w:anchor="_Toc225113129" w:history="1">
             <w:r>
               <w:rPr>
                 <w:rStyle w:val="Hipervnculo"/>
@@ -623,7 +623,7 @@
                 <w:b/>
                 <w:noProof/>
               </w:rPr>
-              <w:t>Resumen</w:t>
+              <w:t>Índice de figuras y gráficos</w:t>
             </w:r>
             <w:r>
               <w:rPr>
@@ -644,7 +644,7 @@
                 <w:noProof/>
                 <w:webHidden/>
               </w:rPr>
-              <w:instrText xml:space="preserve"> PAGEREF _Toc224752827 \h </w:instrText>
+              <w:instrText xml:space="preserve"> PAGEREF _Toc225113129 \h </w:instrText>
             </w:r>
             <w:r>
               <w:rPr>
@@ -664,7 +664,7 @@
                 <w:noProof/>
                 <w:webHidden/>
               </w:rPr>
-              <w:t>8</w:t>
+              <w:t>5</w:t>
             </w:r>
             <w:r>
               <w:rPr>
@@ -691,7 +691,7 @@
               <w14:ligatures w14:val="standardContextual"/>
             </w:rPr>
           </w:pPr>
-          <w:hyperlink w:anchor="_Toc224752828" w:history="1">
+          <w:hyperlink w:anchor="_Toc225113130" w:history="1">
             <w:r>
               <w:rPr>
                 <w:rStyle w:val="Hipervnculo"/>
@@ -699,6 +699,234 @@
                 <w:b/>
                 <w:noProof/>
               </w:rPr>
+              <w:t>Índice de tablas</w:t>
+            </w:r>
+            <w:r>
+              <w:rPr>
+                <w:noProof/>
+                <w:webHidden/>
+              </w:rPr>
+              <w:tab/>
+            </w:r>
+            <w:r>
+              <w:rPr>
+                <w:noProof/>
+                <w:webHidden/>
+              </w:rPr>
+              <w:fldChar w:fldCharType="begin"/>
+            </w:r>
+            <w:r>
+              <w:rPr>
+                <w:noProof/>
+                <w:webHidden/>
+              </w:rPr>
+              <w:instrText xml:space="preserve"> PAGEREF _Toc225113130 \h </w:instrText>
+            </w:r>
+            <w:r>
+              <w:rPr>
+                <w:noProof/>
+                <w:webHidden/>
+              </w:rPr>
+            </w:r>
+            <w:r>
+              <w:rPr>
+                <w:noProof/>
+                <w:webHidden/>
+              </w:rPr>
+              <w:fldChar w:fldCharType="separate"/>
+            </w:r>
+            <w:r>
+              <w:rPr>
+                <w:noProof/>
+                <w:webHidden/>
+              </w:rPr>
+              <w:t>6</w:t>
+            </w:r>
+            <w:r>
+              <w:rPr>
+                <w:noProof/>
+                <w:webHidden/>
+              </w:rPr>
+              <w:fldChar w:fldCharType="end"/>
+            </w:r>
+          </w:hyperlink>
+        </w:p>
+        <w:p>
+          <w:pPr>
+            <w:pStyle w:val="TDC1"/>
+            <w:tabs>
+              <w:tab w:val="right" w:leader="dot" w:pos="8494"/>
+            </w:tabs>
+            <w:rPr>
+              <w:rFonts w:asciiTheme="minorHAnsi" w:eastAsiaTheme="minorEastAsia" w:hAnsiTheme="minorHAnsi" w:cstheme="minorBidi"/>
+              <w:noProof/>
+              <w:kern w:val="2"/>
+              <w:sz w:val="24"/>
+              <w:szCs w:val="24"/>
+              <w:lang w:eastAsia="es-ES"/>
+              <w14:ligatures w14:val="standardContextual"/>
+            </w:rPr>
+          </w:pPr>
+          <w:hyperlink w:anchor="_Toc225113131" w:history="1">
+            <w:r>
+              <w:rPr>
+                <w:rStyle w:val="Hipervnculo"/>
+                <w:rFonts w:ascii="Arial" w:hAnsi="Arial"/>
+                <w:b/>
+                <w:noProof/>
+              </w:rPr>
+              <w:t>Glosario</w:t>
+            </w:r>
+            <w:r>
+              <w:rPr>
+                <w:noProof/>
+                <w:webHidden/>
+              </w:rPr>
+              <w:tab/>
+            </w:r>
+            <w:r>
+              <w:rPr>
+                <w:noProof/>
+                <w:webHidden/>
+              </w:rPr>
+              <w:fldChar w:fldCharType="begin"/>
+            </w:r>
+            <w:r>
+              <w:rPr>
+                <w:noProof/>
+                <w:webHidden/>
+              </w:rPr>
+              <w:instrText xml:space="preserve"> PAGEREF _Toc225113131 \h </w:instrText>
+            </w:r>
+            <w:r>
+              <w:rPr>
+                <w:noProof/>
+                <w:webHidden/>
+              </w:rPr>
+            </w:r>
+            <w:r>
+              <w:rPr>
+                <w:noProof/>
+                <w:webHidden/>
+              </w:rPr>
+              <w:fldChar w:fldCharType="separate"/>
+            </w:r>
+            <w:r>
+              <w:rPr>
+                <w:noProof/>
+                <w:webHidden/>
+              </w:rPr>
+              <w:t>7</w:t>
+            </w:r>
+            <w:r>
+              <w:rPr>
+                <w:noProof/>
+                <w:webHidden/>
+              </w:rPr>
+              <w:fldChar w:fldCharType="end"/>
+            </w:r>
+          </w:hyperlink>
+        </w:p>
+        <w:p>
+          <w:pPr>
+            <w:pStyle w:val="TDC1"/>
+            <w:tabs>
+              <w:tab w:val="right" w:leader="dot" w:pos="8494"/>
+            </w:tabs>
+            <w:rPr>
+              <w:rFonts w:asciiTheme="minorHAnsi" w:eastAsiaTheme="minorEastAsia" w:hAnsiTheme="minorHAnsi" w:cstheme="minorBidi"/>
+              <w:noProof/>
+              <w:kern w:val="2"/>
+              <w:sz w:val="24"/>
+              <w:szCs w:val="24"/>
+              <w:lang w:eastAsia="es-ES"/>
+              <w14:ligatures w14:val="standardContextual"/>
+            </w:rPr>
+          </w:pPr>
+          <w:hyperlink w:anchor="_Toc225113132" w:history="1">
+            <w:r>
+              <w:rPr>
+                <w:rStyle w:val="Hipervnculo"/>
+                <w:rFonts w:ascii="Arial" w:hAnsi="Arial"/>
+                <w:b/>
+                <w:noProof/>
+              </w:rPr>
+              <w:t>Resumen</w:t>
+            </w:r>
+            <w:r>
+              <w:rPr>
+                <w:noProof/>
+                <w:webHidden/>
+              </w:rPr>
+              <w:tab/>
+            </w:r>
+            <w:r>
+              <w:rPr>
+                <w:noProof/>
+                <w:webHidden/>
+              </w:rPr>
+              <w:fldChar w:fldCharType="begin"/>
+            </w:r>
+            <w:r>
+              <w:rPr>
+                <w:noProof/>
+                <w:webHidden/>
+              </w:rPr>
+              <w:instrText xml:space="preserve"> PAGEREF _Toc225113132 \h </w:instrText>
+            </w:r>
+            <w:r>
+              <w:rPr>
+                <w:noProof/>
+                <w:webHidden/>
+              </w:rPr>
+            </w:r>
+            <w:r>
+              <w:rPr>
+                <w:noProof/>
+                <w:webHidden/>
+              </w:rPr>
+              <w:fldChar w:fldCharType="separate"/>
+            </w:r>
+            <w:r>
+              <w:rPr>
+                <w:noProof/>
+                <w:webHidden/>
+              </w:rPr>
+              <w:t>8</w:t>
+            </w:r>
+            <w:r>
+              <w:rPr>
+                <w:noProof/>
+                <w:webHidden/>
+              </w:rPr>
+              <w:fldChar w:fldCharType="end"/>
+            </w:r>
+          </w:hyperlink>
+        </w:p>
+        <w:p>
+          <w:pPr>
+            <w:pStyle w:val="TDC1"/>
+            <w:tabs>
+              <w:tab w:val="right" w:leader="dot" w:pos="8494"/>
+            </w:tabs>
+            <w:rPr>
+              <w:rFonts w:asciiTheme="minorHAnsi" w:eastAsiaTheme="minorEastAsia" w:hAnsiTheme="minorHAnsi" w:cstheme="minorBidi"/>
+              <w:noProof/>
+              <w:kern w:val="2"/>
+              <w:sz w:val="24"/>
+              <w:szCs w:val="24"/>
+              <w:lang w:eastAsia="es-ES"/>
+              <w14:ligatures w14:val="standardContextual"/>
+            </w:rPr>
+          </w:pPr>
+          <w:hyperlink w:anchor="_Toc225113133" w:history="1">
+            <w:r>
+              <w:rPr>
+                <w:rStyle w:val="Hipervnculo"/>
+                <w:rFonts w:ascii="Arial" w:hAnsi="Arial"/>
+                <w:b/>
+                <w:noProof/>
+              </w:rPr>
               <w:t>Abstract</w:t>
             </w:r>
             <w:r>
@@ -720,7 +948,7 @@
                 <w:noProof/>
                 <w:webHidden/>
               </w:rPr>
-              <w:instrText xml:space="preserve"> PAGEREF _Toc224752828 \h </w:instrText>
+              <w:instrText xml:space="preserve"> PAGEREF _Toc225113133 \h </w:instrText>
             </w:r>
             <w:r>
               <w:rPr>
@@ -768,7 +996,7 @@
               <w14:ligatures w14:val="standardContextual"/>
             </w:rPr>
           </w:pPr>
-          <w:hyperlink w:anchor="_Toc224752829" w:history="1">
+          <w:hyperlink w:anchor="_Toc225113134" w:history="1">
             <w:r>
               <w:rPr>
                 <w:rStyle w:val="Hipervnculo"/>
@@ -820,7 +1048,7 @@
                 <w:noProof/>
                 <w:webHidden/>
               </w:rPr>
-              <w:instrText xml:space="preserve"> PAGEREF _Toc224752829 \h </w:instrText>
+              <w:instrText xml:space="preserve"> PAGEREF _Toc225113134 \h </w:instrText>
             </w:r>
             <w:r>
               <w:rPr>
@@ -840,7 +1068,7 @@
                 <w:noProof/>
                 <w:webHidden/>
               </w:rPr>
-              <w:t>10</w:t>
+              <w:t>9</w:t>
             </w:r>
             <w:r>
               <w:rPr>
@@ -868,7 +1096,7 @@
               <w14:ligatures w14:val="standardContextual"/>
             </w:rPr>
           </w:pPr>
-          <w:hyperlink w:anchor="_Toc224752830" w:history="1">
+          <w:hyperlink w:anchor="_Toc225113135" w:history="1">
             <w:r>
               <w:rPr>
                 <w:rStyle w:val="Hipervnculo"/>
@@ -916,7 +1144,7 @@
                 <w:noProof/>
                 <w:webHidden/>
               </w:rPr>
-              <w:instrText xml:space="preserve"> PAGEREF _Toc224752830 \h </w:instrText>
+              <w:instrText xml:space="preserve"> PAGEREF _Toc225113135 \h </w:instrText>
             </w:r>
             <w:r>
               <w:rPr>
@@ -936,7 +1164,7 @@
                 <w:noProof/>
                 <w:webHidden/>
               </w:rPr>
-              <w:t>10</w:t>
+              <w:t>9</w:t>
             </w:r>
             <w:r>
               <w:rPr>
@@ -964,7 +1192,7 @@
               <w14:ligatures w14:val="standardContextual"/>
             </w:rPr>
           </w:pPr>
-          <w:hyperlink w:anchor="_Toc224752831" w:history="1">
+          <w:hyperlink w:anchor="_Toc225113136" w:history="1">
             <w:r>
               <w:rPr>
                 <w:rStyle w:val="Hipervnculo"/>
@@ -1012,7 +1240,7 @@
                 <w:noProof/>
                 <w:webHidden/>
               </w:rPr>
-              <w:instrText xml:space="preserve"> PAGEREF _Toc224752831 \h </w:instrText>
+              <w:instrText xml:space="preserve"> PAGEREF _Toc225113136 \h </w:instrText>
             </w:r>
             <w:r>
               <w:rPr>
@@ -1032,7 +1260,7 @@
                 <w:noProof/>
                 <w:webHidden/>
               </w:rPr>
-              <w:t>11</w:t>
+              <w:t>12</w:t>
             </w:r>
             <w:r>
               <w:rPr>
@@ -1060,7 +1288,7 @@
               <w14:ligatures w14:val="standardContextual"/>
             </w:rPr>
           </w:pPr>
-          <w:hyperlink w:anchor="_Toc224752832" w:history="1">
+          <w:hyperlink w:anchor="_Toc225113137" w:history="1">
             <w:r>
               <w:rPr>
                 <w:rStyle w:val="Hipervnculo"/>
@@ -1108,7 +1336,7 @@
                 <w:noProof/>
                 <w:webHidden/>
               </w:rPr>
-              <w:instrText xml:space="preserve"> PAGEREF _Toc224752832 \h </w:instrText>
+              <w:instrText xml:space="preserve"> PAGEREF _Toc225113137 \h </w:instrText>
             </w:r>
             <w:r>
               <w:rPr>
@@ -1128,7 +1356,7 @@
                 <w:noProof/>
                 <w:webHidden/>
               </w:rPr>
-              <w:t>11</w:t>
+              <w:t>12</w:t>
             </w:r>
             <w:r>
               <w:rPr>
@@ -1156,7 +1384,7 @@
               <w14:ligatures w14:val="standardContextual"/>
             </w:rPr>
           </w:pPr>
-          <w:hyperlink w:anchor="_Toc224752833" w:history="1">
+          <w:hyperlink w:anchor="_Toc225113138" w:history="1">
             <w:r>
               <w:rPr>
                 <w:rStyle w:val="Hipervnculo"/>
@@ -1204,7 +1432,7 @@
                 <w:noProof/>
                 <w:webHidden/>
               </w:rPr>
-              <w:instrText xml:space="preserve"> PAGEREF _Toc224752833 \h </w:instrText>
+              <w:instrText xml:space="preserve"> PAGEREF _Toc225113138 \h </w:instrText>
             </w:r>
             <w:r>
               <w:rPr>
@@ -1224,7 +1452,7 @@
                 <w:noProof/>
                 <w:webHidden/>
               </w:rPr>
-              <w:t>12</w:t>
+              <w:t>13</w:t>
             </w:r>
             <w:r>
               <w:rPr>
@@ -1252,7 +1480,7 @@
               <w14:ligatures w14:val="standardContextual"/>
             </w:rPr>
           </w:pPr>
-          <w:hyperlink w:anchor="_Toc224752834" w:history="1">
+          <w:hyperlink w:anchor="_Toc225113139" w:history="1">
             <w:r>
               <w:rPr>
                 <w:rStyle w:val="Hipervnculo"/>
@@ -1300,7 +1528,7 @@
                 <w:noProof/>
                 <w:webHidden/>
               </w:rPr>
-              <w:instrText xml:space="preserve"> PAGEREF _Toc224752834 \h </w:instrText>
+              <w:instrText xml:space="preserve"> PAGEREF _Toc225113139 \h </w:instrText>
             </w:r>
             <w:r>
               <w:rPr>
@@ -1348,7 +1576,7 @@
               <w14:ligatures w14:val="standardContextual"/>
             </w:rPr>
           </w:pPr>
-          <w:hyperlink w:anchor="_Toc224752835" w:history="1">
+          <w:hyperlink w:anchor="_Toc225113140" w:history="1">
             <w:r>
               <w:rPr>
                 <w:rStyle w:val="Hipervnculo"/>
@@ -1400,7 +1628,7 @@
                 <w:noProof/>
                 <w:webHidden/>
               </w:rPr>
-              <w:instrText xml:space="preserve"> PAGEREF _Toc224752835 \h </w:instrText>
+              <w:instrText xml:space="preserve"> PAGEREF _Toc225113140 \h </w:instrText>
             </w:r>
             <w:r>
               <w:rPr>
@@ -1420,7 +1648,7 @@
                 <w:noProof/>
                 <w:webHidden/>
               </w:rPr>
-              <w:t>14</w:t>
+              <w:t>15</w:t>
             </w:r>
             <w:r>
               <w:rPr>
@@ -1448,7 +1676,7 @@
               <w14:ligatures w14:val="standardContextual"/>
             </w:rPr>
           </w:pPr>
-          <w:hyperlink w:anchor="_Toc224752836" w:history="1">
+          <w:hyperlink w:anchor="_Toc225113141" w:history="1">
             <w:r>
               <w:rPr>
                 <w:rStyle w:val="Hipervnculo"/>
@@ -1496,7 +1724,7 @@
                 <w:noProof/>
                 <w:webHidden/>
               </w:rPr>
-              <w:instrText xml:space="preserve"> PAGEREF _Toc224752836 \h </w:instrText>
+              <w:instrText xml:space="preserve"> PAGEREF _Toc225113141 \h </w:instrText>
             </w:r>
             <w:r>
               <w:rPr>
@@ -1516,7 +1744,7 @@
                 <w:noProof/>
                 <w:webHidden/>
               </w:rPr>
-              <w:t>14</w:t>
+              <w:t>15</w:t>
             </w:r>
             <w:r>
               <w:rPr>
@@ -1544,7 +1772,7 @@
               <w14:ligatures w14:val="standardContextual"/>
             </w:rPr>
           </w:pPr>
-          <w:hyperlink w:anchor="_Toc224752837" w:history="1">
+          <w:hyperlink w:anchor="_Toc225113142" w:history="1">
             <w:r>
               <w:rPr>
                 <w:rStyle w:val="Hipervnculo"/>
@@ -1592,7 +1820,7 @@
                 <w:noProof/>
                 <w:webHidden/>
               </w:rPr>
-              <w:instrText xml:space="preserve"> PAGEREF _Toc224752837 \h </w:instrText>
+              <w:instrText xml:space="preserve"> PAGEREF _Toc225113142 \h </w:instrText>
             </w:r>
             <w:r>
               <w:rPr>
@@ -1612,7 +1840,7 @@
                 <w:noProof/>
                 <w:webHidden/>
               </w:rPr>
-              <w:t>14</w:t>
+              <w:t>16</w:t>
             </w:r>
             <w:r>
               <w:rPr>
@@ -1640,7 +1868,7 @@
               <w14:ligatures w14:val="standardContextual"/>
             </w:rPr>
           </w:pPr>
-          <w:hyperlink w:anchor="_Toc224752838" w:history="1">
+          <w:hyperlink w:anchor="_Toc225113143" w:history="1">
             <w:r>
               <w:rPr>
                 <w:rStyle w:val="Hipervnculo"/>
@@ -1688,7 +1916,7 @@
                 <w:noProof/>
                 <w:webHidden/>
               </w:rPr>
-              <w:instrText xml:space="preserve"> PAGEREF _Toc224752838 \h </w:instrText>
+              <w:instrText xml:space="preserve"> PAGEREF _Toc225113143 \h </w:instrText>
             </w:r>
             <w:r>
               <w:rPr>
@@ -1708,7 +1936,7 @@
                 <w:noProof/>
                 <w:webHidden/>
               </w:rPr>
-              <w:t>15</w:t>
+              <w:t>17</w:t>
             </w:r>
             <w:r>
               <w:rPr>
@@ -1736,7 +1964,7 @@
               <w14:ligatures w14:val="standardContextual"/>
             </w:rPr>
           </w:pPr>
-          <w:hyperlink w:anchor="_Toc224752839" w:history="1">
+          <w:hyperlink w:anchor="_Toc225113144" w:history="1">
             <w:r>
               <w:rPr>
                 <w:rStyle w:val="Hipervnculo"/>
@@ -1784,7 +2012,7 @@
                 <w:noProof/>
                 <w:webHidden/>
               </w:rPr>
-              <w:instrText xml:space="preserve"> PAGEREF _Toc224752839 \h </w:instrText>
+              <w:instrText xml:space="preserve"> PAGEREF _Toc225113144 \h </w:instrText>
             </w:r>
             <w:r>
               <w:rPr>
@@ -1804,7 +2032,7 @@
                 <w:noProof/>
                 <w:webHidden/>
               </w:rPr>
-              <w:t>16</w:t>
+              <w:t>18</w:t>
             </w:r>
             <w:r>
               <w:rPr>
@@ -1832,7 +2060,7 @@
               <w14:ligatures w14:val="standardContextual"/>
             </w:rPr>
           </w:pPr>
-          <w:hyperlink w:anchor="_Toc224752840" w:history="1">
+          <w:hyperlink w:anchor="_Toc225113145" w:history="1">
             <w:r>
               <w:rPr>
                 <w:rStyle w:val="Hipervnculo"/>
@@ -1884,7 +2112,7 @@
                 <w:noProof/>
                 <w:webHidden/>
               </w:rPr>
-              <w:instrText xml:space="preserve"> PAGEREF _Toc224752840 \h </w:instrText>
+              <w:instrText xml:space="preserve"> PAGEREF _Toc225113145 \h </w:instrText>
             </w:r>
             <w:r>
               <w:rPr>
@@ -1904,7 +2132,7 @@
                 <w:noProof/>
                 <w:webHidden/>
               </w:rPr>
-              <w:t>17</w:t>
+              <w:t>19</w:t>
             </w:r>
             <w:r>
               <w:rPr>
@@ -1932,7 +2160,7 @@
               <w14:ligatures w14:val="standardContextual"/>
             </w:rPr>
           </w:pPr>
-          <w:hyperlink w:anchor="_Toc224752841" w:history="1">
+          <w:hyperlink w:anchor="_Toc225113146" w:history="1">
             <w:r>
               <w:rPr>
                 <w:rStyle w:val="Hipervnculo"/>
@@ -1980,7 +2208,7 @@
                 <w:noProof/>
                 <w:webHidden/>
               </w:rPr>
-              <w:instrText xml:space="preserve"> PAGEREF _Toc224752841 \h </w:instrText>
+              <w:instrText xml:space="preserve"> PAGEREF _Toc225113146 \h </w:instrText>
             </w:r>
             <w:r>
               <w:rPr>
@@ -2000,7 +2228,7 @@
                 <w:noProof/>
                 <w:webHidden/>
               </w:rPr>
-              <w:t>17</w:t>
+              <w:t>19</w:t>
             </w:r>
             <w:r>
               <w:rPr>
@@ -2028,7 +2256,7 @@
               <w14:ligatures w14:val="standardContextual"/>
             </w:rPr>
           </w:pPr>
-          <w:hyperlink w:anchor="_Toc224752842" w:history="1">
+          <w:hyperlink w:anchor="_Toc225113147" w:history="1">
             <w:r>
               <w:rPr>
                 <w:rStyle w:val="Hipervnculo"/>
@@ -2076,7 +2304,7 @@
                 <w:noProof/>
                 <w:webHidden/>
               </w:rPr>
-              <w:instrText xml:space="preserve"> PAGEREF _Toc224752842 \h </w:instrText>
+              <w:instrText xml:space="preserve"> PAGEREF _Toc225113147 \h </w:instrText>
             </w:r>
             <w:r>
               <w:rPr>
@@ -2096,7 +2324,7 @@
                 <w:noProof/>
                 <w:webHidden/>
               </w:rPr>
-              <w:t>18</w:t>
+              <w:t>20</w:t>
             </w:r>
             <w:r>
               <w:rPr>
@@ -2124,7 +2352,7 @@
               <w14:ligatures w14:val="standardContextual"/>
             </w:rPr>
           </w:pPr>
-          <w:hyperlink w:anchor="_Toc224752843" w:history="1">
+          <w:hyperlink w:anchor="_Toc225113148" w:history="1">
             <w:r>
               <w:rPr>
                 <w:rStyle w:val="Hipervnculo"/>
@@ -2172,7 +2400,7 @@
                 <w:noProof/>
                 <w:webHidden/>
               </w:rPr>
-              <w:instrText xml:space="preserve"> PAGEREF _Toc224752843 \h </w:instrText>
+              <w:instrText xml:space="preserve"> PAGEREF _Toc225113148 \h </w:instrText>
             </w:r>
             <w:r>
               <w:rPr>
@@ -2192,7 +2420,7 @@
                 <w:noProof/>
                 <w:webHidden/>
               </w:rPr>
-              <w:t>18</w:t>
+              <w:t>20</w:t>
             </w:r>
             <w:r>
               <w:rPr>
@@ -2220,7 +2448,7 @@
               <w14:ligatures w14:val="standardContextual"/>
             </w:rPr>
           </w:pPr>
-          <w:hyperlink w:anchor="_Toc224752844" w:history="1">
+          <w:hyperlink w:anchor="_Toc225113149" w:history="1">
             <w:r>
               <w:rPr>
                 <w:rStyle w:val="Hipervnculo"/>
@@ -2268,7 +2496,7 @@
                 <w:noProof/>
                 <w:webHidden/>
               </w:rPr>
-              <w:instrText xml:space="preserve"> PAGEREF _Toc224752844 \h </w:instrText>
+              <w:instrText xml:space="preserve"> PAGEREF _Toc225113149 \h </w:instrText>
             </w:r>
             <w:r>
               <w:rPr>
@@ -2288,7 +2516,7 @@
                 <w:noProof/>
                 <w:webHidden/>
               </w:rPr>
-              <w:t>19</w:t>
+              <w:t>21</w:t>
             </w:r>
             <w:r>
               <w:rPr>
@@ -2316,7 +2544,7 @@
               <w14:ligatures w14:val="standardContextual"/>
             </w:rPr>
           </w:pPr>
-          <w:hyperlink w:anchor="_Toc224752845" w:history="1">
+          <w:hyperlink w:anchor="_Toc225113150" w:history="1">
             <w:r>
               <w:rPr>
                 <w:rStyle w:val="Hipervnculo"/>
@@ -2364,7 +2592,7 @@
                 <w:noProof/>
                 <w:webHidden/>
               </w:rPr>
-              <w:instrText xml:space="preserve"> PAGEREF _Toc224752845 \h </w:instrText>
+              <w:instrText xml:space="preserve"> PAGEREF _Toc225113150 \h </w:instrText>
             </w:r>
             <w:r>
               <w:rPr>
@@ -2384,7 +2612,7 @@
                 <w:noProof/>
                 <w:webHidden/>
               </w:rPr>
-              <w:t>20</w:t>
+              <w:t>22</w:t>
             </w:r>
             <w:r>
               <w:rPr>
@@ -2412,7 +2640,7 @@
               <w14:ligatures w14:val="standardContextual"/>
             </w:rPr>
           </w:pPr>
-          <w:hyperlink w:anchor="_Toc224752846" w:history="1">
+          <w:hyperlink w:anchor="_Toc225113151" w:history="1">
             <w:r>
               <w:rPr>
                 <w:rStyle w:val="Hipervnculo"/>
@@ -2460,7 +2688,7 @@
                 <w:noProof/>
                 <w:webHidden/>
               </w:rPr>
-              <w:instrText xml:space="preserve"> PAGEREF _Toc224752846 \h </w:instrText>
+              <w:instrText xml:space="preserve"> PAGEREF _Toc225113151 \h </w:instrText>
             </w:r>
             <w:r>
               <w:rPr>
@@ -2480,7 +2708,7 @@
                 <w:noProof/>
                 <w:webHidden/>
               </w:rPr>
-              <w:t>20</w:t>
+              <w:t>23</w:t>
             </w:r>
             <w:r>
               <w:rPr>
@@ -2508,7 +2736,7 @@
               <w14:ligatures w14:val="standardContextual"/>
             </w:rPr>
           </w:pPr>
-          <w:hyperlink w:anchor="_Toc224752847" w:history="1">
+          <w:hyperlink w:anchor="_Toc225113152" w:history="1">
             <w:r>
               <w:rPr>
                 <w:rStyle w:val="Hipervnculo"/>
@@ -2556,7 +2784,7 @@
                 <w:noProof/>
                 <w:webHidden/>
               </w:rPr>
-              <w:instrText xml:space="preserve"> PAGEREF _Toc224752847 \h </w:instrText>
+              <w:instrText xml:space="preserve"> PAGEREF _Toc225113152 \h </w:instrText>
             </w:r>
             <w:r>
               <w:rPr>
@@ -2576,7 +2804,7 @@
                 <w:noProof/>
                 <w:webHidden/>
               </w:rPr>
-              <w:t>21</w:t>
+              <w:t>24</w:t>
             </w:r>
             <w:r>
               <w:rPr>
@@ -2604,7 +2832,7 @@
               <w14:ligatures w14:val="standardContextual"/>
             </w:rPr>
           </w:pPr>
-          <w:hyperlink w:anchor="_Toc224752848" w:history="1">
+          <w:hyperlink w:anchor="_Toc225113153" w:history="1">
             <w:r>
               <w:rPr>
                 <w:rStyle w:val="Hipervnculo"/>
@@ -2652,7 +2880,7 @@
                 <w:noProof/>
                 <w:webHidden/>
               </w:rPr>
-              <w:instrText xml:space="preserve"> PAGEREF _Toc224752848 \h </w:instrText>
+              <w:instrText xml:space="preserve"> PAGEREF _Toc225113153 \h </w:instrText>
             </w:r>
             <w:r>
               <w:rPr>
@@ -2672,7 +2900,7 @@
                 <w:noProof/>
                 <w:webHidden/>
               </w:rPr>
-              <w:t>22</w:t>
+              <w:t>25</w:t>
             </w:r>
             <w:r>
               <w:rPr>
@@ -2700,7 +2928,7 @@
               <w14:ligatures w14:val="standardContextual"/>
             </w:rPr>
           </w:pPr>
-          <w:hyperlink w:anchor="_Toc224752849" w:history="1">
+          <w:hyperlink w:anchor="_Toc225113154" w:history="1">
             <w:r>
               <w:rPr>
                 <w:rStyle w:val="Hipervnculo"/>
@@ -2748,7 +2976,7 @@
                 <w:noProof/>
                 <w:webHidden/>
               </w:rPr>
-              <w:instrText xml:space="preserve"> PAGEREF _Toc224752849 \h </w:instrText>
+              <w:instrText xml:space="preserve"> PAGEREF _Toc225113154 \h </w:instrText>
             </w:r>
             <w:r>
               <w:rPr>
@@ -2768,7 +2996,7 @@
                 <w:noProof/>
                 <w:webHidden/>
               </w:rPr>
-              <w:t>23</w:t>
+              <w:t>26</w:t>
             </w:r>
             <w:r>
               <w:rPr>
@@ -2796,7 +3024,7 @@
               <w14:ligatures w14:val="standardContextual"/>
             </w:rPr>
           </w:pPr>
-          <w:hyperlink w:anchor="_Toc224752850" w:history="1">
+          <w:hyperlink w:anchor="_Toc225113155" w:history="1">
             <w:r>
               <w:rPr>
                 <w:rStyle w:val="Hipervnculo"/>
@@ -2844,7 +3072,7 @@
                 <w:noProof/>
                 <w:webHidden/>
               </w:rPr>
-              <w:instrText xml:space="preserve"> PAGEREF _Toc224752850 \h </w:instrText>
+              <w:instrText xml:space="preserve"> PAGEREF _Toc225113155 \h </w:instrText>
             </w:r>
             <w:r>
               <w:rPr>
@@ -2864,7 +3092,7 @@
                 <w:noProof/>
                 <w:webHidden/>
               </w:rPr>
-              <w:t>23</w:t>
+              <w:t>26</w:t>
             </w:r>
             <w:r>
               <w:rPr>
@@ -2892,7 +3120,7 @@
               <w14:ligatures w14:val="standardContextual"/>
             </w:rPr>
           </w:pPr>
-          <w:hyperlink w:anchor="_Toc224752851" w:history="1">
+          <w:hyperlink w:anchor="_Toc225113156" w:history="1">
             <w:r>
               <w:rPr>
                 <w:rStyle w:val="Hipervnculo"/>
@@ -2940,7 +3168,7 @@
                 <w:noProof/>
                 <w:webHidden/>
               </w:rPr>
-              <w:instrText xml:space="preserve"> PAGEREF _Toc224752851 \h </w:instrText>
+              <w:instrText xml:space="preserve"> PAGEREF _Toc225113156 \h </w:instrText>
             </w:r>
             <w:r>
               <w:rPr>
@@ -2960,7 +3188,7 @@
                 <w:noProof/>
                 <w:webHidden/>
               </w:rPr>
-              <w:t>24</w:t>
+              <w:t>27</w:t>
             </w:r>
             <w:r>
               <w:rPr>
@@ -2988,7 +3216,7 @@
               <w14:ligatures w14:val="standardContextual"/>
             </w:rPr>
           </w:pPr>
-          <w:hyperlink w:anchor="_Toc224752852" w:history="1">
+          <w:hyperlink w:anchor="_Toc225113157" w:history="1">
             <w:r>
               <w:rPr>
                 <w:rStyle w:val="Hipervnculo"/>
@@ -3036,7 +3264,7 @@
                 <w:noProof/>
                 <w:webHidden/>
               </w:rPr>
-              <w:instrText xml:space="preserve"> PAGEREF _Toc224752852 \h </w:instrText>
+              <w:instrText xml:space="preserve"> PAGEREF _Toc225113157 \h </w:instrText>
             </w:r>
             <w:r>
               <w:rPr>
@@ -3056,7 +3284,7 @@
                 <w:noProof/>
                 <w:webHidden/>
               </w:rPr>
-              <w:t>25</w:t>
+              <w:t>27</w:t>
             </w:r>
             <w:r>
               <w:rPr>
@@ -3084,7 +3312,7 @@
               <w14:ligatures w14:val="standardContextual"/>
             </w:rPr>
           </w:pPr>
-          <w:hyperlink w:anchor="_Toc224752853" w:history="1">
+          <w:hyperlink w:anchor="_Toc225113158" w:history="1">
             <w:r>
               <w:rPr>
                 <w:rStyle w:val="Hipervnculo"/>
@@ -3132,7 +3360,7 @@
                 <w:noProof/>
                 <w:webHidden/>
               </w:rPr>
-              <w:instrText xml:space="preserve"> PAGEREF _Toc224752853 \h </w:instrText>
+              <w:instrText xml:space="preserve"> PAGEREF _Toc225113158 \h </w:instrText>
             </w:r>
             <w:r>
               <w:rPr>
@@ -3152,7 +3380,7 @@
                 <w:noProof/>
                 <w:webHidden/>
               </w:rPr>
-              <w:t>26</w:t>
+              <w:t>28</w:t>
             </w:r>
             <w:r>
               <w:rPr>
@@ -3180,7 +3408,7 @@
               <w14:ligatures w14:val="standardContextual"/>
             </w:rPr>
           </w:pPr>
-          <w:hyperlink w:anchor="_Toc224752854" w:history="1">
+          <w:hyperlink w:anchor="_Toc225113159" w:history="1">
             <w:r>
               <w:rPr>
                 <w:rStyle w:val="Hipervnculo"/>
@@ -3228,7 +3456,7 @@
                 <w:noProof/>
                 <w:webHidden/>
               </w:rPr>
-              <w:instrText xml:space="preserve"> PAGEREF _Toc224752854 \h </w:instrText>
+              <w:instrText xml:space="preserve"> PAGEREF _Toc225113159 \h </w:instrText>
             </w:r>
             <w:r>
               <w:rPr>
@@ -3248,7 +3476,7 @@
                 <w:noProof/>
                 <w:webHidden/>
               </w:rPr>
-              <w:t>27</w:t>
+              <w:t>29</w:t>
             </w:r>
             <w:r>
               <w:rPr>
@@ -3276,7 +3504,7 @@
               <w14:ligatures w14:val="standardContextual"/>
             </w:rPr>
           </w:pPr>
-          <w:hyperlink w:anchor="_Toc224752855" w:history="1">
+          <w:hyperlink w:anchor="_Toc225113160" w:history="1">
             <w:r>
               <w:rPr>
                 <w:rStyle w:val="Hipervnculo"/>
@@ -3324,7 +3552,7 @@
                 <w:noProof/>
                 <w:webHidden/>
               </w:rPr>
-              <w:instrText xml:space="preserve"> PAGEREF _Toc224752855 \h </w:instrText>
+              <w:instrText xml:space="preserve"> PAGEREF _Toc225113160 \h </w:instrText>
             </w:r>
             <w:r>
               <w:rPr>
@@ -3344,7 +3572,7 @@
                 <w:noProof/>
                 <w:webHidden/>
               </w:rPr>
-              <w:t>28</w:t>
+              <w:t>30</w:t>
             </w:r>
             <w:r>
               <w:rPr>
@@ -3372,7 +3600,7 @@
               <w14:ligatures w14:val="standardContextual"/>
             </w:rPr>
           </w:pPr>
-          <w:hyperlink w:anchor="_Toc224752856" w:history="1">
+          <w:hyperlink w:anchor="_Toc225113161" w:history="1">
             <w:r>
               <w:rPr>
                 <w:rStyle w:val="Hipervnculo"/>
@@ -3420,7 +3648,7 @@
                 <w:noProof/>
                 <w:webHidden/>
               </w:rPr>
-              <w:instrText xml:space="preserve"> PAGEREF _Toc224752856 \h </w:instrText>
+              <w:instrText xml:space="preserve"> PAGEREF _Toc225113161 \h </w:instrText>
             </w:r>
             <w:r>
               <w:rPr>
@@ -3440,7 +3668,7 @@
                 <w:noProof/>
                 <w:webHidden/>
               </w:rPr>
-              <w:t>29</w:t>
+              <w:t>31</w:t>
             </w:r>
             <w:r>
               <w:rPr>
@@ -3468,7 +3696,7 @@
               <w14:ligatures w14:val="standardContextual"/>
             </w:rPr>
           </w:pPr>
-          <w:hyperlink w:anchor="_Toc224752857" w:history="1">
+          <w:hyperlink w:anchor="_Toc225113162" w:history="1">
             <w:r>
               <w:rPr>
                 <w:rStyle w:val="Hipervnculo"/>
@@ -3520,7 +3748,7 @@
                 <w:noProof/>
                 <w:webHidden/>
               </w:rPr>
-              <w:instrText xml:space="preserve"> PAGEREF _Toc224752857 \h </w:instrText>
+              <w:instrText xml:space="preserve"> PAGEREF _Toc225113162 \h </w:instrText>
             </w:r>
             <w:r>
               <w:rPr>
@@ -3540,7 +3768,7 @@
                 <w:noProof/>
                 <w:webHidden/>
               </w:rPr>
-              <w:t>31</w:t>
+              <w:t>34</w:t>
             </w:r>
             <w:r>
               <w:rPr>
@@ -3568,7 +3796,7 @@
               <w14:ligatures w14:val="standardContextual"/>
             </w:rPr>
           </w:pPr>
-          <w:hyperlink w:anchor="_Toc224752858" w:history="1">
+          <w:hyperlink w:anchor="_Toc225113163" w:history="1">
             <w:r>
               <w:rPr>
                 <w:rStyle w:val="Hipervnculo"/>
@@ -3616,7 +3844,7 @@
                 <w:noProof/>
                 <w:webHidden/>
               </w:rPr>
-              <w:instrText xml:space="preserve"> PAGEREF _Toc224752858 \h </w:instrText>
+              <w:instrText xml:space="preserve"> PAGEREF _Toc225113163 \h </w:instrText>
             </w:r>
             <w:r>
               <w:rPr>
@@ -3636,7 +3864,7 @@
                 <w:noProof/>
                 <w:webHidden/>
               </w:rPr>
-              <w:t>31</w:t>
+              <w:t>34</w:t>
             </w:r>
             <w:r>
               <w:rPr>
@@ -3664,7 +3892,7 @@
               <w14:ligatures w14:val="standardContextual"/>
             </w:rPr>
           </w:pPr>
-          <w:hyperlink w:anchor="_Toc224752859" w:history="1">
+          <w:hyperlink w:anchor="_Toc225113164" w:history="1">
             <w:r>
               <w:rPr>
                 <w:rStyle w:val="Hipervnculo"/>
@@ -3712,7 +3940,7 @@
                 <w:noProof/>
                 <w:webHidden/>
               </w:rPr>
-              <w:instrText xml:space="preserve"> PAGEREF _Toc224752859 \h </w:instrText>
+              <w:instrText xml:space="preserve"> PAGEREF _Toc225113164 \h </w:instrText>
             </w:r>
             <w:r>
               <w:rPr>
@@ -3732,7 +3960,7 @@
                 <w:noProof/>
                 <w:webHidden/>
               </w:rPr>
-              <w:t>31</w:t>
+              <w:t>34</w:t>
             </w:r>
             <w:r>
               <w:rPr>
@@ -3760,7 +3988,7 @@
               <w14:ligatures w14:val="standardContextual"/>
             </w:rPr>
           </w:pPr>
-          <w:hyperlink w:anchor="_Toc224752860" w:history="1">
+          <w:hyperlink w:anchor="_Toc225113165" w:history="1">
             <w:r>
               <w:rPr>
                 <w:rStyle w:val="Hipervnculo"/>
@@ -3808,7 +4036,7 @@
                 <w:noProof/>
                 <w:webHidden/>
               </w:rPr>
-              <w:instrText xml:space="preserve"> PAGEREF _Toc224752860 \h </w:instrText>
+              <w:instrText xml:space="preserve"> PAGEREF _Toc225113165 \h </w:instrText>
             </w:r>
             <w:r>
               <w:rPr>
@@ -3828,7 +4056,7 @@
                 <w:noProof/>
                 <w:webHidden/>
               </w:rPr>
-              <w:t>32</w:t>
+              <w:t>35</w:t>
             </w:r>
             <w:r>
               <w:rPr>
@@ -3856,7 +4084,7 @@
               <w14:ligatures w14:val="standardContextual"/>
             </w:rPr>
           </w:pPr>
-          <w:hyperlink w:anchor="_Toc224752861" w:history="1">
+          <w:hyperlink w:anchor="_Toc225113166" w:history="1">
             <w:r>
               <w:rPr>
                 <w:rStyle w:val="Hipervnculo"/>
@@ -3904,7 +4132,7 @@
                 <w:noProof/>
                 <w:webHidden/>
               </w:rPr>
-              <w:instrText xml:space="preserve"> PAGEREF _Toc224752861 \h </w:instrText>
+              <w:instrText xml:space="preserve"> PAGEREF _Toc225113166 \h </w:instrText>
             </w:r>
             <w:r>
               <w:rPr>
@@ -3924,7 +4152,7 @@
                 <w:noProof/>
                 <w:webHidden/>
               </w:rPr>
-              <w:t>32</w:t>
+              <w:t>36</w:t>
             </w:r>
             <w:r>
               <w:rPr>
@@ -3952,7 +4180,7 @@
               <w14:ligatures w14:val="standardContextual"/>
             </w:rPr>
           </w:pPr>
-          <w:hyperlink w:anchor="_Toc224752862" w:history="1">
+          <w:hyperlink w:anchor="_Toc225113167" w:history="1">
             <w:r>
               <w:rPr>
                 <w:rStyle w:val="Hipervnculo"/>
@@ -4000,7 +4228,7 @@
                 <w:noProof/>
                 <w:webHidden/>
               </w:rPr>
-              <w:instrText xml:space="preserve"> PAGEREF _Toc224752862 \h </w:instrText>
+              <w:instrText xml:space="preserve"> PAGEREF _Toc225113167 \h </w:instrText>
             </w:r>
             <w:r>
               <w:rPr>
@@ -4020,7 +4248,7 @@
                 <w:noProof/>
                 <w:webHidden/>
               </w:rPr>
-              <w:t>33</w:t>
+              <w:t>37</w:t>
             </w:r>
             <w:r>
               <w:rPr>
@@ -4048,7 +4276,7 @@
               <w14:ligatures w14:val="standardContextual"/>
             </w:rPr>
           </w:pPr>
-          <w:hyperlink w:anchor="_Toc224752863" w:history="1">
+          <w:hyperlink w:anchor="_Toc225113168" w:history="1">
             <w:r>
               <w:rPr>
                 <w:rStyle w:val="Hipervnculo"/>
@@ -4114,7 +4342,7 @@
                 <w:noProof/>
                 <w:webHidden/>
               </w:rPr>
-              <w:instrText xml:space="preserve"> PAGEREF _Toc224752863 \h </w:instrText>
+              <w:instrText xml:space="preserve"> PAGEREF _Toc225113168 \h </w:instrText>
             </w:r>
             <w:r>
               <w:rPr>
@@ -4134,7 +4362,7 @@
                 <w:noProof/>
                 <w:webHidden/>
               </w:rPr>
-              <w:t>34</w:t>
+              <w:t>38</w:t>
             </w:r>
             <w:r>
               <w:rPr>
@@ -4162,7 +4390,7 @@
               <w14:ligatures w14:val="standardContextual"/>
             </w:rPr>
           </w:pPr>
-          <w:hyperlink w:anchor="_Toc224752864" w:history="1">
+          <w:hyperlink w:anchor="_Toc225113169" w:history="1">
             <w:r>
               <w:rPr>
                 <w:rStyle w:val="Hipervnculo"/>
@@ -4210,7 +4438,7 @@
                 <w:noProof/>
                 <w:webHidden/>
               </w:rPr>
-              <w:instrText xml:space="preserve"> PAGEREF _Toc224752864 \h </w:instrText>
+              <w:instrText xml:space="preserve"> PAGEREF _Toc225113169 \h </w:instrText>
             </w:r>
             <w:r>
               <w:rPr>
@@ -4230,7 +4458,7 @@
                 <w:noProof/>
                 <w:webHidden/>
               </w:rPr>
-              <w:t>35</w:t>
+              <w:t>38</w:t>
             </w:r>
             <w:r>
               <w:rPr>
@@ -4258,7 +4486,7 @@
               <w14:ligatures w14:val="standardContextual"/>
             </w:rPr>
           </w:pPr>
-          <w:hyperlink w:anchor="_Toc224752865" w:history="1">
+          <w:hyperlink w:anchor="_Toc225113170" w:history="1">
             <w:r>
               <w:rPr>
                 <w:rStyle w:val="Hipervnculo"/>
@@ -4306,7 +4534,7 @@
                 <w:noProof/>
                 <w:webHidden/>
               </w:rPr>
-              <w:instrText xml:space="preserve"> PAGEREF _Toc224752865 \h </w:instrText>
+              <w:instrText xml:space="preserve"> PAGEREF _Toc225113170 \h </w:instrText>
             </w:r>
             <w:r>
               <w:rPr>
@@ -4326,7 +4554,7 @@
                 <w:noProof/>
                 <w:webHidden/>
               </w:rPr>
-              <w:t>35</w:t>
+              <w:t>40</w:t>
             </w:r>
             <w:r>
               <w:rPr>
@@ -4354,7 +4582,7 @@
               <w14:ligatures w14:val="standardContextual"/>
             </w:rPr>
           </w:pPr>
-          <w:hyperlink w:anchor="_Toc224752866" w:history="1">
+          <w:hyperlink w:anchor="_Toc225113171" w:history="1">
             <w:r>
               <w:rPr>
                 <w:rStyle w:val="Hipervnculo"/>
@@ -4402,7 +4630,7 @@
                 <w:noProof/>
                 <w:webHidden/>
               </w:rPr>
-              <w:instrText xml:space="preserve"> PAGEREF _Toc224752866 \h </w:instrText>
+              <w:instrText xml:space="preserve"> PAGEREF _Toc225113171 \h </w:instrText>
             </w:r>
             <w:r>
               <w:rPr>
@@ -4422,7 +4650,7 @@
                 <w:noProof/>
                 <w:webHidden/>
               </w:rPr>
-              <w:t>35</w:t>
+              <w:t>40</w:t>
             </w:r>
             <w:r>
               <w:rPr>
@@ -4450,7 +4678,7 @@
               <w14:ligatures w14:val="standardContextual"/>
             </w:rPr>
           </w:pPr>
-          <w:hyperlink w:anchor="_Toc224752867" w:history="1">
+          <w:hyperlink w:anchor="_Toc225113172" w:history="1">
             <w:r>
               <w:rPr>
                 <w:rStyle w:val="Hipervnculo"/>
@@ -4498,7 +4726,7 @@
                 <w:noProof/>
                 <w:webHidden/>
               </w:rPr>
-              <w:instrText xml:space="preserve"> PAGEREF _Toc224752867 \h </w:instrText>
+              <w:instrText xml:space="preserve"> PAGEREF _Toc225113172 \h </w:instrText>
             </w:r>
             <w:r>
               <w:rPr>
@@ -4518,7 +4746,7 @@
                 <w:noProof/>
                 <w:webHidden/>
               </w:rPr>
-              <w:t>37</w:t>
+              <w:t>41</w:t>
             </w:r>
             <w:r>
               <w:rPr>
@@ -4546,7 +4774,7 @@
               <w14:ligatures w14:val="standardContextual"/>
             </w:rPr>
           </w:pPr>
-          <w:hyperlink w:anchor="_Toc224752868" w:history="1">
+          <w:hyperlink w:anchor="_Toc225113173" w:history="1">
             <w:r>
               <w:rPr>
                 <w:rStyle w:val="Hipervnculo"/>
@@ -4594,7 +4822,7 @@
                 <w:noProof/>
                 <w:webHidden/>
               </w:rPr>
-              <w:instrText xml:space="preserve"> PAGEREF _Toc224752868 \h </w:instrText>
+              <w:instrText xml:space="preserve"> PAGEREF _Toc225113173 \h </w:instrText>
             </w:r>
             <w:r>
               <w:rPr>
@@ -4614,7 +4842,7 @@
                 <w:noProof/>
                 <w:webHidden/>
               </w:rPr>
-              <w:t>37</w:t>
+              <w:t>42</w:t>
             </w:r>
             <w:r>
               <w:rPr>
@@ -4642,7 +4870,7 @@
               <w14:ligatures w14:val="standardContextual"/>
             </w:rPr>
           </w:pPr>
-          <w:hyperlink w:anchor="_Toc224752869" w:history="1">
+          <w:hyperlink w:anchor="_Toc225113174" w:history="1">
             <w:r>
               <w:rPr>
                 <w:rStyle w:val="Hipervnculo"/>
@@ -4690,7 +4918,7 @@
                 <w:noProof/>
                 <w:webHidden/>
               </w:rPr>
-              <w:instrText xml:space="preserve"> PAGEREF _Toc224752869 \h </w:instrText>
+              <w:instrText xml:space="preserve"> PAGEREF _Toc225113174 \h </w:instrText>
             </w:r>
             <w:r>
               <w:rPr>
@@ -4710,7 +4938,7 @@
                 <w:noProof/>
                 <w:webHidden/>
               </w:rPr>
-              <w:t>38</w:t>
+              <w:t>43</w:t>
             </w:r>
             <w:r>
               <w:rPr>
@@ -4738,7 +4966,7 @@
               <w14:ligatures w14:val="standardContextual"/>
             </w:rPr>
           </w:pPr>
-          <w:hyperlink w:anchor="_Toc224752870" w:history="1">
+          <w:hyperlink w:anchor="_Toc225113175" w:history="1">
             <w:r>
               <w:rPr>
                 <w:rStyle w:val="Hipervnculo"/>
@@ -4786,7 +5014,7 @@
                 <w:noProof/>
                 <w:webHidden/>
               </w:rPr>
-              <w:instrText xml:space="preserve"> PAGEREF _Toc224752870 \h </w:instrText>
+              <w:instrText xml:space="preserve"> PAGEREF _Toc225113175 \h </w:instrText>
             </w:r>
             <w:r>
               <w:rPr>
@@ -4806,7 +5034,7 @@
                 <w:noProof/>
                 <w:webHidden/>
               </w:rPr>
-              <w:t>39</w:t>
+              <w:t>44</w:t>
             </w:r>
             <w:r>
               <w:rPr>
@@ -4834,7 +5062,7 @@
               <w14:ligatures w14:val="standardContextual"/>
             </w:rPr>
           </w:pPr>
-          <w:hyperlink w:anchor="_Toc224752871" w:history="1">
+          <w:hyperlink w:anchor="_Toc225113176" w:history="1">
             <w:r>
               <w:rPr>
                 <w:rStyle w:val="Hipervnculo"/>
@@ -4882,7 +5110,7 @@
                 <w:noProof/>
                 <w:webHidden/>
               </w:rPr>
-              <w:instrText xml:space="preserve"> PAGEREF _Toc224752871 \h </w:instrText>
+              <w:instrText xml:space="preserve"> PAGEREF _Toc225113176 \h </w:instrText>
             </w:r>
             <w:r>
               <w:rPr>
@@ -4902,7 +5130,7 @@
                 <w:noProof/>
                 <w:webHidden/>
               </w:rPr>
-              <w:t>40</w:t>
+              <w:t>45</w:t>
             </w:r>
             <w:r>
               <w:rPr>
@@ -4930,7 +5158,7 @@
               <w14:ligatures w14:val="standardContextual"/>
             </w:rPr>
           </w:pPr>
-          <w:hyperlink w:anchor="_Toc224752872" w:history="1">
+          <w:hyperlink w:anchor="_Toc225113177" w:history="1">
             <w:r>
               <w:rPr>
                 <w:rStyle w:val="Hipervnculo"/>
@@ -4982,7 +5210,7 @@
                 <w:noProof/>
                 <w:webHidden/>
               </w:rPr>
-              <w:instrText xml:space="preserve"> PAGEREF _Toc224752872 \h </w:instrText>
+              <w:instrText xml:space="preserve"> PAGEREF _Toc225113177 \h </w:instrText>
             </w:r>
             <w:r>
               <w:rPr>
@@ -5002,7 +5230,7 @@
                 <w:noProof/>
                 <w:webHidden/>
               </w:rPr>
-              <w:t>43</w:t>
+              <w:t>48</w:t>
             </w:r>
             <w:r>
               <w:rPr>
@@ -5030,7 +5258,7 @@
               <w14:ligatures w14:val="standardContextual"/>
             </w:rPr>
           </w:pPr>
-          <w:hyperlink w:anchor="_Toc224752873" w:history="1">
+          <w:hyperlink w:anchor="_Toc225113178" w:history="1">
             <w:r>
               <w:rPr>
                 <w:rStyle w:val="Hipervnculo"/>
@@ -5078,7 +5306,7 @@
                 <w:noProof/>
                 <w:webHidden/>
               </w:rPr>
-              <w:instrText xml:space="preserve"> PAGEREF _Toc224752873 \h </w:instrText>
+              <w:instrText xml:space="preserve"> PAGEREF _Toc225113178 \h </w:instrText>
             </w:r>
             <w:r>
               <w:rPr>
@@ -5098,7 +5326,7 @@
                 <w:noProof/>
                 <w:webHidden/>
               </w:rPr>
-              <w:t>43</w:t>
+              <w:t>48</w:t>
             </w:r>
             <w:r>
               <w:rPr>
@@ -5125,7 +5353,7 @@
               <w14:ligatures w14:val="standardContextual"/>
             </w:rPr>
           </w:pPr>
-          <w:hyperlink w:anchor="_Toc224752874" w:history="1">
+          <w:hyperlink w:anchor="_Toc225113179" w:history="1">
             <w:r>
               <w:rPr>
                 <w:rStyle w:val="Hipervnculo"/>
@@ -5155,7 +5383,7 @@
                 <w:noProof/>
                 <w:webHidden/>
               </w:rPr>
-              <w:instrText xml:space="preserve"> PAGEREF _Toc224752874 \h </w:instrText>
+              <w:instrText xml:space="preserve"> PAGEREF _Toc225113179 \h </w:instrText>
             </w:r>
             <w:r>
               <w:rPr>
@@ -5175,7 +5403,7 @@
                 <w:noProof/>
                 <w:webHidden/>
               </w:rPr>
-              <w:t>43</w:t>
+              <w:t>48</w:t>
             </w:r>
             <w:r>
               <w:rPr>
@@ -5202,7 +5430,7 @@
               <w14:ligatures w14:val="standardContextual"/>
             </w:rPr>
           </w:pPr>
-          <w:hyperlink w:anchor="_Toc224752875" w:history="1">
+          <w:hyperlink w:anchor="_Toc225113180" w:history="1">
             <w:r>
               <w:rPr>
                 <w:rStyle w:val="Hipervnculo"/>
@@ -5232,7 +5460,7 @@
                 <w:noProof/>
                 <w:webHidden/>
               </w:rPr>
-              <w:instrText xml:space="preserve"> PAGEREF _Toc224752875 \h </w:instrText>
+              <w:instrText xml:space="preserve"> PAGEREF _Toc225113180 \h </w:instrText>
             </w:r>
             <w:r>
               <w:rPr>
@@ -5252,7 +5480,7 @@
                 <w:noProof/>
                 <w:webHidden/>
               </w:rPr>
-              <w:t>43</w:t>
+              <w:t>48</w:t>
             </w:r>
             <w:r>
               <w:rPr>
@@ -5279,7 +5507,7 @@
               <w14:ligatures w14:val="standardContextual"/>
             </w:rPr>
           </w:pPr>
-          <w:hyperlink w:anchor="_Toc224752876" w:history="1">
+          <w:hyperlink w:anchor="_Toc225113181" w:history="1">
             <w:r>
               <w:rPr>
                 <w:rStyle w:val="Hipervnculo"/>
@@ -5309,7 +5537,7 @@
                 <w:noProof/>
                 <w:webHidden/>
               </w:rPr>
-              <w:instrText xml:space="preserve"> PAGEREF _Toc224752876 \h </w:instrText>
+              <w:instrText xml:space="preserve"> PAGEREF _Toc225113181 \h </w:instrText>
             </w:r>
             <w:r>
               <w:rPr>
@@ -5329,7 +5557,7 @@
                 <w:noProof/>
                 <w:webHidden/>
               </w:rPr>
-              <w:t>43</w:t>
+              <w:t>48</w:t>
             </w:r>
             <w:r>
               <w:rPr>
@@ -5357,7 +5585,7 @@
               <w14:ligatures w14:val="standardContextual"/>
             </w:rPr>
           </w:pPr>
-          <w:hyperlink w:anchor="_Toc224752877" w:history="1">
+          <w:hyperlink w:anchor="_Toc225113182" w:history="1">
             <w:r>
               <w:rPr>
                 <w:rStyle w:val="Hipervnculo"/>
@@ -5405,7 +5633,7 @@
                 <w:noProof/>
                 <w:webHidden/>
               </w:rPr>
-              <w:instrText xml:space="preserve"> PAGEREF _Toc224752877 \h </w:instrText>
+              <w:instrText xml:space="preserve"> PAGEREF _Toc225113182 \h </w:instrText>
             </w:r>
             <w:r>
               <w:rPr>
@@ -5425,7 +5653,7 @@
                 <w:noProof/>
                 <w:webHidden/>
               </w:rPr>
-              <w:t>44</w:t>
+              <w:t>49</w:t>
             </w:r>
             <w:r>
               <w:rPr>
@@ -5453,7 +5681,7 @@
               <w14:ligatures w14:val="standardContextual"/>
             </w:rPr>
           </w:pPr>
-          <w:hyperlink w:anchor="_Toc224752878" w:history="1">
+          <w:hyperlink w:anchor="_Toc225113183" w:history="1">
             <w:r>
               <w:rPr>
                 <w:rStyle w:val="Hipervnculo"/>
@@ -5501,7 +5729,7 @@
                 <w:noProof/>
                 <w:webHidden/>
               </w:rPr>
-              <w:instrText xml:space="preserve"> PAGEREF _Toc224752878 \h </w:instrText>
+              <w:instrText xml:space="preserve"> PAGEREF _Toc225113183 \h </w:instrText>
             </w:r>
             <w:r>
               <w:rPr>
@@ -5521,7 +5749,7 @@
                 <w:noProof/>
                 <w:webHidden/>
               </w:rPr>
-              <w:t>44</w:t>
+              <w:t>49</w:t>
             </w:r>
             <w:r>
               <w:rPr>
@@ -5548,7 +5776,7 @@
               <w14:ligatures w14:val="standardContextual"/>
             </w:rPr>
           </w:pPr>
-          <w:hyperlink w:anchor="_Toc224752879" w:history="1">
+          <w:hyperlink w:anchor="_Toc225113184" w:history="1">
             <w:r>
               <w:rPr>
                 <w:rStyle w:val="Hipervnculo"/>
@@ -5578,7 +5806,7 @@
                 <w:noProof/>
                 <w:webHidden/>
               </w:rPr>
-              <w:instrText xml:space="preserve"> PAGEREF _Toc224752879 \h </w:instrText>
+              <w:instrText xml:space="preserve"> PAGEREF _Toc225113184 \h </w:instrText>
             </w:r>
             <w:r>
               <w:rPr>
@@ -5598,7 +5826,7 @@
                 <w:noProof/>
                 <w:webHidden/>
               </w:rPr>
-              <w:t>44</w:t>
+              <w:t>49</w:t>
             </w:r>
             <w:r>
               <w:rPr>
@@ -5625,7 +5853,7 @@
               <w14:ligatures w14:val="standardContextual"/>
             </w:rPr>
           </w:pPr>
-          <w:hyperlink w:anchor="_Toc224752880" w:history="1">
+          <w:hyperlink w:anchor="_Toc225113185" w:history="1">
             <w:r>
               <w:rPr>
                 <w:rStyle w:val="Hipervnculo"/>
@@ -5655,7 +5883,7 @@
                 <w:noProof/>
                 <w:webHidden/>
               </w:rPr>
-              <w:instrText xml:space="preserve"> PAGEREF _Toc224752880 \h </w:instrText>
+              <w:instrText xml:space="preserve"> PAGEREF _Toc225113185 \h </w:instrText>
             </w:r>
             <w:r>
               <w:rPr>
@@ -5675,7 +5903,7 @@
                 <w:noProof/>
                 <w:webHidden/>
               </w:rPr>
-              <w:t>44</w:t>
+              <w:t>49</w:t>
             </w:r>
             <w:r>
               <w:rPr>
@@ -5702,7 +5930,7 @@
               <w14:ligatures w14:val="standardContextual"/>
             </w:rPr>
           </w:pPr>
-          <w:hyperlink w:anchor="_Toc224752881" w:history="1">
+          <w:hyperlink w:anchor="_Toc225113186" w:history="1">
             <w:r>
               <w:rPr>
                 <w:rStyle w:val="Hipervnculo"/>
@@ -5732,7 +5960,7 @@
                 <w:noProof/>
                 <w:webHidden/>
               </w:rPr>
-              <w:instrText xml:space="preserve"> PAGEREF _Toc224752881 \h </w:instrText>
+              <w:instrText xml:space="preserve"> PAGEREF _Toc225113186 \h </w:instrText>
             </w:r>
             <w:r>
               <w:rPr>
@@ -5752,7 +5980,7 @@
                 <w:noProof/>
                 <w:webHidden/>
               </w:rPr>
-              <w:t>45</w:t>
+              <w:t>50</w:t>
             </w:r>
             <w:r>
               <w:rPr>
@@ -5779,7 +6007,7 @@
               <w14:ligatures w14:val="standardContextual"/>
             </w:rPr>
           </w:pPr>
-          <w:hyperlink w:anchor="_Toc224752882" w:history="1">
+          <w:hyperlink w:anchor="_Toc225113187" w:history="1">
             <w:r>
               <w:rPr>
                 <w:rStyle w:val="Hipervnculo"/>
@@ -5809,7 +6037,7 @@
                 <w:noProof/>
                 <w:webHidden/>
               </w:rPr>
-              <w:instrText xml:space="preserve"> PAGEREF _Toc224752882 \h </w:instrText>
+              <w:instrText xml:space="preserve"> PAGEREF _Toc225113187 \h </w:instrText>
             </w:r>
             <w:r>
               <w:rPr>
@@ -5829,7 +6057,7 @@
                 <w:noProof/>
                 <w:webHidden/>
               </w:rPr>
-              <w:t>45</w:t>
+              <w:t>50</w:t>
             </w:r>
             <w:r>
               <w:rPr>
@@ -5856,7 +6084,7 @@
               <w14:ligatures w14:val="standardContextual"/>
             </w:rPr>
           </w:pPr>
-          <w:hyperlink w:anchor="_Toc224752883" w:history="1">
+          <w:hyperlink w:anchor="_Toc225113188" w:history="1">
             <w:r>
               <w:rPr>
                 <w:rStyle w:val="Hipervnculo"/>
@@ -5886,7 +6114,7 @@
                 <w:noProof/>
                 <w:webHidden/>
               </w:rPr>
-              <w:instrText xml:space="preserve"> PAGEREF _Toc224752883 \h </w:instrText>
+              <w:instrText xml:space="preserve"> PAGEREF _Toc225113188 \h </w:instrText>
             </w:r>
             <w:r>
               <w:rPr>
@@ -5906,7 +6134,7 @@
                 <w:noProof/>
                 <w:webHidden/>
               </w:rPr>
-              <w:t>45</w:t>
+              <w:t>50</w:t>
             </w:r>
             <w:r>
               <w:rPr>
@@ -5934,7 +6162,7 @@
               <w14:ligatures w14:val="standardContextual"/>
             </w:rPr>
           </w:pPr>
-          <w:hyperlink w:anchor="_Toc224752884" w:history="1">
+          <w:hyperlink w:anchor="_Toc225113189" w:history="1">
             <w:r>
               <w:rPr>
                 <w:rStyle w:val="Hipervnculo"/>
@@ -5982,7 +6210,7 @@
                 <w:noProof/>
                 <w:webHidden/>
               </w:rPr>
-              <w:instrText xml:space="preserve"> PAGEREF _Toc224752884 \h </w:instrText>
+              <w:instrText xml:space="preserve"> PAGEREF _Toc225113189 \h </w:instrText>
             </w:r>
             <w:r>
               <w:rPr>
@@ -6002,7 +6230,7 @@
                 <w:noProof/>
                 <w:webHidden/>
               </w:rPr>
-              <w:t>45</w:t>
+              <w:t>50</w:t>
             </w:r>
             <w:r>
               <w:rPr>
@@ -6029,7 +6257,7 @@
               <w14:ligatures w14:val="standardContextual"/>
             </w:rPr>
           </w:pPr>
-          <w:hyperlink w:anchor="_Toc224752885" w:history="1">
+          <w:hyperlink w:anchor="_Toc225113190" w:history="1">
             <w:r>
               <w:rPr>
                 <w:rStyle w:val="Hipervnculo"/>
@@ -6059,7 +6287,7 @@
                 <w:noProof/>
                 <w:webHidden/>
               </w:rPr>
-              <w:instrText xml:space="preserve"> PAGEREF _Toc224752885 \h </w:instrText>
+              <w:instrText xml:space="preserve"> PAGEREF _Toc225113190 \h </w:instrText>
             </w:r>
             <w:r>
               <w:rPr>
@@ -6079,7 +6307,7 @@
                 <w:noProof/>
                 <w:webHidden/>
               </w:rPr>
-              <w:t>45</w:t>
+              <w:t>50</w:t>
             </w:r>
             <w:r>
               <w:rPr>
@@ -6106,7 +6334,7 @@
               <w14:ligatures w14:val="standardContextual"/>
             </w:rPr>
           </w:pPr>
-          <w:hyperlink w:anchor="_Toc224752886" w:history="1">
+          <w:hyperlink w:anchor="_Toc225113191" w:history="1">
             <w:r>
               <w:rPr>
                 <w:rStyle w:val="Hipervnculo"/>
@@ -6136,7 +6364,7 @@
                 <w:noProof/>
                 <w:webHidden/>
               </w:rPr>
-              <w:instrText xml:space="preserve"> PAGEREF _Toc224752886 \h </w:instrText>
+              <w:instrText xml:space="preserve"> PAGEREF _Toc225113191 \h </w:instrText>
             </w:r>
             <w:r>
               <w:rPr>
@@ -6156,7 +6384,7 @@
                 <w:noProof/>
                 <w:webHidden/>
               </w:rPr>
-              <w:t>46</w:t>
+              <w:t>51</w:t>
             </w:r>
             <w:r>
               <w:rPr>
@@ -6183,7 +6411,7 @@
               <w14:ligatures w14:val="standardContextual"/>
             </w:rPr>
           </w:pPr>
-          <w:hyperlink w:anchor="_Toc224752887" w:history="1">
+          <w:hyperlink w:anchor="_Toc225113192" w:history="1">
             <w:r>
               <w:rPr>
                 <w:rStyle w:val="Hipervnculo"/>
@@ -6213,7 +6441,7 @@
                 <w:noProof/>
                 <w:webHidden/>
               </w:rPr>
-              <w:instrText xml:space="preserve"> PAGEREF _Toc224752887 \h </w:instrText>
+              <w:instrText xml:space="preserve"> PAGEREF _Toc225113192 \h </w:instrText>
             </w:r>
             <w:r>
               <w:rPr>
@@ -6233,7 +6461,7 @@
                 <w:noProof/>
                 <w:webHidden/>
               </w:rPr>
-              <w:t>46</w:t>
+              <w:t>51</w:t>
             </w:r>
             <w:r>
               <w:rPr>
@@ -6261,7 +6489,7 @@
               <w14:ligatures w14:val="standardContextual"/>
             </w:rPr>
           </w:pPr>
-          <w:hyperlink w:anchor="_Toc224752888" w:history="1">
+          <w:hyperlink w:anchor="_Toc225113193" w:history="1">
             <w:r>
               <w:rPr>
                 <w:rStyle w:val="Hipervnculo"/>
@@ -6313,7 +6541,7 @@
                 <w:noProof/>
                 <w:webHidden/>
               </w:rPr>
-              <w:instrText xml:space="preserve"> PAGEREF _Toc224752888 \h </w:instrText>
+              <w:instrText xml:space="preserve"> PAGEREF _Toc225113193 \h </w:instrText>
             </w:r>
             <w:r>
               <w:rPr>
@@ -6333,7 +6561,7 @@
                 <w:noProof/>
                 <w:webHidden/>
               </w:rPr>
-              <w:t>47</w:t>
+              <w:t>52</w:t>
             </w:r>
             <w:r>
               <w:rPr>
@@ -6360,7 +6588,7 @@
               <w14:ligatures w14:val="standardContextual"/>
             </w:rPr>
           </w:pPr>
-          <w:hyperlink w:anchor="_Toc224752889" w:history="1">
+          <w:hyperlink w:anchor="_Toc225113194" w:history="1">
             <w:r>
               <w:rPr>
                 <w:rStyle w:val="Hipervnculo"/>
@@ -6388,7 +6616,7 @@
                 <w:noProof/>
                 <w:webHidden/>
               </w:rPr>
-              <w:instrText xml:space="preserve"> PAGEREF _Toc224752889 \h </w:instrText>
+              <w:instrText xml:space="preserve"> PAGEREF _Toc225113194 \h </w:instrText>
             </w:r>
             <w:r>
               <w:rPr>
@@ -6408,7 +6636,7 @@
                 <w:noProof/>
                 <w:webHidden/>
               </w:rPr>
-              <w:t>51</w:t>
+              <w:t>56</w:t>
             </w:r>
             <w:r>
               <w:rPr>
@@ -6479,37 +6707,305 @@
     </w:p>
     <w:p>
       <w:pPr>
-        <w:pStyle w:val="Ttulo"/>
-        <w:spacing w:after="240"/>
-        <w:rPr>
-          <w:rFonts w:ascii="Arial" w:hAnsi="Arial" w:cs="Arial"/>
+        <w:pStyle w:val="Ttulo1"/>
+        <w:numPr>
+          <w:ilvl w:val="0"/>
+          <w:numId w:val="0"/>
+        </w:numPr>
+        <w:spacing w:line="240" w:lineRule="auto"/>
+        <w:rPr>
+          <w:rFonts w:ascii="Arial" w:hAnsi="Arial"/>
           <w:b/>
-          <w:bCs/>
           <w:sz w:val="36"/>
-          <w:szCs w:val="36"/>
-        </w:rPr>
-      </w:pPr>
-      <w:r>
-        <w:rPr>
-          <w:rFonts w:ascii="Arial" w:hAnsi="Arial" w:cs="Arial"/>
+        </w:rPr>
+      </w:pPr>
+      <w:bookmarkStart w:id="0" w:name="_Toc225113129"/>
+      <w:r>
+        <w:rPr>
+          <w:rFonts w:ascii="Arial" w:hAnsi="Arial"/>
           <w:b/>
-          <w:bCs/>
           <w:sz w:val="36"/>
-          <w:szCs w:val="36"/>
         </w:rPr>
         <w:lastRenderedPageBreak/>
         <w:t xml:space="preserve">Índice de </w:t>
       </w:r>
       <w:r>
         <w:rPr>
-          <w:rFonts w:ascii="Arial" w:hAnsi="Arial" w:cs="Arial"/>
+          <w:rFonts w:ascii="Arial" w:hAnsi="Arial"/>
           <w:b/>
-          <w:bCs/>
           <w:sz w:val="36"/>
-          <w:szCs w:val="36"/>
         </w:rPr>
         <w:t>figuras y gráficos</w:t>
       </w:r>
+      <w:bookmarkEnd w:id="0"/>
+    </w:p>
+    <w:p>
+      <w:pPr>
+        <w:pStyle w:val="Tabladeilustraciones"/>
+        <w:tabs>
+          <w:tab w:val="right" w:leader="dot" w:pos="8494"/>
+        </w:tabs>
+        <w:rPr>
+          <w:rFonts w:asciiTheme="minorHAnsi" w:eastAsiaTheme="minorEastAsia" w:hAnsiTheme="minorHAnsi" w:cstheme="minorBidi"/>
+          <w:noProof/>
+          <w:kern w:val="2"/>
+          <w:sz w:val="24"/>
+          <w:szCs w:val="24"/>
+          <w:lang w:eastAsia="es-ES"/>
+          <w14:ligatures w14:val="standardContextual"/>
+        </w:rPr>
+      </w:pPr>
+      <w:r>
+        <w:rPr>
+          <w:rFonts w:ascii="Arial" w:hAnsi="Arial"/>
+        </w:rPr>
+        <w:fldChar w:fldCharType="begin"/>
+      </w:r>
+      <w:r>
+        <w:rPr>
+          <w:rFonts w:ascii="Arial" w:hAnsi="Arial"/>
+        </w:rPr>
+        <w:instrText xml:space="preserve"> TOC \h \z \c "Ilustración" </w:instrText>
+      </w:r>
+      <w:r>
+        <w:rPr>
+          <w:rFonts w:ascii="Arial" w:hAnsi="Arial"/>
+        </w:rPr>
+        <w:fldChar w:fldCharType="separate"/>
+      </w:r>
+      <w:hyperlink w:anchor="_Toc225115761" w:history="1">
+        <w:r>
+          <w:rPr>
+            <w:rStyle w:val="Hipervnculo"/>
+            <w:noProof/>
+          </w:rPr>
+          <w:t>Ilustración</w:t>
+        </w:r>
+        <w:r>
+          <w:rPr>
+            <w:rStyle w:val="Hipervnculo"/>
+            <w:noProof/>
+          </w:rPr>
+          <w:t xml:space="preserve"> </w:t>
+        </w:r>
+        <w:r>
+          <w:rPr>
+            <w:rStyle w:val="Hipervnculo"/>
+            <w:noProof/>
+          </w:rPr>
+          <w:t>1 Evolución histórica de las pérdidas globales por fraude en tarjetas de crédito, destacando la predominancia y el crecimiento sostenido del vector no presencial (Card-Not-Present). Fuente: The Nilson Report.</w:t>
+        </w:r>
+        <w:r>
+          <w:rPr>
+            <w:noProof/>
+            <w:webHidden/>
+          </w:rPr>
+          <w:tab/>
+        </w:r>
+        <w:r>
+          <w:rPr>
+            <w:noProof/>
+            <w:webHidden/>
+          </w:rPr>
+          <w:fldChar w:fldCharType="begin"/>
+        </w:r>
+        <w:r>
+          <w:rPr>
+            <w:noProof/>
+            <w:webHidden/>
+          </w:rPr>
+          <w:instrText xml:space="preserve"> PAGEREF _Toc225115761 \h </w:instrText>
+        </w:r>
+        <w:r>
+          <w:rPr>
+            <w:noProof/>
+            <w:webHidden/>
+          </w:rPr>
+        </w:r>
+        <w:r>
+          <w:rPr>
+            <w:noProof/>
+            <w:webHidden/>
+          </w:rPr>
+          <w:fldChar w:fldCharType="separate"/>
+        </w:r>
+        <w:r>
+          <w:rPr>
+            <w:noProof/>
+            <w:webHidden/>
+          </w:rPr>
+          <w:t>9</w:t>
+        </w:r>
+        <w:r>
+          <w:rPr>
+            <w:noProof/>
+            <w:webHidden/>
+          </w:rPr>
+          <w:fldChar w:fldCharType="end"/>
+        </w:r>
+      </w:hyperlink>
+    </w:p>
+    <w:p>
+      <w:pPr>
+        <w:pStyle w:val="Tabladeilustraciones"/>
+        <w:tabs>
+          <w:tab w:val="right" w:leader="dot" w:pos="8494"/>
+        </w:tabs>
+        <w:rPr>
+          <w:rFonts w:asciiTheme="minorHAnsi" w:eastAsiaTheme="minorEastAsia" w:hAnsiTheme="minorHAnsi" w:cstheme="minorBidi"/>
+          <w:noProof/>
+          <w:kern w:val="2"/>
+          <w:sz w:val="24"/>
+          <w:szCs w:val="24"/>
+          <w:lang w:eastAsia="es-ES"/>
+          <w14:ligatures w14:val="standardContextual"/>
+        </w:rPr>
+      </w:pPr>
+      <w:hyperlink w:anchor="_Toc225115762" w:history="1">
+        <w:r>
+          <w:rPr>
+            <w:rStyle w:val="Hipervnculo"/>
+            <w:noProof/>
+          </w:rPr>
+          <w:t>Ilustración 2</w:t>
+        </w:r>
+        <w:r>
+          <w:rPr>
+            <w:rStyle w:val="Hipervnculo"/>
+            <w:noProof/>
+          </w:rPr>
+          <w:t xml:space="preserve"> </w:t>
+        </w:r>
+        <w:r>
+          <w:rPr>
+            <w:rStyle w:val="Hipervnculo"/>
+            <w:noProof/>
+          </w:rPr>
+          <w:t>Figura 1.2. Arquitectura de un Sistema de Detección de Fraude (FDS) en el sector financiero, diferenciando procesos en tiempo real, casi en tiempo real y offline. Fuente: Dal Pozzolo et al. (2014).</w:t>
+        </w:r>
+        <w:r>
+          <w:rPr>
+            <w:noProof/>
+            <w:webHidden/>
+          </w:rPr>
+          <w:tab/>
+        </w:r>
+        <w:r>
+          <w:rPr>
+            <w:noProof/>
+            <w:webHidden/>
+          </w:rPr>
+          <w:fldChar w:fldCharType="begin"/>
+        </w:r>
+        <w:r>
+          <w:rPr>
+            <w:noProof/>
+            <w:webHidden/>
+          </w:rPr>
+          <w:instrText xml:space="preserve"> PAGEREF _Toc225115762 \h </w:instrText>
+        </w:r>
+        <w:r>
+          <w:rPr>
+            <w:noProof/>
+            <w:webHidden/>
+          </w:rPr>
+        </w:r>
+        <w:r>
+          <w:rPr>
+            <w:noProof/>
+            <w:webHidden/>
+          </w:rPr>
+          <w:fldChar w:fldCharType="separate"/>
+        </w:r>
+        <w:r>
+          <w:rPr>
+            <w:noProof/>
+            <w:webHidden/>
+          </w:rPr>
+          <w:t>10</w:t>
+        </w:r>
+        <w:r>
+          <w:rPr>
+            <w:noProof/>
+            <w:webHidden/>
+          </w:rPr>
+          <w:fldChar w:fldCharType="end"/>
+        </w:r>
+      </w:hyperlink>
+    </w:p>
+    <w:p>
+      <w:pPr>
+        <w:pStyle w:val="Tabladeilustraciones"/>
+        <w:tabs>
+          <w:tab w:val="right" w:leader="dot" w:pos="8494"/>
+        </w:tabs>
+        <w:rPr>
+          <w:rFonts w:asciiTheme="minorHAnsi" w:eastAsiaTheme="minorEastAsia" w:hAnsiTheme="minorHAnsi" w:cstheme="minorBidi"/>
+          <w:noProof/>
+          <w:kern w:val="2"/>
+          <w:sz w:val="24"/>
+          <w:szCs w:val="24"/>
+          <w:lang w:eastAsia="es-ES"/>
+          <w14:ligatures w14:val="standardContextual"/>
+        </w:rPr>
+      </w:pPr>
+      <w:hyperlink w:anchor="_Toc225115763" w:history="1">
+        <w:r>
+          <w:rPr>
+            <w:rStyle w:val="Hipervnculo"/>
+            <w:noProof/>
+          </w:rPr>
+          <w:t>Ilustración 3. Representación espacial del desbalance extremo en el conjunto de datos, evidenciando el solapamiento de la clase minoritaria (fraude) sobre la densidad de la clase legítima. Fuente: Elaboración propia</w:t>
+        </w:r>
+        <w:r>
+          <w:rPr>
+            <w:noProof/>
+            <w:webHidden/>
+          </w:rPr>
+          <w:tab/>
+        </w:r>
+        <w:r>
+          <w:rPr>
+            <w:noProof/>
+            <w:webHidden/>
+          </w:rPr>
+          <w:fldChar w:fldCharType="begin"/>
+        </w:r>
+        <w:r>
+          <w:rPr>
+            <w:noProof/>
+            <w:webHidden/>
+          </w:rPr>
+          <w:instrText xml:space="preserve"> PAGEREF _Toc225115763 \h </w:instrText>
+        </w:r>
+        <w:r>
+          <w:rPr>
+            <w:noProof/>
+            <w:webHidden/>
+          </w:rPr>
+        </w:r>
+        <w:r>
+          <w:rPr>
+            <w:noProof/>
+            <w:webHidden/>
+          </w:rPr>
+          <w:fldChar w:fldCharType="separate"/>
+        </w:r>
+        <w:r>
+          <w:rPr>
+            <w:noProof/>
+            <w:webHidden/>
+          </w:rPr>
+          <w:t>15</w:t>
+        </w:r>
+        <w:r>
+          <w:rPr>
+            <w:noProof/>
+            <w:webHidden/>
+          </w:rPr>
+          <w:fldChar w:fldCharType="end"/>
+        </w:r>
+      </w:hyperlink>
     </w:p>
     <w:p>
       <w:pPr>
@@ -6518,6 +7014,12 @@
           <w:rFonts w:ascii="Arial" w:hAnsi="Arial"/>
         </w:rPr>
       </w:pPr>
+      <w:r>
+        <w:rPr>
+          <w:rFonts w:ascii="Arial" w:hAnsi="Arial"/>
+        </w:rPr>
+        <w:fldChar w:fldCharType="end"/>
+      </w:r>
     </w:p>
     <w:p>
       <w:pPr>
@@ -6539,27 +7041,29 @@
     </w:p>
     <w:p>
       <w:pPr>
-        <w:pStyle w:val="Ttulo"/>
-        <w:spacing w:after="240"/>
-        <w:rPr>
-          <w:rFonts w:ascii="Arial" w:hAnsi="Arial" w:cs="Arial"/>
+        <w:pStyle w:val="Ttulo1"/>
+        <w:numPr>
+          <w:ilvl w:val="0"/>
+          <w:numId w:val="0"/>
+        </w:numPr>
+        <w:spacing w:line="240" w:lineRule="auto"/>
+        <w:rPr>
+          <w:rFonts w:ascii="Arial" w:hAnsi="Arial"/>
           <w:b/>
-          <w:bCs/>
           <w:sz w:val="36"/>
-          <w:szCs w:val="36"/>
-        </w:rPr>
-      </w:pPr>
-      <w:r>
-        <w:rPr>
-          <w:rFonts w:ascii="Arial" w:hAnsi="Arial" w:cs="Arial"/>
+        </w:rPr>
+      </w:pPr>
+      <w:bookmarkStart w:id="1" w:name="_Toc225113130"/>
+      <w:r>
+        <w:rPr>
+          <w:rFonts w:ascii="Arial" w:hAnsi="Arial"/>
           <w:b/>
-          <w:bCs/>
           <w:sz w:val="36"/>
-          <w:szCs w:val="36"/>
         </w:rPr>
         <w:lastRenderedPageBreak/>
         <w:t>Índice de tablas</w:t>
       </w:r>
+      <w:bookmarkEnd w:id="1"/>
     </w:p>
     <w:p>
       <w:pPr>
@@ -6587,27 +7091,29 @@
     </w:p>
     <w:p>
       <w:pPr>
-        <w:pStyle w:val="Ttulo"/>
-        <w:spacing w:after="240"/>
-        <w:rPr>
-          <w:rFonts w:ascii="Arial" w:hAnsi="Arial" w:cs="Arial"/>
+        <w:pStyle w:val="Ttulo1"/>
+        <w:numPr>
+          <w:ilvl w:val="0"/>
+          <w:numId w:val="0"/>
+        </w:numPr>
+        <w:spacing w:line="240" w:lineRule="auto"/>
+        <w:rPr>
+          <w:rFonts w:ascii="Arial" w:hAnsi="Arial"/>
           <w:b/>
-          <w:bCs/>
           <w:sz w:val="36"/>
-          <w:szCs w:val="36"/>
-        </w:rPr>
-      </w:pPr>
-      <w:r>
-        <w:rPr>
-          <w:rFonts w:ascii="Arial" w:hAnsi="Arial" w:cs="Arial"/>
+        </w:rPr>
+      </w:pPr>
+      <w:bookmarkStart w:id="2" w:name="_Toc225113131"/>
+      <w:r>
+        <w:rPr>
+          <w:rFonts w:ascii="Arial" w:hAnsi="Arial"/>
           <w:b/>
-          <w:bCs/>
           <w:sz w:val="36"/>
-          <w:szCs w:val="36"/>
         </w:rPr>
         <w:lastRenderedPageBreak/>
         <w:t>Glosario</w:t>
       </w:r>
+      <w:bookmarkEnd w:id="2"/>
     </w:p>
     <w:p>
       <w:pPr>
@@ -6660,9 +7166,7 @@
           <w:sz w:val="36"/>
         </w:rPr>
       </w:pPr>
-      <w:bookmarkStart w:id="0" w:name="_Toc10030870"/>
-      <w:bookmarkStart w:id="1" w:name="_Toc224752827"/>
-      <w:bookmarkEnd w:id="0"/>
+      <w:bookmarkStart w:id="3" w:name="_Toc225113132"/>
       <w:r>
         <w:rPr>
           <w:rFonts w:ascii="Arial" w:hAnsi="Arial"/>
@@ -6672,7 +7176,7 @@
         <w:lastRenderedPageBreak/>
         <w:t>Resumen</w:t>
       </w:r>
-      <w:bookmarkEnd w:id="1"/>
+      <w:bookmarkEnd w:id="3"/>
       <w:r>
         <w:rPr>
           <w:rFonts w:ascii="Arial" w:hAnsi="Arial"/>
@@ -6693,45 +7197,77 @@
         <w:rPr>
           <w:rFonts w:ascii="Arial" w:hAnsi="Arial"/>
         </w:rPr>
-        <w:t xml:space="preserve">El fraude con tarjetas de crédito representa un desafío crítico para el sector financiero, caracterizado por un desequilibrio extremo de clases y la evolución constante de los patrones delictivos (concept drift). Si bien los algoritmos de aprendizaje automático de "caja negra" han demostrado una alta capacidad predictiva, su adopción operativa se ve limitada por la falta de transparencia y por evaluaciones de rendimiento a menudo infladas debido a metodologías de validación incorrectas. Este Trabajo de Fin de </w:t>
-      </w:r>
-      <w:r>
-        <w:rPr>
-          <w:rFonts w:ascii="Arial" w:hAnsi="Arial"/>
-        </w:rPr>
-        <w:t>Máster</w:t>
-      </w:r>
-      <w:r>
-        <w:rPr>
-          <w:rFonts w:ascii="Arial" w:hAnsi="Arial"/>
-        </w:rPr>
-        <w:t xml:space="preserve"> (TF</w:t>
-      </w:r>
-      <w:r>
-        <w:rPr>
-          <w:rFonts w:ascii="Arial" w:hAnsi="Arial"/>
-        </w:rPr>
-        <w:t>M</w:t>
-      </w:r>
-      <w:r>
-        <w:rPr>
-          <w:rFonts w:ascii="Arial" w:hAnsi="Arial"/>
-        </w:rPr>
-        <w:t>) propone un marco de detección robusto y explicable, fundamentado en las directrices del Machine Learning Group de la Universidad Libre de Bruselas (ULB).</w:t>
-      </w:r>
-    </w:p>
-    <w:p>
-      <w:pPr>
-        <w:spacing w:line="240" w:lineRule="auto"/>
-        <w:rPr>
-          <w:rFonts w:ascii="Arial" w:hAnsi="Arial"/>
-        </w:rPr>
-      </w:pPr>
-      <w:r>
-        <w:rPr>
-          <w:rFonts w:ascii="Arial" w:hAnsi="Arial"/>
-        </w:rPr>
-        <w:t>La metodología se aleja de las técnicas tradicionales de sobremuestreo (como SMOTE) para adoptar un enfoque de Aprendizaje Sensible al Costo (Cost-Sensitive Learning), priorizando la integridad de la distribución original de los datos. Se implementa una estrategia de validación temporal estricta con bloqueo (gap) para evitar la fuga de datos (data leakage), simulando un entorno de producción realista. Finalmente, se integra una capa de Inteligencia Artificial Explicable (XAI) mediante valores SHAP (SHapley Additive exPlanations), permitiendo descomponer las predicciones de riesgo en contribuciones de variables interpretables. Los resultados preliminares demuestran que, bajo una validación rigurosa, las métricas de precisión sufren una corrección necesaria respecto a la literatura, estableciendo expectativas realistas y operativas para la detección de fraude.</w:t>
+        <w:t>El fraude con tarjetas de crédito representa un desafío crítico para el sector financiero, caracterizado por un desequilibrio extremo de clases y la evolución constante de los patrones delictivos (</w:t>
+      </w:r>
+      <w:r>
+        <w:rPr>
+          <w:rFonts w:ascii="Arial" w:hAnsi="Arial"/>
+          <w:i/>
+          <w:iCs/>
+        </w:rPr>
+        <w:t>concept drift</w:t>
+      </w:r>
+      <w:r>
+        <w:rPr>
+          <w:rFonts w:ascii="Arial" w:hAnsi="Arial"/>
+        </w:rPr>
+        <w:t>). Si bien los algoritmos de aprendizaje automático han demostrado una alta capacidad predictiva, su adopción operativa se ve frecuentemente limitada por su naturaleza de "caja negra" y por evaluaciones de rendimiento infladas debido a metodologías de validación defectuosas. Este Trabajo de Fin de Máster (TFM) propone un marco de detección robusto y auditable, fundamentado en las directrices de la Universidad Libre de Bruselas (ULB). A nivel metodológico, la investigación descarta el uso de técnicas de sobremuestreo sintético (SMOTE) en favor de un submuestreo controlado (ratio 5:1) para optimizar el coste computacional, e implementa una estrategia de validación prequencial estricta con latencia (</w:t>
+      </w:r>
+      <w:r>
+        <w:rPr>
+          <w:rFonts w:ascii="Arial" w:hAnsi="Arial"/>
+          <w:i/>
+          <w:iCs/>
+        </w:rPr>
+        <w:t>gap</w:t>
+      </w:r>
+      <w:r>
+        <w:rPr>
+          <w:rFonts w:ascii="Arial" w:hAnsi="Arial"/>
+        </w:rPr>
+        <w:t>) para aislar el modelo del futuro y evitar la fuga de datos (</w:t>
+      </w:r>
+      <w:r>
+        <w:rPr>
+          <w:rFonts w:ascii="Arial" w:hAnsi="Arial"/>
+          <w:i/>
+          <w:iCs/>
+        </w:rPr>
+        <w:t>data leakage</w:t>
+      </w:r>
+      <w:r>
+        <w:rPr>
+          <w:rFonts w:ascii="Arial" w:hAnsi="Arial"/>
+        </w:rPr>
+        <w:t xml:space="preserve">). Adicionalmente, se integra una capa de Inteligencia Artificial Explicable (XAI) mediante valores SHAP para traducir las predicciones de riesgo en "códigos de razón" interpretables. Los resultados empíricos demuestran que el algoritmo </w:t>
+      </w:r>
+      <w:r>
+        <w:rPr>
+          <w:rFonts w:ascii="Arial" w:hAnsi="Arial"/>
+          <w:i/>
+          <w:iCs/>
+        </w:rPr>
+        <w:t>XGBoost</w:t>
+      </w:r>
+      <w:r>
+        <w:rPr>
+          <w:rFonts w:ascii="Arial" w:hAnsi="Arial"/>
+        </w:rPr>
+        <w:t xml:space="preserve"> optimizado maximiza la métrica de negocio (</w:t>
+      </w:r>
+      <w:r>
+        <w:rPr>
+          <w:rFonts w:ascii="Arial" w:hAnsi="Arial"/>
+          <w:i/>
+          <w:iCs/>
+        </w:rPr>
+        <w:t>Card Precision@100</w:t>
+      </w:r>
+      <w:r>
+        <w:rPr>
+          <w:rFonts w:ascii="Arial" w:hAnsi="Arial"/>
+        </w:rPr>
+        <w:t>) y cuantifican cómo los errores metodológicos tradicionales inflan artificialmente el rendimiento hasta en un 40%, estableciendo un nuevo estándar de rigor para la viabilidad operativa en entornos bancarios regulados.</w:t>
       </w:r>
     </w:p>
     <w:p>
@@ -6779,7 +7315,7 @@
           <w:sz w:val="36"/>
         </w:rPr>
       </w:pPr>
-      <w:bookmarkStart w:id="2" w:name="_Toc224752828"/>
+      <w:bookmarkStart w:id="4" w:name="_Toc225113133"/>
       <w:r>
         <w:rPr>
           <w:rFonts w:ascii="Arial" w:hAnsi="Arial"/>
@@ -6788,7 +7324,7 @@
         </w:rPr>
         <w:t>Abstract</w:t>
       </w:r>
-      <w:bookmarkEnd w:id="2"/>
+      <w:bookmarkEnd w:id="4"/>
     </w:p>
     <w:p>
       <w:pPr>
@@ -6805,25 +7341,7 @@
           <w:shd w:val="clear" w:color="auto" w:fill="FFFFFF"/>
           <w:lang w:eastAsia="es-ES_tradnl"/>
         </w:rPr>
-        <w:t>Credit card fraud represents a critical challenge for the financial sector, characterized by extreme class imbalance and the constant evolution of criminal patterns (concept drift). While "black box" machine learning algorithms have demonstrated high predictive capacity, their operational adoption is limited by a lack of transparency and performance evaluations often inflated due to incorrect validation methodologies. This Master's Thesis proposes a robust and explainable detection framework, grounded in the guidelines of the Machine Learning Group of the Université Libre de Bruxelles (ULB).</w:t>
-      </w:r>
-    </w:p>
-    <w:p>
-      <w:pPr>
-        <w:spacing w:line="240" w:lineRule="auto"/>
-        <w:rPr>
-          <w:rFonts w:ascii="Arial" w:hAnsi="Arial"/>
-          <w:shd w:val="clear" w:color="auto" w:fill="FFFFFF"/>
-          <w:lang w:eastAsia="es-ES_tradnl"/>
-        </w:rPr>
-      </w:pPr>
-      <w:r>
-        <w:rPr>
-          <w:rFonts w:ascii="Arial" w:hAnsi="Arial"/>
-          <w:shd w:val="clear" w:color="auto" w:fill="FFFFFF"/>
-          <w:lang w:eastAsia="es-ES_tradnl"/>
-        </w:rPr>
-        <w:t>The methodology departs from traditional oversampling techniques (such as SMOTE) to adopt a Cost-Sensitive Learning approach, prioritizing the integrity of the original data distribution. A strict temporal validation strategy with a blocked gap is implemented to prevent data leakage, simulating a realistic production environment. Finally, an Explainable Artificial Intelligence (XAI) layer is integrated using SHAP (SHapley Additive exPlanations) values, allowing risk predictions to be decomposed into interpretable variable contributions. Preliminary results demonstrate that, under rigorous validation, precision metrics undergo a necessary correction compared to the literature, establishing realistic and operational expectations for fraud detection.</w:t>
+        <w:t>Credit card fraud represents a critical challenge for the financial sector, characterized by extreme class imbalance and the constant evolution of criminal patterns (concept drift). While machine learning algorithms have demonstrated high predictive capacity, their operational adoption is frequently limited by their "black box" nature and inflated performance evaluations due to flawed validation methodologies. This Master's Thesis proposes a robust and auditable detection framework, grounded in the guidelines of the Université Libre de Bruxelles (ULB). Methodologically, the research discards synthetic oversampling techniques (SMOTE) in favor of controlled undersampling (5:1 ratio) to optimize computational cost, and implements a strict prequential validation strategy with a latency gap to isolate the model from the future and prevent data leakage. Additionally, an Explainable Artificial Intelligence (XAI) layer using SHAP values is integrated to translate risk predictions into interpretable reason codes. Empirical results demonstrate that the optimized XGBoost algorithm maximizes the business metric (Card Precision@100) and quantify how traditional methodological errors artificially inflate performance by up to 40%, establishing a new standard of rigor for operational viability in regulated banking environments.</w:t>
       </w:r>
     </w:p>
     <w:p>
@@ -6873,7 +7391,6 @@
         <w:rPr>
           <w:rFonts w:ascii="Arial" w:hAnsi="Arial"/>
         </w:rPr>
-        <w:lastRenderedPageBreak/>
         <w:br w:type="page"/>
       </w:r>
     </w:p>
@@ -6887,14 +7404,14 @@
           <w:bCs/>
         </w:rPr>
       </w:pPr>
-      <w:bookmarkStart w:id="3" w:name="_Toc10030871"/>
-      <w:bookmarkStart w:id="4" w:name="_Toc224752829"/>
-      <w:bookmarkEnd w:id="3"/>
-      <w:commentRangeStart w:id="5"/>
-      <w:commentRangeStart w:id="6"/>
+      <w:bookmarkStart w:id="5" w:name="_Toc10030871"/>
+      <w:bookmarkStart w:id="6" w:name="_Toc225113134"/>
+      <w:bookmarkEnd w:id="5"/>
       <w:commentRangeStart w:id="7"/>
       <w:commentRangeStart w:id="8"/>
       <w:commentRangeStart w:id="9"/>
+      <w:commentRangeStart w:id="10"/>
+      <w:commentRangeStart w:id="11"/>
       <w:r>
         <w:rPr>
           <w:rFonts w:ascii="Arial" w:hAnsi="Arial"/>
@@ -6904,8 +7421,8 @@
         <w:lastRenderedPageBreak/>
         <w:t>Introducción</w:t>
       </w:r>
-      <w:bookmarkEnd w:id="4"/>
-      <w:commentRangeEnd w:id="5"/>
+      <w:bookmarkEnd w:id="6"/>
+      <w:commentRangeEnd w:id="7"/>
       <w:r>
         <w:rPr>
           <w:rStyle w:val="Refdecomentario"/>
@@ -6915,9 +7432,9 @@
           <w:sz w:val="44"/>
           <w:szCs w:val="36"/>
         </w:rPr>
-        <w:commentReference w:id="5"/>
-      </w:r>
-      <w:commentRangeEnd w:id="6"/>
+        <w:commentReference w:id="7"/>
+      </w:r>
+      <w:commentRangeEnd w:id="8"/>
       <w:r>
         <w:rPr>
           <w:rStyle w:val="Refdecomentario"/>
@@ -6927,9 +7444,9 @@
           <w:sz w:val="44"/>
           <w:szCs w:val="36"/>
         </w:rPr>
-        <w:commentReference w:id="6"/>
-      </w:r>
-      <w:commentRangeEnd w:id="7"/>
+        <w:commentReference w:id="8"/>
+      </w:r>
+      <w:commentRangeEnd w:id="9"/>
       <w:r>
         <w:rPr>
           <w:rStyle w:val="Refdecomentario"/>
@@ -6939,9 +7456,9 @@
           <w:sz w:val="44"/>
           <w:szCs w:val="36"/>
         </w:rPr>
-        <w:commentReference w:id="7"/>
-      </w:r>
-      <w:commentRangeEnd w:id="8"/>
+        <w:commentReference w:id="9"/>
+      </w:r>
+      <w:commentRangeEnd w:id="10"/>
       <w:r>
         <w:rPr>
           <w:rStyle w:val="Refdecomentario"/>
@@ -6951,9 +7468,9 @@
           <w:sz w:val="44"/>
           <w:szCs w:val="36"/>
         </w:rPr>
-        <w:commentReference w:id="8"/>
-      </w:r>
-      <w:commentRangeEnd w:id="9"/>
+        <w:commentReference w:id="10"/>
+      </w:r>
+      <w:commentRangeEnd w:id="11"/>
       <w:r>
         <w:rPr>
           <w:rStyle w:val="Refdecomentario"/>
@@ -6963,7 +7480,7 @@
           <w:sz w:val="44"/>
           <w:szCs w:val="36"/>
         </w:rPr>
-        <w:commentReference w:id="9"/>
+        <w:commentReference w:id="11"/>
       </w:r>
     </w:p>
     <w:p>
@@ -6974,17 +7491,17 @@
           <w:rFonts w:ascii="Arial" w:hAnsi="Arial"/>
         </w:rPr>
       </w:pPr>
-      <w:bookmarkStart w:id="10" w:name="_Toc224752830"/>
-      <w:commentRangeStart w:id="11"/>
-      <w:commentRangeStart w:id="12"/>
+      <w:bookmarkStart w:id="12" w:name="_Toc225113135"/>
+      <w:commentRangeStart w:id="13"/>
+      <w:commentRangeStart w:id="14"/>
       <w:r>
         <w:rPr>
           <w:rFonts w:ascii="Arial" w:hAnsi="Arial"/>
         </w:rPr>
         <w:t>Contexto y Problemática</w:t>
       </w:r>
-      <w:bookmarkEnd w:id="10"/>
-      <w:commentRangeEnd w:id="11"/>
+      <w:bookmarkEnd w:id="12"/>
+      <w:commentRangeEnd w:id="13"/>
       <w:r>
         <w:rPr>
           <w:rStyle w:val="Refdecomentario"/>
@@ -6992,9 +7509,9 @@
           <w:sz w:val="32"/>
           <w:szCs w:val="32"/>
         </w:rPr>
-        <w:commentReference w:id="11"/>
-      </w:r>
-      <w:commentRangeEnd w:id="12"/>
+        <w:commentReference w:id="13"/>
+      </w:r>
+      <w:commentRangeEnd w:id="14"/>
       <w:r>
         <w:rPr>
           <w:rStyle w:val="Refdecomentario"/>
@@ -7002,7 +7519,7 @@
           <w:sz w:val="32"/>
           <w:szCs w:val="32"/>
         </w:rPr>
-        <w:commentReference w:id="12"/>
+        <w:commentReference w:id="14"/>
       </w:r>
     </w:p>
     <w:p>
@@ -7112,7 +7629,35 @@
           <w:rFonts w:ascii="Arial" w:hAnsi="Arial"/>
           <w:lang w:eastAsia="es-ES"/>
         </w:rPr>
-        <w:t>Según reportes recientes de la industria, las pérdidas globales derivadas del fraude con tarjetas superaron los 33.400 millones de dólares en 2024, un escenario dominado casi en su totalidad por vectores de ataque no presenciales (</w:t>
+        <w:t xml:space="preserve">Según reportes recientes de la industria, las pérdidas globales derivadas del fraude con tarjetas superaron los 33.400 millones de dólares en 2024, un escenario dominado casi en su totalidad por </w:t>
+      </w:r>
+      <w:r>
+        <w:rPr>
+          <w:rFonts w:ascii="Arial" w:hAnsi="Arial"/>
+          <w:lang w:eastAsia="es-ES"/>
+        </w:rPr>
+        <w:t xml:space="preserve">vectores de ataque no presenciales (Card-Not-Present o CNP), como se esquematiza en el flujo operativo de la </w:t>
+      </w:r>
+      <w:r>
+        <w:rPr>
+          <w:rFonts w:ascii="Arial" w:hAnsi="Arial"/>
+          <w:lang w:eastAsia="es-ES"/>
+        </w:rPr>
+        <w:t xml:space="preserve">Ilustración </w:t>
+      </w:r>
+      <w:r>
+        <w:rPr>
+          <w:rFonts w:ascii="Arial" w:hAnsi="Arial"/>
+          <w:lang w:eastAsia="es-ES"/>
+        </w:rPr>
+        <w:t>2</w:t>
+      </w:r>
+      <w:r>
+        <w:rPr>
+          <w:rFonts w:ascii="Arial" w:hAnsi="Arial"/>
+          <w:lang w:eastAsia="es-ES"/>
+        </w:rPr>
+        <w:t xml:space="preserve">. En el ámbito europeo, el informe conjunto de la Autoridad Bancaria Europea (EBA) y el Banco Central Europeo (BCE) confirmó que el fraude en pagos superó la barrera de los 4.200 millones de euros anuales, experimentando un crecimiento interanual sostenido. A esta magnitud económica se suma un factor disruptivo reciente: la "industrialización" del cibercrimen mediante el modelo de </w:t>
       </w:r>
       <w:r>
         <w:rPr>
@@ -7121,14 +7666,14 @@
           <w:iCs/>
           <w:lang w:eastAsia="es-ES"/>
         </w:rPr>
-        <w:t>Card-Not-Present</w:t>
-      </w:r>
-      <w:r>
-        <w:rPr>
-          <w:rFonts w:ascii="Arial" w:hAnsi="Arial"/>
-          <w:lang w:eastAsia="es-ES"/>
-        </w:rPr>
-        <w:t xml:space="preserve"> o CNP). En el ámbito europeo, el informe conjunto de la Autoridad Bancaria Europea (EBA) y el Banco Central Europeo (BCE) confirmó que el fraude en pagos superó la barrera de los 4.200 millones de euros anuales, experimentando un crecimiento interanual sostenido. A esta magnitud económica se suma un factor disruptivo reciente: la "industrialización" del cibercrimen mediante el modelo de </w:t>
+        <w:t>Fraud-as-a-Service</w:t>
+      </w:r>
+      <w:r>
+        <w:rPr>
+          <w:rFonts w:ascii="Arial" w:hAnsi="Arial"/>
+          <w:lang w:eastAsia="es-ES"/>
+        </w:rPr>
+        <w:t xml:space="preserve"> (FaaS) y el uso de Inteligencia Artificial Generativa para la automatización del </w:t>
       </w:r>
       <w:r>
         <w:rPr>
@@ -7137,22 +7682,6 @@
           <w:iCs/>
           <w:lang w:eastAsia="es-ES"/>
         </w:rPr>
-        <w:t>Fraud-as-a-Service</w:t>
-      </w:r>
-      <w:r>
-        <w:rPr>
-          <w:rFonts w:ascii="Arial" w:hAnsi="Arial"/>
-          <w:lang w:eastAsia="es-ES"/>
-        </w:rPr>
-        <w:t xml:space="preserve"> (FaaS) y el uso de Inteligencia Artificial Generativa para la automatización del </w:t>
-      </w:r>
-      <w:r>
-        <w:rPr>
-          <w:rFonts w:ascii="Arial" w:hAnsi="Arial"/>
-          <w:i/>
-          <w:iCs/>
-          <w:lang w:eastAsia="es-ES"/>
-        </w:rPr>
         <w:t>phishing</w:t>
       </w:r>
       <w:r>
@@ -7173,8 +7702,134 @@
       </w:pPr>
       <w:r>
         <w:rPr>
+          <w:rFonts w:ascii="Arial" w:hAnsi="Arial"/>
+          <w:lang w:eastAsia="es-ES"/>
+        </w:rPr>
+        <w:t xml:space="preserve">La magnitud sistémica de este problema se hace evidente al observar la evolución macroeconómica de las pérdidas globales (véase la </w:t>
+      </w:r>
+      <w:r>
+        <w:rPr>
+          <w:rFonts w:ascii="Arial" w:hAnsi="Arial"/>
+          <w:lang w:eastAsia="es-ES"/>
+        </w:rPr>
+        <w:t>Ilustración 1</w:t>
+      </w:r>
+      <w:r>
+        <w:rPr>
+          <w:rFonts w:ascii="Arial" w:hAnsi="Arial"/>
+          <w:lang w:eastAsia="es-ES"/>
+        </w:rPr>
+        <w:t>). El crecimiento sostenido del fraude está directamente correlacionado con el auge del comercio electrónico, donde el vector no presencial se ha convertido en la principal vulnerabilidad.</w:t>
+      </w:r>
+    </w:p>
+    <w:p>
+      <w:pPr>
+        <w:keepNext/>
+        <w:spacing w:line="240" w:lineRule="auto"/>
+        <w:jc w:val="center"/>
+      </w:pPr>
+      <w:r>
+        <w:rPr>
           <w:noProof/>
         </w:rPr>
+        <w:drawing>
+          <wp:inline distT="0" distB="0" distL="0" distR="0" wp14:anchorId="565084AB" wp14:editId="24090819">
+            <wp:extent cx="4438155" cy="2841171"/>
+            <wp:effectExtent l="0" t="0" r="635" b="0"/>
+            <wp:docPr id="547958983" name="Imagen 7" descr="Card fraud worldwide from 2010 to 2027 [1]."/>
+            <wp:cNvGraphicFramePr>
+              <a:graphicFrameLocks xmlns:a="http://schemas.openxmlformats.org/drawingml/2006/main" noChangeAspect="1"/>
+            </wp:cNvGraphicFramePr>
+            <a:graphic xmlns:a="http://schemas.openxmlformats.org/drawingml/2006/main">
+              <a:graphicData uri="http://schemas.openxmlformats.org/drawingml/2006/picture">
+                <pic:pic xmlns:pic="http://schemas.openxmlformats.org/drawingml/2006/picture">
+                  <pic:nvPicPr>
+                    <pic:cNvPr id="0" name="Picture 20" descr="Card fraud worldwide from 2010 to 2027 [1]."/>
+                    <pic:cNvPicPr>
+                      <a:picLocks noChangeAspect="1" noChangeArrowheads="1"/>
+                    </pic:cNvPicPr>
+                  </pic:nvPicPr>
+                  <pic:blipFill>
+                    <a:blip r:embed="rId16">
+                      <a:extLst>
+                        <a:ext uri="{28A0092B-C50C-407E-A947-70E740481C1C}">
+                          <a14:useLocalDpi xmlns:a14="http://schemas.microsoft.com/office/drawing/2010/main" val="0"/>
+                        </a:ext>
+                      </a:extLst>
+                    </a:blip>
+                    <a:srcRect/>
+                    <a:stretch>
+                      <a:fillRect/>
+                    </a:stretch>
+                  </pic:blipFill>
+                  <pic:spPr bwMode="auto">
+                    <a:xfrm>
+                      <a:off x="0" y="0"/>
+                      <a:ext cx="4442693" cy="2844076"/>
+                    </a:xfrm>
+                    <a:prstGeom prst="rect">
+                      <a:avLst/>
+                    </a:prstGeom>
+                    <a:noFill/>
+                    <a:ln>
+                      <a:noFill/>
+                    </a:ln>
+                  </pic:spPr>
+                </pic:pic>
+              </a:graphicData>
+            </a:graphic>
+          </wp:inline>
+        </w:drawing>
+      </w:r>
+    </w:p>
+    <w:p>
+      <w:pPr>
+        <w:pStyle w:val="Descripcin"/>
+        <w:rPr>
+          <w:rFonts w:ascii="Arial" w:hAnsi="Arial"/>
+          <w:lang w:eastAsia="es-ES"/>
+        </w:rPr>
+      </w:pPr>
+      <w:bookmarkStart w:id="15" w:name="_Toc225115761"/>
+      <w:r>
+        <w:t xml:space="preserve">Ilustración </w:t>
+      </w:r>
+      <w:r>
+        <w:fldChar w:fldCharType="begin"/>
+      </w:r>
+      <w:r>
+        <w:instrText xml:space="preserve"> SEQ Ilustración \* ARABIC </w:instrText>
+      </w:r>
+      <w:r>
+        <w:fldChar w:fldCharType="separate"/>
+      </w:r>
+      <w:r>
+        <w:rPr>
+          <w:noProof/>
+        </w:rPr>
+        <w:t>1</w:t>
+      </w:r>
+      <w:r>
+        <w:fldChar w:fldCharType="end"/>
+      </w:r>
+      <w:r>
+        <w:t>.</w:t>
+      </w:r>
+      <w:r>
+        <w:t xml:space="preserve"> Evolución histórica de las pérdidas globales por fraude en tarjetas de crédito, destacando la predominancia y el crecimiento sostenido del vector no presencial (Card-Not-Present). Fuente: The Nilson Report.</w:t>
+      </w:r>
+      <w:bookmarkEnd w:id="15"/>
+    </w:p>
+    <w:p>
+      <w:pPr>
+        <w:keepNext/>
+        <w:spacing w:line="240" w:lineRule="auto"/>
+      </w:pPr>
+      <w:r>
+        <w:rPr>
+          <w:noProof/>
+        </w:rPr>
+        <w:lastRenderedPageBreak/>
         <w:drawing>
           <wp:inline distT="0" distB="0" distL="0" distR="0" wp14:anchorId="4985EB03" wp14:editId="5200D798">
             <wp:extent cx="5400040" cy="2440305"/>
@@ -7193,7 +7848,7 @@
                     </pic:cNvPicPr>
                   </pic:nvPicPr>
                   <pic:blipFill>
-                    <a:blip r:embed="rId16">
+                    <a:blip r:embed="rId17">
                       <a:extLst>
                         <a:ext uri="{28A0092B-C50C-407E-A947-70E740481C1C}">
                           <a14:useLocalDpi xmlns:a14="http://schemas.microsoft.com/office/drawing/2010/main" val="0"/>
@@ -7227,6 +7882,45 @@
     </w:p>
     <w:p>
       <w:pPr>
+        <w:pStyle w:val="Descripcin"/>
+        <w:jc w:val="both"/>
+        <w:rPr>
+          <w:rFonts w:ascii="Arial" w:hAnsi="Arial"/>
+          <w:lang w:eastAsia="es-ES"/>
+        </w:rPr>
+      </w:pPr>
+      <w:bookmarkStart w:id="16" w:name="_Toc225115762"/>
+      <w:r>
+        <w:t xml:space="preserve">Ilustración </w:t>
+      </w:r>
+      <w:r>
+        <w:fldChar w:fldCharType="begin"/>
+      </w:r>
+      <w:r>
+        <w:instrText xml:space="preserve"> SEQ Ilustración \* ARABIC </w:instrText>
+      </w:r>
+      <w:r>
+        <w:fldChar w:fldCharType="separate"/>
+      </w:r>
+      <w:r>
+        <w:rPr>
+          <w:noProof/>
+        </w:rPr>
+        <w:t>2</w:t>
+      </w:r>
+      <w:r>
+        <w:fldChar w:fldCharType="end"/>
+      </w:r>
+      <w:r>
+        <w:t xml:space="preserve">. </w:t>
+      </w:r>
+      <w:r>
+        <w:t>Arquitectura de un Sistema de Detección de Fraude (FDS) en el sector financiero, diferenciando procesos en tiempo real, casi en tiempo real y offline. Fuente: Dal Pozzolo et al. (2014).</w:t>
+      </w:r>
+      <w:bookmarkEnd w:id="16"/>
+    </w:p>
+    <w:p>
+      <w:pPr>
         <w:spacing w:line="240" w:lineRule="auto"/>
         <w:rPr>
           <w:rFonts w:ascii="Arial" w:hAnsi="Arial"/>
@@ -7270,7 +7964,6 @@
           <w:rFonts w:ascii="Arial" w:hAnsi="Arial"/>
           <w:lang w:eastAsia="es-ES"/>
         </w:rPr>
-        <w:lastRenderedPageBreak/>
         <w:t>Para paliar este desequilibrio, gran parte de la literatura científica reciente ha centrado sus esfuerzos en la generación masiva de datos sintéticos y en el despliegue de arquitecturas de aprendizaje profundo (</w:t>
       </w:r>
       <w:r>
@@ -7417,7 +8110,15 @@
           <w:rFonts w:ascii="Arial" w:hAnsi="Arial"/>
           <w:lang w:eastAsia="es-ES"/>
         </w:rPr>
-        <w:t xml:space="preserve"> La obsesión académica por detectar la totalidad del fraude ha generado modelos hiper-sensibles que disparan miles de falsas alarmas diarias. En la realidad operativa, las entidades financieras poseen una capacidad finita en sus Centros de Operaciones de Seguridad (SOC) para investigar manualmente los bloqueos. Además, un alto índice de falsos positivos genera fricción en clientes legítimos, provocando un grave daño reputacional y la pérdida de negocio. Es imperativo abandonar las métricas estadísticas puras en favor de métricas orientadas al coste operativo y a la prioridad de negocio (Correa Bahnsen et al., 2015).</w:t>
+        <w:t xml:space="preserve"> La obsesión académica por detectar la totalidad del fraude ha generado modelos hiper-sensibles que disparan miles de falsas alarmas diarias. En la realidad operativa, las entidades financieras poseen una capacidad finita en sus Centros de Operaciones de Seguridad (SOC) para investigar manualmente los bloqueos. Además, un alto </w:t>
+      </w:r>
+      <w:r>
+        <w:rPr>
+          <w:rFonts w:ascii="Arial" w:hAnsi="Arial"/>
+          <w:lang w:eastAsia="es-ES"/>
+        </w:rPr>
+        <w:lastRenderedPageBreak/>
+        <w:t>índice de falsos positivos genera fricción en clientes legítimos, provocando un grave daño reputacional y la pérdida de negocio. Es imperativo abandonar las métricas estadísticas puras en favor de métricas orientadas al coste operativo y a la prioridad de negocio (Correa Bahnsen et al., 2015).</w:t>
       </w:r>
     </w:p>
     <w:p>
@@ -7467,20 +8168,38 @@
     </w:p>
     <w:p>
       <w:pPr>
+        <w:spacing w:after="0" w:line="240" w:lineRule="auto"/>
+        <w:jc w:val="left"/>
+        <w:rPr>
+          <w:rFonts w:ascii="Arial" w:hAnsi="Arial"/>
+          <w:lang w:eastAsia="es-ES"/>
+        </w:rPr>
+      </w:pPr>
+      <w:r>
+        <w:rPr>
+          <w:rFonts w:ascii="Arial" w:hAnsi="Arial"/>
+          <w:lang w:eastAsia="es-ES"/>
+        </w:rPr>
+        <w:br w:type="page"/>
+      </w:r>
+    </w:p>
+    <w:p>
+      <w:pPr>
         <w:pStyle w:val="Ttulo2"/>
         <w:spacing w:line="240" w:lineRule="auto"/>
         <w:rPr>
           <w:rFonts w:ascii="Arial" w:hAnsi="Arial"/>
         </w:rPr>
       </w:pPr>
-      <w:bookmarkStart w:id="13" w:name="_Toc224752831"/>
-      <w:r>
-        <w:rPr>
-          <w:rFonts w:ascii="Arial" w:hAnsi="Arial"/>
-        </w:rPr>
+      <w:bookmarkStart w:id="17" w:name="_Toc225113136"/>
+      <w:r>
+        <w:rPr>
+          <w:rFonts w:ascii="Arial" w:hAnsi="Arial"/>
+        </w:rPr>
+        <w:lastRenderedPageBreak/>
         <w:t>Preguntas de Investigación</w:t>
       </w:r>
-      <w:bookmarkEnd w:id="13"/>
+      <w:bookmarkEnd w:id="17"/>
     </w:p>
     <w:p>
       <w:pPr>
@@ -7506,7 +8225,45 @@
         <w:rPr>
           <w:rFonts w:ascii="Arial" w:hAnsi="Arial"/>
         </w:rPr>
-        <w:t xml:space="preserve"> ¿Es estrictamente necesaria la aplicación de técnicas complejas de sobremuestreo sintético (como SMOTE) para lidiar con el desbalance extremo, o puede una estrategia de submuestreo controlado maximizar la viabilidad operativa del negocio?</w:t>
+        <w:t xml:space="preserve"> ¿Es estrictamente necesaria la aplicación de técnicas complejas de sobremuestreo sintético</w:t>
+      </w:r>
+      <w:r>
+        <w:rPr>
+          <w:rFonts w:ascii="Arial" w:hAnsi="Arial"/>
+        </w:rPr>
+        <w:t xml:space="preserve">, </w:t>
+      </w:r>
+      <w:r>
+        <w:rPr>
+          <w:rFonts w:ascii="Arial" w:hAnsi="Arial"/>
+        </w:rPr>
+        <w:t>como SMOTE</w:t>
+      </w:r>
+      <w:r>
+        <w:rPr>
+          <w:rFonts w:ascii="Arial" w:hAnsi="Arial"/>
+        </w:rPr>
+        <w:t xml:space="preserve"> (</w:t>
+      </w:r>
+      <w:r>
+        <w:rPr>
+          <w:rFonts w:ascii="Arial" w:hAnsi="Arial"/>
+          <w:i/>
+          <w:iCs/>
+        </w:rPr>
+        <w:t>Synthetic minority oversampling technique</w:t>
+      </w:r>
+      <w:r>
+        <w:rPr>
+          <w:rFonts w:ascii="Arial" w:hAnsi="Arial"/>
+        </w:rPr>
+        <w:t>)</w:t>
+      </w:r>
+      <w:r>
+        <w:rPr>
+          <w:rFonts w:ascii="Arial" w:hAnsi="Arial"/>
+        </w:rPr>
+        <w:t xml:space="preserve"> para lidiar con el desbalance extremo, o puede una estrategia de submuestreo controlado maximizar la viabilidad operativa del negocio?</w:t>
       </w:r>
     </w:p>
     <w:p>
@@ -7527,7 +8284,6 @@
           <w:b/>
           <w:bCs/>
         </w:rPr>
-        <w:lastRenderedPageBreak/>
         <w:t>P</w:t>
       </w:r>
       <w:r>
@@ -7632,14 +8388,14 @@
           <w:rFonts w:ascii="Arial" w:hAnsi="Arial"/>
         </w:rPr>
       </w:pPr>
-      <w:bookmarkStart w:id="14" w:name="_Toc224752832"/>
+      <w:bookmarkStart w:id="18" w:name="_Toc225113137"/>
       <w:r>
         <w:rPr>
           <w:rFonts w:ascii="Arial" w:hAnsi="Arial"/>
         </w:rPr>
         <w:t>Objetivos del Estudio</w:t>
       </w:r>
-      <w:bookmarkEnd w:id="14"/>
+      <w:bookmarkEnd w:id="18"/>
     </w:p>
     <w:p>
       <w:pPr>
@@ -7924,7 +8680,25 @@
         <w:rPr>
           <w:rFonts w:ascii="Arial" w:hAnsi="Arial"/>
         </w:rPr>
-        <w:t xml:space="preserve"> Diseñar un ensayo de control negativo compuesto por múltiples ramas de validación deficiente para medir y aislar la inflación artificial de la métrica AUPRC provocada por la ruptura cronológica (</w:t>
+        <w:t xml:space="preserve"> Diseñar un ensayo de control negativo compuesto por múltiples ramas de validación deficiente para medir y aislar la inflación artificial de la métrica AUPRC</w:t>
+      </w:r>
+      <w:r>
+        <w:rPr>
+          <w:rFonts w:ascii="Arial" w:hAnsi="Arial"/>
+        </w:rPr>
+        <w:t xml:space="preserve"> </w:t>
+      </w:r>
+      <w:r>
+        <w:rPr>
+          <w:rFonts w:ascii="Arial" w:hAnsi="Arial"/>
+        </w:rPr>
+        <w:t>(Área bajo la curva Precisión-Recall)</w:t>
+      </w:r>
+      <w:r>
+        <w:rPr>
+          <w:rFonts w:ascii="Arial" w:hAnsi="Arial"/>
+        </w:rPr>
+        <w:t xml:space="preserve"> provocada por la ruptura cronológica (</w:t>
       </w:r>
       <w:r>
         <w:rPr>
@@ -7978,7 +8752,14 @@
         <w:rPr>
           <w:rFonts w:ascii="Arial" w:hAnsi="Arial"/>
         </w:rPr>
-        <w:t xml:space="preserve"> basada en la Teoría de Valores de Shapley (SHAP) para la extracción de "códigos de razón" a nivel transaccional, y verificar la resiliencia estructural de dicha lógica de negocio mediante la ejecución de un estudio de ablación.</w:t>
+        <w:t xml:space="preserve"> basada en la Teoría de Valores de Shapley (SHAP) para la extracción de "códigos de razón" a nivel transaccional, y verificar la resiliencia </w:t>
+      </w:r>
+      <w:r>
+        <w:rPr>
+          <w:rFonts w:ascii="Arial" w:hAnsi="Arial"/>
+        </w:rPr>
+        <w:lastRenderedPageBreak/>
+        <w:t>estructural de dicha lógica de negocio mediante la ejecución de un estudio de ablación.</w:t>
       </w:r>
     </w:p>
     <w:p>
@@ -7989,14 +8770,14 @@
           <w:rFonts w:ascii="Arial" w:hAnsi="Arial"/>
         </w:rPr>
       </w:pPr>
-      <w:bookmarkStart w:id="15" w:name="_Toc224752833"/>
+      <w:bookmarkStart w:id="19" w:name="_Toc225113138"/>
       <w:r>
         <w:rPr>
           <w:rFonts w:ascii="Arial" w:hAnsi="Arial"/>
         </w:rPr>
         <w:t>Hipótesis</w:t>
       </w:r>
-      <w:bookmarkEnd w:id="15"/>
+      <w:bookmarkEnd w:id="19"/>
     </w:p>
     <w:p>
       <w:pPr>
@@ -8034,7 +8815,6 @@
           <w:b/>
           <w:bCs/>
         </w:rPr>
-        <w:lastRenderedPageBreak/>
         <w:t>H</w:t>
       </w:r>
       <w:r>
@@ -8305,14 +9085,14 @@
           <w:rFonts w:ascii="Arial" w:hAnsi="Arial"/>
         </w:rPr>
       </w:pPr>
-      <w:bookmarkStart w:id="16" w:name="_Toc224752834"/>
+      <w:bookmarkStart w:id="20" w:name="_Toc225113139"/>
       <w:r>
         <w:rPr>
           <w:rFonts w:ascii="Arial" w:hAnsi="Arial"/>
         </w:rPr>
         <w:t>Contribuciones Principales del Trabajo</w:t>
       </w:r>
-      <w:bookmarkEnd w:id="16"/>
+      <w:bookmarkEnd w:id="20"/>
     </w:p>
     <w:p>
       <w:pPr>
@@ -8440,6 +9220,7 @@
         <w:rPr>
           <w:rFonts w:ascii="Arial" w:hAnsi="Arial"/>
         </w:rPr>
+        <w:lastRenderedPageBreak/>
         <w:t xml:space="preserve">Se cuestiona y refuta la necesidad sistemática de inyectar datos artificiales (con el consiguiente aumento de complejidad y riesgo de fuga de información) para lidiar con asimetrías extremas (0,17%). El estudio demuestra en la práctica que la simplificación del espacio de datos mediante un submuestreo agresivo y controlado de la clase mayoritaria (ratio 5:1), combinada con la arquitectura </w:t>
       </w:r>
       <w:r>
@@ -8492,7 +9273,6 @@
           <w:b/>
           <w:bCs/>
         </w:rPr>
-        <w:lastRenderedPageBreak/>
         <w:t>Transición hacia la "Caja Blanca" Operativa (Implementación SOC)</w:t>
       </w:r>
       <w:r>
@@ -8575,7 +9355,7 @@
           <w:bCs/>
         </w:rPr>
       </w:pPr>
-      <w:bookmarkStart w:id="17" w:name="_Toc224752835"/>
+      <w:bookmarkStart w:id="21" w:name="_Toc225113140"/>
       <w:r>
         <w:rPr>
           <w:rFonts w:ascii="Arial" w:hAnsi="Arial"/>
@@ -8601,7 +9381,7 @@
         </w:rPr>
         <w:t xml:space="preserve"> Marco Teórico</w:t>
       </w:r>
-      <w:bookmarkEnd w:id="17"/>
+      <w:bookmarkEnd w:id="21"/>
     </w:p>
     <w:p>
       <w:pPr>
@@ -8667,14 +9447,14 @@
           <w:rFonts w:ascii="Arial" w:hAnsi="Arial"/>
         </w:rPr>
       </w:pPr>
-      <w:bookmarkStart w:id="18" w:name="_Toc224752836"/>
+      <w:bookmarkStart w:id="22" w:name="_Toc225113141"/>
       <w:r>
         <w:rPr>
           <w:rFonts w:ascii="Arial" w:hAnsi="Arial"/>
         </w:rPr>
         <w:t>Naturaleza del Problema: Desbalance Extremo y Concept Drift</w:t>
       </w:r>
-      <w:bookmarkEnd w:id="18"/>
+      <w:bookmarkEnd w:id="22"/>
     </w:p>
     <w:p>
       <w:pPr>
@@ -8713,24 +9493,49 @@
         <w:rPr>
           <w:rFonts w:ascii="Arial" w:hAnsi="Arial"/>
         </w:rPr>
-        <w:t>, este desbalance provoca que los clasificadores estándar sesguen su aprendizaje hacia la clase mayoritaria (transacciones legítimas) para minimizar la función de pérdida global, ignorando los casos de fraude.</w:t>
-      </w:r>
-    </w:p>
-    <w:p>
-      <w:pPr>
+        <w:t xml:space="preserve">, este desbalance provoca que los clasificadores estándar sesguen su aprendizaje hacia la clase mayoritaria (transacciones legítimas) para minimizar la función de pérdida global, </w:t>
+      </w:r>
+      <w:r>
+        <w:rPr>
+          <w:rFonts w:ascii="Arial" w:hAnsi="Arial"/>
+        </w:rPr>
+        <w:t xml:space="preserve">ignorando los casos de fraude. Esta invisibilidad del fraude frente a la densidad de operaciones normales se ilustra espacialmente en la </w:t>
+      </w:r>
+      <w:r>
+        <w:rPr>
+          <w:rFonts w:ascii="Arial" w:hAnsi="Arial"/>
+          <w:lang w:eastAsia="es-ES"/>
+        </w:rPr>
+        <w:t xml:space="preserve">Ilustración </w:t>
+      </w:r>
+      <w:r>
+        <w:rPr>
+          <w:rFonts w:ascii="Arial" w:hAnsi="Arial"/>
+          <w:lang w:eastAsia="es-ES"/>
+        </w:rPr>
+        <w:t>3</w:t>
+      </w:r>
+      <w:r>
+        <w:rPr>
+          <w:rFonts w:ascii="Arial" w:hAnsi="Arial"/>
+        </w:rPr>
+        <w:t>.</w:t>
+      </w:r>
+    </w:p>
+    <w:p>
+      <w:pPr>
+        <w:keepNext/>
         <w:spacing w:line="240" w:lineRule="auto"/>
-        <w:rPr>
-          <w:rFonts w:ascii="Arial" w:hAnsi="Arial"/>
-        </w:rPr>
+        <w:jc w:val="center"/>
       </w:pPr>
       <w:r>
         <w:rPr>
           <w:noProof/>
         </w:rPr>
         <w:drawing>
-          <wp:inline distT="0" distB="0" distL="0" distR="0" wp14:anchorId="7368D720" wp14:editId="6423D0C6">
-            <wp:extent cx="5400040" cy="3829685"/>
-            <wp:effectExtent l="0" t="0" r="0" b="0"/>
+          <wp:inline distT="0" distB="0" distL="0" distR="0" wp14:anchorId="7368D720" wp14:editId="7060F9A4">
+            <wp:extent cx="5099957" cy="3616867"/>
+            <wp:effectExtent l="0" t="0" r="5715" b="3175"/>
             <wp:docPr id="715600200" name="Gráfico 1"/>
             <wp:cNvGraphicFramePr>
               <a:graphicFrameLocks xmlns:a="http://schemas.openxmlformats.org/drawingml/2006/main" noChangeAspect="1"/>
@@ -8743,10 +9548,10 @@
                     <pic:cNvPicPr/>
                   </pic:nvPicPr>
                   <pic:blipFill>
-                    <a:blip r:embed="rId17">
+                    <a:blip r:embed="rId18">
                       <a:extLst>
                         <a:ext uri="{96DAC541-7B7A-43D3-8B79-37D633B846F1}">
-                          <asvg:svgBlip xmlns:asvg="http://schemas.microsoft.com/office/drawing/2016/SVG/main" r:embed="rId18"/>
+                          <asvg:svgBlip xmlns:asvg="http://schemas.microsoft.com/office/drawing/2016/SVG/main" r:embed="rId19"/>
                         </a:ext>
                       </a:extLst>
                     </a:blip>
@@ -8757,7 +9562,7 @@
                   <pic:spPr>
                     <a:xfrm>
                       <a:off x="0" y="0"/>
-                      <a:ext cx="5400040" cy="3829685"/>
+                      <a:ext cx="5103607" cy="3619455"/>
                     </a:xfrm>
                     <a:prstGeom prst="rect">
                       <a:avLst/>
@@ -8772,6 +9577,43 @@
     </w:p>
     <w:p>
       <w:pPr>
+        <w:pStyle w:val="Descripcin"/>
+        <w:rPr>
+          <w:rFonts w:ascii="Arial" w:hAnsi="Arial"/>
+        </w:rPr>
+      </w:pPr>
+      <w:bookmarkStart w:id="23" w:name="_Toc225115763"/>
+      <w:r>
+        <w:t xml:space="preserve">Ilustración </w:t>
+      </w:r>
+      <w:r>
+        <w:fldChar w:fldCharType="begin"/>
+      </w:r>
+      <w:r>
+        <w:instrText xml:space="preserve"> SEQ Ilustración \* ARABIC </w:instrText>
+      </w:r>
+      <w:r>
+        <w:fldChar w:fldCharType="separate"/>
+      </w:r>
+      <w:r>
+        <w:rPr>
+          <w:noProof/>
+        </w:rPr>
+        <w:t>3</w:t>
+      </w:r>
+      <w:r>
+        <w:fldChar w:fldCharType="end"/>
+      </w:r>
+      <w:r>
+        <w:t xml:space="preserve">. </w:t>
+      </w:r>
+      <w:r>
+        <w:t>Representación espacial del desbalance extremo en el conjunto de datos, evidenciando el solapamiento de la clase minoritaria (fraude) sobre la densidad de la clase legítima. Fuente: Elaboración propia</w:t>
+      </w:r>
+      <w:bookmarkEnd w:id="23"/>
+    </w:p>
+    <w:p>
+      <w:pPr>
         <w:spacing w:line="240" w:lineRule="auto"/>
         <w:rPr>
           <w:rFonts w:ascii="Arial" w:hAnsi="Arial"/>
@@ -8781,20 +9623,46 @@
         <w:rPr>
           <w:rFonts w:ascii="Arial" w:hAnsi="Arial"/>
         </w:rPr>
+        <w:lastRenderedPageBreak/>
         <w:t xml:space="preserve">Adicionalmente, el fraude opera en un entorno adversario dinámico sujeto al Concept Drift (cambio de concepto). </w:t>
       </w:r>
       <w:r>
         <w:rPr>
           <w:rFonts w:ascii="Arial" w:hAnsi="Arial"/>
         </w:rPr>
-        <w:t xml:space="preserve">Los patrones delictivos no son estacionarios; evolucionan en respuesta a las medidas de seguridad implementadas (Gama et al., 2014). La </w:t>
-      </w:r>
-      <w:r>
-        <w:rPr>
-          <w:rFonts w:ascii="Arial" w:hAnsi="Arial"/>
-        </w:rPr>
-        <w:lastRenderedPageBreak/>
-        <w:t>literatura reciente demuestra que ignorar la cronología de las transacciones en la fase de validación invisibiliza esta evolución temporal del estafador, haciendo obligatorio el abandono de las particiones aleatorias en favor de ventanas de validación prequencial (Lucas et al., 2020; Baesens et al., 2015)</w:t>
+        <w:t>Los patrones delictivos no son estacionarios; evolucionan en respuesta a las medidas de seguridad implementadas (Gama et al., 2014)</w:t>
+      </w:r>
+      <w:r>
+        <w:rPr>
+          <w:rFonts w:ascii="Arial" w:hAnsi="Arial"/>
+        </w:rPr>
+        <w:t xml:space="preserve">. </w:t>
+      </w:r>
+      <w:r>
+        <w:rPr>
+          <w:rFonts w:ascii="Arial" w:hAnsi="Arial"/>
+        </w:rPr>
+        <w:t xml:space="preserve">Este comportamiento mutante se clasifica en diversas tipologías, como se observa en la </w:t>
+      </w:r>
+      <w:r>
+        <w:rPr>
+          <w:rFonts w:ascii="Arial" w:hAnsi="Arial"/>
+          <w:lang w:eastAsia="es-ES"/>
+        </w:rPr>
+        <w:t xml:space="preserve">Ilustración </w:t>
+      </w:r>
+      <w:r>
+        <w:rPr>
+          <w:rFonts w:ascii="Arial" w:hAnsi="Arial"/>
+          <w:lang w:eastAsia="es-ES"/>
+        </w:rPr>
+        <w:t>4</w:t>
+      </w:r>
+      <w:r>
+        <w:rPr>
+          <w:rFonts w:ascii="Arial" w:hAnsi="Arial"/>
+        </w:rPr>
+        <w:t>. La literatura reciente demuestra que ignorar la cronología de las transacciones en la fase de validación invisibiliza esta evolución temporal del estafador, haciendo obligatorio el abandono de las particiones aleatorias en favor de ventanas de validación prequencial (Lucas et al., 2020; Baesens et al., 2015)</w:t>
       </w:r>
       <w:r>
         <w:rPr>
@@ -8805,11 +9673,9 @@
     </w:p>
     <w:p>
       <w:pPr>
+        <w:keepNext/>
         <w:spacing w:line="240" w:lineRule="auto"/>
         <w:jc w:val="center"/>
-        <w:rPr>
-          <w:rFonts w:ascii="Arial" w:hAnsi="Arial"/>
-        </w:rPr>
       </w:pPr>
       <w:r>
         <w:rPr>
@@ -8833,7 +9699,7 @@
                     </pic:cNvPicPr>
                   </pic:nvPicPr>
                   <pic:blipFill>
-                    <a:blip r:embed="rId19">
+                    <a:blip r:embed="rId20">
                       <a:extLst>
                         <a:ext uri="{28A0092B-C50C-407E-A947-70E740481C1C}">
                           <a14:useLocalDpi xmlns:a14="http://schemas.microsoft.com/office/drawing/2010/main" val="0"/>
@@ -8867,20 +9733,55 @@
     </w:p>
     <w:p>
       <w:pPr>
+        <w:pStyle w:val="Descripcin"/>
+        <w:rPr>
+          <w:rFonts w:ascii="Arial" w:hAnsi="Arial"/>
+        </w:rPr>
+      </w:pPr>
+      <w:r>
+        <w:t xml:space="preserve">Ilustración </w:t>
+      </w:r>
+      <w:r>
+        <w:fldChar w:fldCharType="begin"/>
+      </w:r>
+      <w:r>
+        <w:instrText xml:space="preserve"> SEQ Ilustración \* ARABIC </w:instrText>
+      </w:r>
+      <w:r>
+        <w:fldChar w:fldCharType="separate"/>
+      </w:r>
+      <w:r>
+        <w:rPr>
+          <w:noProof/>
+        </w:rPr>
+        <w:t>4</w:t>
+      </w:r>
+      <w:r>
+        <w:fldChar w:fldCharType="end"/>
+      </w:r>
+      <w:r>
+        <w:t xml:space="preserve">. </w:t>
+      </w:r>
+      <w:r>
+        <w:t>Tipologías de Concept Drift (cambio de concepto) en flujos de datos a lo largo del tiempo. Fuente: Gama et al. (2014).</w:t>
+      </w:r>
+    </w:p>
+    <w:p>
+      <w:pPr>
         <w:pStyle w:val="Ttulo2"/>
         <w:spacing w:line="240" w:lineRule="auto"/>
         <w:rPr>
           <w:rFonts w:ascii="Arial" w:hAnsi="Arial"/>
         </w:rPr>
       </w:pPr>
-      <w:bookmarkStart w:id="19" w:name="_Toc224752837"/>
+      <w:bookmarkStart w:id="24" w:name="_Toc225113142"/>
       <w:r>
         <w:rPr>
           <w:rFonts w:ascii="Arial" w:hAnsi="Arial"/>
         </w:rPr>
         <w:t>Paradigmas de Aprendizaje: Clasificación Supervisada vs. Detección de Anomalías</w:t>
       </w:r>
-      <w:bookmarkEnd w:id="19"/>
+      <w:bookmarkEnd w:id="24"/>
     </w:p>
     <w:p>
       <w:pPr>
@@ -9066,9 +9967,8 @@
       <w:r>
         <w:rPr>
           <w:rFonts w:ascii="Arial" w:hAnsi="Arial"/>
-          <w:b/>
-          <w:bCs/>
-        </w:rPr>
+        </w:rPr>
+        <w:lastRenderedPageBreak/>
         <w:t>Clasificación Supervisada</w:t>
       </w:r>
       <w:r>
@@ -9086,17 +9986,16 @@
           <w:rFonts w:ascii="Arial" w:hAnsi="Arial"/>
         </w:rPr>
       </w:pPr>
-      <w:bookmarkStart w:id="20" w:name="_Toc224752838"/>
-      <w:commentRangeStart w:id="21"/>
-      <w:r>
-        <w:rPr>
-          <w:rFonts w:ascii="Arial" w:hAnsi="Arial"/>
-        </w:rPr>
-        <w:lastRenderedPageBreak/>
+      <w:bookmarkStart w:id="25" w:name="_Toc225113143"/>
+      <w:commentRangeStart w:id="26"/>
+      <w:r>
+        <w:rPr>
+          <w:rFonts w:ascii="Arial" w:hAnsi="Arial"/>
+        </w:rPr>
         <w:t>La Problemática de la Validación y el Data Leakage</w:t>
       </w:r>
-      <w:bookmarkEnd w:id="20"/>
-      <w:commentRangeEnd w:id="21"/>
+      <w:bookmarkEnd w:id="25"/>
+      <w:commentRangeEnd w:id="26"/>
       <w:r>
         <w:rPr>
           <w:rStyle w:val="Refdecomentario"/>
@@ -9104,7 +10003,7 @@
           <w:sz w:val="32"/>
           <w:szCs w:val="32"/>
         </w:rPr>
-        <w:commentReference w:id="21"/>
+        <w:commentReference w:id="26"/>
       </w:r>
     </w:p>
     <w:p>
@@ -9388,20 +10287,40 @@
     </w:p>
     <w:p>
       <w:pPr>
+        <w:spacing w:after="0" w:line="240" w:lineRule="auto"/>
+        <w:jc w:val="left"/>
+        <w:rPr>
+          <w:rFonts w:ascii="Arial" w:eastAsiaTheme="majorEastAsia" w:hAnsi="Arial"/>
+          <w:color w:val="000000" w:themeColor="text1"/>
+          <w:sz w:val="32"/>
+          <w:szCs w:val="32"/>
+          <w:lang w:eastAsia="es-ES"/>
+        </w:rPr>
+      </w:pPr>
+      <w:r>
+        <w:rPr>
+          <w:rFonts w:ascii="Arial" w:hAnsi="Arial"/>
+        </w:rPr>
+        <w:br w:type="page"/>
+      </w:r>
+    </w:p>
+    <w:p>
+      <w:pPr>
         <w:pStyle w:val="Ttulo2"/>
         <w:spacing w:line="240" w:lineRule="auto"/>
         <w:rPr>
           <w:rFonts w:ascii="Arial" w:hAnsi="Arial"/>
         </w:rPr>
       </w:pPr>
-      <w:bookmarkStart w:id="22" w:name="_Toc224752839"/>
-      <w:r>
-        <w:rPr>
-          <w:rFonts w:ascii="Arial" w:hAnsi="Arial"/>
-        </w:rPr>
+      <w:bookmarkStart w:id="27" w:name="_Toc225113144"/>
+      <w:r>
+        <w:rPr>
+          <w:rFonts w:ascii="Arial" w:hAnsi="Arial"/>
+        </w:rPr>
+        <w:lastRenderedPageBreak/>
         <w:t>Inteligencia Artificial Explicable (XAI): Superando la Caja Negra</w:t>
       </w:r>
-      <w:bookmarkEnd w:id="22"/>
+      <w:bookmarkEnd w:id="27"/>
     </w:p>
     <w:p>
       <w:pPr>
@@ -9548,7 +10467,6 @@
             <w:rPr>
               <w:rFonts w:ascii="Cambria Math" w:hAnsi="Cambria Math"/>
             </w:rPr>
-            <w:lastRenderedPageBreak/>
             <m:t>A f</m:t>
           </m:r>
           <m:d>
@@ -9733,10 +10651,10 @@
           <w:bCs/>
         </w:rPr>
       </w:pPr>
-      <w:bookmarkStart w:id="23" w:name="_Toc224752840"/>
-      <w:commentRangeStart w:id="24"/>
-      <w:commentRangeStart w:id="25"/>
-      <w:commentRangeStart w:id="26"/>
+      <w:bookmarkStart w:id="28" w:name="_Toc225113145"/>
+      <w:commentRangeStart w:id="29"/>
+      <w:commentRangeStart w:id="30"/>
+      <w:commentRangeStart w:id="31"/>
       <w:r>
         <w:rPr>
           <w:rFonts w:ascii="Arial" w:hAnsi="Arial"/>
@@ -9746,8 +10664,8 @@
         <w:lastRenderedPageBreak/>
         <w:t>Metodología</w:t>
       </w:r>
-      <w:bookmarkEnd w:id="23"/>
-      <w:commentRangeEnd w:id="24"/>
+      <w:bookmarkEnd w:id="28"/>
+      <w:commentRangeEnd w:id="29"/>
       <w:r>
         <w:rPr>
           <w:rStyle w:val="Refdecomentario"/>
@@ -9757,9 +10675,9 @@
           <w:sz w:val="44"/>
           <w:szCs w:val="36"/>
         </w:rPr>
-        <w:commentReference w:id="24"/>
-      </w:r>
-      <w:commentRangeEnd w:id="25"/>
+        <w:commentReference w:id="29"/>
+      </w:r>
+      <w:commentRangeEnd w:id="30"/>
       <w:r>
         <w:rPr>
           <w:rStyle w:val="Refdecomentario"/>
@@ -9769,9 +10687,9 @@
           <w:sz w:val="44"/>
           <w:szCs w:val="36"/>
         </w:rPr>
-        <w:commentReference w:id="25"/>
-      </w:r>
-      <w:commentRangeEnd w:id="26"/>
+        <w:commentReference w:id="30"/>
+      </w:r>
+      <w:commentRangeEnd w:id="31"/>
       <w:r>
         <w:rPr>
           <w:rStyle w:val="Refdecomentario"/>
@@ -9781,7 +10699,7 @@
           <w:sz w:val="44"/>
           <w:szCs w:val="36"/>
         </w:rPr>
-        <w:commentReference w:id="26"/>
+        <w:commentReference w:id="31"/>
       </w:r>
     </w:p>
     <w:p>
@@ -10017,14 +10935,14 @@
           <w:rFonts w:ascii="Arial" w:hAnsi="Arial"/>
         </w:rPr>
       </w:pPr>
-      <w:bookmarkStart w:id="27" w:name="_Toc224752841"/>
+      <w:bookmarkStart w:id="32" w:name="_Toc225113146"/>
       <w:r>
         <w:rPr>
           <w:rFonts w:ascii="Arial" w:hAnsi="Arial"/>
         </w:rPr>
         <w:t>Marco Metodológico de Referencia</w:t>
       </w:r>
-      <w:bookmarkEnd w:id="27"/>
+      <w:bookmarkEnd w:id="32"/>
     </w:p>
     <w:p>
       <w:pPr>
@@ -10076,14 +10994,14 @@
           <w:rFonts w:ascii="Arial" w:hAnsi="Arial"/>
         </w:rPr>
       </w:pPr>
-      <w:bookmarkStart w:id="28" w:name="_Toc224752842"/>
+      <w:bookmarkStart w:id="33" w:name="_Toc225113147"/>
       <w:r>
         <w:rPr>
           <w:rFonts w:ascii="Arial" w:hAnsi="Arial"/>
         </w:rPr>
         <w:t>Origen y Contexto del Estudio Base</w:t>
       </w:r>
-      <w:bookmarkEnd w:id="28"/>
+      <w:bookmarkEnd w:id="33"/>
     </w:p>
     <w:p>
       <w:pPr>
@@ -10189,14 +11107,14 @@
           <w:rFonts w:ascii="Arial" w:hAnsi="Arial"/>
         </w:rPr>
       </w:pPr>
-      <w:bookmarkStart w:id="29" w:name="_Toc224752843"/>
+      <w:bookmarkStart w:id="34" w:name="_Toc225113148"/>
       <w:r>
         <w:rPr>
           <w:rFonts w:ascii="Arial" w:hAnsi="Arial"/>
         </w:rPr>
         <w:t>Pipeline de Referencia: Ingeniería de Características RFM</w:t>
       </w:r>
-      <w:bookmarkEnd w:id="29"/>
+      <w:bookmarkEnd w:id="34"/>
     </w:p>
     <w:p>
       <w:pPr>
@@ -10483,18 +11401,9 @@
       <w:r>
         <w:rPr>
           <w:rFonts w:ascii="Arial" w:hAnsi="Arial"/>
-          <w:b/>
-          <w:bCs/>
-          <w:lang w:eastAsia="es-ES"/>
-        </w:rPr>
-        <w:t>RFM</w:t>
-      </w:r>
-      <w:r>
-        <w:rPr>
-          <w:rFonts w:ascii="Arial" w:hAnsi="Arial"/>
-          <w:lang w:eastAsia="es-ES"/>
-        </w:rPr>
-        <w:t xml:space="preserve"> (</w:t>
+          <w:lang w:eastAsia="es-ES"/>
+        </w:rPr>
+        <w:t>RFM (</w:t>
       </w:r>
       <w:r>
         <w:rPr>
@@ -10510,16 +11419,7 @@
           <w:rFonts w:ascii="Arial" w:hAnsi="Arial"/>
           <w:lang w:eastAsia="es-ES"/>
         </w:rPr>
-        <w:t xml:space="preserve">). Este proceso convierte cada transacción aislada en un vector de contexto histórico mediante el uso de </w:t>
-      </w:r>
-      <w:r>
-        <w:rPr>
-          <w:rFonts w:ascii="Arial" w:hAnsi="Arial"/>
-          <w:b/>
-          <w:bCs/>
-          <w:lang w:eastAsia="es-ES"/>
-        </w:rPr>
-        <w:t>ventanas temporales deslizantes</w:t>
+        <w:t>). Este proceso convierte cada transacción aislada en un vector de contexto histórico mediante el uso de ventanas temporales deslizantes</w:t>
       </w:r>
       <w:r>
         <w:rPr>
@@ -10610,6 +11510,40 @@
           <w:rFonts w:ascii="Arial" w:hAnsi="Arial"/>
           <w:lang w:eastAsia="es-ES"/>
         </w:rPr>
+      </w:pPr>
+      <w:r>
+        <w:rPr>
+          <w:rFonts w:ascii="Arial" w:hAnsi="Arial"/>
+          <w:lang w:eastAsia="es-ES"/>
+        </w:rPr>
+        <w:t xml:space="preserve">El modelo conceptual para la transformación e ingestión de estas variables se detalla en la </w:t>
+      </w:r>
+      <w:r>
+        <w:rPr>
+          <w:rFonts w:ascii="Arial" w:hAnsi="Arial"/>
+          <w:lang w:eastAsia="es-ES"/>
+        </w:rPr>
+        <w:t xml:space="preserve">Ilustración </w:t>
+      </w:r>
+      <w:r>
+        <w:rPr>
+          <w:rFonts w:ascii="Arial" w:hAnsi="Arial"/>
+          <w:lang w:eastAsia="es-ES"/>
+        </w:rPr>
+        <w:t>5</w:t>
+      </w:r>
+      <w:r>
+        <w:rPr>
+          <w:rFonts w:ascii="Arial" w:hAnsi="Arial"/>
+          <w:lang w:eastAsia="es-ES"/>
+        </w:rPr>
+        <w:t>.</w:t>
+      </w:r>
+    </w:p>
+    <w:p>
+      <w:pPr>
+        <w:keepNext/>
+        <w:spacing w:line="240" w:lineRule="auto"/>
       </w:pPr>
       <w:r>
         <w:rPr>
@@ -10633,7 +11567,7 @@
                     </pic:cNvPicPr>
                   </pic:nvPicPr>
                   <pic:blipFill>
-                    <a:blip r:embed="rId20">
+                    <a:blip r:embed="rId21">
                       <a:extLst>
                         <a:ext uri="{28A0092B-C50C-407E-A947-70E740481C1C}">
                           <a14:useLocalDpi xmlns:a14="http://schemas.microsoft.com/office/drawing/2010/main" val="0"/>
@@ -10667,6 +11601,43 @@
     </w:p>
     <w:p>
       <w:pPr>
+        <w:pStyle w:val="Descripcin"/>
+        <w:jc w:val="both"/>
+        <w:rPr>
+          <w:rFonts w:ascii="Arial" w:hAnsi="Arial"/>
+          <w:lang w:eastAsia="es-ES"/>
+        </w:rPr>
+      </w:pPr>
+      <w:r>
+        <w:t xml:space="preserve">Ilustración </w:t>
+      </w:r>
+      <w:r>
+        <w:fldChar w:fldCharType="begin"/>
+      </w:r>
+      <w:r>
+        <w:instrText xml:space="preserve"> SEQ Ilustración \* ARABIC </w:instrText>
+      </w:r>
+      <w:r>
+        <w:fldChar w:fldCharType="separate"/>
+      </w:r>
+      <w:r>
+        <w:rPr>
+          <w:noProof/>
+        </w:rPr>
+        <w:t>5</w:t>
+      </w:r>
+      <w:r>
+        <w:fldChar w:fldCharType="end"/>
+      </w:r>
+      <w:r>
+        <w:t xml:space="preserve">. </w:t>
+      </w:r>
+      <w:r>
+        <w:t>Flujo de trabajo de referencia para la ingeniería de características y validación de modelos en detección de fraude. Fuente: Le Borgne et al. (2022).</w:t>
+      </w:r>
+    </w:p>
+    <w:p>
+      <w:pPr>
         <w:spacing w:line="240" w:lineRule="auto"/>
         <w:rPr>
           <w:rFonts w:ascii="Arial" w:hAnsi="Arial"/>
@@ -10678,7 +11649,21 @@
           <w:rFonts w:ascii="Arial" w:hAnsi="Arial"/>
           <w:lang w:eastAsia="es-ES"/>
         </w:rPr>
-        <w:t>Este flujo de trabajo asegura que, antes de aplicar cualquier algoritmo de aprendizaje automático, los datos hayan pasado de ser eventos discretos a const</w:t>
+        <w:t>Este flujo de trabajo asegura que, antes de aplicar cualquier algoritmo de aprendizaje automático, los datos hayan pasado de ser eventos discretos</w:t>
+      </w:r>
+      <w:r>
+        <w:rPr>
+          <w:rFonts w:ascii="Arial" w:hAnsi="Arial"/>
+          <w:lang w:eastAsia="es-ES"/>
+        </w:rPr>
+        <w:t>,</w:t>
+      </w:r>
+      <w:r>
+        <w:rPr>
+          <w:rFonts w:ascii="Arial" w:hAnsi="Arial"/>
+          <w:lang w:eastAsia="es-ES"/>
+        </w:rPr>
+        <w:t xml:space="preserve"> a const</w:t>
       </w:r>
       <w:r>
         <w:rPr>
@@ -10713,7 +11698,7 @@
           <w:rFonts w:ascii="Arial" w:hAnsi="Arial"/>
         </w:rPr>
       </w:pPr>
-      <w:bookmarkStart w:id="30" w:name="_Toc224752844"/>
+      <w:bookmarkStart w:id="35" w:name="_Toc225113149"/>
       <w:r>
         <w:rPr>
           <w:rFonts w:ascii="Arial" w:hAnsi="Arial"/>
@@ -10726,7 +11711,7 @@
         </w:rPr>
         <w:t xml:space="preserve"> Temporal</w:t>
       </w:r>
-      <w:bookmarkEnd w:id="30"/>
+      <w:bookmarkEnd w:id="35"/>
     </w:p>
     <w:p>
       <w:pPr>
@@ -10773,7 +11758,15 @@
           <w:rFonts w:ascii="Arial" w:eastAsia="Times New Roman" w:hAnsi="Arial"/>
           <w:lang w:eastAsia="es-ES"/>
         </w:rPr>
-        <w:t xml:space="preserve">Aunque esta técnica constituye el estándar de oro en problemas de aprendizaje supervisado donde se asume que las observaciones son independientes e idénticamente distribuidas (i.i.d.), su aplicación en el dominio de la detección de fraude resulta metodológicamente inválida al violar la dependencia temporal intrínseca de las transacciones. El uso de una división aleatoria mezcla inevitablemente datos del futuro en el conjunto de entrenamiento, permitiendo al modelo "aprender" patrones de fraudes que aún no han ocurrido cronológicamente. Este fenómeno, conocido como </w:t>
+        <w:t xml:space="preserve">Aunque esta técnica constituye el estándar de oro en problemas de aprendizaje supervisado donde se asume que las observaciones son independientes e idénticamente distribuidas (i.i.d.), su aplicación en el dominio de la detección de fraude resulta metodológicamente inválida al violar la dependencia temporal intrínseca de las transacciones. El uso de una división aleatoria </w:t>
+      </w:r>
+      <w:r>
+        <w:rPr>
+          <w:rFonts w:ascii="Arial" w:eastAsia="Times New Roman" w:hAnsi="Arial"/>
+          <w:lang w:eastAsia="es-ES"/>
+        </w:rPr>
+        <w:lastRenderedPageBreak/>
+        <w:t xml:space="preserve">mezcla inevitablemente datos del futuro en el conjunto de entrenamiento, permitiendo al modelo "aprender" patrones de fraudes que aún no han ocurrido cronológicamente. Este fenómeno, conocido como </w:t>
       </w:r>
       <w:r>
         <w:rPr>
@@ -10807,7 +11800,6 @@
           <w:rFonts w:ascii="Arial" w:eastAsia="Times New Roman" w:hAnsi="Arial"/>
           <w:lang w:eastAsia="es-ES"/>
         </w:rPr>
-        <w:lastRenderedPageBreak/>
         <w:t xml:space="preserve">Para corregir este sesgo estructural, el estudio adopta una estrategia de </w:t>
       </w:r>
       <w:r>
@@ -10817,7 +11809,7 @@
         </w:rPr>
         <w:t xml:space="preserve">Validación </w:t>
       </w:r>
-      <w:commentRangeStart w:id="31"/>
+      <w:commentRangeStart w:id="36"/>
       <w:r>
         <w:rPr>
           <w:rFonts w:ascii="Arial" w:eastAsia="Times New Roman" w:hAnsi="Arial"/>
@@ -10839,7 +11831,7 @@
         </w:rPr>
         <w:t xml:space="preserve">uencial </w:t>
       </w:r>
-      <w:commentRangeEnd w:id="31"/>
+      <w:commentRangeEnd w:id="36"/>
       <w:r>
         <w:rPr>
           <w:rStyle w:val="Refdecomentario"/>
@@ -10848,7 +11840,7 @@
           <w:szCs w:val="22"/>
           <w:lang w:eastAsia="es-ES"/>
         </w:rPr>
-        <w:commentReference w:id="31"/>
+        <w:commentReference w:id="36"/>
       </w:r>
       <w:r>
         <w:rPr>
@@ -10885,6 +11877,36 @@
       <w:r>
         <w:rPr>
           <w:rFonts w:ascii="Arial" w:eastAsia="Times New Roman" w:hAnsi="Arial"/>
+          <w:i/>
+          <w:iCs/>
+          <w:lang w:eastAsia="es-ES"/>
+        </w:rPr>
+        <w:t xml:space="preserve">, </w:t>
+      </w:r>
+      <w:r>
+        <w:rPr>
+          <w:rFonts w:ascii="Arial" w:eastAsia="Times New Roman" w:hAnsi="Arial"/>
+          <w:lang w:eastAsia="es-ES"/>
+        </w:rPr>
+        <w:t xml:space="preserve">véase la </w:t>
+      </w:r>
+      <w:r>
+        <w:rPr>
+          <w:rFonts w:ascii="Arial" w:hAnsi="Arial"/>
+          <w:lang w:eastAsia="es-ES"/>
+        </w:rPr>
+        <w:t xml:space="preserve">Ilustración </w:t>
+      </w:r>
+      <w:r>
+        <w:rPr>
+          <w:rFonts w:ascii="Arial" w:hAnsi="Arial"/>
+          <w:lang w:eastAsia="es-ES"/>
+        </w:rPr>
+        <w:t>6</w:t>
+      </w:r>
+      <w:r>
+        <w:rPr>
+          <w:rFonts w:ascii="Arial" w:eastAsia="Times New Roman" w:hAnsi="Arial"/>
           <w:lang w:eastAsia="es-ES"/>
         </w:rPr>
         <w:t>).</w:t>
@@ -10892,13 +11914,10 @@
     </w:p>
     <w:p>
       <w:pPr>
+        <w:keepNext/>
         <w:suppressAutoHyphens w:val="0"/>
         <w:spacing w:before="100" w:beforeAutospacing="1" w:after="100" w:afterAutospacing="1" w:line="240" w:lineRule="auto"/>
         <w:jc w:val="center"/>
-        <w:rPr>
-          <w:rFonts w:ascii="Arial" w:eastAsia="Times New Roman" w:hAnsi="Arial"/>
-          <w:lang w:eastAsia="es-ES"/>
-        </w:rPr>
       </w:pPr>
       <w:r>
         <w:rPr>
@@ -10922,7 +11941,7 @@
                     </pic:cNvPicPr>
                   </pic:nvPicPr>
                   <pic:blipFill>
-                    <a:blip r:embed="rId21" cstate="print">
+                    <a:blip r:embed="rId22" cstate="print">
                       <a:extLst>
                         <a:ext uri="{28A0092B-C50C-407E-A947-70E740481C1C}">
                           <a14:useLocalDpi xmlns:a14="http://schemas.microsoft.com/office/drawing/2010/main" val="0"/>
@@ -10956,6 +11975,42 @@
     </w:p>
     <w:p>
       <w:pPr>
+        <w:pStyle w:val="Descripcin"/>
+        <w:rPr>
+          <w:rFonts w:ascii="Arial" w:eastAsia="Times New Roman" w:hAnsi="Arial"/>
+          <w:lang w:eastAsia="es-ES"/>
+        </w:rPr>
+      </w:pPr>
+      <w:r>
+        <w:t xml:space="preserve">Ilustración </w:t>
+      </w:r>
+      <w:r>
+        <w:fldChar w:fldCharType="begin"/>
+      </w:r>
+      <w:r>
+        <w:instrText xml:space="preserve"> SEQ Ilustración \* ARABIC </w:instrText>
+      </w:r>
+      <w:r>
+        <w:fldChar w:fldCharType="separate"/>
+      </w:r>
+      <w:r>
+        <w:rPr>
+          <w:noProof/>
+        </w:rPr>
+        <w:t>6</w:t>
+      </w:r>
+      <w:r>
+        <w:fldChar w:fldCharType="end"/>
+      </w:r>
+      <w:r>
+        <w:t xml:space="preserve">. </w:t>
+      </w:r>
+      <w:r>
+        <w:t>Estrategia de evaluación prequencial en bloques con periodo de latencia (delay) para evitar fugas de información. Fuente: Elaboración propia basada en Le Borgne et al. (2022).</w:t>
+      </w:r>
+    </w:p>
+    <w:p>
+      <w:pPr>
         <w:suppressAutoHyphens w:val="0"/>
         <w:spacing w:before="100" w:beforeAutospacing="1" w:after="100" w:afterAutospacing="1" w:line="240" w:lineRule="auto"/>
         <w:jc w:val="left"/>
@@ -11065,14 +12120,15 @@
           <w:sz w:val="36"/>
         </w:rPr>
       </w:pPr>
-      <w:bookmarkStart w:id="32" w:name="_Toc224752845"/>
-      <w:r>
-        <w:rPr>
-          <w:rFonts w:ascii="Arial" w:hAnsi="Arial"/>
-        </w:rPr>
+      <w:bookmarkStart w:id="37" w:name="_Toc225113150"/>
+      <w:r>
+        <w:rPr>
+          <w:rFonts w:ascii="Arial" w:hAnsi="Arial"/>
+        </w:rPr>
+        <w:lastRenderedPageBreak/>
         <w:t>Adaptaciones y Contribuciones Metodológicas Propias</w:t>
       </w:r>
-      <w:bookmarkEnd w:id="32"/>
+      <w:bookmarkEnd w:id="37"/>
     </w:p>
     <w:p>
       <w:pPr>
@@ -11153,7 +12209,6 @@
           <w:szCs w:val="22"/>
           <w:lang w:val="es-ES"/>
         </w:rPr>
-        <w:lastRenderedPageBreak/>
         <w:t>El valor diferencial de este estudio reside en que no asume la validez de los resultados por la mera ejecución de algoritmos estándar. Por el contrario, se ha diseñado una metodología extendida que cuestiona y valida la integridad del propio proceso de aprendizaje. Las contribuciones propias desarrolladas en este trabajo surgen como respuesta a dos carencias sistémicas identificadas en el estado del arte: la prevalencia de métricas de rendimiento ilusorias derivadas de diseños experimentales laxos y la inoperabilidad de modelos opacos ("cajas negras") en sectores sujetos a normativas estrictas.</w:t>
       </w:r>
     </w:p>
@@ -11326,14 +12381,14 @@
           <w:rFonts w:ascii="Arial" w:hAnsi="Arial"/>
         </w:rPr>
       </w:pPr>
-      <w:bookmarkStart w:id="33" w:name="_Toc224752846"/>
+      <w:bookmarkStart w:id="38" w:name="_Toc225113151"/>
       <w:r>
         <w:rPr>
           <w:rFonts w:ascii="Arial" w:hAnsi="Arial"/>
         </w:rPr>
         <w:t>Refinamiento del Protocolo Experimental</w:t>
       </w:r>
-      <w:bookmarkEnd w:id="33"/>
+      <w:bookmarkEnd w:id="38"/>
     </w:p>
     <w:p>
       <w:pPr>
@@ -11475,7 +12530,15 @@
           <w:rFonts w:ascii="Arial" w:eastAsia="Times New Roman" w:hAnsi="Arial"/>
           <w:lang w:eastAsia="es-ES"/>
         </w:rPr>
-        <w:t xml:space="preserve"> como la métrica rectora para la selección de modelos. A diferencia del AUC-ROC, que se ve inflado por la inmensa mayoría de verdaderos negativos (transacciones normales correctamente clasificadas), la AUPRC se focaliza exclusivamente en la clase minoritaria, penalizando severamente los falsos positivos. Esto permite distinguir modelos que simplemente "aciertan mucho" de aquellos que realmente "encuentran el fraude".</w:t>
+        <w:t xml:space="preserve"> como la métrica rectora para la selección de modelos. A diferencia del AUC-ROC, que se ve </w:t>
+      </w:r>
+      <w:r>
+        <w:rPr>
+          <w:rFonts w:ascii="Arial" w:eastAsia="Times New Roman" w:hAnsi="Arial"/>
+          <w:lang w:eastAsia="es-ES"/>
+        </w:rPr>
+        <w:lastRenderedPageBreak/>
+        <w:t>inflado por la inmensa mayoría de verdaderos negativos (transacciones normales correctamente clasificadas), la AUPRC se focaliza exclusivamente en la clase minoritaria, penalizando severamente los falsos positivos. Esto permite distinguir modelos que simplemente "aciertan mucho" de aquellos que realmente "encuentran el fraude".</w:t>
       </w:r>
     </w:p>
     <w:p>
@@ -11593,15 +12656,7 @@
           <w:rFonts w:ascii="Arial" w:eastAsia="Times New Roman" w:hAnsi="Arial"/>
           <w:lang w:eastAsia="es-ES"/>
         </w:rPr>
-        <w:t xml:space="preserve">. Esta decisión </w:t>
-      </w:r>
-      <w:r>
-        <w:rPr>
-          <w:rFonts w:ascii="Arial" w:eastAsia="Times New Roman" w:hAnsi="Arial"/>
-          <w:lang w:eastAsia="es-ES"/>
-        </w:rPr>
-        <w:lastRenderedPageBreak/>
-        <w:t>metodológica simula la capacidad finita de un equipo de analistas de fraude, que solo puede revisar humanamente un número limitado de alertas diarias (ej. 100).</w:t>
+        <w:t>. Esta decisión metodológica simula la capacidad finita de un equipo de analistas de fraude, que solo puede revisar humanamente un número limitado de alertas diarias (ej. 100).</w:t>
       </w:r>
     </w:p>
     <w:p>
@@ -11679,14 +12734,14 @@
           <w:rFonts w:ascii="Arial" w:hAnsi="Arial"/>
         </w:rPr>
       </w:pPr>
-      <w:bookmarkStart w:id="34" w:name="_Toc224752847"/>
+      <w:bookmarkStart w:id="39" w:name="_Toc225113152"/>
       <w:r>
         <w:rPr>
           <w:rFonts w:ascii="Arial" w:hAnsi="Arial"/>
         </w:rPr>
         <w:t>Implementación de Integridad Metodológica (Test Anti-Leakage)</w:t>
       </w:r>
-      <w:bookmarkEnd w:id="34"/>
+      <w:bookmarkEnd w:id="39"/>
     </w:p>
     <w:p>
       <w:pPr>
@@ -11904,7 +12959,15 @@
           <w:rFonts w:ascii="Arial" w:eastAsia="Times New Roman" w:hAnsi="Arial"/>
           <w:lang w:eastAsia="es-ES"/>
         </w:rPr>
-        <w:t xml:space="preserve"> descrito en el apartado 3.1.3. En esta rama, todas las transformaciones de datos (escalado, imputación) se ajustan estrictamente dentro de los bloques de entrenamiento, y se respeta el periodo de retraso de 7 días, garantizando un aislamiento total del futuro.</w:t>
+        <w:t xml:space="preserve"> descrito en el apartado 3.1.3. En esta rama, todas las transformaciones de datos (escalado, imputación) se ajustan estrictamente dentro de los bloques de </w:t>
+      </w:r>
+      <w:r>
+        <w:rPr>
+          <w:rFonts w:ascii="Arial" w:eastAsia="Times New Roman" w:hAnsi="Arial"/>
+          <w:lang w:eastAsia="es-ES"/>
+        </w:rPr>
+        <w:lastRenderedPageBreak/>
+        <w:t>entrenamiento, y se respeta el periodo de retraso de 7 días, garantizando un aislamiento total del futuro.</w:t>
       </w:r>
     </w:p>
     <w:p>
@@ -12022,7 +13085,6 @@
           <w:bCs/>
           <w:lang w:eastAsia="es-ES"/>
         </w:rPr>
-        <w:lastRenderedPageBreak/>
         <w:t>Preprocesamiento Global:</w:t>
       </w:r>
       <w:r>
@@ -12123,14 +13185,14 @@
           <w:rFonts w:ascii="Arial" w:hAnsi="Arial"/>
         </w:rPr>
       </w:pPr>
-      <w:bookmarkStart w:id="35" w:name="_Toc224752848"/>
+      <w:bookmarkStart w:id="40" w:name="_Toc225113153"/>
       <w:r>
         <w:rPr>
           <w:rFonts w:ascii="Arial" w:hAnsi="Arial"/>
         </w:rPr>
         <w:t>Incorporación de Explicabilidad (XAI)</w:t>
       </w:r>
-      <w:bookmarkEnd w:id="35"/>
+      <w:bookmarkEnd w:id="40"/>
     </w:p>
     <w:p>
       <w:pPr>
@@ -12278,7 +13340,15 @@
           <w:rFonts w:ascii="Arial" w:eastAsia="Times New Roman" w:hAnsi="Arial"/>
           <w:lang w:eastAsia="es-ES"/>
         </w:rPr>
-        <w:t xml:space="preserve"> influye una variable, el análisis SHAP revela </w:t>
+        <w:t xml:space="preserve"> influye una variable, el análisis </w:t>
+      </w:r>
+      <w:r>
+        <w:rPr>
+          <w:rFonts w:ascii="Arial" w:eastAsia="Times New Roman" w:hAnsi="Arial"/>
+          <w:lang w:eastAsia="es-ES"/>
+        </w:rPr>
+        <w:lastRenderedPageBreak/>
+        <w:t xml:space="preserve">SHAP revela </w:t>
       </w:r>
       <w:r>
         <w:rPr>
@@ -12357,15 +13427,7 @@
           <w:rFonts w:ascii="Arial" w:eastAsia="Times New Roman" w:hAnsi="Arial"/>
           <w:lang w:eastAsia="es-ES"/>
         </w:rPr>
-        <w:t xml:space="preserve"> Se habilita la capacidad de generar una "autopsia" instantánea para cada predicción individual. El sistema </w:t>
-      </w:r>
-      <w:r>
-        <w:rPr>
-          <w:rFonts w:ascii="Arial" w:eastAsia="Times New Roman" w:hAnsi="Arial"/>
-          <w:lang w:eastAsia="es-ES"/>
-        </w:rPr>
-        <w:lastRenderedPageBreak/>
-        <w:t>descompone la puntuación de riesgo de una transacción específica en la suma de las contribuciones de cada característica. Esta funcionalidad dota a los analistas de fraude de una herramienta de soporte a la decisión, permitiéndoles distinguir rápidamente entre un falso positivo (ej. un comportamiento inusual pero explicable) y un fraude real (ej. coincidencia de terminal comprometido y monto anómalo), optimizando así los tiempos de investigación manual.</w:t>
+        <w:t xml:space="preserve"> Se habilita la capacidad de generar una "autopsia" instantánea para cada predicción individual. El sistema descompone la puntuación de riesgo de una transacción específica en la suma de las contribuciones de cada característica. Esta funcionalidad dota a los analistas de fraude de una herramienta de soporte a la decisión, permitiéndoles distinguir rápidamente entre un falso positivo (ej. un comportamiento inusual pero explicable) y un fraude real (ej. coincidencia de terminal comprometido y monto anómalo), optimizando así los tiempos de investigación manual.</w:t>
       </w:r>
     </w:p>
     <w:p>
@@ -12408,14 +13470,14 @@
           <w:rFonts w:ascii="Arial" w:hAnsi="Arial"/>
         </w:rPr>
       </w:pPr>
-      <w:bookmarkStart w:id="36" w:name="_Toc224752849"/>
+      <w:bookmarkStart w:id="41" w:name="_Toc225113154"/>
       <w:r>
         <w:rPr>
           <w:rFonts w:ascii="Arial" w:hAnsi="Arial"/>
         </w:rPr>
         <w:t>Diseño Experimental</w:t>
       </w:r>
-      <w:bookmarkEnd w:id="36"/>
+      <w:bookmarkEnd w:id="41"/>
     </w:p>
     <w:p>
       <w:pPr>
@@ -12440,14 +13502,14 @@
           <w:rFonts w:ascii="Arial" w:hAnsi="Arial"/>
         </w:rPr>
       </w:pPr>
-      <w:bookmarkStart w:id="37" w:name="_Toc224752850"/>
+      <w:bookmarkStart w:id="42" w:name="_Toc225113155"/>
       <w:r>
         <w:rPr>
           <w:rFonts w:ascii="Arial" w:hAnsi="Arial"/>
         </w:rPr>
         <w:t>Descripción del Conjunto de Datos</w:t>
       </w:r>
-      <w:bookmarkEnd w:id="37"/>
+      <w:bookmarkEnd w:id="42"/>
     </w:p>
     <w:p>
       <w:pPr>
@@ -12568,7 +13630,15 @@
           <w:rFonts w:ascii="Arial" w:hAnsi="Arial"/>
           <w:lang w:eastAsia="es-ES"/>
         </w:rPr>
-        <w:t xml:space="preserve"> A lo largo de un periodo continuo de 183 días (aproximadamente 6 meses, del 1 de abril al 30 de septiembre de 2018), el simulador muestrea transacciones para cada cliente basándose en su perfil. Esto genera un patrón estocástico pero coherente, respetando ciclos de actividad diurnos y nocturnos, así como variaciones entre días laborables y fines de semana.</w:t>
+        <w:t xml:space="preserve"> A lo largo de un periodo continuo de 183 días (aproximadamente 6 meses, del 1 de abril al 30 de </w:t>
+      </w:r>
+      <w:r>
+        <w:rPr>
+          <w:rFonts w:ascii="Arial" w:hAnsi="Arial"/>
+          <w:lang w:eastAsia="es-ES"/>
+        </w:rPr>
+        <w:lastRenderedPageBreak/>
+        <w:t>septiembre de 2018), el simulador muestrea transacciones para cada cliente basándose en su perfil. Esto genera un patrón estocástico pero coherente, respetando ciclos de actividad diurnos y nocturnos, así como variaciones entre días laborables y fines de semana.</w:t>
       </w:r>
     </w:p>
     <w:p>
@@ -12597,15 +13667,7 @@
           <w:rFonts w:ascii="Arial" w:hAnsi="Arial"/>
           <w:lang w:eastAsia="es-ES"/>
         </w:rPr>
-        <w:t xml:space="preserve"> Finalmente, se superponen patrones de fraude conocidos sobre el flujo legítimo. El simulador compromete un porcentaje de los terminales durante ventanas temporales específicas de hasta 28 días. Si un cliente legítimo realiza una operación en un terminal comprometido, su tarjeta se "infecta" y comienza a emitir transacciones fraudulentas en los días </w:t>
-      </w:r>
-      <w:r>
-        <w:rPr>
-          <w:rFonts w:ascii="Arial" w:hAnsi="Arial"/>
-          <w:lang w:eastAsia="es-ES"/>
-        </w:rPr>
-        <w:lastRenderedPageBreak/>
-        <w:t xml:space="preserve">posteriores, mimetizando las dinámicas reales de </w:t>
+        <w:t xml:space="preserve"> Finalmente, se superponen patrones de fraude conocidos sobre el flujo legítimo. El simulador compromete un porcentaje de los terminales durante ventanas temporales específicas de hasta 28 días. Si un cliente legítimo realiza una operación en un terminal comprometido, su tarjeta se "infecta" y comienza a emitir transacciones fraudulentas en los días posteriores, mimetizando las dinámicas reales de </w:t>
       </w:r>
       <w:r>
         <w:rPr>
@@ -12681,14 +13743,14 @@
           <w:rFonts w:ascii="Arial" w:hAnsi="Arial"/>
         </w:rPr>
       </w:pPr>
-      <w:bookmarkStart w:id="38" w:name="_Toc224752851"/>
+      <w:bookmarkStart w:id="43" w:name="_Toc225113156"/>
       <w:r>
         <w:rPr>
           <w:rFonts w:ascii="Arial" w:hAnsi="Arial"/>
         </w:rPr>
         <w:t>Configuración del Entorno de Ejecución</w:t>
       </w:r>
-      <w:bookmarkEnd w:id="38"/>
+      <w:bookmarkEnd w:id="43"/>
     </w:p>
     <w:p>
       <w:pPr>
@@ -12988,14 +14050,15 @@
           <w:rFonts w:ascii="Arial" w:hAnsi="Arial"/>
         </w:rPr>
       </w:pPr>
-      <w:bookmarkStart w:id="39" w:name="_Toc224752852"/>
-      <w:r>
-        <w:rPr>
-          <w:rFonts w:ascii="Arial" w:hAnsi="Arial"/>
-        </w:rPr>
+      <w:bookmarkStart w:id="44" w:name="_Toc225113157"/>
+      <w:r>
+        <w:rPr>
+          <w:rFonts w:ascii="Arial" w:hAnsi="Arial"/>
+        </w:rPr>
+        <w:lastRenderedPageBreak/>
         <w:t>Definición de Métricas de Evaluación</w:t>
       </w:r>
-      <w:bookmarkEnd w:id="39"/>
+      <w:bookmarkEnd w:id="44"/>
     </w:p>
     <w:p>
       <w:pPr>
@@ -13085,7 +14148,6 @@
           <w:iCs w:val="0"/>
           <w:color w:val="auto"/>
         </w:rPr>
-        <w:lastRenderedPageBreak/>
         <w:t>Área Bajo la Curva de Precisión-Recall (AUPRC)</w:t>
       </w:r>
     </w:p>
@@ -13562,7 +14624,7 @@
           <w:rFonts w:ascii="Arial" w:hAnsi="Arial"/>
         </w:rPr>
       </w:pPr>
-      <w:bookmarkStart w:id="40" w:name="_Toc224752853"/>
+      <w:bookmarkStart w:id="45" w:name="_Toc225113158"/>
       <w:r>
         <w:rPr>
           <w:rFonts w:ascii="Arial" w:hAnsi="Arial"/>
@@ -13587,7 +14649,7 @@
         </w:rPr>
         <w:t>al</w:t>
       </w:r>
-      <w:bookmarkEnd w:id="40"/>
+      <w:bookmarkEnd w:id="45"/>
     </w:p>
     <w:p>
       <w:pPr>
@@ -13656,6 +14718,7 @@
           <w:rFonts w:ascii="Arial" w:eastAsia="Times New Roman" w:hAnsi="Arial"/>
           <w:lang w:eastAsia="es-ES"/>
         </w:rPr>
+        <w:lastRenderedPageBreak/>
         <w:t>Bajo esta infraestructura, el diseño experimental no se concibe como una mera iteración de algoritmos en busca del mejor resultado numérico, sino como un proceso progresivo orientado a validar tres dimensiones críticas del sistema de detección propuesto:</w:t>
       </w:r>
     </w:p>
@@ -13786,7 +14849,6 @@
           <w:rFonts w:ascii="Arial" w:eastAsia="Times New Roman" w:hAnsi="Arial"/>
           <w:lang w:eastAsia="es-ES"/>
         </w:rPr>
-        <w:lastRenderedPageBreak/>
         <w:t xml:space="preserve">La </w:t>
       </w:r>
       <w:r>
@@ -14046,16 +15108,16 @@
           <w:rFonts w:ascii="Arial" w:hAnsi="Arial"/>
         </w:rPr>
       </w:pPr>
-      <w:bookmarkStart w:id="41" w:name="_Toc224752854"/>
-      <w:commentRangeStart w:id="42"/>
+      <w:bookmarkStart w:id="46" w:name="_Toc225113159"/>
+      <w:commentRangeStart w:id="47"/>
       <w:r>
         <w:rPr>
           <w:rFonts w:ascii="Arial" w:hAnsi="Arial"/>
         </w:rPr>
         <w:t>Definición del Modelo de Referencia (Baseline)</w:t>
       </w:r>
-      <w:bookmarkEnd w:id="41"/>
-      <w:commentRangeEnd w:id="42"/>
+      <w:bookmarkEnd w:id="46"/>
+      <w:commentRangeEnd w:id="47"/>
       <w:r>
         <w:rPr>
           <w:rStyle w:val="Refdecomentario"/>
@@ -14063,7 +15125,7 @@
           <w:sz w:val="32"/>
           <w:szCs w:val="32"/>
         </w:rPr>
-        <w:commentReference w:id="42"/>
+        <w:commentReference w:id="47"/>
       </w:r>
     </w:p>
     <w:p>
@@ -14156,7 +15218,15 @@
           <w:rFonts w:ascii="Arial" w:hAnsi="Arial"/>
           <w:lang w:eastAsia="es-ES"/>
         </w:rPr>
-        <w:t xml:space="preserve"> es indispensable para cuantificar posteriormente de manera objetiva si las metodologías avanzadas justifican su complejidad computacional.</w:t>
+        <w:t xml:space="preserve"> es indispensable para </w:t>
+      </w:r>
+      <w:r>
+        <w:rPr>
+          <w:rFonts w:ascii="Arial" w:hAnsi="Arial"/>
+          <w:lang w:eastAsia="es-ES"/>
+        </w:rPr>
+        <w:lastRenderedPageBreak/>
+        <w:t>cuantificar posteriormente de manera objetiva si las metodologías avanzadas justifican su complejidad computacional.</w:t>
       </w:r>
     </w:p>
     <w:p>
@@ -14268,7 +15338,6 @@
           <w:iCs/>
           <w:lang w:eastAsia="es-ES"/>
         </w:rPr>
-        <w:lastRenderedPageBreak/>
         <w:t>Regresión Logística:</w:t>
       </w:r>
       <w:r>
@@ -14325,7 +15394,7 @@
           <w:lang w:eastAsia="es-ES"/>
         </w:rPr>
       </w:pPr>
-      <w:commentRangeStart w:id="43"/>
+      <w:commentRangeStart w:id="48"/>
       <w:r>
         <w:rPr>
           <w:rFonts w:ascii="Arial" w:hAnsi="Arial"/>
@@ -14358,7 +15427,7 @@
         </w:rPr>
         <w:t>), posicionado como el estado del arte en la clasificación de datos tabulares.</w:t>
       </w:r>
-      <w:commentRangeEnd w:id="43"/>
+      <w:commentRangeEnd w:id="48"/>
       <w:r>
         <w:rPr>
           <w:rStyle w:val="Refdecomentario"/>
@@ -14367,7 +15436,7 @@
           <w:szCs w:val="22"/>
           <w:lang w:eastAsia="es-ES"/>
         </w:rPr>
-        <w:commentReference w:id="43"/>
+        <w:commentReference w:id="48"/>
       </w:r>
     </w:p>
     <w:p>
@@ -14645,14 +15714,15 @@
           <w:rFonts w:ascii="Arial" w:hAnsi="Arial"/>
         </w:rPr>
       </w:pPr>
-      <w:bookmarkStart w:id="44" w:name="_Toc224752855"/>
-      <w:r>
-        <w:rPr>
-          <w:rFonts w:ascii="Arial" w:hAnsi="Arial"/>
-        </w:rPr>
+      <w:bookmarkStart w:id="49" w:name="_Toc225113160"/>
+      <w:r>
+        <w:rPr>
+          <w:rFonts w:ascii="Arial" w:hAnsi="Arial"/>
+        </w:rPr>
+        <w:lastRenderedPageBreak/>
         <w:t>Validación de Integridad Metodológica (Test Anti-Leakage)</w:t>
       </w:r>
-      <w:bookmarkEnd w:id="44"/>
+      <w:bookmarkEnd w:id="49"/>
     </w:p>
     <w:p>
       <w:pPr>
@@ -14741,7 +15811,6 @@
           <w:sz w:val="28"/>
           <w:szCs w:val="28"/>
         </w:rPr>
-        <w:lastRenderedPageBreak/>
         <w:t>Configuración Experimental</w:t>
       </w:r>
     </w:p>
@@ -15159,7 +16228,15 @@
           <w:rFonts w:ascii="Arial" w:hAnsi="Arial"/>
           <w:lang w:eastAsia="es-ES"/>
         </w:rPr>
-        <w:t>, sometida al rigor del aislamiento temporal, revele la capacidad de generalización real y honesta del modelo (proyectando una AUPRC inferior). El diferencial métrico (</w:t>
+        <w:t xml:space="preserve">, sometida al rigor del aislamiento temporal, revele la capacidad de generalización real y </w:t>
+      </w:r>
+      <w:r>
+        <w:rPr>
+          <w:rFonts w:ascii="Arial" w:hAnsi="Arial"/>
+          <w:lang w:eastAsia="es-ES"/>
+        </w:rPr>
+        <w:lastRenderedPageBreak/>
+        <w:t>honesta del modelo (proyectando una AUPRC inferior). El diferencial métrico (</w:t>
       </w:r>
       <w:r>
         <w:rPr>
@@ -15185,14 +16262,14 @@
           <w:rFonts w:ascii="Arial" w:hAnsi="Arial"/>
         </w:rPr>
       </w:pPr>
-      <w:bookmarkStart w:id="45" w:name="_Toc224752856"/>
+      <w:bookmarkStart w:id="50" w:name="_Toc225113161"/>
       <w:r>
         <w:rPr>
           <w:rFonts w:ascii="Arial" w:hAnsi="Arial"/>
         </w:rPr>
         <w:t>Análisis de Interpretabilidad Algorítmica (Explainable AI)</w:t>
       </w:r>
-      <w:bookmarkEnd w:id="45"/>
+      <w:bookmarkEnd w:id="50"/>
     </w:p>
     <w:p>
       <w:pPr>
@@ -15236,15 +16313,7 @@
           <w:rFonts w:ascii="Arial" w:hAnsi="Arial"/>
           <w:lang w:eastAsia="es-ES"/>
         </w:rPr>
-        <w:t xml:space="preserve">El último hito del diseño experimental tiene como propósito auditar la lógica interna del modelo de detección. En entornos financieros sujetos a estricto escrutinio regulatorio, la alta precisión de un modelo de "caja negra" carece de valor operativo si sus decisiones no pueden ser justificadas. Por tanto, el objetivo de esta fase es transicionar hacia un </w:t>
-      </w:r>
-      <w:r>
-        <w:rPr>
-          <w:rFonts w:ascii="Arial" w:hAnsi="Arial"/>
-          <w:lang w:eastAsia="es-ES"/>
-        </w:rPr>
-        <w:lastRenderedPageBreak/>
-        <w:t>paradigma de "caja blanca", validando que el algoritmo toma decisiones basadas en patrones financieros lógicos y no mediante la explotación de asociaciones engañosas o sesgos inherentes a la generación sintética de datos. Adicionalmente, se busca dotar a los analistas de fraude de una herramienta que traduzca la probabilidad matemática en motivos de alerta procesables.</w:t>
+        <w:t>El último hito del diseño experimental tiene como propósito auditar la lógica interna del modelo de detección. En entornos financieros sujetos a estricto escrutinio regulatorio, la alta precisión de un modelo de "caja negra" carece de valor operativo si sus decisiones no pueden ser justificadas. Por tanto, el objetivo de esta fase es transicionar hacia un paradigma de "caja blanca", validando que el algoritmo toma decisiones basadas en patrones financieros lógicos y no mediante la explotación de asociaciones engañosas o sesgos inherentes a la generación sintética de datos. Adicionalmente, se busca dotar a los analistas de fraude de una herramienta que traduzca la probabilidad matemática en motivos de alerta procesables.</w:t>
       </w:r>
     </w:p>
     <w:p>
@@ -15524,7 +16593,17 @@
           <w:iCs/>
           <w:lang w:eastAsia="es-ES"/>
         </w:rPr>
-        <w:t xml:space="preserve"> Orientados a la operacionalización del modelo en un Centro de Operaciones de Seguridad (SOC). Permiten desglosar el riesgo probabilístico de transacciones anómalas individuales, traduciendo el resultado matemático en "códigos de razón" (reason codes) tangibles. Esto simula el entorno de auditoría real, donde un analista humano requiere justificar de forma aislada e inmediata por qué el sistema bloqueó una tarjeta específica.</w:t>
+        <w:t xml:space="preserve"> Orientados a la operacionalización del modelo en un Centro de Operaciones de Seguridad (SOC). Permiten desglosar el riesgo probabilístico de transacciones anómalas individuales, traduciendo el resultado matemático en "códigos de razón" (reason codes) tangibles. </w:t>
+      </w:r>
+      <w:r>
+        <w:rPr>
+          <w:rFonts w:ascii="Arial" w:hAnsi="Arial"/>
+          <w:i/>
+          <w:iCs/>
+          <w:lang w:eastAsia="es-ES"/>
+        </w:rPr>
+        <w:lastRenderedPageBreak/>
+        <w:t>Esto simula el entorno de auditoría real, donde un analista humano requiere justificar de forma aislada e inmediata por qué el sistema bloqueó una tarjeta específica.</w:t>
       </w:r>
     </w:p>
     <w:p>
@@ -15601,15 +16680,7 @@
           <w:rFonts w:ascii="Arial" w:hAnsi="Arial"/>
           <w:lang w:eastAsia="es-ES"/>
         </w:rPr>
-        <w:t xml:space="preserve">A nivel de direccionalidad, la hipótesis anticipa que el análisis SHAP confirmará la coherencia del modelo con la intuición experta del negocio bancario. Específicamente, </w:t>
-      </w:r>
-      <w:r>
-        <w:rPr>
-          <w:rFonts w:ascii="Arial" w:hAnsi="Arial"/>
-          <w:lang w:eastAsia="es-ES"/>
-        </w:rPr>
-        <w:lastRenderedPageBreak/>
-        <w:t>se espera observar relaciones monótonas justificables, donde parámetros como un alto índice de fraude reciente en un cajero (TERMINAL_ID_RISK) actúen como vectores de fuerza positivos (empujando la probabilidad hacia la clasificación de fraude), mientras que un comportamiento de gasto habitual actúe como ancla de legitimidad.</w:t>
+        <w:t>A nivel de direccionalidad, la hipótesis anticipa que el análisis SHAP confirmará la coherencia del modelo con la intuición experta del negocio bancario. Específicamente, se espera observar relaciones monótonas justificables, donde parámetros como un alto índice de fraude reciente en un cajero (TERMINAL_ID_RISK) actúen como vectores de fuerza positivos (empujando la probabilidad hacia la clasificación de fraude), mientras que un comportamiento de gasto habitual actúe como ancla de legitimidad.</w:t>
       </w:r>
     </w:p>
     <w:p>
@@ -15649,8 +16720,8 @@
           <w:bCs/>
         </w:rPr>
       </w:pPr>
-      <w:bookmarkStart w:id="46" w:name="_Toc224752857"/>
-      <w:commentRangeStart w:id="47"/>
+      <w:bookmarkStart w:id="51" w:name="_Toc225113162"/>
+      <w:commentRangeStart w:id="52"/>
       <w:r>
         <w:rPr>
           <w:rFonts w:ascii="Arial" w:hAnsi="Arial"/>
@@ -15668,8 +16739,8 @@
         </w:rPr>
         <w:t xml:space="preserve"> y Análisis de Resultados.</w:t>
       </w:r>
-      <w:bookmarkEnd w:id="46"/>
-      <w:commentRangeEnd w:id="47"/>
+      <w:bookmarkEnd w:id="51"/>
+      <w:commentRangeEnd w:id="52"/>
       <w:r>
         <w:rPr>
           <w:rStyle w:val="Refdecomentario"/>
@@ -15679,7 +16750,7 @@
           <w:sz w:val="44"/>
           <w:szCs w:val="36"/>
         </w:rPr>
-        <w:commentReference w:id="47"/>
+        <w:commentReference w:id="52"/>
       </w:r>
     </w:p>
     <w:p>
@@ -15712,14 +16783,14 @@
           <w:rFonts w:ascii="Arial" w:hAnsi="Arial"/>
         </w:rPr>
       </w:pPr>
-      <w:bookmarkStart w:id="48" w:name="_Toc224752858"/>
+      <w:bookmarkStart w:id="53" w:name="_Toc225113163"/>
       <w:r>
         <w:rPr>
           <w:rFonts w:ascii="Arial" w:hAnsi="Arial"/>
         </w:rPr>
         <w:t>Definición del Modelo de Referencia</w:t>
       </w:r>
-      <w:bookmarkEnd w:id="48"/>
+      <w:bookmarkEnd w:id="53"/>
     </w:p>
     <w:p>
       <w:pPr>
@@ -15769,14 +16840,14 @@
           <w:rFonts w:ascii="Arial" w:hAnsi="Arial"/>
         </w:rPr>
       </w:pPr>
-      <w:bookmarkStart w:id="49" w:name="_Toc224752859"/>
+      <w:bookmarkStart w:id="54" w:name="_Toc225113164"/>
       <w:r>
         <w:rPr>
           <w:rFonts w:ascii="Arial" w:hAnsi="Arial"/>
         </w:rPr>
         <w:t>Análisis de Rendimiento bajo Desbalance Natural</w:t>
       </w:r>
-      <w:bookmarkEnd w:id="49"/>
+      <w:bookmarkEnd w:id="54"/>
     </w:p>
     <w:p>
       <w:pPr>
@@ -15836,10 +16907,9 @@
     </w:p>
     <w:p>
       <w:pPr>
+        <w:keepNext/>
         <w:spacing w:line="240" w:lineRule="auto"/>
-        <w:rPr>
-          <w:rFonts w:ascii="Arial" w:hAnsi="Arial"/>
-        </w:rPr>
+        <w:jc w:val="center"/>
       </w:pPr>
       <w:r>
         <w:rPr>
@@ -15864,7 +16934,7 @@
                     <pic:cNvPicPr/>
                   </pic:nvPicPr>
                   <pic:blipFill>
-                    <a:blip r:embed="rId22"/>
+                    <a:blip r:embed="rId23"/>
                     <a:stretch>
                       <a:fillRect/>
                     </a:stretch>
@@ -15884,6 +16954,46 @@
           </wp:inline>
         </w:drawing>
       </w:r>
+    </w:p>
+    <w:p>
+      <w:pPr>
+        <w:pStyle w:val="Descripcin"/>
+      </w:pPr>
+      <w:r>
+        <w:t xml:space="preserve">Ilustración </w:t>
+      </w:r>
+      <w:r>
+        <w:fldChar w:fldCharType="begin"/>
+      </w:r>
+      <w:r>
+        <w:instrText xml:space="preserve"> SEQ Ilustración \* ARABIC </w:instrText>
+      </w:r>
+      <w:r>
+        <w:fldChar w:fldCharType="separate"/>
+      </w:r>
+      <w:r>
+        <w:rPr>
+          <w:noProof/>
+        </w:rPr>
+        <w:t>7</w:t>
+      </w:r>
+      <w:r>
+        <w:fldChar w:fldCharType="end"/>
+      </w:r>
+      <w:r>
+        <w:t xml:space="preserve">. </w:t>
+      </w:r>
+      <w:r>
+        <w:t>Matrices de confusión de los algoritmos evaluados (Regresión Logística, Random Forest y XGBoost) evidenciando las altas tasas de Falsos Negativos. Fuente: Elaboración propia.</w:t>
+      </w:r>
+    </w:p>
+    <w:p>
+      <w:pPr>
+        <w:spacing w:line="240" w:lineRule="auto"/>
+        <w:rPr>
+          <w:rFonts w:ascii="Arial" w:hAnsi="Arial"/>
+        </w:rPr>
+      </w:pPr>
       <w:r>
         <w:rPr>
           <w:rFonts w:ascii="Arial" w:hAnsi="Arial"/>
@@ -15896,7 +17006,32 @@
         <w:rPr>
           <w:rFonts w:ascii="Arial" w:hAnsi="Arial"/>
         </w:rPr>
-        <w:t xml:space="preserve">Como ilustran los datos de la matriz de confusión agregada para el mejor modelo (XGBoost), de un total de 1.591 fraudes reales presentes en el conjunto de evaluación, el algoritmo detectó correctamente 982 (Verdaderos Positivos), pero dejó escapar 609 transacciones fraudulentas (Falsos Negativos). Esto se traduce en un </w:t>
+        <w:t xml:space="preserve">Como ilustran los datos de la matriz de confusión agregada en la </w:t>
+      </w:r>
+      <w:r>
+        <w:rPr>
+          <w:rFonts w:ascii="Arial" w:hAnsi="Arial"/>
+        </w:rPr>
+        <w:t>Ilustración 7</w:t>
+      </w:r>
+      <w:r>
+        <w:rPr>
+          <w:rFonts w:ascii="Arial" w:hAnsi="Arial"/>
+        </w:rPr>
+        <w:t xml:space="preserve"> para el mejor modelo</w:t>
+      </w:r>
+      <w:r>
+        <w:rPr>
+          <w:rFonts w:ascii="Arial" w:hAnsi="Arial"/>
+        </w:rPr>
+        <w:t xml:space="preserve"> (XGBoost), de un total de 1.591 fraudes reales presentes en el conjunto </w:t>
+      </w:r>
+      <w:r>
+        <w:rPr>
+          <w:rFonts w:ascii="Arial" w:hAnsi="Arial"/>
+        </w:rPr>
+        <w:lastRenderedPageBreak/>
+        <w:t xml:space="preserve">de evaluación, el algoritmo detectó correctamente 982 (Verdaderos Positivos), pero dejó escapar 609 transacciones fraudulentas (Falsos Negativos). Esto se traduce en un </w:t>
       </w:r>
       <w:r>
         <w:rPr>
@@ -15910,14 +17045,7 @@
         <w:rPr>
           <w:rFonts w:ascii="Arial" w:hAnsi="Arial"/>
         </w:rPr>
-        <w:t xml:space="preserve"> del 61.75%, lo que implica operativamente que casi 4 de cada 10 fraudes logran eludir el </w:t>
-      </w:r>
-      <w:r>
-        <w:rPr>
-          <w:rFonts w:ascii="Arial" w:hAnsi="Arial"/>
-        </w:rPr>
-        <w:lastRenderedPageBreak/>
-        <w:t xml:space="preserve">sistema. En el caso del modelo lineal (Regresión Logística), la fuga de fraude asciende hasta el 48.3%. Este análisis </w:t>
+        <w:t xml:space="preserve"> del 61.75%, lo que implica operativamente que casi 4 de cada 10 fraudes logran eludir el sistema. En el caso del modelo lineal (Regresión Logística), la fuga de fraude asciende hasta el 48.3%. Este análisis </w:t>
       </w:r>
       <w:r>
         <w:rPr>
@@ -15954,10 +17082,10 @@
                     <pic:cNvPicPr/>
                   </pic:nvPicPr>
                   <pic:blipFill>
-                    <a:blip r:embed="rId23">
+                    <a:blip r:embed="rId24">
                       <a:extLst>
                         <a:ext uri="{96DAC541-7B7A-43D3-8B79-37D633B846F1}">
-                          <asvg:svgBlip xmlns:asvg="http://schemas.microsoft.com/office/drawing/2016/SVG/main" r:embed="rId24"/>
+                          <asvg:svgBlip xmlns:asvg="http://schemas.microsoft.com/office/drawing/2016/SVG/main" r:embed="rId25"/>
                         </a:ext>
                       </a:extLst>
                     </a:blip>
@@ -15989,14 +17117,14 @@
           <w:rFonts w:ascii="Arial" w:hAnsi="Arial"/>
         </w:rPr>
       </w:pPr>
-      <w:bookmarkStart w:id="50" w:name="_Toc224752860"/>
+      <w:bookmarkStart w:id="55" w:name="_Toc225113165"/>
       <w:r>
         <w:rPr>
           <w:rFonts w:ascii="Arial" w:hAnsi="Arial"/>
         </w:rPr>
         <w:t>Comparativa Algorítmica Estándar</w:t>
       </w:r>
-      <w:bookmarkEnd w:id="50"/>
+      <w:bookmarkEnd w:id="55"/>
     </w:p>
     <w:p>
       <w:pPr>
@@ -16013,7 +17141,21 @@
           <w:rFonts w:ascii="Arial" w:eastAsia="Times New Roman" w:hAnsi="Arial"/>
           <w:lang w:eastAsia="es-ES"/>
         </w:rPr>
-        <w:t>Descartadas las métricas globales, el análisis comparativo se centró en indicadores robustos frente a la asimetría de clases (AUPRC) y métricas orientadas a negocio (CP@100). La Tabla 4.1 resume el rendimiento de los modelos, incluyendo la configuración hiperparamétrica ganadora obtenida tras la búsqueda exhaustiva (</w:t>
+        <w:t>Descartadas las métricas globales, el análisis comparativo se centró en indicadores robustos frente a la asimetría de clases (AUPRC) y métricas orientadas a negocio (CP@100). La Tabla</w:t>
+      </w:r>
+      <w:r>
+        <w:rPr>
+          <w:rFonts w:ascii="Arial" w:eastAsia="Times New Roman" w:hAnsi="Arial"/>
+          <w:lang w:eastAsia="es-ES"/>
+        </w:rPr>
+        <w:t xml:space="preserve"> </w:t>
+      </w:r>
+      <w:r>
+        <w:rPr>
+          <w:rFonts w:ascii="Arial" w:eastAsia="Times New Roman" w:hAnsi="Arial"/>
+          <w:lang w:eastAsia="es-ES"/>
+        </w:rPr>
+        <w:t>1 resume el rendimiento de los modelos, incluyendo la configuración hiperparamétrica ganadora obtenida tras la búsqueda exhaustiva (</w:t>
       </w:r>
       <w:r>
         <w:rPr>
@@ -16030,6 +17172,39 @@
           <w:lang w:eastAsia="es-ES"/>
         </w:rPr>
         <w:t>) y sus respectivos costes computacionales.</w:t>
+      </w:r>
+    </w:p>
+    <w:p>
+      <w:pPr>
+        <w:pStyle w:val="Descripcin"/>
+        <w:keepNext/>
+      </w:pPr>
+      <w:r>
+        <w:t xml:space="preserve">Tabla </w:t>
+      </w:r>
+      <w:r>
+        <w:fldChar w:fldCharType="begin"/>
+      </w:r>
+      <w:r>
+        <w:instrText xml:space="preserve"> SEQ Tabla \* ARABIC </w:instrText>
+      </w:r>
+      <w:r>
+        <w:fldChar w:fldCharType="separate"/>
+      </w:r>
+      <w:r>
+        <w:rPr>
+          <w:noProof/>
+        </w:rPr>
+        <w:t>1</w:t>
+      </w:r>
+      <w:r>
+        <w:fldChar w:fldCharType="end"/>
+      </w:r>
+      <w:r>
+        <w:t xml:space="preserve">. </w:t>
+      </w:r>
+      <w:r>
+        <w:t>Resultados comparativos de las métricas de evaluación técnica y operativa para los modelos base.</w:t>
       </w:r>
     </w:p>
     <w:tbl>
@@ -16794,7 +17969,7 @@
           <w:rFonts w:ascii="Arial" w:eastAsia="Times New Roman" w:hAnsi="Arial"/>
           <w:lang w:eastAsia="es-ES"/>
         </w:rPr>
-        <w:t>Los resultados de la Tabla 4.1 revelan diferencias estructurales significativas. La Regresión Logística estableció el "suelo" de rendimiento con un AUPRC de 0.6350, demostrando sus limitaciones para capturar las interacciones no lineales de las variables temporales RFM.</w:t>
+        <w:t>Los resultados de la Tabla 1 revelan diferencias estructurales significativas. La Regresión Logística estableció el "suelo" de rendimiento con un AUPRC de 0.6350, demostrando sus limitaciones para capturar las interacciones no lineales de las variables temporales RFM.</w:t>
       </w:r>
     </w:p>
     <w:p>
@@ -16812,63 +17987,22 @@
           <w:rFonts w:ascii="Arial" w:eastAsia="Times New Roman" w:hAnsi="Arial"/>
           <w:lang w:eastAsia="es-ES"/>
         </w:rPr>
+        <w:lastRenderedPageBreak/>
         <w:t xml:space="preserve">Por su parte, los modelos basados en ensamblajes de árboles demostraron una clara superioridad. </w:t>
       </w:r>
       <w:r>
         <w:rPr>
           <w:rFonts w:ascii="Arial" w:eastAsia="Times New Roman" w:hAnsi="Arial"/>
-          <w:b/>
-          <w:bCs/>
-          <w:lang w:eastAsia="es-ES"/>
-        </w:rPr>
-        <w:t>XGBoost</w:t>
+          <w:lang w:eastAsia="es-ES"/>
+        </w:rPr>
+        <w:t>XGBoost se posicionó como el modelo más robusto, alcanzando el mejor AUPRC (0.6904) y la mayor sensibilidad (61.75%).</w:t>
       </w:r>
       <w:r>
         <w:rPr>
           <w:rFonts w:ascii="Arial" w:eastAsia="Times New Roman" w:hAnsi="Arial"/>
           <w:lang w:eastAsia="es-ES"/>
         </w:rPr>
-        <w:t xml:space="preserve"> se posicionó como el modelo más robusto, alcanzando el mejor AUPRC (</w:t>
-      </w:r>
-      <w:r>
-        <w:rPr>
-          <w:rFonts w:ascii="Arial" w:eastAsia="Times New Roman" w:hAnsi="Arial"/>
-          <w:b/>
-          <w:bCs/>
-          <w:lang w:eastAsia="es-ES"/>
-        </w:rPr>
-        <w:t>0.6904</w:t>
-      </w:r>
-      <w:r>
-        <w:rPr>
-          <w:rFonts w:ascii="Arial" w:eastAsia="Times New Roman" w:hAnsi="Arial"/>
-          <w:lang w:eastAsia="es-ES"/>
-        </w:rPr>
-        <w:t>) y la mayor sensibilidad (</w:t>
-      </w:r>
-      <w:r>
-        <w:rPr>
-          <w:rFonts w:ascii="Arial" w:eastAsia="Times New Roman" w:hAnsi="Arial"/>
-          <w:b/>
-          <w:bCs/>
-          <w:lang w:eastAsia="es-ES"/>
-        </w:rPr>
-        <w:t>61.75%</w:t>
-      </w:r>
-      <w:r>
-        <w:rPr>
-          <w:rFonts w:ascii="Arial" w:eastAsia="Times New Roman" w:hAnsi="Arial"/>
-          <w:lang w:eastAsia="es-ES"/>
-        </w:rPr>
-        <w:t xml:space="preserve">). Resulta especialmente reveladora la configuración de sus hiperparámetros óptimos: el algoritmo favoreció árboles muy poco profundos (max_depth=3) iterados sobre 100 estimadores. Esta </w:t>
-      </w:r>
-      <w:r>
-        <w:rPr>
-          <w:rFonts w:ascii="Arial" w:eastAsia="Times New Roman" w:hAnsi="Arial"/>
-          <w:lang w:eastAsia="es-ES"/>
-        </w:rPr>
-        <w:lastRenderedPageBreak/>
-        <w:t>configuración genera un modelo intencionadamente conservador que penaliza el sobreajuste (</w:t>
+        <w:t xml:space="preserve"> Resulta especialmente reveladora la configuración de sus hiperparámetros óptimos: el algoritmo favoreció árboles muy poco profundos (max_depth=3) iterados sobre 100 estimadores. Esta configuración genera un modelo intencionadamente conservador que penaliza el sobreajuste (</w:t>
       </w:r>
       <w:r>
         <w:rPr>
@@ -16895,14 +18029,14 @@
           <w:rFonts w:ascii="Arial" w:hAnsi="Arial"/>
         </w:rPr>
       </w:pPr>
-      <w:bookmarkStart w:id="51" w:name="_Toc224752861"/>
+      <w:bookmarkStart w:id="56" w:name="_Toc225113166"/>
       <w:r>
         <w:rPr>
           <w:rFonts w:ascii="Arial" w:hAnsi="Arial"/>
         </w:rPr>
         <w:t>Selección y Justificación del Modelo Base</w:t>
       </w:r>
-      <w:bookmarkEnd w:id="51"/>
+      <w:bookmarkEnd w:id="56"/>
     </w:p>
     <w:p>
       <w:pPr>
@@ -16919,7 +18053,14 @@
           <w:rFonts w:ascii="Arial" w:eastAsia="Times New Roman" w:hAnsi="Arial"/>
           <w:lang w:eastAsia="es-ES"/>
         </w:rPr>
-        <w:t xml:space="preserve">Para seleccionar el algoritmo que avanzará a las fases de auditoría metodológica e interpretabilidad, se cruzaron los resultados técnicos con la métrica de negocio </w:t>
+        <w:t xml:space="preserve">Para seleccionar el algoritmo que avanzará a las fases de auditoría metodológica e interpretabilidad, se cruzaron los resultados técnicos con la </w:t>
+      </w:r>
+      <w:r>
+        <w:rPr>
+          <w:rFonts w:ascii="Arial" w:eastAsia="Times New Roman" w:hAnsi="Arial"/>
+          <w:lang w:eastAsia="es-ES"/>
+        </w:rPr>
+        <w:t xml:space="preserve">métrica de negocio Card </w:t>
       </w:r>
       <w:r>
         <w:rPr>
@@ -16928,25 +18069,38 @@
           <w:iCs/>
           <w:lang w:eastAsia="es-ES"/>
         </w:rPr>
-        <w:t>Card Precision@100</w:t>
+        <w:t>Precision@100</w:t>
       </w:r>
       <w:r>
         <w:rPr>
           <w:rFonts w:ascii="Arial" w:eastAsia="Times New Roman" w:hAnsi="Arial"/>
           <w:lang w:eastAsia="es-ES"/>
         </w:rPr>
-        <w:t xml:space="preserve"> (CP@100).</w:t>
-      </w:r>
-    </w:p>
-    <w:p>
-      <w:pPr>
+        <w:t xml:space="preserve"> (</w:t>
+      </w:r>
+      <w:r>
+        <w:rPr>
+          <w:rFonts w:ascii="Arial" w:eastAsia="Times New Roman" w:hAnsi="Arial"/>
+          <w:i/>
+          <w:iCs/>
+          <w:lang w:eastAsia="es-ES"/>
+        </w:rPr>
+        <w:t>CP@100</w:t>
+      </w:r>
+      <w:r>
+        <w:rPr>
+          <w:rFonts w:ascii="Arial" w:eastAsia="Times New Roman" w:hAnsi="Arial"/>
+          <w:lang w:eastAsia="es-ES"/>
+        </w:rPr>
+        <w:t>), cuyos resultados consolidados se exponen en la Figura 4.3.</w:t>
+      </w:r>
+    </w:p>
+    <w:p>
+      <w:pPr>
+        <w:keepNext/>
         <w:suppressAutoHyphens w:val="0"/>
         <w:spacing w:before="100" w:beforeAutospacing="1" w:after="100" w:afterAutospacing="1" w:line="240" w:lineRule="auto"/>
-        <w:jc w:val="left"/>
-        <w:rPr>
-          <w:rFonts w:ascii="Arial" w:eastAsia="Times New Roman" w:hAnsi="Arial"/>
-          <w:lang w:eastAsia="es-ES"/>
-        </w:rPr>
+        <w:jc w:val="center"/>
       </w:pPr>
       <w:r>
         <w:rPr>
@@ -16972,7 +18126,7 @@
                     <pic:cNvPicPr/>
                   </pic:nvPicPr>
                   <pic:blipFill>
-                    <a:blip r:embed="rId25"/>
+                    <a:blip r:embed="rId26"/>
                     <a:stretch>
                       <a:fillRect/>
                     </a:stretch>
@@ -16992,6 +18146,49 @@
           </wp:inline>
         </w:drawing>
       </w:r>
+    </w:p>
+    <w:p>
+      <w:pPr>
+        <w:pStyle w:val="Descripcin"/>
+      </w:pPr>
+      <w:r>
+        <w:t xml:space="preserve">Ilustración </w:t>
+      </w:r>
+      <w:r>
+        <w:fldChar w:fldCharType="begin"/>
+      </w:r>
+      <w:r>
+        <w:instrText xml:space="preserve"> SEQ Ilustración \* ARABIC </w:instrText>
+      </w:r>
+      <w:r>
+        <w:fldChar w:fldCharType="separate"/>
+      </w:r>
+      <w:r>
+        <w:rPr>
+          <w:noProof/>
+        </w:rPr>
+        <w:t>8</w:t>
+      </w:r>
+      <w:r>
+        <w:fldChar w:fldCharType="end"/>
+      </w:r>
+      <w:r>
+        <w:t xml:space="preserve">. </w:t>
+      </w:r>
+      <w:r>
+        <w:t>Comparativa gráfica de rendimiento técnico (AUC ROC, AUPRC) y métrica de negocio (Card Precision@100) para los modelos de referencia. Fuente: Elaboración propia.</w:t>
+      </w:r>
+    </w:p>
+    <w:p>
+      <w:pPr>
+        <w:suppressAutoHyphens w:val="0"/>
+        <w:spacing w:before="100" w:beforeAutospacing="1" w:after="100" w:afterAutospacing="1" w:line="240" w:lineRule="auto"/>
+        <w:jc w:val="left"/>
+        <w:rPr>
+          <w:rFonts w:ascii="Arial" w:eastAsia="Times New Roman" w:hAnsi="Arial"/>
+          <w:lang w:eastAsia="es-ES"/>
+        </w:rPr>
+      </w:pPr>
       <w:r>
         <w:rPr>
           <w:rFonts w:ascii="Arial" w:eastAsia="Times New Roman" w:hAnsi="Arial"/>
@@ -17018,9 +18215,66 @@
       <w:r>
         <w:rPr>
           <w:rFonts w:ascii="Arial" w:eastAsia="Times New Roman" w:hAnsi="Arial"/>
-          <w:lang w:eastAsia="es-ES"/>
-        </w:rPr>
-        <w:t>Random Forest y XGBoost presentaron un desempeño funcionalmente idéntico. Random Forest obtuvo una media de CP@100 de 0.2971, superando marginalmente a XGBoost (0.2961). Esto significa que, de las 100 tarjetas diarias bloqueadas manualmente por los analistas, ambos modelos aseguran la intercepción de casi 30 fraudes reales.</w:t>
+          <w:i/>
+          <w:iCs/>
+          <w:lang w:eastAsia="es-ES"/>
+        </w:rPr>
+        <w:t>Random Forest</w:t>
+      </w:r>
+      <w:r>
+        <w:rPr>
+          <w:rFonts w:ascii="Arial" w:eastAsia="Times New Roman" w:hAnsi="Arial"/>
+          <w:lang w:eastAsia="es-ES"/>
+        </w:rPr>
+        <w:t xml:space="preserve"> y </w:t>
+      </w:r>
+      <w:r>
+        <w:rPr>
+          <w:rFonts w:ascii="Arial" w:eastAsia="Times New Roman" w:hAnsi="Arial"/>
+          <w:i/>
+          <w:iCs/>
+          <w:lang w:eastAsia="es-ES"/>
+        </w:rPr>
+        <w:t>XGBoost</w:t>
+      </w:r>
+      <w:r>
+        <w:rPr>
+          <w:rFonts w:ascii="Arial" w:eastAsia="Times New Roman" w:hAnsi="Arial"/>
+          <w:lang w:eastAsia="es-ES"/>
+        </w:rPr>
+        <w:t xml:space="preserve"> presentaron un desempeño funcionalmente idéntico. Random Forest obtuvo una media de </w:t>
+      </w:r>
+      <w:r>
+        <w:rPr>
+          <w:rFonts w:ascii="Arial" w:eastAsia="Times New Roman" w:hAnsi="Arial"/>
+          <w:i/>
+          <w:iCs/>
+          <w:lang w:eastAsia="es-ES"/>
+        </w:rPr>
+        <w:t>CP@100</w:t>
+      </w:r>
+      <w:r>
+        <w:rPr>
+          <w:rFonts w:ascii="Arial" w:eastAsia="Times New Roman" w:hAnsi="Arial"/>
+          <w:lang w:eastAsia="es-ES"/>
+        </w:rPr>
+        <w:t xml:space="preserve"> de 0.2971, superando marginalmente a </w:t>
+      </w:r>
+      <w:r>
+        <w:rPr>
+          <w:rFonts w:ascii="Arial" w:eastAsia="Times New Roman" w:hAnsi="Arial"/>
+          <w:i/>
+          <w:iCs/>
+          <w:lang w:eastAsia="es-ES"/>
+        </w:rPr>
+        <w:t>XGBoost</w:t>
+      </w:r>
+      <w:r>
+        <w:rPr>
+          <w:rFonts w:ascii="Arial" w:eastAsia="Times New Roman" w:hAnsi="Arial"/>
+          <w:lang w:eastAsia="es-ES"/>
+        </w:rPr>
+        <w:t xml:space="preserve"> (0.2961). Esto significa que, de las 100 tarjetas diarias bloqueadas manualmente por los analistas, ambos modelos aseguran la intercepción de casi 30 fraudes reales.</w:t>
       </w:r>
     </w:p>
     <w:p>
@@ -17038,7 +18292,7 @@
           <w:rFonts w:ascii="Arial" w:eastAsia="Times New Roman" w:hAnsi="Arial"/>
           <w:lang w:eastAsia="es-ES"/>
         </w:rPr>
-        <w:t xml:space="preserve">A pesar de esta levísima ventaja de Random Forest en el </w:t>
+        <w:t xml:space="preserve">A pesar de esta levísima ventaja de </w:t>
       </w:r>
       <w:r>
         <w:rPr>
@@ -17047,6 +18301,22 @@
           <w:iCs/>
           <w:lang w:eastAsia="es-ES"/>
         </w:rPr>
+        <w:t>Random Forest</w:t>
+      </w:r>
+      <w:r>
+        <w:rPr>
+          <w:rFonts w:ascii="Arial" w:eastAsia="Times New Roman" w:hAnsi="Arial"/>
+          <w:lang w:eastAsia="es-ES"/>
+        </w:rPr>
+        <w:t xml:space="preserve"> en el </w:t>
+      </w:r>
+      <w:r>
+        <w:rPr>
+          <w:rFonts w:ascii="Arial" w:eastAsia="Times New Roman" w:hAnsi="Arial"/>
+          <w:i/>
+          <w:iCs/>
+          <w:lang w:eastAsia="es-ES"/>
+        </w:rPr>
         <w:t>Top-100</w:t>
       </w:r>
       <w:r>
@@ -17054,16 +18324,14 @@
           <w:rFonts w:ascii="Arial" w:eastAsia="Times New Roman" w:hAnsi="Arial"/>
           <w:lang w:eastAsia="es-ES"/>
         </w:rPr>
-        <w:t xml:space="preserve">, se selecciona de manera definitiva </w:t>
+        <w:t xml:space="preserve">, se selecciona de manera </w:t>
       </w:r>
       <w:r>
         <w:rPr>
           <w:rFonts w:ascii="Arial" w:eastAsia="Times New Roman" w:hAnsi="Arial"/>
-          <w:b/>
-          <w:bCs/>
-          <w:lang w:eastAsia="es-ES"/>
-        </w:rPr>
-        <w:t>XGBoost</w:t>
+          <w:lang w:eastAsia="es-ES"/>
+        </w:rPr>
+        <w:t>definitiva XGBoost</w:t>
       </w:r>
       <w:r>
         <w:rPr>
@@ -17101,7 +18369,23 @@
           <w:rFonts w:ascii="Arial" w:eastAsia="Times New Roman" w:hAnsi="Arial"/>
           <w:lang w:eastAsia="es-ES"/>
         </w:rPr>
-        <w:t xml:space="preserve"> XGBoost demuestra un mejor comportamiento ponderado en todo el abanico de umbrales de probabilidad, no solo en la cabecera operativa.</w:t>
+        <w:t xml:space="preserve"> </w:t>
+      </w:r>
+      <w:r>
+        <w:rPr>
+          <w:rFonts w:ascii="Arial" w:eastAsia="Times New Roman" w:hAnsi="Arial"/>
+          <w:i/>
+          <w:iCs/>
+          <w:lang w:eastAsia="es-ES"/>
+        </w:rPr>
+        <w:t>XGBoost</w:t>
+      </w:r>
+      <w:r>
+        <w:rPr>
+          <w:rFonts w:ascii="Arial" w:eastAsia="Times New Roman" w:hAnsi="Arial"/>
+          <w:lang w:eastAsia="es-ES"/>
+        </w:rPr>
+        <w:t xml:space="preserve"> demuestra un mejor comportamiento ponderado en todo el abanico de umbrales de probabilidad, no solo en la cabecera operativa.</w:t>
       </w:r>
     </w:p>
     <w:p>
@@ -17132,7 +18416,39 @@
           <w:rFonts w:ascii="Arial" w:eastAsia="Times New Roman" w:hAnsi="Arial"/>
           <w:lang w:eastAsia="es-ES"/>
         </w:rPr>
-        <w:t xml:space="preserve"> XGBoost recupera casi 3 puntos porcentuales más de fraude total que Random Forest (61.75% frente a 58.94%).</w:t>
+        <w:t xml:space="preserve"> </w:t>
+      </w:r>
+      <w:r>
+        <w:rPr>
+          <w:rFonts w:ascii="Arial" w:eastAsia="Times New Roman" w:hAnsi="Arial"/>
+          <w:i/>
+          <w:iCs/>
+          <w:lang w:eastAsia="es-ES"/>
+        </w:rPr>
+        <w:t>XGBoost</w:t>
+      </w:r>
+      <w:r>
+        <w:rPr>
+          <w:rFonts w:ascii="Arial" w:eastAsia="Times New Roman" w:hAnsi="Arial"/>
+          <w:lang w:eastAsia="es-ES"/>
+        </w:rPr>
+        <w:t xml:space="preserve"> recupera casi 3 puntos porcentuales más de fraude total que </w:t>
+      </w:r>
+      <w:r>
+        <w:rPr>
+          <w:rFonts w:ascii="Arial" w:eastAsia="Times New Roman" w:hAnsi="Arial"/>
+          <w:i/>
+          <w:iCs/>
+          <w:lang w:eastAsia="es-ES"/>
+        </w:rPr>
+        <w:t>Random Forest</w:t>
+      </w:r>
+      <w:r>
+        <w:rPr>
+          <w:rFonts w:ascii="Arial" w:eastAsia="Times New Roman" w:hAnsi="Arial"/>
+          <w:lang w:eastAsia="es-ES"/>
+        </w:rPr>
+        <w:t xml:space="preserve"> (61.75% frente a 58.94%).</w:t>
       </w:r>
     </w:p>
     <w:p>
@@ -17163,7 +18479,7 @@
           <w:rFonts w:ascii="Arial" w:eastAsia="Times New Roman" w:hAnsi="Arial"/>
           <w:lang w:eastAsia="es-ES"/>
         </w:rPr>
-        <w:t xml:space="preserve"> La desviación estándar mostrada por XGBoost a través de los diferentes pliegues prequenciales (0.0084 en AUPRC) es la más baja de los tres contendientes, garantizando una menor vulnerabilidad a la deriva conceptual (</w:t>
+        <w:t xml:space="preserve"> La desviación estándar mostrada por </w:t>
       </w:r>
       <w:r>
         <w:rPr>
@@ -17172,6 +18488,46 @@
           <w:iCs/>
           <w:lang w:eastAsia="es-ES"/>
         </w:rPr>
+        <w:t>XGBoost</w:t>
+      </w:r>
+      <w:r>
+        <w:rPr>
+          <w:rFonts w:ascii="Arial" w:eastAsia="Times New Roman" w:hAnsi="Arial"/>
+          <w:lang w:eastAsia="es-ES"/>
+        </w:rPr>
+        <w:t xml:space="preserve"> a través de los diferentes pliegues prequenciales (0.0084 en </w:t>
+      </w:r>
+      <w:r>
+        <w:rPr>
+          <w:rFonts w:ascii="Arial" w:eastAsia="Times New Roman" w:hAnsi="Arial"/>
+          <w:i/>
+          <w:iCs/>
+          <w:lang w:eastAsia="es-ES"/>
+        </w:rPr>
+        <w:t>AUPRC</w:t>
+      </w:r>
+      <w:r>
+        <w:rPr>
+          <w:rFonts w:ascii="Arial" w:eastAsia="Times New Roman" w:hAnsi="Arial"/>
+          <w:lang w:eastAsia="es-ES"/>
+        </w:rPr>
+        <w:t xml:space="preserve">) es la más baja de </w:t>
+      </w:r>
+      <w:r>
+        <w:rPr>
+          <w:rFonts w:ascii="Arial" w:eastAsia="Times New Roman" w:hAnsi="Arial"/>
+          <w:lang w:eastAsia="es-ES"/>
+        </w:rPr>
+        <w:lastRenderedPageBreak/>
+        <w:t>los tres contendientes, garantizando una menor vulnerabilidad a la deriva conceptual (</w:t>
+      </w:r>
+      <w:r>
+        <w:rPr>
+          <w:rFonts w:ascii="Arial" w:eastAsia="Times New Roman" w:hAnsi="Arial"/>
+          <w:i/>
+          <w:iCs/>
+          <w:lang w:eastAsia="es-ES"/>
+        </w:rPr>
         <w:t>concept drift</w:t>
       </w:r>
       <w:r>
@@ -17208,15 +18564,14 @@
           <w:rFonts w:ascii="Arial" w:hAnsi="Arial"/>
         </w:rPr>
       </w:pPr>
-      <w:bookmarkStart w:id="52" w:name="_Toc224752862"/>
-      <w:r>
-        <w:rPr>
-          <w:rFonts w:ascii="Arial" w:hAnsi="Arial"/>
-        </w:rPr>
-        <w:lastRenderedPageBreak/>
+      <w:bookmarkStart w:id="57" w:name="_Toc225113167"/>
+      <w:r>
+        <w:rPr>
+          <w:rFonts w:ascii="Arial" w:hAnsi="Arial"/>
+        </w:rPr>
         <w:t>Refinamiento del Modelo Base: Estrategia de Submuestreo (Undersampling)</w:t>
       </w:r>
-      <w:bookmarkEnd w:id="52"/>
+      <w:bookmarkEnd w:id="57"/>
     </w:p>
     <w:p>
       <w:pPr>
@@ -17252,6 +18607,39 @@
           <w:lang w:eastAsia="es-ES"/>
         </w:rPr>
         <w:t>Manteniendo intacto el conjunto de prueba para garantizar una evaluación honesta, se limitó la presencia de la clase mayoritaria en los pliegues de entrenamiento, evaluando tres escenarios de reducción de asimetría: ratios de 10:1, 5:1 y un balanceo estricto de 1:1.</w:t>
+      </w:r>
+    </w:p>
+    <w:p>
+      <w:pPr>
+        <w:pStyle w:val="Descripcin"/>
+        <w:keepNext/>
+      </w:pPr>
+      <w:r>
+        <w:t xml:space="preserve">Tabla </w:t>
+      </w:r>
+      <w:r>
+        <w:fldChar w:fldCharType="begin"/>
+      </w:r>
+      <w:r>
+        <w:instrText xml:space="preserve"> SEQ Tabla \* ARABIC </w:instrText>
+      </w:r>
+      <w:r>
+        <w:fldChar w:fldCharType="separate"/>
+      </w:r>
+      <w:r>
+        <w:rPr>
+          <w:noProof/>
+        </w:rPr>
+        <w:t>2</w:t>
+      </w:r>
+      <w:r>
+        <w:fldChar w:fldCharType="end"/>
+      </w:r>
+      <w:r>
+        <w:t xml:space="preserve">. </w:t>
+      </w:r>
+      <w:r>
+        <w:t>Impacto de las estrategias de submuestreo en el rendimiento del modelo óptimo.</w:t>
       </w:r>
     </w:p>
     <w:tbl>
@@ -17883,6 +19271,7 @@
           <w:rFonts w:ascii="Arial" w:eastAsia="Times New Roman" w:hAnsi="Arial"/>
           <w:lang w:eastAsia="es-ES"/>
         </w:rPr>
+        <w:lastRenderedPageBreak/>
         <w:t>Esta decisión subraya un principio esencial en este estudio: en un entorno de producción donde la capacidad de auditoría manual (SOC) está estrictamente limitada a las 100 principales alertas diarias, la maximización del CP@100 justifica sobradamente una degradación marginal en el AUPRC global. Adicionalmente, esta compresión del volumen de entrada aceleró de manera drástica los tiempos de optimización, consolidando a XGBoost (5:1) como una solución ágil y operativamente superior.</w:t>
       </w:r>
     </w:p>
@@ -17901,15 +19290,7 @@
           <w:rFonts w:ascii="Arial" w:eastAsia="Times New Roman" w:hAnsi="Arial"/>
           <w:lang w:eastAsia="es-ES"/>
         </w:rPr>
-        <w:t xml:space="preserve">Aunque el marco teórico inicial contemplaba el aprendizaje sensible al costo mediante la ponderación algorítmica (scale_pos_weight en XGBoost), la fase empírica demostró </w:t>
-      </w:r>
-      <w:r>
-        <w:rPr>
-          <w:rFonts w:ascii="Arial" w:eastAsia="Times New Roman" w:hAnsi="Arial"/>
-          <w:lang w:eastAsia="es-ES"/>
-        </w:rPr>
-        <w:lastRenderedPageBreak/>
-        <w:t>que su aplicación sobre la distribución natural (~118:1) mantenía un coste computacional prohibitivo en la fase de optimización. El submuestreo manual y controlado (ratio 5:1) resultó operativamente superior: simplificó drásticamente el espacio de características, filtró el ruido inherente a la clase mayoritaria y aceleró los tiempos de entrenamiento, logrando maximizar la métrica de negocio (CP@100) sin la sobrecarga de procesar la totalidad de las transacciones legítimas.</w:t>
+        <w:t>Aunque el marco teórico inicial contemplaba el aprendizaje sensible al costo mediante la ponderación algorítmica (scale_pos_weight en XGBoost), la fase empírica demostró que su aplicación sobre la distribución natural (~118:1) mantenía un coste computacional prohibitivo en la fase de optimización. El submuestreo manual y controlado (ratio 5:1) resultó operativamente superior: simplificó drásticamente el espacio de características, filtró el ruido inherente a la clase mayoritaria y aceleró los tiempos de entrenamiento, logrando maximizar la métrica de negocio (CP@100) sin la sobrecarga de procesar la totalidad de las transacciones legítimas.</w:t>
       </w:r>
     </w:p>
     <w:p>
@@ -17920,7 +19301,7 @@
           <w:rFonts w:ascii="Arial" w:hAnsi="Arial"/>
         </w:rPr>
       </w:pPr>
-      <w:bookmarkStart w:id="53" w:name="_Toc224752863"/>
+      <w:bookmarkStart w:id="58" w:name="_Toc225113168"/>
       <w:r>
         <w:rPr>
           <w:rFonts w:ascii="Arial" w:hAnsi="Arial"/>
@@ -17941,7 +19322,7 @@
         </w:rPr>
         <w:t>)</w:t>
       </w:r>
-      <w:bookmarkEnd w:id="53"/>
+      <w:bookmarkEnd w:id="58"/>
     </w:p>
     <w:p>
       <w:pPr>
@@ -18021,20 +19402,40 @@
     </w:p>
     <w:p>
       <w:pPr>
+        <w:spacing w:after="0" w:line="240" w:lineRule="auto"/>
+        <w:jc w:val="left"/>
+        <w:rPr>
+          <w:rFonts w:ascii="Arial" w:eastAsiaTheme="majorEastAsia" w:hAnsi="Arial"/>
+          <w:color w:val="000000" w:themeColor="text1"/>
+          <w:sz w:val="32"/>
+          <w:szCs w:val="32"/>
+          <w:lang w:eastAsia="es-ES"/>
+        </w:rPr>
+      </w:pPr>
+      <w:bookmarkStart w:id="59" w:name="_Toc225113169"/>
+      <w:r>
+        <w:rPr>
+          <w:rFonts w:ascii="Arial" w:hAnsi="Arial"/>
+        </w:rPr>
+        <w:br w:type="page"/>
+      </w:r>
+    </w:p>
+    <w:p>
+      <w:pPr>
         <w:pStyle w:val="Ttulo3"/>
         <w:spacing w:line="240" w:lineRule="auto"/>
         <w:rPr>
           <w:rFonts w:ascii="Arial" w:hAnsi="Arial"/>
         </w:rPr>
       </w:pPr>
-      <w:bookmarkStart w:id="54" w:name="_Toc224752864"/>
-      <w:r>
-        <w:rPr>
-          <w:rFonts w:ascii="Arial" w:hAnsi="Arial"/>
-        </w:rPr>
+      <w:r>
+        <w:rPr>
+          <w:rFonts w:ascii="Arial" w:hAnsi="Arial"/>
+        </w:rPr>
+        <w:lastRenderedPageBreak/>
         <w:t>Evaluación bajo Metodología Deficiente (El Espejismo)</w:t>
       </w:r>
-      <w:bookmarkEnd w:id="54"/>
+      <w:bookmarkEnd w:id="59"/>
     </w:p>
     <w:p>
       <w:pPr>
@@ -18049,7 +19450,7 @@
           <w:rFonts w:ascii="Arial" w:hAnsi="Arial"/>
           <w:lang w:eastAsia="es-ES"/>
         </w:rPr>
-        <w:t>La rama metodológica denominada Leak_todas simuló el peor escenario posible de rigor analítico, reproduciendo deliberadamente los tres errores de diseño concurrentes: partición aleatoria de datos (</w:t>
+        <w:t xml:space="preserve">La rama metodológica denominada </w:t>
       </w:r>
       <w:r>
         <w:rPr>
@@ -18058,14 +19459,14 @@
           <w:iCs/>
           <w:lang w:eastAsia="es-ES"/>
         </w:rPr>
-        <w:t>random split</w:t>
-      </w:r>
-      <w:r>
-        <w:rPr>
-          <w:rFonts w:ascii="Arial" w:hAnsi="Arial"/>
-          <w:lang w:eastAsia="es-ES"/>
-        </w:rPr>
-        <w:t xml:space="preserve">), escalado global de variables y aplicación de SMOTE (k_neighbors=5, sampling_strategy='auto') sobre la totalidad del </w:t>
+        <w:t>Leak_todas</w:t>
+      </w:r>
+      <w:r>
+        <w:rPr>
+          <w:rFonts w:ascii="Arial" w:hAnsi="Arial"/>
+          <w:lang w:eastAsia="es-ES"/>
+        </w:rPr>
+        <w:t xml:space="preserve"> simuló el peor escenario posible de rigor analítico, reproduciendo deliberadamente los tres errores de diseño concurrentes: partición aleatoria de datos (</w:t>
       </w:r>
       <w:r>
         <w:rPr>
@@ -18074,6 +19475,70 @@
           <w:iCs/>
           <w:lang w:eastAsia="es-ES"/>
         </w:rPr>
+        <w:t>random split</w:t>
+      </w:r>
+      <w:r>
+        <w:rPr>
+          <w:rFonts w:ascii="Arial" w:hAnsi="Arial"/>
+          <w:lang w:eastAsia="es-ES"/>
+        </w:rPr>
+        <w:t xml:space="preserve">), escalado global de variables y aplicación de </w:t>
+      </w:r>
+      <w:r>
+        <w:rPr>
+          <w:rFonts w:ascii="Arial" w:hAnsi="Arial"/>
+          <w:i/>
+          <w:iCs/>
+          <w:lang w:eastAsia="es-ES"/>
+        </w:rPr>
+        <w:t>SMOTE</w:t>
+      </w:r>
+      <w:r>
+        <w:rPr>
+          <w:rFonts w:ascii="Arial" w:hAnsi="Arial"/>
+          <w:lang w:eastAsia="es-ES"/>
+        </w:rPr>
+        <w:t xml:space="preserve"> (</w:t>
+      </w:r>
+      <w:r>
+        <w:rPr>
+          <w:rFonts w:ascii="Arial" w:hAnsi="Arial"/>
+          <w:i/>
+          <w:iCs/>
+          <w:lang w:eastAsia="es-ES"/>
+        </w:rPr>
+        <w:t>k_neighbors</w:t>
+      </w:r>
+      <w:r>
+        <w:rPr>
+          <w:rFonts w:ascii="Arial" w:hAnsi="Arial"/>
+          <w:lang w:eastAsia="es-ES"/>
+        </w:rPr>
+        <w:t xml:space="preserve">=5, </w:t>
+      </w:r>
+      <w:r>
+        <w:rPr>
+          <w:rFonts w:ascii="Arial" w:hAnsi="Arial"/>
+          <w:i/>
+          <w:iCs/>
+          <w:lang w:eastAsia="es-ES"/>
+        </w:rPr>
+        <w:t>sampling_strategy</w:t>
+      </w:r>
+      <w:r>
+        <w:rPr>
+          <w:rFonts w:ascii="Arial" w:hAnsi="Arial"/>
+          <w:lang w:eastAsia="es-ES"/>
+        </w:rPr>
+        <w:t xml:space="preserve">='auto') sobre la totalidad del </w:t>
+      </w:r>
+      <w:r>
+        <w:rPr>
+          <w:rFonts w:ascii="Arial" w:hAnsi="Arial"/>
+          <w:i/>
+          <w:iCs/>
+          <w:lang w:eastAsia="es-ES"/>
+        </w:rPr>
         <w:t>dataset</w:t>
       </w:r>
       <w:r>
@@ -18081,27 +19546,37 @@
           <w:rFonts w:ascii="Arial" w:hAnsi="Arial"/>
           <w:lang w:eastAsia="es-ES"/>
         </w:rPr>
-        <w:t xml:space="preserve"> antes de la división en conjuntos de entrenamiento y prueba.</w:t>
-      </w:r>
-    </w:p>
-    <w:p>
-      <w:pPr>
+        <w:t xml:space="preserve"> antes de la </w:t>
+      </w:r>
+      <w:r>
+        <w:rPr>
+          <w:rFonts w:ascii="Arial" w:hAnsi="Arial"/>
+          <w:lang w:eastAsia="es-ES"/>
+        </w:rPr>
+        <w:t>división en conjuntos de entrenamiento y prueba. Las consecuencias visuales y geométricas de esta contaminación se ilustran en la Figura 4.4</w:t>
+      </w:r>
+      <w:r>
+        <w:rPr>
+          <w:rFonts w:ascii="Arial" w:hAnsi="Arial"/>
+          <w:lang w:eastAsia="es-ES"/>
+        </w:rPr>
+        <w:t>.</w:t>
+      </w:r>
+    </w:p>
+    <w:p>
+      <w:pPr>
+        <w:keepNext/>
         <w:spacing w:line="240" w:lineRule="auto"/>
         <w:jc w:val="center"/>
-        <w:rPr>
-          <w:rFonts w:ascii="Arial" w:hAnsi="Arial"/>
-          <w:lang w:eastAsia="es-ES"/>
-        </w:rPr>
       </w:pPr>
       <w:r>
         <w:rPr>
           <w:noProof/>
         </w:rPr>
-        <w:lastRenderedPageBreak/>
         <w:drawing>
-          <wp:inline distT="0" distB="0" distL="0" distR="0" wp14:anchorId="10BCFD7C" wp14:editId="0CB18303">
-            <wp:extent cx="4914900" cy="6969518"/>
-            <wp:effectExtent l="0" t="0" r="0" b="3175"/>
+          <wp:inline distT="0" distB="0" distL="0" distR="0" wp14:anchorId="10BCFD7C" wp14:editId="42A4010E">
+            <wp:extent cx="4468758" cy="6336871"/>
+            <wp:effectExtent l="0" t="0" r="8255" b="6985"/>
             <wp:docPr id="633611104" name="Imagen 5" descr="Figure 1"/>
             <wp:cNvGraphicFramePr>
               <a:graphicFrameLocks xmlns:a="http://schemas.openxmlformats.org/drawingml/2006/main" noChangeAspect="1"/>
@@ -18116,7 +19591,7 @@
                     </pic:cNvPicPr>
                   </pic:nvPicPr>
                   <pic:blipFill>
-                    <a:blip r:embed="rId26">
+                    <a:blip r:embed="rId27">
                       <a:extLst>
                         <a:ext uri="{28A0092B-C50C-407E-A947-70E740481C1C}">
                           <a14:useLocalDpi xmlns:a14="http://schemas.microsoft.com/office/drawing/2010/main" val="0"/>
@@ -18131,7 +19606,7 @@
                   <pic:spPr bwMode="auto">
                     <a:xfrm>
                       <a:off x="0" y="0"/>
-                      <a:ext cx="4916837" cy="6972265"/>
+                      <a:ext cx="4479877" cy="6352638"/>
                     </a:xfrm>
                     <a:prstGeom prst="rect">
                       <a:avLst/>
@@ -18150,6 +19625,42 @@
     </w:p>
     <w:p>
       <w:pPr>
+        <w:pStyle w:val="Descripcin"/>
+        <w:rPr>
+          <w:rFonts w:ascii="Arial" w:hAnsi="Arial"/>
+          <w:lang w:eastAsia="es-ES"/>
+        </w:rPr>
+      </w:pPr>
+      <w:r>
+        <w:t xml:space="preserve">Ilustración </w:t>
+      </w:r>
+      <w:r>
+        <w:fldChar w:fldCharType="begin"/>
+      </w:r>
+      <w:r>
+        <w:instrText xml:space="preserve"> SEQ Ilustración \* ARABIC </w:instrText>
+      </w:r>
+      <w:r>
+        <w:fldChar w:fldCharType="separate"/>
+      </w:r>
+      <w:r>
+        <w:rPr>
+          <w:noProof/>
+        </w:rPr>
+        <w:t>9</w:t>
+      </w:r>
+      <w:r>
+        <w:fldChar w:fldCharType="end"/>
+      </w:r>
+      <w:r>
+        <w:t xml:space="preserve">. </w:t>
+      </w:r>
+      <w:r>
+        <w:t>Consecuencias operativas de aplicar remuestreo sintético (SMOTE) globalmente antes de la partición temporal, provocando Data Leakage. Fuente: Adaptado de Demircioğlu (2024).</w:t>
+      </w:r>
+    </w:p>
+    <w:p>
+      <w:pPr>
         <w:spacing w:line="240" w:lineRule="auto"/>
         <w:rPr>
           <w:rFonts w:ascii="Arial" w:hAnsi="Arial"/>
@@ -18161,6 +19672,7 @@
           <w:rFonts w:ascii="Arial" w:hAnsi="Arial"/>
           <w:lang w:eastAsia="es-ES"/>
         </w:rPr>
+        <w:lastRenderedPageBreak/>
         <w:t>Bajo estas condiciones de contaminación extrema, los algoritmos reportaron métricas ilusoriamente perfectas. La Regresión Logística alcanzó un AUPRC de 0.9287, mientras que los modelos de conjunto lograron memorizar el patrón por completo: Random Forest registró un AUPRC de 0.9999 y XGBoost un 0.9995. Adicionalmente, los valores de AUC ROC rozaron el 1.0 en los modelos de árboles.</w:t>
       </w:r>
     </w:p>
@@ -18177,15 +19689,7 @@
           <w:rFonts w:ascii="Arial" w:hAnsi="Arial"/>
           <w:lang w:eastAsia="es-ES"/>
         </w:rPr>
-        <w:t xml:space="preserve">Estos resultados, frecuentemente presentados en publicaciones recientes como supuestos "avances del estado del arte", no reflejan ninguna superioridad algorítmica. Son, por el contrario, el síntoma evidente de que el modelo ha evaluado copias sintéticas </w:t>
-      </w:r>
-      <w:r>
-        <w:rPr>
-          <w:rFonts w:ascii="Arial" w:hAnsi="Arial"/>
-          <w:lang w:eastAsia="es-ES"/>
-        </w:rPr>
-        <w:lastRenderedPageBreak/>
-        <w:t>exactas que ya había internalizado durante su fase de entrenamiento, beneficiándose además del sesgo de anticipación (</w:t>
+        <w:t>Estos resultados, frecuentemente presentados en publicaciones recientes como supuestos "avances del estado del arte", no reflejan ninguna superioridad algorítmica. Son, por el contrario, el síntoma evidente de que el modelo ha evaluado copias sintéticas exactas que ya había internalizado durante su fase de entrenamiento, beneficiándose además del sesgo de anticipación (</w:t>
       </w:r>
       <w:r>
         <w:rPr>
@@ -18212,14 +19716,14 @@
           <w:rFonts w:ascii="Arial" w:hAnsi="Arial"/>
         </w:rPr>
       </w:pPr>
-      <w:bookmarkStart w:id="55" w:name="_Toc224752865"/>
+      <w:bookmarkStart w:id="60" w:name="_Toc225113170"/>
       <w:r>
         <w:rPr>
           <w:rFonts w:ascii="Arial" w:hAnsi="Arial"/>
         </w:rPr>
         <w:t>Evaluación bajo Metodología Estricta (La Realidad)</w:t>
       </w:r>
-      <w:bookmarkEnd w:id="55"/>
+      <w:bookmarkEnd w:id="60"/>
     </w:p>
     <w:p>
       <w:pPr>
@@ -18277,7 +19781,7 @@
           <w:rFonts w:ascii="Arial" w:hAnsi="Arial"/>
         </w:rPr>
       </w:pPr>
-      <w:bookmarkStart w:id="56" w:name="_Toc224752866"/>
+      <w:bookmarkStart w:id="61" w:name="_Toc225113171"/>
       <w:r>
         <w:rPr>
           <w:rFonts w:ascii="Arial" w:hAnsi="Arial"/>
@@ -18296,7 +19800,7 @@
         </w:rPr>
         <w:t>)</w:t>
       </w:r>
-      <w:bookmarkEnd w:id="56"/>
+      <w:bookmarkEnd w:id="61"/>
     </w:p>
     <w:p>
       <w:pPr>
@@ -18311,44 +19815,63 @@
           <w:rFonts w:ascii="Arial" w:hAnsi="Arial"/>
           <w:lang w:eastAsia="es-ES"/>
         </w:rPr>
-        <w:t xml:space="preserve">Para identificar qué defecto metodológico genera mayor contaminación, se aislaron las tres fuentes de fuga de datos de forma independiente. La </w:t>
-      </w:r>
-      <w:r>
-        <w:rPr>
-          <w:rFonts w:ascii="Arial" w:hAnsi="Arial"/>
-          <w:lang w:eastAsia="es-ES"/>
-        </w:rPr>
-        <w:t>siguiente tabla</w:t>
-      </w:r>
-      <w:r>
-        <w:rPr>
-          <w:rFonts w:ascii="Arial" w:hAnsi="Arial"/>
-          <w:lang w:eastAsia="es-ES"/>
-        </w:rPr>
-        <w:t xml:space="preserve"> y la </w:t>
-      </w:r>
-      <w:r>
-        <w:rPr>
-          <w:rFonts w:ascii="Arial" w:hAnsi="Arial"/>
-          <w:lang w:eastAsia="es-ES"/>
-        </w:rPr>
-        <w:t>figura</w:t>
-      </w:r>
-      <w:r>
-        <w:rPr>
-          <w:rFonts w:ascii="Arial" w:hAnsi="Arial"/>
-          <w:lang w:eastAsia="es-ES"/>
-        </w:rPr>
-        <w:t xml:space="preserve"> muestran el desglose del incremento marginal (inflación) en la métrica AUPRC respecto al rendimiento base honesto.</w:t>
-      </w:r>
-    </w:p>
-    <w:p>
-      <w:pPr>
+        <w:t xml:space="preserve">Para identificar qué defecto metodológico genera mayor contaminación, se aislaron las tres fuentes de fuga de datos de forma independiente. </w:t>
+      </w:r>
+      <w:r>
+        <w:rPr>
+          <w:rFonts w:ascii="Arial" w:hAnsi="Arial"/>
+          <w:lang w:eastAsia="es-ES"/>
+        </w:rPr>
+        <w:t xml:space="preserve">La Tabla 4.3 y la </w:t>
+      </w:r>
+      <w:r>
+        <w:rPr>
+          <w:rFonts w:ascii="Arial" w:hAnsi="Arial"/>
+          <w:lang w:eastAsia="es-ES"/>
+        </w:rPr>
+        <w:t>Ilustración</w:t>
+      </w:r>
+      <w:r>
+        <w:rPr>
+          <w:rFonts w:ascii="Arial" w:hAnsi="Arial"/>
+          <w:lang w:eastAsia="es-ES"/>
+        </w:rPr>
+        <w:t xml:space="preserve"> </w:t>
+      </w:r>
+      <w:r>
+        <w:rPr>
+          <w:rFonts w:ascii="Arial" w:hAnsi="Arial"/>
+          <w:lang w:eastAsia="es-ES"/>
+        </w:rPr>
+        <w:t>10</w:t>
+      </w:r>
+      <w:r>
+        <w:rPr>
+          <w:rFonts w:ascii="Arial" w:hAnsi="Arial"/>
+          <w:lang w:eastAsia="es-ES"/>
+        </w:rPr>
+        <w:t xml:space="preserve"> muestran el desglose del incremento marginal</w:t>
+      </w:r>
+      <w:r>
+        <w:rPr>
+          <w:rFonts w:ascii="Arial" w:hAnsi="Arial"/>
+          <w:lang w:eastAsia="es-ES"/>
+        </w:rPr>
+        <w:t xml:space="preserve"> </w:t>
+      </w:r>
+      <w:r>
+        <w:rPr>
+          <w:rFonts w:ascii="Arial" w:hAnsi="Arial"/>
+          <w:lang w:eastAsia="es-ES"/>
+        </w:rPr>
+        <w:t>(inflación) en la métrica AUPRC respecto al rendimiento base honesto.</w:t>
+      </w:r>
+    </w:p>
+    <w:p>
+      <w:pPr>
+        <w:keepNext/>
         <w:spacing w:line="240" w:lineRule="auto"/>
-        <w:rPr>
-          <w:rFonts w:ascii="Arial" w:hAnsi="Arial"/>
-          <w:lang w:eastAsia="es-ES"/>
-        </w:rPr>
+        <w:jc w:val="center"/>
       </w:pPr>
       <w:r>
         <w:rPr>
@@ -18371,7 +19894,7 @@
                     <pic:cNvPicPr/>
                   </pic:nvPicPr>
                   <pic:blipFill>
-                    <a:blip r:embed="rId27"/>
+                    <a:blip r:embed="rId28"/>
                     <a:stretch>
                       <a:fillRect/>
                     </a:stretch>
@@ -18392,23 +19915,95 @@
         </w:drawing>
       </w:r>
     </w:p>
+    <w:p>
+      <w:pPr>
+        <w:pStyle w:val="Descripcin"/>
+        <w:rPr>
+          <w:rFonts w:ascii="Arial" w:hAnsi="Arial"/>
+          <w:lang w:eastAsia="es-ES"/>
+        </w:rPr>
+      </w:pPr>
+      <w:r>
+        <w:t xml:space="preserve">Ilustración </w:t>
+      </w:r>
+      <w:r>
+        <w:fldChar w:fldCharType="begin"/>
+      </w:r>
+      <w:r>
+        <w:instrText xml:space="preserve"> SEQ Ilustración \* ARABIC </w:instrText>
+      </w:r>
+      <w:r>
+        <w:fldChar w:fldCharType="separate"/>
+      </w:r>
+      <w:r>
+        <w:rPr>
+          <w:noProof/>
+        </w:rPr>
+        <w:t>10</w:t>
+      </w:r>
+      <w:r>
+        <w:fldChar w:fldCharType="end"/>
+      </w:r>
+      <w:r>
+        <w:t xml:space="preserve">. </w:t>
+      </w:r>
+      <w:r>
+        <w:t>Cuantificación de la inflación artificial de la métrica AUPRC (Data Leakage) por fuente de error y modelo algorítmico. Fuente: Elaboración propia.</w:t>
+      </w:r>
+    </w:p>
+    <w:p>
+      <w:pPr>
+        <w:pStyle w:val="Descripcin"/>
+        <w:keepNext/>
+      </w:pPr>
+      <w:r>
+        <w:lastRenderedPageBreak/>
+        <w:t xml:space="preserve">Tabla </w:t>
+      </w:r>
+      <w:r>
+        <w:fldChar w:fldCharType="begin"/>
+      </w:r>
+      <w:r>
+        <w:instrText xml:space="preserve"> SEQ Tabla \* ARABIC </w:instrText>
+      </w:r>
+      <w:r>
+        <w:fldChar w:fldCharType="separate"/>
+      </w:r>
+      <w:r>
+        <w:rPr>
+          <w:noProof/>
+        </w:rPr>
+        <w:t>3</w:t>
+      </w:r>
+      <w:r>
+        <w:fldChar w:fldCharType="end"/>
+      </w:r>
+      <w:r>
+        <w:t xml:space="preserve">. </w:t>
+      </w:r>
+      <w:r>
+        <w:t>Incremento marginal absoluto de la métrica AUPRC provocado por las distintas fuentes de fuga de datos.</w:t>
+      </w:r>
+    </w:p>
     <w:tbl>
       <w:tblPr>
         <w:tblStyle w:val="Tablaconcuadrcula5oscura-nfasis6"/>
-        <w:tblW w:w="0" w:type="auto"/>
+        <w:tblW w:w="10143" w:type="dxa"/>
+        <w:tblInd w:w="-819" w:type="dxa"/>
         <w:tblLook w:val="04A0" w:firstRow="1" w:lastRow="0" w:firstColumn="1" w:lastColumn="0" w:noHBand="0" w:noVBand="1"/>
       </w:tblPr>
       <w:tblGrid>
-        <w:gridCol w:w="1300"/>
-        <w:gridCol w:w="1281"/>
-        <w:gridCol w:w="1319"/>
-        <w:gridCol w:w="1500"/>
-        <w:gridCol w:w="1511"/>
-        <w:gridCol w:w="1583"/>
+        <w:gridCol w:w="1422"/>
+        <w:gridCol w:w="1492"/>
+        <w:gridCol w:w="1737"/>
+        <w:gridCol w:w="1891"/>
+        <w:gridCol w:w="1880"/>
+        <w:gridCol w:w="1721"/>
       </w:tblGrid>
       <w:tr>
         <w:trPr>
           <w:cnfStyle w:val="100000000000" w:firstRow="1" w:lastRow="0" w:firstColumn="0" w:lastColumn="0" w:oddVBand="0" w:evenVBand="0" w:oddHBand="0" w:evenHBand="0" w:firstRowFirstColumn="0" w:firstRowLastColumn="0" w:lastRowFirstColumn="0" w:lastRowLastColumn="0"/>
+          <w:trHeight w:val="1347"/>
         </w:trPr>
         <w:tc>
           <w:tcPr>
@@ -18564,6 +20159,7 @@
       <w:tr>
         <w:trPr>
           <w:cnfStyle w:val="000000100000" w:firstRow="0" w:lastRow="0" w:firstColumn="0" w:lastColumn="0" w:oddVBand="0" w:evenVBand="0" w:oddHBand="1" w:evenHBand="0" w:firstRowFirstColumn="0" w:firstRowLastColumn="0" w:lastRowFirstColumn="0" w:lastRowLastColumn="0"/>
+          <w:trHeight w:val="652"/>
         </w:trPr>
         <w:tc>
           <w:tcPr>
@@ -18716,6 +20312,9 @@
         </w:tc>
       </w:tr>
       <w:tr>
+        <w:trPr>
+          <w:trHeight w:val="645"/>
+        </w:trPr>
         <w:tc>
           <w:tcPr>
             <w:cnfStyle w:val="001000000000" w:firstRow="0" w:lastRow="0" w:firstColumn="1" w:lastColumn="0" w:oddVBand="0" w:evenVBand="0" w:oddHBand="0" w:evenHBand="0" w:firstRowFirstColumn="0" w:firstRowLastColumn="0" w:lastRowFirstColumn="0" w:lastRowLastColumn="0"/>
@@ -18869,6 +20468,7 @@
       <w:tr>
         <w:trPr>
           <w:cnfStyle w:val="000000100000" w:firstRow="0" w:lastRow="0" w:firstColumn="0" w:lastColumn="0" w:oddVBand="0" w:evenVBand="0" w:oddHBand="1" w:evenHBand="0" w:firstRowFirstColumn="0" w:firstRowLastColumn="0" w:lastRowFirstColumn="0" w:lastRowLastColumn="0"/>
+          <w:trHeight w:val="652"/>
         </w:trPr>
         <w:tc>
           <w:tcPr>
@@ -19235,14 +20835,14 @@
           <w:rFonts w:ascii="Arial" w:hAnsi="Arial"/>
         </w:rPr>
       </w:pPr>
-      <w:bookmarkStart w:id="57" w:name="_Toc224752867"/>
+      <w:bookmarkStart w:id="62" w:name="_Toc225113172"/>
       <w:r>
         <w:rPr>
           <w:rFonts w:ascii="Arial" w:hAnsi="Arial"/>
         </w:rPr>
         <w:t>Interpretabilidad Algorítmica (XAI)</w:t>
       </w:r>
-      <w:bookmarkEnd w:id="57"/>
+      <w:bookmarkEnd w:id="62"/>
     </w:p>
     <w:p>
       <w:pPr>
@@ -19280,27 +20880,37 @@
           <w:szCs w:val="22"/>
           <w:lang w:val="es-ES"/>
         </w:rPr>
-        <w:t>aborda el último requisito crítico para la viabilidad operativa del sistema: la explicabilidad. En el sector financiero, fuertemente regulado por normativas como el RGPD, los modelos de "caja negra" de alto rendimiento carecen de utilidad si sus decisiones no pueden ser justificadas ante una auditoría.</w:t>
-      </w:r>
-    </w:p>
-    <w:p>
-      <w:pPr>
-        <w:pStyle w:val="NormalWeb"/>
-        <w:ind w:firstLine="0"/>
+        <w:t xml:space="preserve">aborda el último requisito crítico para la viabilidad operativa del sistema: la explicabilidad. En el sector financiero, fuertemente </w:t>
+      </w:r>
+      <w:r>
         <w:rPr>
           <w:rFonts w:ascii="Arial" w:hAnsi="Arial" w:cs="Arial"/>
           <w:sz w:val="22"/>
           <w:szCs w:val="22"/>
           <w:lang w:val="es-ES"/>
         </w:rPr>
-      </w:pPr>
-      <w:r>
+        <w:lastRenderedPageBreak/>
+        <w:t>regulado por normativas como el RGPD, los modelos de "caja negra" de alto rendimiento carecen de utilidad si sus decisiones no pueden ser justificadas ante una auditoría.</w:t>
+      </w:r>
+    </w:p>
+    <w:p>
+      <w:pPr>
+        <w:pStyle w:val="NormalWeb"/>
+        <w:ind w:firstLine="0"/>
         <w:rPr>
           <w:rFonts w:ascii="Arial" w:hAnsi="Arial" w:cs="Arial"/>
           <w:sz w:val="22"/>
           <w:szCs w:val="22"/>
           <w:lang w:val="es-ES"/>
         </w:rPr>
+      </w:pPr>
+      <w:r>
+        <w:rPr>
+          <w:rFonts w:ascii="Arial" w:hAnsi="Arial" w:cs="Arial"/>
+          <w:sz w:val="22"/>
+          <w:szCs w:val="22"/>
+          <w:lang w:val="es-ES"/>
+        </w:rPr>
         <w:t>Para este análisis, se utilizó el modelo XGBoost de referencia entrenado bajo la división temporal estricta (que arrojó un AUPRC honesto de 0.6389 y un CP@100 de 0.2729), con el objetivo de garantizar que la extracción de reglas lógicas represente al modelo que realmente sería desplegado en producción.</w:t>
       </w:r>
     </w:p>
@@ -19312,14 +20922,14 @@
           <w:rFonts w:ascii="Arial" w:hAnsi="Arial"/>
         </w:rPr>
       </w:pPr>
-      <w:bookmarkStart w:id="58" w:name="_Toc224752868"/>
+      <w:bookmarkStart w:id="63" w:name="_Toc225113173"/>
       <w:r>
         <w:rPr>
           <w:rFonts w:ascii="Arial" w:hAnsi="Arial"/>
         </w:rPr>
         <w:t>Identificación Global de Patrones (Importancia Nativa)</w:t>
       </w:r>
-      <w:bookmarkEnd w:id="58"/>
+      <w:bookmarkEnd w:id="63"/>
     </w:p>
     <w:p>
       <w:pPr>
@@ -19381,40 +20991,66 @@
         </w:rPr>
         <w:t>). Esta métrica cuantifica la mejora relativa en la precisión de las ramas del árbol que aporta una determinada variable.</w:t>
       </w:r>
-    </w:p>
-    <w:p>
-      <w:pPr>
-        <w:pStyle w:val="NormalWeb"/>
-        <w:ind w:firstLine="0"/>
+      <w:r>
         <w:rPr>
           <w:rFonts w:ascii="Arial" w:hAnsi="Arial" w:cs="Arial"/>
           <w:sz w:val="22"/>
           <w:szCs w:val="22"/>
           <w:lang w:val="es-ES"/>
         </w:rPr>
-      </w:pPr>
+        <w:t xml:space="preserve"> </w:t>
+      </w:r>
+      <w:r>
+        <w:rPr>
+          <w:rFonts w:ascii="Arial" w:hAnsi="Arial" w:cs="Arial"/>
+          <w:sz w:val="22"/>
+          <w:szCs w:val="22"/>
+          <w:lang w:val="es-ES"/>
+        </w:rPr>
+        <w:t xml:space="preserve">La jerarquía de importancia nativa extraída del modelo se detalla en la Tabla 4 y visualmente en la </w:t>
+      </w:r>
+      <w:r>
+        <w:rPr>
+          <w:rFonts w:ascii="Arial" w:hAnsi="Arial" w:cs="Arial"/>
+          <w:sz w:val="22"/>
+          <w:szCs w:val="22"/>
+          <w:lang w:val="es-ES"/>
+        </w:rPr>
+        <w:t>Ilustración 11</w:t>
+      </w:r>
+      <w:r>
+        <w:rPr>
+          <w:rFonts w:ascii="Arial" w:hAnsi="Arial" w:cs="Arial"/>
+          <w:sz w:val="22"/>
+          <w:szCs w:val="22"/>
+          <w:lang w:val="es-ES"/>
+        </w:rPr>
+        <w:t>.</w:t>
+      </w:r>
     </w:p>
     <w:tbl>
       <w:tblPr>
         <w:tblStyle w:val="Tablaconcuadrcula5oscura-nfasis6"/>
-        <w:tblW w:w="9647" w:type="dxa"/>
+        <w:tblpPr w:leftFromText="141" w:rightFromText="141" w:vertAnchor="text" w:horzAnchor="margin" w:tblpXSpec="center" w:tblpY="461"/>
+        <w:tblW w:w="10469" w:type="dxa"/>
         <w:tblLayout w:type="fixed"/>
         <w:tblLook w:val="04A0" w:firstRow="1" w:lastRow="0" w:firstColumn="1" w:lastColumn="0" w:noHBand="0" w:noVBand="1"/>
       </w:tblPr>
       <w:tblGrid>
-        <w:gridCol w:w="1141"/>
-        <w:gridCol w:w="4399"/>
-        <w:gridCol w:w="1985"/>
-        <w:gridCol w:w="2122"/>
+        <w:gridCol w:w="1238"/>
+        <w:gridCol w:w="4774"/>
+        <w:gridCol w:w="2154"/>
+        <w:gridCol w:w="2303"/>
       </w:tblGrid>
       <w:tr>
         <w:trPr>
           <w:cnfStyle w:val="100000000000" w:firstRow="1" w:lastRow="0" w:firstColumn="0" w:lastColumn="0" w:oddVBand="0" w:evenVBand="0" w:oddHBand="0" w:evenHBand="0" w:firstRowFirstColumn="0" w:firstRowLastColumn="0" w:lastRowFirstColumn="0" w:lastRowLastColumn="0"/>
+          <w:trHeight w:val="736"/>
         </w:trPr>
         <w:tc>
           <w:tcPr>
             <w:cnfStyle w:val="001000000000" w:firstRow="0" w:lastRow="0" w:firstColumn="1" w:lastColumn="0" w:oddVBand="0" w:evenVBand="0" w:oddHBand="0" w:evenHBand="0" w:firstRowFirstColumn="0" w:firstRowLastColumn="0" w:lastRowFirstColumn="0" w:lastRowLastColumn="0"/>
-            <w:tcW w:w="1123" w:type="dxa"/>
+            <w:tcW w:w="1238" w:type="dxa"/>
             <w:hideMark/>
           </w:tcPr>
           <w:p>
@@ -19438,7 +21074,7 @@
         </w:tc>
         <w:tc>
           <w:tcPr>
-            <w:tcW w:w="4331" w:type="dxa"/>
+            <w:tcW w:w="4774" w:type="dxa"/>
             <w:hideMark/>
           </w:tcPr>
           <w:p>
@@ -19463,7 +21099,7 @@
         </w:tc>
         <w:tc>
           <w:tcPr>
-            <w:tcW w:w="1954" w:type="dxa"/>
+            <w:tcW w:w="2154" w:type="dxa"/>
             <w:hideMark/>
           </w:tcPr>
           <w:p>
@@ -19488,7 +21124,7 @@
         </w:tc>
         <w:tc>
           <w:tcPr>
-            <w:tcW w:w="2089" w:type="dxa"/>
+            <w:tcW w:w="2303" w:type="dxa"/>
             <w:hideMark/>
           </w:tcPr>
           <w:p>
@@ -19515,11 +21151,12 @@
       <w:tr>
         <w:trPr>
           <w:cnfStyle w:val="000000100000" w:firstRow="0" w:lastRow="0" w:firstColumn="0" w:lastColumn="0" w:oddVBand="0" w:evenVBand="0" w:oddHBand="1" w:evenHBand="0" w:firstRowFirstColumn="0" w:firstRowLastColumn="0" w:lastRowFirstColumn="0" w:lastRowLastColumn="0"/>
+          <w:trHeight w:val="470"/>
         </w:trPr>
         <w:tc>
           <w:tcPr>
             <w:cnfStyle w:val="001000000000" w:firstRow="0" w:lastRow="0" w:firstColumn="1" w:lastColumn="0" w:oddVBand="0" w:evenVBand="0" w:oddHBand="0" w:evenHBand="0" w:firstRowFirstColumn="0" w:firstRowLastColumn="0" w:lastRowFirstColumn="0" w:lastRowLastColumn="0"/>
-            <w:tcW w:w="1123" w:type="dxa"/>
+            <w:tcW w:w="1238" w:type="dxa"/>
             <w:hideMark/>
           </w:tcPr>
           <w:p>
@@ -19543,7 +21180,7 @@
         </w:tc>
         <w:tc>
           <w:tcPr>
-            <w:tcW w:w="4331" w:type="dxa"/>
+            <w:tcW w:w="4774" w:type="dxa"/>
             <w:hideMark/>
           </w:tcPr>
           <w:p>
@@ -19566,7 +21203,7 @@
         </w:tc>
         <w:tc>
           <w:tcPr>
-            <w:tcW w:w="1954" w:type="dxa"/>
+            <w:tcW w:w="2154" w:type="dxa"/>
             <w:hideMark/>
           </w:tcPr>
           <w:p>
@@ -19591,7 +21228,7 @@
         </w:tc>
         <w:tc>
           <w:tcPr>
-            <w:tcW w:w="2089" w:type="dxa"/>
+            <w:tcW w:w="2303" w:type="dxa"/>
             <w:hideMark/>
           </w:tcPr>
           <w:p>
@@ -19614,10 +21251,13 @@
         </w:tc>
       </w:tr>
       <w:tr>
+        <w:trPr>
+          <w:trHeight w:val="470"/>
+        </w:trPr>
         <w:tc>
           <w:tcPr>
             <w:cnfStyle w:val="001000000000" w:firstRow="0" w:lastRow="0" w:firstColumn="1" w:lastColumn="0" w:oddVBand="0" w:evenVBand="0" w:oddHBand="0" w:evenHBand="0" w:firstRowFirstColumn="0" w:firstRowLastColumn="0" w:lastRowFirstColumn="0" w:lastRowLastColumn="0"/>
-            <w:tcW w:w="1123" w:type="dxa"/>
+            <w:tcW w:w="1238" w:type="dxa"/>
             <w:hideMark/>
           </w:tcPr>
           <w:p>
@@ -19641,7 +21281,7 @@
         </w:tc>
         <w:tc>
           <w:tcPr>
-            <w:tcW w:w="4331" w:type="dxa"/>
+            <w:tcW w:w="4774" w:type="dxa"/>
             <w:hideMark/>
           </w:tcPr>
           <w:p>
@@ -19664,7 +21304,7 @@
         </w:tc>
         <w:tc>
           <w:tcPr>
-            <w:tcW w:w="1954" w:type="dxa"/>
+            <w:tcW w:w="2154" w:type="dxa"/>
             <w:hideMark/>
           </w:tcPr>
           <w:p>
@@ -19689,7 +21329,7 @@
         </w:tc>
         <w:tc>
           <w:tcPr>
-            <w:tcW w:w="2089" w:type="dxa"/>
+            <w:tcW w:w="2303" w:type="dxa"/>
             <w:hideMark/>
           </w:tcPr>
           <w:p>
@@ -19714,11 +21354,12 @@
       <w:tr>
         <w:trPr>
           <w:cnfStyle w:val="000000100000" w:firstRow="0" w:lastRow="0" w:firstColumn="0" w:lastColumn="0" w:oddVBand="0" w:evenVBand="0" w:oddHBand="1" w:evenHBand="0" w:firstRowFirstColumn="0" w:firstRowLastColumn="0" w:lastRowFirstColumn="0" w:lastRowLastColumn="0"/>
+          <w:trHeight w:val="470"/>
         </w:trPr>
         <w:tc>
           <w:tcPr>
             <w:cnfStyle w:val="001000000000" w:firstRow="0" w:lastRow="0" w:firstColumn="1" w:lastColumn="0" w:oddVBand="0" w:evenVBand="0" w:oddHBand="0" w:evenHBand="0" w:firstRowFirstColumn="0" w:firstRowLastColumn="0" w:lastRowFirstColumn="0" w:lastRowLastColumn="0"/>
-            <w:tcW w:w="1123" w:type="dxa"/>
+            <w:tcW w:w="1238" w:type="dxa"/>
             <w:hideMark/>
           </w:tcPr>
           <w:p>
@@ -19742,7 +21383,7 @@
         </w:tc>
         <w:tc>
           <w:tcPr>
-            <w:tcW w:w="4331" w:type="dxa"/>
+            <w:tcW w:w="4774" w:type="dxa"/>
             <w:hideMark/>
           </w:tcPr>
           <w:p>
@@ -19765,7 +21406,7 @@
         </w:tc>
         <w:tc>
           <w:tcPr>
-            <w:tcW w:w="1954" w:type="dxa"/>
+            <w:tcW w:w="2154" w:type="dxa"/>
             <w:hideMark/>
           </w:tcPr>
           <w:p>
@@ -19790,7 +21431,7 @@
         </w:tc>
         <w:tc>
           <w:tcPr>
-            <w:tcW w:w="2089" w:type="dxa"/>
+            <w:tcW w:w="2303" w:type="dxa"/>
             <w:hideMark/>
           </w:tcPr>
           <w:p>
@@ -19813,10 +21454,13 @@
         </w:tc>
       </w:tr>
       <w:tr>
+        <w:trPr>
+          <w:trHeight w:val="728"/>
+        </w:trPr>
         <w:tc>
           <w:tcPr>
             <w:cnfStyle w:val="001000000000" w:firstRow="0" w:lastRow="0" w:firstColumn="1" w:lastColumn="0" w:oddVBand="0" w:evenVBand="0" w:oddHBand="0" w:evenHBand="0" w:firstRowFirstColumn="0" w:firstRowLastColumn="0" w:lastRowFirstColumn="0" w:lastRowLastColumn="0"/>
-            <w:tcW w:w="1123" w:type="dxa"/>
+            <w:tcW w:w="1238" w:type="dxa"/>
             <w:hideMark/>
           </w:tcPr>
           <w:p>
@@ -19840,7 +21484,7 @@
         </w:tc>
         <w:tc>
           <w:tcPr>
-            <w:tcW w:w="4331" w:type="dxa"/>
+            <w:tcW w:w="4774" w:type="dxa"/>
             <w:hideMark/>
           </w:tcPr>
           <w:p>
@@ -19863,7 +21507,7 @@
         </w:tc>
         <w:tc>
           <w:tcPr>
-            <w:tcW w:w="1954" w:type="dxa"/>
+            <w:tcW w:w="2154" w:type="dxa"/>
             <w:hideMark/>
           </w:tcPr>
           <w:p>
@@ -19886,7 +21530,7 @@
         </w:tc>
         <w:tc>
           <w:tcPr>
-            <w:tcW w:w="2089" w:type="dxa"/>
+            <w:tcW w:w="2303" w:type="dxa"/>
             <w:hideMark/>
           </w:tcPr>
           <w:p>
@@ -19911,11 +21555,12 @@
       <w:tr>
         <w:trPr>
           <w:cnfStyle w:val="000000100000" w:firstRow="0" w:lastRow="0" w:firstColumn="0" w:lastColumn="0" w:oddVBand="0" w:evenVBand="0" w:oddHBand="1" w:evenHBand="0" w:firstRowFirstColumn="0" w:firstRowLastColumn="0" w:lastRowFirstColumn="0" w:lastRowLastColumn="0"/>
+          <w:trHeight w:val="470"/>
         </w:trPr>
         <w:tc>
           <w:tcPr>
             <w:cnfStyle w:val="001000000000" w:firstRow="0" w:lastRow="0" w:firstColumn="1" w:lastColumn="0" w:oddVBand="0" w:evenVBand="0" w:oddHBand="0" w:evenHBand="0" w:firstRowFirstColumn="0" w:firstRowLastColumn="0" w:lastRowFirstColumn="0" w:lastRowLastColumn="0"/>
-            <w:tcW w:w="1123" w:type="dxa"/>
+            <w:tcW w:w="1238" w:type="dxa"/>
             <w:hideMark/>
           </w:tcPr>
           <w:p>
@@ -19939,7 +21584,7 @@
         </w:tc>
         <w:tc>
           <w:tcPr>
-            <w:tcW w:w="4331" w:type="dxa"/>
+            <w:tcW w:w="4774" w:type="dxa"/>
             <w:hideMark/>
           </w:tcPr>
           <w:p>
@@ -19962,7 +21607,7 @@
         </w:tc>
         <w:tc>
           <w:tcPr>
-            <w:tcW w:w="1954" w:type="dxa"/>
+            <w:tcW w:w="2154" w:type="dxa"/>
             <w:hideMark/>
           </w:tcPr>
           <w:p>
@@ -19985,7 +21630,7 @@
         </w:tc>
         <w:tc>
           <w:tcPr>
-            <w:tcW w:w="2089" w:type="dxa"/>
+            <w:tcW w:w="2303" w:type="dxa"/>
             <w:hideMark/>
           </w:tcPr>
           <w:p>
@@ -20010,21 +21655,36 @@
     </w:tbl>
     <w:p>
       <w:pPr>
-        <w:spacing w:line="240" w:lineRule="auto"/>
-        <w:rPr>
-          <w:rFonts w:ascii="Arial" w:hAnsi="Arial"/>
-          <w:lang w:eastAsia="es-ES"/>
-        </w:rPr>
-      </w:pPr>
-    </w:p>
-    <w:p>
-      <w:pPr>
-        <w:spacing w:line="240" w:lineRule="auto"/>
-        <w:rPr>
-          <w:rFonts w:ascii="Arial" w:hAnsi="Arial"/>
-          <w:lang w:eastAsia="es-ES"/>
-        </w:rPr>
-      </w:pPr>
+        <w:pStyle w:val="Descripcin"/>
+        <w:keepNext/>
+      </w:pPr>
+      <w:r>
+        <w:t xml:space="preserve">Tabla </w:t>
+      </w:r>
+      <w:r>
+        <w:fldChar w:fldCharType="begin"/>
+      </w:r>
+      <w:r>
+        <w:instrText xml:space="preserve"> SEQ Tabla \* ARABIC </w:instrText>
+      </w:r>
+      <w:r>
+        <w:fldChar w:fldCharType="separate"/>
+      </w:r>
+      <w:r>
+        <w:rPr>
+          <w:noProof/>
+        </w:rPr>
+        <w:t>4</w:t>
+      </w:r>
+      <w:r>
+        <w:fldChar w:fldCharType="end"/>
+      </w:r>
+      <w:r>
+        <w:t xml:space="preserve">. </w:t>
+      </w:r>
+      <w:r>
+        <w:t>Top-5 de variables predictivas según la métrica nativa de Ganancia de Impureza (Gain).</w:t>
+      </w:r>
       <w:r>
         <w:rPr>
           <w:rFonts w:ascii="Arial" w:hAnsi="Arial"/>
@@ -20034,9 +21694,9 @@
           <w:lang w:eastAsia="es-ES"/>
         </w:rPr>
         <w:drawing>
-          <wp:inline distT="0" distB="0" distL="0" distR="0" wp14:anchorId="1425C581" wp14:editId="0239383C">
-            <wp:extent cx="5400040" cy="3173095"/>
-            <wp:effectExtent l="0" t="0" r="0" b="8255"/>
+          <wp:inline distT="0" distB="0" distL="0" distR="0" wp14:anchorId="1425C581" wp14:editId="44BDFD41">
+            <wp:extent cx="4229100" cy="2485043"/>
+            <wp:effectExtent l="0" t="0" r="0" b="0"/>
             <wp:docPr id="870362413" name="Imagen 1" descr="Tabla&#10;&#10;El contenido generado por IA puede ser incorrecto."/>
             <wp:cNvGraphicFramePr>
               <a:graphicFrameLocks xmlns:a="http://schemas.openxmlformats.org/drawingml/2006/main" noChangeAspect="1"/>
@@ -20049,7 +21709,7 @@
                     <pic:cNvPicPr/>
                   </pic:nvPicPr>
                   <pic:blipFill>
-                    <a:blip r:embed="rId28"/>
+                    <a:blip r:embed="rId29"/>
                     <a:stretch>
                       <a:fillRect/>
                     </a:stretch>
@@ -20057,7 +21717,7 @@
                   <pic:spPr>
                     <a:xfrm>
                       <a:off x="0" y="0"/>
-                      <a:ext cx="5400040" cy="3173095"/>
+                      <a:ext cx="4241838" cy="2492528"/>
                     </a:xfrm>
                     <a:prstGeom prst="rect">
                       <a:avLst/>
@@ -20069,20 +21729,57 @@
           </wp:inline>
         </w:drawing>
       </w:r>
-      <w:r>
-        <w:rPr>
-          <w:rFonts w:ascii="Arial" w:hAnsi="Arial"/>
-          <w:b/>
-          <w:bCs/>
-          <w:lang w:eastAsia="es-ES"/>
-        </w:rPr>
-        <w:t xml:space="preserve"> </w:t>
-      </w:r>
-      <w:r>
-        <w:rPr>
-          <w:rFonts w:ascii="Arial" w:hAnsi="Arial"/>
-          <w:lang w:eastAsia="es-ES"/>
-        </w:rPr>
+    </w:p>
+    <w:p>
+      <w:pPr>
+        <w:pStyle w:val="Descripcin"/>
+        <w:rPr>
+          <w:rFonts w:ascii="Arial" w:hAnsi="Arial"/>
+          <w:lang w:eastAsia="es-ES"/>
+        </w:rPr>
+      </w:pPr>
+      <w:r>
+        <w:t xml:space="preserve">Ilustración </w:t>
+      </w:r>
+      <w:r>
+        <w:fldChar w:fldCharType="begin"/>
+      </w:r>
+      <w:r>
+        <w:instrText xml:space="preserve"> SEQ Ilustración \* ARABIC </w:instrText>
+      </w:r>
+      <w:r>
+        <w:fldChar w:fldCharType="separate"/>
+      </w:r>
+      <w:r>
+        <w:rPr>
+          <w:noProof/>
+        </w:rPr>
+        <w:t>11</w:t>
+      </w:r>
+      <w:r>
+        <w:fldChar w:fldCharType="end"/>
+      </w:r>
+      <w:r>
+        <w:t xml:space="preserve">. </w:t>
+      </w:r>
+      <w:r>
+        <w:t>Jerarquía de las diez variables más importantes (métrica Gain) para el modelo XGBoost base. Fuente: Elaboración propia.</w:t>
+      </w:r>
+    </w:p>
+    <w:p>
+      <w:pPr>
+        <w:spacing w:line="240" w:lineRule="auto"/>
+        <w:rPr>
+          <w:rFonts w:ascii="Arial" w:hAnsi="Arial"/>
+          <w:lang w:eastAsia="es-ES"/>
+        </w:rPr>
+      </w:pPr>
+      <w:r>
+        <w:rPr>
+          <w:rFonts w:ascii="Arial" w:hAnsi="Arial"/>
+          <w:lang w:eastAsia="es-ES"/>
+        </w:rPr>
+        <w:lastRenderedPageBreak/>
         <w:t>El análisis revela un dominio absoluto de los perfiles de riesgo del terminal comercial. La variable TERMINAL_ID_RISK_7DAY_WINDOW se posiciona como el vector discriminativo principal, concentrando por sí sola el 38.8% de la capacidad de decisión del modelo. Si se agrupan las tres ventanas temporales de riesgo asociadas al terminal (1, 7 y 30 días), estas representan aproximadamente el 53% de la ganancia total del algoritmo. En segundo lugar, la magnitud de la transacción (TX_AMOUNT) aporta un 12.9% de ganancia. Estos resultados validan la lógica de negocio subyacente: el modelo no está memorizando ruido estocástico, sino que ha aprendido que el fraude tiende a concentrarse en datáfonos o pasarelas de pago previamente comprometidas y con importes superiores a la media.</w:t>
       </w:r>
     </w:p>
@@ -20094,14 +21791,14 @@
           <w:rFonts w:ascii="Arial" w:hAnsi="Arial"/>
         </w:rPr>
       </w:pPr>
-      <w:bookmarkStart w:id="59" w:name="_Toc224752869"/>
+      <w:bookmarkStart w:id="64" w:name="_Toc225113174"/>
       <w:r>
         <w:rPr>
           <w:rFonts w:ascii="Arial" w:hAnsi="Arial"/>
         </w:rPr>
         <w:t>Direccionalidad del Riesgo Algorítmico (SHAP)</w:t>
       </w:r>
-      <w:bookmarkEnd w:id="59"/>
+      <w:bookmarkEnd w:id="64"/>
     </w:p>
     <w:p>
       <w:pPr>
@@ -20116,15 +21813,7 @@
           <w:rFonts w:ascii="Arial" w:hAnsi="Arial"/>
           <w:lang w:eastAsia="es-ES"/>
         </w:rPr>
-        <w:t xml:space="preserve">Aunque la métrica nativa resulta útil, es estática y no proporciona información sobre la direccionalidad del impacto. Para superarlo, se aplicó la Teoría de Juegos mediante la </w:t>
-      </w:r>
-      <w:r>
-        <w:rPr>
-          <w:rFonts w:ascii="Arial" w:hAnsi="Arial"/>
-          <w:lang w:eastAsia="es-ES"/>
-        </w:rPr>
-        <w:lastRenderedPageBreak/>
-        <w:t>librería SHAP (</w:t>
+        <w:t>Aunque la métrica nativa resulta útil, es estática y no proporciona información sobre la direccionalidad del impacto. Para superarlo, se aplicó la Teoría de Juegos mediante la librería SHAP (</w:t>
       </w:r>
       <w:r>
         <w:rPr>
@@ -20186,14 +21875,9 @@
     </w:p>
     <w:p>
       <w:pPr>
+        <w:keepNext/>
         <w:spacing w:line="240" w:lineRule="auto"/>
         <w:jc w:val="center"/>
-        <w:rPr>
-          <w:rFonts w:ascii="Arial" w:hAnsi="Arial"/>
-          <w:b/>
-          <w:bCs/>
-          <w:lang w:eastAsia="es-ES"/>
-        </w:rPr>
       </w:pPr>
       <w:r>
         <w:rPr>
@@ -20218,7 +21902,7 @@
                     <pic:cNvPicPr/>
                   </pic:nvPicPr>
                   <pic:blipFill>
-                    <a:blip r:embed="rId29"/>
+                    <a:blip r:embed="rId30"/>
                     <a:stretch>
                       <a:fillRect/>
                     </a:stretch>
@@ -20241,6 +21925,44 @@
     </w:p>
     <w:p>
       <w:pPr>
+        <w:pStyle w:val="Descripcin"/>
+        <w:rPr>
+          <w:rFonts w:ascii="Arial" w:hAnsi="Arial"/>
+          <w:b/>
+          <w:bCs/>
+          <w:lang w:eastAsia="es-ES"/>
+        </w:rPr>
+      </w:pPr>
+      <w:r>
+        <w:t xml:space="preserve">Ilustración </w:t>
+      </w:r>
+      <w:r>
+        <w:fldChar w:fldCharType="begin"/>
+      </w:r>
+      <w:r>
+        <w:instrText xml:space="preserve"> SEQ Ilustración \* ARABIC </w:instrText>
+      </w:r>
+      <w:r>
+        <w:fldChar w:fldCharType="separate"/>
+      </w:r>
+      <w:r>
+        <w:rPr>
+          <w:noProof/>
+        </w:rPr>
+        <w:t>12</w:t>
+      </w:r>
+      <w:r>
+        <w:fldChar w:fldCharType="end"/>
+      </w:r>
+      <w:r>
+        <w:t xml:space="preserve">. </w:t>
+      </w:r>
+      <w:r>
+        <w:t>Gráfico SHAP Beeswarm de explicabilidad global para el modelo XGBoost, mostrando la magnitud y direccionalidad del impacto predictivo. Fuente: Elaboración propia.</w:t>
+      </w:r>
+    </w:p>
+    <w:p>
+      <w:pPr>
         <w:spacing w:line="240" w:lineRule="auto"/>
         <w:rPr>
           <w:rFonts w:ascii="Arial" w:hAnsi="Arial"/>
@@ -20268,7 +21990,48 @@
           <w:rFonts w:ascii="Arial" w:hAnsi="Arial"/>
           <w:lang w:eastAsia="es-ES"/>
         </w:rPr>
-        <w:t>, Figura 4.5) confirma visualmente las hipótesis direccionales: valores altos en las ventanas de riesgo del terminal (puntos rojos) generan vectores de fuerza fuertemente positivos (empujan hacia la clase Fraude), mientras que valores bajos (puntos azules) actúan como anclas de legitimidad. Análogamente, montos inusualmente elevados rompen la normalidad comportamental y disparan la probabilidad de riesgo.</w:t>
+        <w:t xml:space="preserve">, </w:t>
+      </w:r>
+      <w:r>
+        <w:rPr>
+          <w:rFonts w:ascii="Arial" w:hAnsi="Arial"/>
+          <w:lang w:eastAsia="es-ES"/>
+        </w:rPr>
+        <w:t>Ilustración 12</w:t>
+      </w:r>
+      <w:r>
+        <w:rPr>
+          <w:rFonts w:ascii="Arial" w:hAnsi="Arial"/>
+          <w:lang w:eastAsia="es-ES"/>
+        </w:rPr>
+        <w:t xml:space="preserve">) confirma visualmente las hipótesis direccionales: valores altos en las ventanas de riesgo del terminal (puntos rojos) generan vectores de fuerza fuertemente positivos (empujan hacia la clase Fraude), mientras que valores bajos (puntos azules) actúan como anclas de legitimidad. </w:t>
+      </w:r>
+      <w:r>
+        <w:rPr>
+          <w:rFonts w:ascii="Arial" w:hAnsi="Arial"/>
+          <w:lang w:eastAsia="es-ES"/>
+        </w:rPr>
+        <w:lastRenderedPageBreak/>
+        <w:t>Análogamente, montos inusualmente elevados rompen la normalidad comportamental y disparan la probabilidad de riesgo.</w:t>
+      </w:r>
+    </w:p>
+    <w:p>
+      <w:pPr>
+        <w:spacing w:after="0" w:line="240" w:lineRule="auto"/>
+        <w:jc w:val="left"/>
+        <w:rPr>
+          <w:rFonts w:ascii="Arial" w:eastAsiaTheme="majorEastAsia" w:hAnsi="Arial"/>
+          <w:color w:val="000000" w:themeColor="text1"/>
+          <w:sz w:val="32"/>
+          <w:szCs w:val="32"/>
+          <w:lang w:eastAsia="es-ES"/>
+        </w:rPr>
+      </w:pPr>
+      <w:r>
+        <w:rPr>
+          <w:rFonts w:ascii="Arial" w:hAnsi="Arial"/>
+        </w:rPr>
+        <w:br w:type="page"/>
       </w:r>
     </w:p>
     <w:p>
@@ -20279,14 +22042,15 @@
           <w:rFonts w:ascii="Arial" w:hAnsi="Arial"/>
         </w:rPr>
       </w:pPr>
-      <w:bookmarkStart w:id="60" w:name="_Toc224752870"/>
-      <w:r>
-        <w:rPr>
-          <w:rFonts w:ascii="Arial" w:hAnsi="Arial"/>
-        </w:rPr>
+      <w:bookmarkStart w:id="65" w:name="_Toc225113175"/>
+      <w:r>
+        <w:rPr>
+          <w:rFonts w:ascii="Arial" w:hAnsi="Arial"/>
+        </w:rPr>
+        <w:lastRenderedPageBreak/>
         <w:t>Auditoría Forense a Nivel de Transacción (Fuerza Local)</w:t>
       </w:r>
-      <w:bookmarkEnd w:id="60"/>
+      <w:bookmarkEnd w:id="65"/>
     </w:p>
     <w:p>
       <w:pPr>
@@ -20317,23 +22081,54 @@
           <w:rFonts w:ascii="Arial" w:hAnsi="Arial"/>
           <w:lang w:eastAsia="es-ES"/>
         </w:rPr>
-        <w:t>) para justificar el bloqueo preventivo de una tarjeta específica.</w:t>
-      </w:r>
-    </w:p>
-    <w:p>
-      <w:pPr>
+        <w:t xml:space="preserve">) para justificar el </w:t>
+      </w:r>
+      <w:r>
+        <w:rPr>
+          <w:rFonts w:ascii="Arial" w:hAnsi="Arial"/>
+          <w:lang w:eastAsia="es-ES"/>
+        </w:rPr>
+        <w:t xml:space="preserve">bloqueo preventivo de una tarjeta específica, tal y como se desglosa en la </w:t>
+      </w:r>
+      <w:r>
+        <w:rPr>
+          <w:rFonts w:ascii="Arial" w:hAnsi="Arial"/>
+          <w:lang w:eastAsia="es-ES"/>
+        </w:rPr>
+        <w:t>Ilustración</w:t>
+      </w:r>
+      <w:r>
+        <w:rPr>
+          <w:rFonts w:ascii="Arial" w:hAnsi="Arial"/>
+          <w:lang w:eastAsia="es-ES"/>
+        </w:rPr>
+        <w:t xml:space="preserve"> </w:t>
+      </w:r>
+      <w:r>
+        <w:rPr>
+          <w:rFonts w:ascii="Arial" w:hAnsi="Arial"/>
+          <w:lang w:eastAsia="es-ES"/>
+        </w:rPr>
+        <w:t>13</w:t>
+      </w:r>
+      <w:r>
+        <w:rPr>
+          <w:rFonts w:ascii="Arial" w:hAnsi="Arial"/>
+          <w:lang w:eastAsia="es-ES"/>
+        </w:rPr>
+        <w:t>.</w:t>
+      </w:r>
+    </w:p>
+    <w:p>
+      <w:pPr>
+        <w:keepNext/>
         <w:spacing w:line="240" w:lineRule="auto"/>
         <w:jc w:val="center"/>
-        <w:rPr>
-          <w:rFonts w:ascii="Arial" w:hAnsi="Arial"/>
-          <w:lang w:eastAsia="es-ES"/>
-        </w:rPr>
       </w:pPr>
       <w:r>
         <w:rPr>
           <w:noProof/>
         </w:rPr>
-        <w:lastRenderedPageBreak/>
         <w:drawing>
           <wp:inline distT="0" distB="0" distL="0" distR="0" wp14:anchorId="6C7391AC" wp14:editId="4AFE52B7">
             <wp:extent cx="4659086" cy="3564441"/>
@@ -20350,10 +22145,10 @@
                     <pic:cNvPicPr/>
                   </pic:nvPicPr>
                   <pic:blipFill>
-                    <a:blip r:embed="rId30">
+                    <a:blip r:embed="rId31">
                       <a:extLst>
                         <a:ext uri="{96DAC541-7B7A-43D3-8B79-37D633B846F1}">
-                          <asvg:svgBlip xmlns:asvg="http://schemas.microsoft.com/office/drawing/2016/SVG/main" r:embed="rId31"/>
+                          <asvg:svgBlip xmlns:asvg="http://schemas.microsoft.com/office/drawing/2016/SVG/main" r:embed="rId32"/>
                         </a:ext>
                       </a:extLst>
                     </a:blip>
@@ -20379,6 +22174,42 @@
     </w:p>
     <w:p>
       <w:pPr>
+        <w:pStyle w:val="Descripcin"/>
+        <w:rPr>
+          <w:rFonts w:ascii="Arial" w:hAnsi="Arial"/>
+          <w:lang w:eastAsia="es-ES"/>
+        </w:rPr>
+      </w:pPr>
+      <w:r>
+        <w:t xml:space="preserve">Ilustración </w:t>
+      </w:r>
+      <w:r>
+        <w:fldChar w:fldCharType="begin"/>
+      </w:r>
+      <w:r>
+        <w:instrText xml:space="preserve"> SEQ Ilustración \* ARABIC </w:instrText>
+      </w:r>
+      <w:r>
+        <w:fldChar w:fldCharType="separate"/>
+      </w:r>
+      <w:r>
+        <w:rPr>
+          <w:noProof/>
+        </w:rPr>
+        <w:t>13</w:t>
+      </w:r>
+      <w:r>
+        <w:fldChar w:fldCharType="end"/>
+      </w:r>
+      <w:r>
+        <w:t xml:space="preserve">. </w:t>
+      </w:r>
+      <w:r>
+        <w:t>Explicabilidad local mediante gráficos SHAP Waterfall, desglosando la contribución marginal de variables para un fraude detectado y una transacción legítima. Fuente: Elaboración propia.</w:t>
+      </w:r>
+    </w:p>
+    <w:p>
+      <w:pPr>
         <w:spacing w:line="240" w:lineRule="auto"/>
         <w:rPr>
           <w:rFonts w:ascii="Arial" w:hAnsi="Arial"/>
@@ -20411,11 +22242,8 @@
     </w:p>
     <w:p>
       <w:pPr>
+        <w:keepNext/>
         <w:spacing w:line="240" w:lineRule="auto"/>
-        <w:rPr>
-          <w:rFonts w:ascii="Arial" w:hAnsi="Arial"/>
-          <w:lang w:eastAsia="es-ES"/>
-        </w:rPr>
       </w:pPr>
       <w:r>
         <w:rPr>
@@ -20425,6 +22253,7 @@
           <w:noProof/>
           <w:lang w:eastAsia="es-ES"/>
         </w:rPr>
+        <w:lastRenderedPageBreak/>
         <w:drawing>
           <wp:inline distT="0" distB="0" distL="0" distR="0" wp14:anchorId="3A168B00" wp14:editId="06908E83">
             <wp:extent cx="5400040" cy="1550670"/>
@@ -20441,7 +22270,7 @@
                     <pic:cNvPicPr/>
                   </pic:nvPicPr>
                   <pic:blipFill>
-                    <a:blip r:embed="rId32"/>
+                    <a:blip r:embed="rId33"/>
                     <a:stretch>
                       <a:fillRect/>
                     </a:stretch>
@@ -20494,7 +22323,7 @@
                     <pic:cNvPicPr/>
                   </pic:nvPicPr>
                   <pic:blipFill>
-                    <a:blip r:embed="rId33"/>
+                    <a:blip r:embed="rId34"/>
                     <a:stretch>
                       <a:fillRect/>
                     </a:stretch>
@@ -20514,6 +22343,47 @@
           </wp:inline>
         </w:drawing>
       </w:r>
+    </w:p>
+    <w:p>
+      <w:pPr>
+        <w:pStyle w:val="Descripcin"/>
+      </w:pPr>
+      <w:r>
+        <w:t xml:space="preserve">Ilustración </w:t>
+      </w:r>
+      <w:r>
+        <w:fldChar w:fldCharType="begin"/>
+      </w:r>
+      <w:r>
+        <w:instrText xml:space="preserve"> SEQ Ilustración \* ARABIC </w:instrText>
+      </w:r>
+      <w:r>
+        <w:fldChar w:fldCharType="separate"/>
+      </w:r>
+      <w:r>
+        <w:rPr>
+          <w:noProof/>
+        </w:rPr>
+        <w:t>14</w:t>
+      </w:r>
+      <w:r>
+        <w:fldChar w:fldCharType="end"/>
+      </w:r>
+      <w:r>
+        <w:t xml:space="preserve">. </w:t>
+      </w:r>
+      <w:r>
+        <w:t>Códigos de razón (reason codes) simulados en un SOC mediante gráficos SHAP Force Plot para una transacción fraudulenta y una legítima. Fuente: Elaboración propia.</w:t>
+      </w:r>
+    </w:p>
+    <w:p>
+      <w:pPr>
+        <w:spacing w:line="240" w:lineRule="auto"/>
+        <w:rPr>
+          <w:rFonts w:ascii="Arial" w:hAnsi="Arial"/>
+          <w:lang w:eastAsia="es-ES"/>
+        </w:rPr>
+      </w:pPr>
       <w:r>
         <w:rPr>
           <w:rFonts w:ascii="Arial" w:hAnsi="Arial"/>
@@ -20528,15 +22398,21 @@
           <w:rFonts w:ascii="Arial" w:hAnsi="Arial"/>
           <w:lang w:eastAsia="es-ES"/>
         </w:rPr>
-        <w:t xml:space="preserve">La observación de la Figura 4.6 permite reconstruir la narrativa matemática de una alarma. El algoritmo no emitió el bloqueo por puro azar, sino porque identificó un incremento simultáneo en factores de riesgo determinantes: un alto monto combinado con una coincidencia en un terminal catalogado como de alto riesgo en la ventana de 7 días. Por el contrario, en operaciones legítimas (Figura 4.7), un historial de gasto </w:t>
-      </w:r>
-      <w:r>
-        <w:rPr>
-          <w:rFonts w:ascii="Arial" w:hAnsi="Arial"/>
-          <w:lang w:eastAsia="es-ES"/>
-        </w:rPr>
-        <w:lastRenderedPageBreak/>
-        <w:t>predecible y la ausencia de alertas recientes en el comercio actúan como fuerzas estabilizadoras.</w:t>
+        <w:t xml:space="preserve">La observación de la </w:t>
+      </w:r>
+      <w:r>
+        <w:rPr>
+          <w:rFonts w:ascii="Arial" w:hAnsi="Arial"/>
+          <w:lang w:eastAsia="es-ES"/>
+        </w:rPr>
+        <w:t xml:space="preserve">Ilustración 14 </w:t>
+      </w:r>
+      <w:r>
+        <w:rPr>
+          <w:rFonts w:ascii="Arial" w:hAnsi="Arial"/>
+          <w:lang w:eastAsia="es-ES"/>
+        </w:rPr>
+        <w:t>permite reconstruir la narrativa matemática de una alarma. El algoritmo no emitió el bloqueo por puro azar, sino porque identificó un incremento simultáneo en factores de riesgo determinantes: un alto monto combinado con una coincidencia en un terminal catalogado como de alto riesgo en la ventana de 7 días. Por el contrario, en operaciones legítimas (Figura 4.7), un historial de gasto predecible y la ausencia de alertas recientes en el comercio actúan como fuerzas estabilizadoras.</w:t>
       </w:r>
     </w:p>
     <w:p>
@@ -20563,14 +22439,14 @@
           <w:rFonts w:ascii="Arial" w:hAnsi="Arial"/>
         </w:rPr>
       </w:pPr>
-      <w:bookmarkStart w:id="61" w:name="_Toc224752871"/>
+      <w:bookmarkStart w:id="66" w:name="_Toc225113176"/>
       <w:r>
         <w:rPr>
           <w:rFonts w:ascii="Arial" w:hAnsi="Arial"/>
         </w:rPr>
         <w:t>Validación de Relevancia mediante Estudio de Ablación</w:t>
       </w:r>
-      <w:bookmarkEnd w:id="61"/>
+      <w:bookmarkEnd w:id="66"/>
     </w:p>
     <w:p>
       <w:pPr>
@@ -20601,7 +22477,65 @@
           <w:rFonts w:ascii="Arial" w:hAnsi="Arial"/>
           <w:lang w:eastAsia="es-ES"/>
         </w:rPr>
-        <w:t>El experimento consistió en extirpar deliberadamente dicha característica del conjunto de datos y someter al modelo XGBoost de referencia a un reentrenamiento completo bajo el mismo rigor de aislamiento temporal.</w:t>
+        <w:t xml:space="preserve">El experimento consistió en extirpar deliberadamente dicha característica del conjunto de datos y someter al modelo XGBoost de referencia a un reentrenamiento completo bajo el mismo </w:t>
+      </w:r>
+      <w:r>
+        <w:rPr>
+          <w:rFonts w:ascii="Arial" w:hAnsi="Arial"/>
+          <w:lang w:eastAsia="es-ES"/>
+        </w:rPr>
+        <w:t>rigor de aislamiento temporal. Los resultados de este proceso se resumen en la Tabla 5.</w:t>
+      </w:r>
+    </w:p>
+    <w:p>
+      <w:pPr>
+        <w:spacing w:after="0" w:line="240" w:lineRule="auto"/>
+        <w:jc w:val="left"/>
+        <w:rPr>
+          <w:rFonts w:ascii="Arial" w:hAnsi="Arial"/>
+          <w:lang w:eastAsia="es-ES"/>
+        </w:rPr>
+      </w:pPr>
+      <w:r>
+        <w:rPr>
+          <w:rFonts w:ascii="Arial" w:hAnsi="Arial"/>
+          <w:lang w:eastAsia="es-ES"/>
+        </w:rPr>
+        <w:br w:type="page"/>
+      </w:r>
+    </w:p>
+    <w:p>
+      <w:pPr>
+        <w:pStyle w:val="Descripcin"/>
+        <w:keepNext/>
+      </w:pPr>
+      <w:r>
+        <w:lastRenderedPageBreak/>
+        <w:t xml:space="preserve">Tabla </w:t>
+      </w:r>
+      <w:r>
+        <w:fldChar w:fldCharType="begin"/>
+      </w:r>
+      <w:r>
+        <w:instrText xml:space="preserve"> SEQ Tabla \* ARABIC </w:instrText>
+      </w:r>
+      <w:r>
+        <w:fldChar w:fldCharType="separate"/>
+      </w:r>
+      <w:r>
+        <w:rPr>
+          <w:noProof/>
+        </w:rPr>
+        <w:t>5</w:t>
+      </w:r>
+      <w:r>
+        <w:fldChar w:fldCharType="end"/>
+      </w:r>
+      <w:r>
+        <w:t xml:space="preserve">. </w:t>
+      </w:r>
+      <w:r>
+        <w:t>Impacto empírico en el rendimiento algorítmico tras la ablación de la característica dominante.</w:t>
       </w:r>
     </w:p>
     <w:tbl>
@@ -21058,11 +22992,9 @@
     </w:p>
     <w:p>
       <w:pPr>
+        <w:keepNext/>
         <w:spacing w:line="240" w:lineRule="auto"/>
-        <w:rPr>
-          <w:rFonts w:ascii="Arial" w:hAnsi="Arial"/>
-          <w:lang w:eastAsia="es-ES"/>
-        </w:rPr>
+        <w:jc w:val="center"/>
       </w:pPr>
       <w:r>
         <w:rPr>
@@ -21070,20 +23002,11 @@
           <w:noProof/>
           <w:lang w:eastAsia="es-ES"/>
         </w:rPr>
-        <w:lastRenderedPageBreak/>
         <w:drawing>
-          <wp:anchor distT="0" distB="0" distL="114300" distR="114300" simplePos="0" relativeHeight="251659264" behindDoc="0" locked="0" layoutInCell="1" allowOverlap="1" wp14:anchorId="737DD6DE" wp14:editId="5157EEE7">
-            <wp:simplePos x="0" y="0"/>
-            <wp:positionH relativeFrom="column">
-              <wp:posOffset>2626451</wp:posOffset>
-            </wp:positionH>
-            <wp:positionV relativeFrom="paragraph">
-              <wp:posOffset>-1814</wp:posOffset>
-            </wp:positionV>
-            <wp:extent cx="2781300" cy="2352675"/>
-            <wp:effectExtent l="0" t="0" r="0" b="9525"/>
-            <wp:wrapTopAndBottom/>
-            <wp:docPr id="1703186644" name="Imagen 1"/>
+          <wp:inline distT="0" distB="0" distL="0" distR="0" wp14:anchorId="779C25CB" wp14:editId="291694CC">
+            <wp:extent cx="5407660" cy="2359660"/>
+            <wp:effectExtent l="0" t="0" r="2540" b="2540"/>
+            <wp:docPr id="92253683" name="Imagen 8"/>
             <wp:cNvGraphicFramePr>
               <a:graphicFrameLocks xmlns:a="http://schemas.openxmlformats.org/drawingml/2006/main" noChangeAspect="1"/>
             </wp:cNvGraphicFramePr>
@@ -21091,91 +23014,75 @@
               <a:graphicData uri="http://schemas.openxmlformats.org/drawingml/2006/picture">
                 <pic:pic xmlns:pic="http://schemas.openxmlformats.org/drawingml/2006/picture">
                   <pic:nvPicPr>
-                    <pic:cNvPr id="1703186644" name=""/>
-                    <pic:cNvPicPr/>
+                    <pic:cNvPr id="0" name="Picture 2"/>
+                    <pic:cNvPicPr>
+                      <a:picLocks noChangeAspect="1" noChangeArrowheads="1"/>
+                    </pic:cNvPicPr>
                   </pic:nvPicPr>
                   <pic:blipFill>
-                    <a:blip r:embed="rId34" cstate="print">
+                    <a:blip r:embed="rId35">
                       <a:extLst>
                         <a:ext uri="{28A0092B-C50C-407E-A947-70E740481C1C}">
                           <a14:useLocalDpi xmlns:a14="http://schemas.microsoft.com/office/drawing/2010/main" val="0"/>
                         </a:ext>
                       </a:extLst>
                     </a:blip>
+                    <a:srcRect/>
                     <a:stretch>
                       <a:fillRect/>
                     </a:stretch>
                   </pic:blipFill>
-                  <pic:spPr>
+                  <pic:spPr bwMode="auto">
                     <a:xfrm>
                       <a:off x="0" y="0"/>
-                      <a:ext cx="2781300" cy="2352675"/>
+                      <a:ext cx="5407660" cy="2359660"/>
                     </a:xfrm>
                     <a:prstGeom prst="rect">
                       <a:avLst/>
                     </a:prstGeom>
+                    <a:noFill/>
                   </pic:spPr>
                 </pic:pic>
               </a:graphicData>
             </a:graphic>
-          </wp:anchor>
+          </wp:inline>
         </w:drawing>
       </w:r>
-      <w:r>
-        <w:rPr>
-          <w:rFonts w:ascii="Arial" w:hAnsi="Arial"/>
+    </w:p>
+    <w:p>
+      <w:pPr>
+        <w:pStyle w:val="Descripcin"/>
+        <w:rPr>
+          <w:rFonts w:ascii="Arial" w:hAnsi="Arial"/>
+          <w:lang w:eastAsia="es-ES"/>
+        </w:rPr>
+      </w:pPr>
+      <w:r>
+        <w:t xml:space="preserve">Ilustración </w:t>
+      </w:r>
+      <w:r>
+        <w:fldChar w:fldCharType="begin"/>
+      </w:r>
+      <w:r>
+        <w:instrText xml:space="preserve"> SEQ Ilustración \* ARABIC </w:instrText>
+      </w:r>
+      <w:r>
+        <w:fldChar w:fldCharType="separate"/>
+      </w:r>
+      <w:r>
+        <w:rPr>
           <w:noProof/>
-          <w:lang w:eastAsia="es-ES"/>
-        </w:rPr>
-        <w:drawing>
-          <wp:anchor distT="0" distB="0" distL="114300" distR="114300" simplePos="0" relativeHeight="251660288" behindDoc="0" locked="0" layoutInCell="1" allowOverlap="1" wp14:anchorId="31CF31F9" wp14:editId="61C80440">
-            <wp:simplePos x="0" y="0"/>
-            <wp:positionH relativeFrom="column">
-              <wp:posOffset>-2540</wp:posOffset>
-            </wp:positionH>
-            <wp:positionV relativeFrom="paragraph">
-              <wp:posOffset>-1905</wp:posOffset>
-            </wp:positionV>
-            <wp:extent cx="2588260" cy="2359025"/>
-            <wp:effectExtent l="0" t="0" r="2540" b="3175"/>
-            <wp:wrapTopAndBottom/>
-            <wp:docPr id="1366119767" name="Imagen 1"/>
-            <wp:cNvGraphicFramePr>
-              <a:graphicFrameLocks xmlns:a="http://schemas.openxmlformats.org/drawingml/2006/main" noChangeAspect="1"/>
-            </wp:cNvGraphicFramePr>
-            <a:graphic xmlns:a="http://schemas.openxmlformats.org/drawingml/2006/main">
-              <a:graphicData uri="http://schemas.openxmlformats.org/drawingml/2006/picture">
-                <pic:pic xmlns:pic="http://schemas.openxmlformats.org/drawingml/2006/picture">
-                  <pic:nvPicPr>
-                    <pic:cNvPr id="1366119767" name=""/>
-                    <pic:cNvPicPr/>
-                  </pic:nvPicPr>
-                  <pic:blipFill>
-                    <a:blip r:embed="rId35" cstate="print">
-                      <a:extLst>
-                        <a:ext uri="{28A0092B-C50C-407E-A947-70E740481C1C}">
-                          <a14:useLocalDpi xmlns:a14="http://schemas.microsoft.com/office/drawing/2010/main" val="0"/>
-                        </a:ext>
-                      </a:extLst>
-                    </a:blip>
-                    <a:stretch>
-                      <a:fillRect/>
-                    </a:stretch>
-                  </pic:blipFill>
-                  <pic:spPr>
-                    <a:xfrm>
-                      <a:off x="0" y="0"/>
-                      <a:ext cx="2588260" cy="2359025"/>
-                    </a:xfrm>
-                    <a:prstGeom prst="rect">
-                      <a:avLst/>
-                    </a:prstGeom>
-                  </pic:spPr>
-                </pic:pic>
-              </a:graphicData>
-            </a:graphic>
-          </wp:anchor>
-        </w:drawing>
+        </w:rPr>
+        <w:t>15</w:t>
+      </w:r>
+      <w:r>
+        <w:fldChar w:fldCharType="end"/>
+      </w:r>
+      <w:r>
+        <w:t xml:space="preserve">. </w:t>
+      </w:r>
+      <w:r>
+        <w:t>Reconfiguración de la jerarquía de explicabilidad (SHAP Beeswarm) tras el estudio de ablación de la característica dominante. Fuente: Elaboración propia.</w:t>
       </w:r>
     </w:p>
     <w:p>
@@ -21207,7 +23114,15 @@
           <w:rFonts w:ascii="Arial" w:hAnsi="Arial"/>
           <w:lang w:eastAsia="es-ES"/>
         </w:rPr>
-        <w:t>): poseen una alta tolerancia a fallos ante la pérdida de señales aisladas. Al desaparecer su principal ancla de decisión, el modelo logró compensar la ausencia derivando la carga analítica hacia variables temporalmente correlacionadas, manteniendo así la eficacia del sistema en las alertas de máxima prioridad.</w:t>
+        <w:t xml:space="preserve">): poseen una alta tolerancia a fallos ante la pérdida de señales aisladas. Al desaparecer su principal ancla de decisión, el modelo logró compensar la ausencia derivando la carga analítica hacia variables </w:t>
+      </w:r>
+      <w:r>
+        <w:rPr>
+          <w:rFonts w:ascii="Arial" w:hAnsi="Arial"/>
+          <w:lang w:eastAsia="es-ES"/>
+        </w:rPr>
+        <w:lastRenderedPageBreak/>
+        <w:t>temporalmente correlacionadas, manteniendo así la eficacia del sistema en las alertas de máxima prioridad.</w:t>
       </w:r>
     </w:p>
     <w:p>
@@ -21254,7 +23169,7 @@
           <w:bCs/>
         </w:rPr>
       </w:pPr>
-      <w:bookmarkStart w:id="62" w:name="_Toc224752872"/>
+      <w:bookmarkStart w:id="67" w:name="_Toc225113177"/>
       <w:r>
         <w:rPr>
           <w:rFonts w:ascii="Arial" w:hAnsi="Arial"/>
@@ -21264,7 +23179,7 @@
         <w:lastRenderedPageBreak/>
         <w:t>Conclusiones</w:t>
       </w:r>
-      <w:bookmarkEnd w:id="62"/>
+      <w:bookmarkEnd w:id="67"/>
     </w:p>
     <w:p>
       <w:pPr>
@@ -21342,14 +23257,14 @@
           <w:rFonts w:ascii="Arial" w:hAnsi="Arial"/>
         </w:rPr>
       </w:pPr>
-      <w:bookmarkStart w:id="63" w:name="_Toc224752873"/>
+      <w:bookmarkStart w:id="68" w:name="_Toc225113178"/>
       <w:r>
         <w:rPr>
           <w:rFonts w:ascii="Arial" w:hAnsi="Arial"/>
         </w:rPr>
         <w:t>Síntesis de Hallazgos y Validación de Hipótesis</w:t>
       </w:r>
-      <w:bookmarkEnd w:id="63"/>
+      <w:bookmarkEnd w:id="68"/>
     </w:p>
     <w:p>
       <w:pPr>
@@ -21382,7 +23297,7 @@
           <w:szCs w:val="24"/>
         </w:rPr>
       </w:pPr>
-      <w:bookmarkStart w:id="64" w:name="_Toc224752874"/>
+      <w:bookmarkStart w:id="69" w:name="_Toc225113179"/>
       <w:r>
         <w:rPr>
           <w:rFonts w:ascii="Arial" w:hAnsi="Arial"/>
@@ -21403,7 +23318,7 @@
         </w:rPr>
         <w:t>:</w:t>
       </w:r>
-      <w:bookmarkEnd w:id="64"/>
+      <w:bookmarkEnd w:id="69"/>
     </w:p>
     <w:p>
       <w:pPr>
@@ -21488,7 +23403,7 @@
           <w:szCs w:val="24"/>
         </w:rPr>
       </w:pPr>
-      <w:bookmarkStart w:id="65" w:name="_Toc224752875"/>
+      <w:bookmarkStart w:id="70" w:name="_Toc225113180"/>
       <w:r>
         <w:rPr>
           <w:rFonts w:ascii="Arial" w:hAnsi="Arial"/>
@@ -21499,7 +23414,7 @@
         </w:rPr>
         <w:t>Cuantificación empírica del Data Leakage en la literatura:</w:t>
       </w:r>
-      <w:bookmarkEnd w:id="65"/>
+      <w:bookmarkEnd w:id="70"/>
     </w:p>
     <w:p>
       <w:pPr>
@@ -21556,7 +23471,7 @@
           <w:szCs w:val="24"/>
         </w:rPr>
       </w:pPr>
-      <w:bookmarkStart w:id="66" w:name="_Toc224752876"/>
+      <w:bookmarkStart w:id="71" w:name="_Toc225113181"/>
       <w:r>
         <w:rPr>
           <w:rFonts w:ascii="Arial" w:hAnsi="Arial"/>
@@ -21567,7 +23482,7 @@
         </w:rPr>
         <w:t>La transición hacia la "Caja Blanca" validada:</w:t>
       </w:r>
-      <w:bookmarkEnd w:id="66"/>
+      <w:bookmarkEnd w:id="71"/>
     </w:p>
     <w:p>
       <w:pPr>
@@ -21624,14 +23539,14 @@
           <w:rFonts w:ascii="Arial" w:hAnsi="Arial"/>
         </w:rPr>
       </w:pPr>
-      <w:bookmarkStart w:id="67" w:name="_Toc224752877"/>
+      <w:bookmarkStart w:id="72" w:name="_Toc225113182"/>
       <w:r>
         <w:rPr>
           <w:rFonts w:ascii="Arial" w:hAnsi="Arial"/>
         </w:rPr>
         <w:t>Implicaciones para el Negocio Bancario</w:t>
       </w:r>
-      <w:bookmarkEnd w:id="67"/>
+      <w:bookmarkEnd w:id="72"/>
     </w:p>
     <w:p>
       <w:pPr>
@@ -21726,14 +23641,14 @@
           <w:sz w:val="36"/>
         </w:rPr>
       </w:pPr>
-      <w:bookmarkStart w:id="68" w:name="_Toc224752878"/>
+      <w:bookmarkStart w:id="73" w:name="_Toc225113183"/>
       <w:r>
         <w:rPr>
           <w:rFonts w:ascii="Arial" w:hAnsi="Arial"/>
         </w:rPr>
         <w:t>Limitaciones del Estudio</w:t>
       </w:r>
-      <w:bookmarkEnd w:id="68"/>
+      <w:bookmarkEnd w:id="73"/>
     </w:p>
     <w:p>
       <w:pPr>
@@ -21773,7 +23688,7 @@
           <w:szCs w:val="24"/>
         </w:rPr>
       </w:pPr>
-      <w:bookmarkStart w:id="69" w:name="_Toc224752879"/>
+      <w:bookmarkStart w:id="74" w:name="_Toc225113184"/>
       <w:r>
         <w:rPr>
           <w:rFonts w:ascii="Arial" w:hAnsi="Arial"/>
@@ -21784,7 +23699,7 @@
         </w:rPr>
         <w:t>La brecha semántica de la simulación de datos:</w:t>
       </w:r>
-      <w:bookmarkEnd w:id="69"/>
+      <w:bookmarkEnd w:id="74"/>
     </w:p>
     <w:p>
       <w:pPr>
@@ -21884,7 +23799,7 @@
           <w:szCs w:val="24"/>
         </w:rPr>
       </w:pPr>
-      <w:bookmarkStart w:id="70" w:name="_Toc224752880"/>
+      <w:bookmarkStart w:id="75" w:name="_Toc225113185"/>
       <w:r>
         <w:rPr>
           <w:rFonts w:ascii="Arial" w:hAnsi="Arial"/>
@@ -21895,7 +23810,7 @@
         </w:rPr>
         <w:t>Vulnerabilidad ante ataques emergentes (Zero-Day):</w:t>
       </w:r>
-      <w:bookmarkEnd w:id="70"/>
+      <w:bookmarkEnd w:id="75"/>
     </w:p>
     <w:p>
       <w:pPr>
@@ -21975,7 +23890,7 @@
           <w:szCs w:val="24"/>
         </w:rPr>
       </w:pPr>
-      <w:bookmarkStart w:id="71" w:name="_Toc224752881"/>
+      <w:bookmarkStart w:id="76" w:name="_Toc225113186"/>
       <w:r>
         <w:rPr>
           <w:rFonts w:ascii="Arial" w:hAnsi="Arial"/>
@@ -21987,7 +23902,7 @@
         <w:lastRenderedPageBreak/>
         <w:t>Coste Computacional de la Explicabilidad en Tiempo Real:</w:t>
       </w:r>
-      <w:bookmarkEnd w:id="71"/>
+      <w:bookmarkEnd w:id="76"/>
     </w:p>
     <w:p>
       <w:pPr>
@@ -22027,7 +23942,7 @@
           <w:szCs w:val="24"/>
         </w:rPr>
       </w:pPr>
-      <w:bookmarkStart w:id="72" w:name="_Toc224752882"/>
+      <w:bookmarkStart w:id="77" w:name="_Toc225113187"/>
       <w:r>
         <w:rPr>
           <w:rFonts w:ascii="Arial" w:hAnsi="Arial"/>
@@ -22038,7 +23953,7 @@
         </w:rPr>
         <w:t>El sesgo de la Explicabilidad (XAI) sobre reglas sintéticas:</w:t>
       </w:r>
-      <w:bookmarkEnd w:id="72"/>
+      <w:bookmarkEnd w:id="77"/>
     </w:p>
     <w:p>
       <w:pPr>
@@ -22098,7 +24013,7 @@
           <w:szCs w:val="24"/>
         </w:rPr>
       </w:pPr>
-      <w:bookmarkStart w:id="73" w:name="_Toc224752883"/>
+      <w:bookmarkStart w:id="78" w:name="_Toc225113188"/>
       <w:r>
         <w:rPr>
           <w:rFonts w:ascii="Arial" w:hAnsi="Arial"/>
@@ -22109,7 +24024,7 @@
         </w:rPr>
         <w:t>Restricción del espacio de características (Feature Space):</w:t>
       </w:r>
-      <w:bookmarkEnd w:id="73"/>
+      <w:bookmarkEnd w:id="78"/>
     </w:p>
     <w:p>
       <w:pPr>
@@ -22161,14 +24076,14 @@
           <w:sz w:val="36"/>
         </w:rPr>
       </w:pPr>
-      <w:bookmarkStart w:id="74" w:name="_Toc224752884"/>
+      <w:bookmarkStart w:id="79" w:name="_Toc225113189"/>
       <w:r>
         <w:rPr>
           <w:rFonts w:ascii="Arial" w:hAnsi="Arial"/>
         </w:rPr>
         <w:t>Líneas de Investigación Futuras</w:t>
       </w:r>
-      <w:bookmarkEnd w:id="74"/>
+      <w:bookmarkEnd w:id="79"/>
     </w:p>
     <w:p>
       <w:pPr>
@@ -22207,7 +24122,7 @@
           <w:szCs w:val="24"/>
         </w:rPr>
       </w:pPr>
-      <w:bookmarkStart w:id="75" w:name="_Toc224752885"/>
+      <w:bookmarkStart w:id="80" w:name="_Toc225113190"/>
       <w:r>
         <w:rPr>
           <w:rFonts w:ascii="Arial" w:hAnsi="Arial"/>
@@ -22218,7 +24133,7 @@
         </w:rPr>
         <w:t>Análisis de Sensibilidad sobre la Latencia de Etiquetado:</w:t>
       </w:r>
-      <w:bookmarkEnd w:id="75"/>
+      <w:bookmarkEnd w:id="80"/>
     </w:p>
     <w:p>
       <w:pPr>
@@ -22319,7 +24234,7 @@
           <w:szCs w:val="24"/>
         </w:rPr>
       </w:pPr>
-      <w:bookmarkStart w:id="76" w:name="_Toc224752886"/>
+      <w:bookmarkStart w:id="81" w:name="_Toc225113191"/>
       <w:r>
         <w:rPr>
           <w:rFonts w:ascii="Arial" w:hAnsi="Arial"/>
@@ -22331,7 +24246,7 @@
         <w:lastRenderedPageBreak/>
         <w:t>Transición hacia Arquitecturas de Deep Learning Secuencial:</w:t>
       </w:r>
-      <w:bookmarkEnd w:id="76"/>
+      <w:bookmarkEnd w:id="81"/>
     </w:p>
     <w:p>
       <w:pPr>
@@ -22431,7 +24346,7 @@
           <w:szCs w:val="24"/>
         </w:rPr>
       </w:pPr>
-      <w:bookmarkStart w:id="77" w:name="_Toc224752887"/>
+      <w:bookmarkStart w:id="82" w:name="_Toc225113192"/>
       <w:r>
         <w:rPr>
           <w:rFonts w:ascii="Arial" w:hAnsi="Arial"/>
@@ -22442,7 +24357,7 @@
         </w:rPr>
         <w:t>Análisis Topológico mediante Grafos (Graph Neural Networks):</w:t>
       </w:r>
-      <w:bookmarkEnd w:id="77"/>
+      <w:bookmarkEnd w:id="82"/>
     </w:p>
     <w:p>
       <w:pPr>
@@ -22522,7 +24437,7 @@
           <w:bCs/>
         </w:rPr>
       </w:pPr>
-      <w:bookmarkStart w:id="78" w:name="_Toc224752888"/>
+      <w:bookmarkStart w:id="83" w:name="_Toc225113193"/>
       <w:r>
         <w:rPr>
           <w:rFonts w:ascii="Arial" w:hAnsi="Arial"/>
@@ -22532,7 +24447,7 @@
         <w:lastRenderedPageBreak/>
         <w:t>Referencias</w:t>
       </w:r>
-      <w:bookmarkEnd w:id="78"/>
+      <w:bookmarkEnd w:id="83"/>
       <w:r>
         <w:rPr>
           <w:rFonts w:ascii="Arial" w:hAnsi="Arial"/>
@@ -24459,7 +26374,7 @@
           <w:szCs w:val="36"/>
         </w:rPr>
       </w:pPr>
-      <w:bookmarkStart w:id="79" w:name="_Toc224752889"/>
+      <w:bookmarkStart w:id="84" w:name="_Toc225113194"/>
       <w:r>
         <w:rPr>
           <w:rFonts w:ascii="Arial" w:hAnsi="Arial"/>
@@ -24469,7 +26384,7 @@
         <w:lastRenderedPageBreak/>
         <w:t>Anexos</w:t>
       </w:r>
-      <w:bookmarkEnd w:id="79"/>
+      <w:bookmarkEnd w:id="84"/>
     </w:p>
     <w:p>
       <w:pPr>
@@ -24496,7 +26411,7 @@
 
 <file path=word/comments.xml><?xml version="1.0" encoding="utf-8"?>
 <w:comments xmlns:wpc="http://schemas.microsoft.com/office/word/2010/wordprocessingCanvas" xmlns:cx="http://schemas.microsoft.com/office/drawing/2014/chartex" xmlns:cx1="http://schemas.microsoft.com/office/drawing/2015/9/8/chartex" xmlns:cx2="http://schemas.microsoft.com/office/drawing/2015/10/21/chartex" xmlns:cx3="http://schemas.microsoft.com/office/drawing/2016/5/9/chartex" xmlns:cx4="http://schemas.microsoft.com/office/drawing/2016/5/10/chartex" xmlns:cx5="http://schemas.microsoft.com/office/drawing/2016/5/11/chartex" xmlns:cx6="http://schemas.microsoft.com/office/drawing/2016/5/12/chartex" xmlns:cx7="http://schemas.microsoft.com/office/drawing/2016/5/13/chartex" xmlns:cx8="http://schemas.microsoft.com/office/drawing/2016/5/14/chartex" xmlns:mc="http://schemas.openxmlformats.org/markup-compatibility/2006" xmlns:aink="http://schemas.microsoft.com/office/drawing/2016/ink" xmlns:am3d="http://schemas.microsoft.com/office/drawing/2017/model3d" xmlns:o="urn:schemas-microsoft-com:office:office" xmlns:oel="http://schemas.microsoft.com/office/2019/extlst" xmlns:r="http://schemas.openxmlformats.org/officeDocument/2006/relationships" xmlns:m="http://schemas.openxmlformats.org/officeDocument/2006/math" xmlns:v="urn:schemas-microsoft-com:vml" xmlns:wp14="http://schemas.microsoft.com/office/word/2010/wordprocessingDrawing" xmlns:wp="http://schemas.openxmlformats.org/drawingml/2006/wordprocessingDrawing" xmlns:w10="urn:schemas-microsoft-com:office:word" xmlns:w="http://schemas.openxmlformats.org/wordprocessingml/2006/main" xmlns:w14="http://schemas.microsoft.com/office/word/2010/wordml" xmlns:w15="http://schemas.microsoft.com/office/word/2012/wordml" xmlns:w16cex="http://schemas.microsoft.com/office/word/2018/wordml/cex" xmlns:w16cid="http://schemas.microsoft.com/office/word/2016/wordml/cid" xmlns:w16="http://schemas.microsoft.com/office/word/2018/wordml" xmlns:w16du="http://schemas.microsoft.com/office/word/2023/wordml/word16du" xmlns:w16sdtdh="http://schemas.microsoft.com/office/word/2020/wordml/sdtdatahash" xmlns:w16sdtfl="http://schemas.microsoft.com/office/word/2024/wordml/sdtformatlock" xmlns:w16se="http://schemas.microsoft.com/office/word/2015/wordml/symex" xmlns:wpg="http://schemas.microsoft.com/office/word/2010/wordprocessingGroup" xmlns:wpi="http://schemas.microsoft.com/office/word/2010/wordprocessingInk" xmlns:wne="http://schemas.microsoft.com/office/word/2006/wordml" xmlns:wps="http://schemas.microsoft.com/office/word/2010/wordprocessingShape" mc:Ignorable="w14 w15 w16se w16cid w16 w16cex w16sdtdh w16sdtfl w16du wp14">
-  <w:comment w:id="5" w:author="Sergio Moya Marín" w:date="2026-01-22T20:06:00Z" w:initials="SM">
+  <w:comment w:id="7" w:author="Sergio Moya Marín" w:date="2026-01-22T20:06:00Z" w:initials="SM">
     <w:p>
       <w:pPr>
         <w:pStyle w:val="Textocomentario"/>
@@ -24513,7 +26428,7 @@
       </w:r>
     </w:p>
   </w:comment>
-  <w:comment w:id="6" w:author="Sergio Moya Marín" w:date="2026-01-22T20:06:00Z" w:initials="SM">
+  <w:comment w:id="8" w:author="Sergio Moya Marín" w:date="2026-01-22T20:06:00Z" w:initials="SM">
     <w:p>
       <w:pPr>
         <w:pStyle w:val="Textocomentario"/>
@@ -24530,7 +26445,7 @@
       </w:r>
     </w:p>
   </w:comment>
-  <w:comment w:id="7" w:author="Sergio Moya" w:date="2026-03-12T19:31:00Z" w:initials="SM">
+  <w:comment w:id="9" w:author="Sergio Moya" w:date="2026-03-12T19:31:00Z" w:initials="SM">
     <w:p>
       <w:pPr>
         <w:pStyle w:val="Textocomentario"/>
@@ -24547,7 +26462,7 @@
       </w:r>
     </w:p>
   </w:comment>
-  <w:comment w:id="8" w:author="Sergio Moya" w:date="2026-03-12T19:33:00Z" w:initials="SM">
+  <w:comment w:id="10" w:author="Sergio Moya" w:date="2026-03-12T19:33:00Z" w:initials="SM">
     <w:p>
       <w:pPr>
         <w:pStyle w:val="Textocomentario"/>
@@ -24564,7 +26479,7 @@
       </w:r>
     </w:p>
   </w:comment>
-  <w:comment w:id="9" w:author="Sergio Moya" w:date="2026-03-12T19:34:00Z" w:initials="SM">
+  <w:comment w:id="11" w:author="Sergio Moya" w:date="2026-03-12T19:34:00Z" w:initials="SM">
     <w:p>
       <w:pPr>
         <w:pStyle w:val="Textocomentario"/>
@@ -24612,7 +26527,7 @@
       </w:r>
     </w:p>
   </w:comment>
-  <w:comment w:id="11" w:author="Sergio Moya Marín" w:date="2026-01-22T19:49:00Z" w:initials="SM">
+  <w:comment w:id="13" w:author="Sergio Moya Marín" w:date="2026-01-22T19:49:00Z" w:initials="SM">
     <w:p>
       <w:pPr>
         <w:pStyle w:val="Textocomentario"/>
@@ -24629,7 +26544,7 @@
       </w:r>
     </w:p>
   </w:comment>
-  <w:comment w:id="12" w:author="Sergio Moya Marín" w:date="2026-01-22T19:50:00Z" w:initials="SM">
+  <w:comment w:id="14" w:author="Sergio Moya Marín" w:date="2026-01-22T19:50:00Z" w:initials="SM">
     <w:p>
       <w:pPr>
         <w:pStyle w:val="Textocomentario"/>
@@ -24646,7 +26561,7 @@
       </w:r>
     </w:p>
   </w:comment>
-  <w:comment w:id="21" w:author="Sergio Moya Marín" w:date="2026-01-22T19:55:00Z" w:initials="SM">
+  <w:comment w:id="26" w:author="Sergio Moya Marín" w:date="2026-01-22T19:55:00Z" w:initials="SM">
     <w:p>
       <w:pPr>
         <w:pStyle w:val="Textocomentario"/>
@@ -24663,7 +26578,7 @@
       </w:r>
     </w:p>
   </w:comment>
-  <w:comment w:id="24" w:author="Sergio Moya Marín" w:date="2026-01-22T20:08:00Z" w:initials="SM">
+  <w:comment w:id="29" w:author="Sergio Moya Marín" w:date="2026-01-22T20:08:00Z" w:initials="SM">
     <w:p>
       <w:pPr>
         <w:pStyle w:val="Textocomentario"/>
@@ -24680,7 +26595,7 @@
       </w:r>
     </w:p>
   </w:comment>
-  <w:comment w:id="25" w:author="Sergio Moya Marín" w:date="2026-01-22T20:09:00Z" w:initials="SM">
+  <w:comment w:id="30" w:author="Sergio Moya Marín" w:date="2026-01-22T20:09:00Z" w:initials="SM">
     <w:p>
       <w:pPr>
         <w:pStyle w:val="Textocomentario"/>
@@ -24697,7 +26612,7 @@
       </w:r>
     </w:p>
   </w:comment>
-  <w:comment w:id="26" w:author="Sergio Moya" w:date="2026-03-12T19:35:00Z" w:initials="SM">
+  <w:comment w:id="31" w:author="Sergio Moya" w:date="2026-03-12T19:35:00Z" w:initials="SM">
     <w:p>
       <w:pPr>
         <w:pStyle w:val="Textocomentario"/>
@@ -24714,7 +26629,7 @@
       </w:r>
     </w:p>
   </w:comment>
-  <w:comment w:id="31" w:author="Sergio Moya" w:date="2026-02-18T00:16:00Z" w:initials="SM">
+  <w:comment w:id="36" w:author="Sergio Moya" w:date="2026-02-18T00:16:00Z" w:initials="SM">
     <w:p>
       <w:pPr>
         <w:pStyle w:val="Textocomentario"/>
@@ -24741,7 +26656,7 @@
       </w:r>
     </w:p>
   </w:comment>
-  <w:comment w:id="42" w:author="Sergio Moya" w:date="2026-03-12T19:25:00Z" w:initials="SM">
+  <w:comment w:id="47" w:author="Sergio Moya" w:date="2026-03-12T19:25:00Z" w:initials="SM">
     <w:p>
       <w:pPr>
         <w:pStyle w:val="Textocomentario"/>
@@ -24758,7 +26673,7 @@
       </w:r>
     </w:p>
   </w:comment>
-  <w:comment w:id="43" w:author="Sergio Moya" w:date="2026-03-12T19:24:00Z" w:initials="SM">
+  <w:comment w:id="48" w:author="Sergio Moya" w:date="2026-03-12T19:24:00Z" w:initials="SM">
     <w:p>
       <w:pPr>
         <w:pStyle w:val="Textocomentario"/>
@@ -24775,7 +26690,7 @@
       </w:r>
     </w:p>
   </w:comment>
-  <w:comment w:id="47" w:author="Sergio Moya Marín" w:date="2026-01-22T19:56:00Z" w:initials="SM">
+  <w:comment w:id="52" w:author="Sergio Moya Marín" w:date="2026-01-22T19:56:00Z" w:initials="SM">
     <w:p>
       <w:pPr>
         <w:pStyle w:val="Textocomentario"/>
@@ -35013,6 +36928,15 @@
     <w:abstractNumId w:val="4"/>
   </w:num>
   <w:num w:numId="168" w16cid:durableId="717096241">
+    <w:abstractNumId w:val="4"/>
+  </w:num>
+  <w:num w:numId="169" w16cid:durableId="710954596">
+    <w:abstractNumId w:val="4"/>
+  </w:num>
+  <w:num w:numId="170" w16cid:durableId="1599438565">
+    <w:abstractNumId w:val="4"/>
+  </w:num>
+  <w:num w:numId="171" w16cid:durableId="31155738">
     <w:abstractNumId w:val="4"/>
   </w:num>
 </w:numbering>
@@ -37043,6 +38967,45 @@
       <w:sz w:val="22"/>
     </w:rPr>
   </w:style>
+  <w:style w:type="paragraph" w:styleId="Textonotapie">
+    <w:name w:val="footnote text"/>
+    <w:basedOn w:val="Normal"/>
+    <w:link w:val="TextonotapieCar"/>
+    <w:uiPriority w:val="99"/>
+    <w:semiHidden/>
+    <w:unhideWhenUsed/>
+    <w:rsid w:val="00C172E6"/>
+    <w:pPr>
+      <w:spacing w:after="0" w:line="240" w:lineRule="auto"/>
+    </w:pPr>
+    <w:rPr>
+      <w:sz w:val="20"/>
+      <w:szCs w:val="20"/>
+    </w:rPr>
+  </w:style>
+  <w:style w:type="character" w:customStyle="1" w:styleId="TextonotapieCar">
+    <w:name w:val="Texto nota pie Car"/>
+    <w:basedOn w:val="Fuentedeprrafopredeter"/>
+    <w:link w:val="Textonotapie"/>
+    <w:uiPriority w:val="99"/>
+    <w:semiHidden/>
+    <w:rsid w:val="00C172E6"/>
+    <w:rPr>
+      <w:rFonts w:ascii="Visuelt Pro Light" w:hAnsi="Visuelt Pro Light" w:cs="Arial"/>
+      <w:szCs w:val="20"/>
+    </w:rPr>
+  </w:style>
+  <w:style w:type="character" w:styleId="Refdenotaalpie">
+    <w:name w:val="footnote reference"/>
+    <w:basedOn w:val="Fuentedeprrafopredeter"/>
+    <w:uiPriority w:val="99"/>
+    <w:semiHidden/>
+    <w:unhideWhenUsed/>
+    <w:rsid w:val="00C172E6"/>
+    <w:rPr>
+      <w:vertAlign w:val="superscript"/>
+    </w:rPr>
+  </w:style>
 </w:styles>
 </file>
 

--- a/CARPETA COMPARTIDA TUTOR/15MUIN TFM MOYA MARIN SERGIO.docx
+++ b/CARPETA COMPARTIDA TUTOR/15MUIN TFM MOYA MARIN SERGIO.docx
@@ -612,7 +612,7 @@
             </w:rPr>
             <w:fldChar w:fldCharType="separate"/>
           </w:r>
-          <w:hyperlink w:anchor="_Toc225188084" w:history="1">
+          <w:hyperlink w:anchor="_Toc225526004" w:history="1">
             <w:r>
               <w:rPr>
                 <w:rStyle w:val="Hipervnculo"/>
@@ -641,7 +641,7 @@
                 <w:noProof/>
                 <w:webHidden/>
               </w:rPr>
-              <w:instrText xml:space="preserve"> PAGEREF _Toc225188084 \h </w:instrText>
+              <w:instrText xml:space="preserve"> PAGEREF _Toc225526004 \h </w:instrText>
             </w:r>
             <w:r>
               <w:rPr>
@@ -688,7 +688,7 @@
               <w14:ligatures w14:val="standardContextual"/>
             </w:rPr>
           </w:pPr>
-          <w:hyperlink w:anchor="_Toc225188085" w:history="1">
+          <w:hyperlink w:anchor="_Toc225526005" w:history="1">
             <w:r>
               <w:rPr>
                 <w:rStyle w:val="Hipervnculo"/>
@@ -717,7 +717,7 @@
                 <w:noProof/>
                 <w:webHidden/>
               </w:rPr>
-              <w:instrText xml:space="preserve"> PAGEREF _Toc225188085 \h </w:instrText>
+              <w:instrText xml:space="preserve"> PAGEREF _Toc225526005 \h </w:instrText>
             </w:r>
             <w:r>
               <w:rPr>
@@ -764,7 +764,7 @@
               <w14:ligatures w14:val="standardContextual"/>
             </w:rPr>
           </w:pPr>
-          <w:hyperlink w:anchor="_Toc225188086" w:history="1">
+          <w:hyperlink w:anchor="_Toc225526006" w:history="1">
             <w:r>
               <w:rPr>
                 <w:rStyle w:val="Hipervnculo"/>
@@ -793,7 +793,7 @@
                 <w:noProof/>
                 <w:webHidden/>
               </w:rPr>
-              <w:instrText xml:space="preserve"> PAGEREF _Toc225188086 \h </w:instrText>
+              <w:instrText xml:space="preserve"> PAGEREF _Toc225526006 \h </w:instrText>
             </w:r>
             <w:r>
               <w:rPr>
@@ -840,7 +840,7 @@
               <w14:ligatures w14:val="standardContextual"/>
             </w:rPr>
           </w:pPr>
-          <w:hyperlink w:anchor="_Toc225188087" w:history="1">
+          <w:hyperlink w:anchor="_Toc225526007" w:history="1">
             <w:r>
               <w:rPr>
                 <w:rStyle w:val="Hipervnculo"/>
@@ -869,7 +869,7 @@
                 <w:noProof/>
                 <w:webHidden/>
               </w:rPr>
-              <w:instrText xml:space="preserve"> PAGEREF _Toc225188087 \h </w:instrText>
+              <w:instrText xml:space="preserve"> PAGEREF _Toc225526007 \h </w:instrText>
             </w:r>
             <w:r>
               <w:rPr>
@@ -916,7 +916,7 @@
               <w14:ligatures w14:val="standardContextual"/>
             </w:rPr>
           </w:pPr>
-          <w:hyperlink w:anchor="_Toc225188088" w:history="1">
+          <w:hyperlink w:anchor="_Toc225526008" w:history="1">
             <w:r>
               <w:rPr>
                 <w:rStyle w:val="Hipervnculo"/>
@@ -945,7 +945,7 @@
                 <w:noProof/>
                 <w:webHidden/>
               </w:rPr>
-              <w:instrText xml:space="preserve"> PAGEREF _Toc225188088 \h </w:instrText>
+              <w:instrText xml:space="preserve"> PAGEREF _Toc225526008 \h </w:instrText>
             </w:r>
             <w:r>
               <w:rPr>
@@ -993,7 +993,7 @@
               <w14:ligatures w14:val="standardContextual"/>
             </w:rPr>
           </w:pPr>
-          <w:hyperlink w:anchor="_Toc225188089" w:history="1">
+          <w:hyperlink w:anchor="_Toc225526009" w:history="1">
             <w:r>
               <w:rPr>
                 <w:rStyle w:val="Hipervnculo"/>
@@ -1045,7 +1045,7 @@
                 <w:noProof/>
                 <w:webHidden/>
               </w:rPr>
-              <w:instrText xml:space="preserve"> PAGEREF _Toc225188089 \h </w:instrText>
+              <w:instrText xml:space="preserve"> PAGEREF _Toc225526009 \h </w:instrText>
             </w:r>
             <w:r>
               <w:rPr>
@@ -1093,7 +1093,7 @@
               <w14:ligatures w14:val="standardContextual"/>
             </w:rPr>
           </w:pPr>
-          <w:hyperlink w:anchor="_Toc225188090" w:history="1">
+          <w:hyperlink w:anchor="_Toc225526010" w:history="1">
             <w:r>
               <w:rPr>
                 <w:rStyle w:val="Hipervnculo"/>
@@ -1141,7 +1141,7 @@
                 <w:noProof/>
                 <w:webHidden/>
               </w:rPr>
-              <w:instrText xml:space="preserve"> PAGEREF _Toc225188090 \h </w:instrText>
+              <w:instrText xml:space="preserve"> PAGEREF _Toc225526010 \h </w:instrText>
             </w:r>
             <w:r>
               <w:rPr>
@@ -1189,7 +1189,7 @@
               <w14:ligatures w14:val="standardContextual"/>
             </w:rPr>
           </w:pPr>
-          <w:hyperlink w:anchor="_Toc225188091" w:history="1">
+          <w:hyperlink w:anchor="_Toc225526011" w:history="1">
             <w:r>
               <w:rPr>
                 <w:rStyle w:val="Hipervnculo"/>
@@ -1237,7 +1237,7 @@
                 <w:noProof/>
                 <w:webHidden/>
               </w:rPr>
-              <w:instrText xml:space="preserve"> PAGEREF _Toc225188091 \h </w:instrText>
+              <w:instrText xml:space="preserve"> PAGEREF _Toc225526011 \h </w:instrText>
             </w:r>
             <w:r>
               <w:rPr>
@@ -1285,7 +1285,7 @@
               <w14:ligatures w14:val="standardContextual"/>
             </w:rPr>
           </w:pPr>
-          <w:hyperlink w:anchor="_Toc225188092" w:history="1">
+          <w:hyperlink w:anchor="_Toc225526012" w:history="1">
             <w:r>
               <w:rPr>
                 <w:rStyle w:val="Hipervnculo"/>
@@ -1333,7 +1333,7 @@
                 <w:noProof/>
                 <w:webHidden/>
               </w:rPr>
-              <w:instrText xml:space="preserve"> PAGEREF _Toc225188092 \h </w:instrText>
+              <w:instrText xml:space="preserve"> PAGEREF _Toc225526012 \h </w:instrText>
             </w:r>
             <w:r>
               <w:rPr>
@@ -1381,7 +1381,7 @@
               <w14:ligatures w14:val="standardContextual"/>
             </w:rPr>
           </w:pPr>
-          <w:hyperlink w:anchor="_Toc225188093" w:history="1">
+          <w:hyperlink w:anchor="_Toc225526013" w:history="1">
             <w:r>
               <w:rPr>
                 <w:rStyle w:val="Hipervnculo"/>
@@ -1429,7 +1429,7 @@
                 <w:noProof/>
                 <w:webHidden/>
               </w:rPr>
-              <w:instrText xml:space="preserve"> PAGEREF _Toc225188093 \h </w:instrText>
+              <w:instrText xml:space="preserve"> PAGEREF _Toc225526013 \h </w:instrText>
             </w:r>
             <w:r>
               <w:rPr>
@@ -1477,7 +1477,7 @@
               <w14:ligatures w14:val="standardContextual"/>
             </w:rPr>
           </w:pPr>
-          <w:hyperlink w:anchor="_Toc225188094" w:history="1">
+          <w:hyperlink w:anchor="_Toc225526014" w:history="1">
             <w:r>
               <w:rPr>
                 <w:rStyle w:val="Hipervnculo"/>
@@ -1525,7 +1525,7 @@
                 <w:noProof/>
                 <w:webHidden/>
               </w:rPr>
-              <w:instrText xml:space="preserve"> PAGEREF _Toc225188094 \h </w:instrText>
+              <w:instrText xml:space="preserve"> PAGEREF _Toc225526014 \h </w:instrText>
             </w:r>
             <w:r>
               <w:rPr>
@@ -1573,7 +1573,7 @@
               <w14:ligatures w14:val="standardContextual"/>
             </w:rPr>
           </w:pPr>
-          <w:hyperlink w:anchor="_Toc225188095" w:history="1">
+          <w:hyperlink w:anchor="_Toc225526015" w:history="1">
             <w:r>
               <w:rPr>
                 <w:rStyle w:val="Hipervnculo"/>
@@ -1625,7 +1625,7 @@
                 <w:noProof/>
                 <w:webHidden/>
               </w:rPr>
-              <w:instrText xml:space="preserve"> PAGEREF _Toc225188095 \h </w:instrText>
+              <w:instrText xml:space="preserve"> PAGEREF _Toc225526015 \h </w:instrText>
             </w:r>
             <w:r>
               <w:rPr>
@@ -1673,7 +1673,7 @@
               <w14:ligatures w14:val="standardContextual"/>
             </w:rPr>
           </w:pPr>
-          <w:hyperlink w:anchor="_Toc225188096" w:history="1">
+          <w:hyperlink w:anchor="_Toc225526016" w:history="1">
             <w:r>
               <w:rPr>
                 <w:rStyle w:val="Hipervnculo"/>
@@ -1721,7 +1721,7 @@
                 <w:noProof/>
                 <w:webHidden/>
               </w:rPr>
-              <w:instrText xml:space="preserve"> PAGEREF _Toc225188096 \h </w:instrText>
+              <w:instrText xml:space="preserve"> PAGEREF _Toc225526016 \h </w:instrText>
             </w:r>
             <w:r>
               <w:rPr>
@@ -1769,7 +1769,7 @@
               <w14:ligatures w14:val="standardContextual"/>
             </w:rPr>
           </w:pPr>
-          <w:hyperlink w:anchor="_Toc225188097" w:history="1">
+          <w:hyperlink w:anchor="_Toc225526017" w:history="1">
             <w:r>
               <w:rPr>
                 <w:rStyle w:val="Hipervnculo"/>
@@ -1817,7 +1817,7 @@
                 <w:noProof/>
                 <w:webHidden/>
               </w:rPr>
-              <w:instrText xml:space="preserve"> PAGEREF _Toc225188097 \h </w:instrText>
+              <w:instrText xml:space="preserve"> PAGEREF _Toc225526017 \h </w:instrText>
             </w:r>
             <w:r>
               <w:rPr>
@@ -1865,7 +1865,7 @@
               <w14:ligatures w14:val="standardContextual"/>
             </w:rPr>
           </w:pPr>
-          <w:hyperlink w:anchor="_Toc225188098" w:history="1">
+          <w:hyperlink w:anchor="_Toc225526018" w:history="1">
             <w:r>
               <w:rPr>
                 <w:rStyle w:val="Hipervnculo"/>
@@ -1913,7 +1913,7 @@
                 <w:noProof/>
                 <w:webHidden/>
               </w:rPr>
-              <w:instrText xml:space="preserve"> PAGEREF _Toc225188098 \h </w:instrText>
+              <w:instrText xml:space="preserve"> PAGEREF _Toc225526018 \h </w:instrText>
             </w:r>
             <w:r>
               <w:rPr>
@@ -1961,7 +1961,7 @@
               <w14:ligatures w14:val="standardContextual"/>
             </w:rPr>
           </w:pPr>
-          <w:hyperlink w:anchor="_Toc225188099" w:history="1">
+          <w:hyperlink w:anchor="_Toc225526019" w:history="1">
             <w:r>
               <w:rPr>
                 <w:rStyle w:val="Hipervnculo"/>
@@ -2009,7 +2009,7 @@
                 <w:noProof/>
                 <w:webHidden/>
               </w:rPr>
-              <w:instrText xml:space="preserve"> PAGEREF _Toc225188099 \h </w:instrText>
+              <w:instrText xml:space="preserve"> PAGEREF _Toc225526019 \h </w:instrText>
             </w:r>
             <w:r>
               <w:rPr>
@@ -2057,7 +2057,7 @@
               <w14:ligatures w14:val="standardContextual"/>
             </w:rPr>
           </w:pPr>
-          <w:hyperlink w:anchor="_Toc225188100" w:history="1">
+          <w:hyperlink w:anchor="_Toc225526020" w:history="1">
             <w:r>
               <w:rPr>
                 <w:rStyle w:val="Hipervnculo"/>
@@ -2109,7 +2109,7 @@
                 <w:noProof/>
                 <w:webHidden/>
               </w:rPr>
-              <w:instrText xml:space="preserve"> PAGEREF _Toc225188100 \h </w:instrText>
+              <w:instrText xml:space="preserve"> PAGEREF _Toc225526020 \h </w:instrText>
             </w:r>
             <w:r>
               <w:rPr>
@@ -2157,7 +2157,7 @@
               <w14:ligatures w14:val="standardContextual"/>
             </w:rPr>
           </w:pPr>
-          <w:hyperlink w:anchor="_Toc225188101" w:history="1">
+          <w:hyperlink w:anchor="_Toc225526021" w:history="1">
             <w:r>
               <w:rPr>
                 <w:rStyle w:val="Hipervnculo"/>
@@ -2205,7 +2205,7 @@
                 <w:noProof/>
                 <w:webHidden/>
               </w:rPr>
-              <w:instrText xml:space="preserve"> PAGEREF _Toc225188101 \h </w:instrText>
+              <w:instrText xml:space="preserve"> PAGEREF _Toc225526021 \h </w:instrText>
             </w:r>
             <w:r>
               <w:rPr>
@@ -2253,7 +2253,7 @@
               <w14:ligatures w14:val="standardContextual"/>
             </w:rPr>
           </w:pPr>
-          <w:hyperlink w:anchor="_Toc225188102" w:history="1">
+          <w:hyperlink w:anchor="_Toc225526022" w:history="1">
             <w:r>
               <w:rPr>
                 <w:rStyle w:val="Hipervnculo"/>
@@ -2301,7 +2301,7 @@
                 <w:noProof/>
                 <w:webHidden/>
               </w:rPr>
-              <w:instrText xml:space="preserve"> PAGEREF _Toc225188102 \h </w:instrText>
+              <w:instrText xml:space="preserve"> PAGEREF _Toc225526022 \h </w:instrText>
             </w:r>
             <w:r>
               <w:rPr>
@@ -2349,7 +2349,7 @@
               <w14:ligatures w14:val="standardContextual"/>
             </w:rPr>
           </w:pPr>
-          <w:hyperlink w:anchor="_Toc225188103" w:history="1">
+          <w:hyperlink w:anchor="_Toc225526023" w:history="1">
             <w:r>
               <w:rPr>
                 <w:rStyle w:val="Hipervnculo"/>
@@ -2397,7 +2397,7 @@
                 <w:noProof/>
                 <w:webHidden/>
               </w:rPr>
-              <w:instrText xml:space="preserve"> PAGEREF _Toc225188103 \h </w:instrText>
+              <w:instrText xml:space="preserve"> PAGEREF _Toc225526023 \h </w:instrText>
             </w:r>
             <w:r>
               <w:rPr>
@@ -2445,7 +2445,7 @@
               <w14:ligatures w14:val="standardContextual"/>
             </w:rPr>
           </w:pPr>
-          <w:hyperlink w:anchor="_Toc225188104" w:history="1">
+          <w:hyperlink w:anchor="_Toc225526024" w:history="1">
             <w:r>
               <w:rPr>
                 <w:rStyle w:val="Hipervnculo"/>
@@ -2493,7 +2493,7 @@
                 <w:noProof/>
                 <w:webHidden/>
               </w:rPr>
-              <w:instrText xml:space="preserve"> PAGEREF _Toc225188104 \h </w:instrText>
+              <w:instrText xml:space="preserve"> PAGEREF _Toc225526024 \h </w:instrText>
             </w:r>
             <w:r>
               <w:rPr>
@@ -2541,7 +2541,7 @@
               <w14:ligatures w14:val="standardContextual"/>
             </w:rPr>
           </w:pPr>
-          <w:hyperlink w:anchor="_Toc225188105" w:history="1">
+          <w:hyperlink w:anchor="_Toc225526025" w:history="1">
             <w:r>
               <w:rPr>
                 <w:rStyle w:val="Hipervnculo"/>
@@ -2589,7 +2589,7 @@
                 <w:noProof/>
                 <w:webHidden/>
               </w:rPr>
-              <w:instrText xml:space="preserve"> PAGEREF _Toc225188105 \h </w:instrText>
+              <w:instrText xml:space="preserve"> PAGEREF _Toc225526025 \h </w:instrText>
             </w:r>
             <w:r>
               <w:rPr>
@@ -2637,7 +2637,7 @@
               <w14:ligatures w14:val="standardContextual"/>
             </w:rPr>
           </w:pPr>
-          <w:hyperlink w:anchor="_Toc225188106" w:history="1">
+          <w:hyperlink w:anchor="_Toc225526026" w:history="1">
             <w:r>
               <w:rPr>
                 <w:rStyle w:val="Hipervnculo"/>
@@ -2685,7 +2685,7 @@
                 <w:noProof/>
                 <w:webHidden/>
               </w:rPr>
-              <w:instrText xml:space="preserve"> PAGEREF _Toc225188106 \h </w:instrText>
+              <w:instrText xml:space="preserve"> PAGEREF _Toc225526026 \h </w:instrText>
             </w:r>
             <w:r>
               <w:rPr>
@@ -2733,7 +2733,7 @@
               <w14:ligatures w14:val="standardContextual"/>
             </w:rPr>
           </w:pPr>
-          <w:hyperlink w:anchor="_Toc225188107" w:history="1">
+          <w:hyperlink w:anchor="_Toc225526027" w:history="1">
             <w:r>
               <w:rPr>
                 <w:rStyle w:val="Hipervnculo"/>
@@ -2781,7 +2781,7 @@
                 <w:noProof/>
                 <w:webHidden/>
               </w:rPr>
-              <w:instrText xml:space="preserve"> PAGEREF _Toc225188107 \h </w:instrText>
+              <w:instrText xml:space="preserve"> PAGEREF _Toc225526027 \h </w:instrText>
             </w:r>
             <w:r>
               <w:rPr>
@@ -2829,7 +2829,7 @@
               <w14:ligatures w14:val="standardContextual"/>
             </w:rPr>
           </w:pPr>
-          <w:hyperlink w:anchor="_Toc225188108" w:history="1">
+          <w:hyperlink w:anchor="_Toc225526028" w:history="1">
             <w:r>
               <w:rPr>
                 <w:rStyle w:val="Hipervnculo"/>
@@ -2877,7 +2877,7 @@
                 <w:noProof/>
                 <w:webHidden/>
               </w:rPr>
-              <w:instrText xml:space="preserve"> PAGEREF _Toc225188108 \h </w:instrText>
+              <w:instrText xml:space="preserve"> PAGEREF _Toc225526028 \h </w:instrText>
             </w:r>
             <w:r>
               <w:rPr>
@@ -2925,7 +2925,7 @@
               <w14:ligatures w14:val="standardContextual"/>
             </w:rPr>
           </w:pPr>
-          <w:hyperlink w:anchor="_Toc225188109" w:history="1">
+          <w:hyperlink w:anchor="_Toc225526029" w:history="1">
             <w:r>
               <w:rPr>
                 <w:rStyle w:val="Hipervnculo"/>
@@ -2973,7 +2973,7 @@
                 <w:noProof/>
                 <w:webHidden/>
               </w:rPr>
-              <w:instrText xml:space="preserve"> PAGEREF _Toc225188109 \h </w:instrText>
+              <w:instrText xml:space="preserve"> PAGEREF _Toc225526029 \h </w:instrText>
             </w:r>
             <w:r>
               <w:rPr>
@@ -3021,7 +3021,7 @@
               <w14:ligatures w14:val="standardContextual"/>
             </w:rPr>
           </w:pPr>
-          <w:hyperlink w:anchor="_Toc225188110" w:history="1">
+          <w:hyperlink w:anchor="_Toc225526030" w:history="1">
             <w:r>
               <w:rPr>
                 <w:rStyle w:val="Hipervnculo"/>
@@ -3069,7 +3069,7 @@
                 <w:noProof/>
                 <w:webHidden/>
               </w:rPr>
-              <w:instrText xml:space="preserve"> PAGEREF _Toc225188110 \h </w:instrText>
+              <w:instrText xml:space="preserve"> PAGEREF _Toc225526030 \h </w:instrText>
             </w:r>
             <w:r>
               <w:rPr>
@@ -3117,7 +3117,7 @@
               <w14:ligatures w14:val="standardContextual"/>
             </w:rPr>
           </w:pPr>
-          <w:hyperlink w:anchor="_Toc225188111" w:history="1">
+          <w:hyperlink w:anchor="_Toc225526031" w:history="1">
             <w:r>
               <w:rPr>
                 <w:rStyle w:val="Hipervnculo"/>
@@ -3165,7 +3165,7 @@
                 <w:noProof/>
                 <w:webHidden/>
               </w:rPr>
-              <w:instrText xml:space="preserve"> PAGEREF _Toc225188111 \h </w:instrText>
+              <w:instrText xml:space="preserve"> PAGEREF _Toc225526031 \h </w:instrText>
             </w:r>
             <w:r>
               <w:rPr>
@@ -3213,7 +3213,7 @@
               <w14:ligatures w14:val="standardContextual"/>
             </w:rPr>
           </w:pPr>
-          <w:hyperlink w:anchor="_Toc225188112" w:history="1">
+          <w:hyperlink w:anchor="_Toc225526032" w:history="1">
             <w:r>
               <w:rPr>
                 <w:rStyle w:val="Hipervnculo"/>
@@ -3261,7 +3261,7 @@
                 <w:noProof/>
                 <w:webHidden/>
               </w:rPr>
-              <w:instrText xml:space="preserve"> PAGEREF _Toc225188112 \h </w:instrText>
+              <w:instrText xml:space="preserve"> PAGEREF _Toc225526032 \h </w:instrText>
             </w:r>
             <w:r>
               <w:rPr>
@@ -3309,7 +3309,7 @@
               <w14:ligatures w14:val="standardContextual"/>
             </w:rPr>
           </w:pPr>
-          <w:hyperlink w:anchor="_Toc225188113" w:history="1">
+          <w:hyperlink w:anchor="_Toc225526033" w:history="1">
             <w:r>
               <w:rPr>
                 <w:rStyle w:val="Hipervnculo"/>
@@ -3357,7 +3357,7 @@
                 <w:noProof/>
                 <w:webHidden/>
               </w:rPr>
-              <w:instrText xml:space="preserve"> PAGEREF _Toc225188113 \h </w:instrText>
+              <w:instrText xml:space="preserve"> PAGEREF _Toc225526033 \h </w:instrText>
             </w:r>
             <w:r>
               <w:rPr>
@@ -3405,7 +3405,7 @@
               <w14:ligatures w14:val="standardContextual"/>
             </w:rPr>
           </w:pPr>
-          <w:hyperlink w:anchor="_Toc225188114" w:history="1">
+          <w:hyperlink w:anchor="_Toc225526034" w:history="1">
             <w:r>
               <w:rPr>
                 <w:rStyle w:val="Hipervnculo"/>
@@ -3453,7 +3453,7 @@
                 <w:noProof/>
                 <w:webHidden/>
               </w:rPr>
-              <w:instrText xml:space="preserve"> PAGEREF _Toc225188114 \h </w:instrText>
+              <w:instrText xml:space="preserve"> PAGEREF _Toc225526034 \h </w:instrText>
             </w:r>
             <w:r>
               <w:rPr>
@@ -3501,7 +3501,7 @@
               <w14:ligatures w14:val="standardContextual"/>
             </w:rPr>
           </w:pPr>
-          <w:hyperlink w:anchor="_Toc225188115" w:history="1">
+          <w:hyperlink w:anchor="_Toc225526035" w:history="1">
             <w:r>
               <w:rPr>
                 <w:rStyle w:val="Hipervnculo"/>
@@ -3549,7 +3549,7 @@
                 <w:noProof/>
                 <w:webHidden/>
               </w:rPr>
-              <w:instrText xml:space="preserve"> PAGEREF _Toc225188115 \h </w:instrText>
+              <w:instrText xml:space="preserve"> PAGEREF _Toc225526035 \h </w:instrText>
             </w:r>
             <w:r>
               <w:rPr>
@@ -3597,7 +3597,7 @@
               <w14:ligatures w14:val="standardContextual"/>
             </w:rPr>
           </w:pPr>
-          <w:hyperlink w:anchor="_Toc225188116" w:history="1">
+          <w:hyperlink w:anchor="_Toc225526036" w:history="1">
             <w:r>
               <w:rPr>
                 <w:rStyle w:val="Hipervnculo"/>
@@ -3645,7 +3645,7 @@
                 <w:noProof/>
                 <w:webHidden/>
               </w:rPr>
-              <w:instrText xml:space="preserve"> PAGEREF _Toc225188116 \h </w:instrText>
+              <w:instrText xml:space="preserve"> PAGEREF _Toc225526036 \h </w:instrText>
             </w:r>
             <w:r>
               <w:rPr>
@@ -3693,7 +3693,7 @@
               <w14:ligatures w14:val="standardContextual"/>
             </w:rPr>
           </w:pPr>
-          <w:hyperlink w:anchor="_Toc225188117" w:history="1">
+          <w:hyperlink w:anchor="_Toc225526037" w:history="1">
             <w:r>
               <w:rPr>
                 <w:rStyle w:val="Hipervnculo"/>
@@ -3745,7 +3745,7 @@
                 <w:noProof/>
                 <w:webHidden/>
               </w:rPr>
-              <w:instrText xml:space="preserve"> PAGEREF _Toc225188117 \h </w:instrText>
+              <w:instrText xml:space="preserve"> PAGEREF _Toc225526037 \h </w:instrText>
             </w:r>
             <w:r>
               <w:rPr>
@@ -3793,7 +3793,7 @@
               <w14:ligatures w14:val="standardContextual"/>
             </w:rPr>
           </w:pPr>
-          <w:hyperlink w:anchor="_Toc225188118" w:history="1">
+          <w:hyperlink w:anchor="_Toc225526038" w:history="1">
             <w:r>
               <w:rPr>
                 <w:rStyle w:val="Hipervnculo"/>
@@ -3841,7 +3841,7 @@
                 <w:noProof/>
                 <w:webHidden/>
               </w:rPr>
-              <w:instrText xml:space="preserve"> PAGEREF _Toc225188118 \h </w:instrText>
+              <w:instrText xml:space="preserve"> PAGEREF _Toc225526038 \h </w:instrText>
             </w:r>
             <w:r>
               <w:rPr>
@@ -3889,7 +3889,7 @@
               <w14:ligatures w14:val="standardContextual"/>
             </w:rPr>
           </w:pPr>
-          <w:hyperlink w:anchor="_Toc225188119" w:history="1">
+          <w:hyperlink w:anchor="_Toc225526039" w:history="1">
             <w:r>
               <w:rPr>
                 <w:rStyle w:val="Hipervnculo"/>
@@ -3937,7 +3937,7 @@
                 <w:noProof/>
                 <w:webHidden/>
               </w:rPr>
-              <w:instrText xml:space="preserve"> PAGEREF _Toc225188119 \h </w:instrText>
+              <w:instrText xml:space="preserve"> PAGEREF _Toc225526039 \h </w:instrText>
             </w:r>
             <w:r>
               <w:rPr>
@@ -3985,7 +3985,7 @@
               <w14:ligatures w14:val="standardContextual"/>
             </w:rPr>
           </w:pPr>
-          <w:hyperlink w:anchor="_Toc225188120" w:history="1">
+          <w:hyperlink w:anchor="_Toc225526040" w:history="1">
             <w:r>
               <w:rPr>
                 <w:rStyle w:val="Hipervnculo"/>
@@ -4033,7 +4033,7 @@
                 <w:noProof/>
                 <w:webHidden/>
               </w:rPr>
-              <w:instrText xml:space="preserve"> PAGEREF _Toc225188120 \h </w:instrText>
+              <w:instrText xml:space="preserve"> PAGEREF _Toc225526040 \h </w:instrText>
             </w:r>
             <w:r>
               <w:rPr>
@@ -4081,7 +4081,7 @@
               <w14:ligatures w14:val="standardContextual"/>
             </w:rPr>
           </w:pPr>
-          <w:hyperlink w:anchor="_Toc225188121" w:history="1">
+          <w:hyperlink w:anchor="_Toc225526041" w:history="1">
             <w:r>
               <w:rPr>
                 <w:rStyle w:val="Hipervnculo"/>
@@ -4129,7 +4129,7 @@
                 <w:noProof/>
                 <w:webHidden/>
               </w:rPr>
-              <w:instrText xml:space="preserve"> PAGEREF _Toc225188121 \h </w:instrText>
+              <w:instrText xml:space="preserve"> PAGEREF _Toc225526041 \h </w:instrText>
             </w:r>
             <w:r>
               <w:rPr>
@@ -4177,7 +4177,7 @@
               <w14:ligatures w14:val="standardContextual"/>
             </w:rPr>
           </w:pPr>
-          <w:hyperlink w:anchor="_Toc225188122" w:history="1">
+          <w:hyperlink w:anchor="_Toc225526042" w:history="1">
             <w:r>
               <w:rPr>
                 <w:rStyle w:val="Hipervnculo"/>
@@ -4225,7 +4225,7 @@
                 <w:noProof/>
                 <w:webHidden/>
               </w:rPr>
-              <w:instrText xml:space="preserve"> PAGEREF _Toc225188122 \h </w:instrText>
+              <w:instrText xml:space="preserve"> PAGEREF _Toc225526042 \h </w:instrText>
             </w:r>
             <w:r>
               <w:rPr>
@@ -4273,7 +4273,7 @@
               <w14:ligatures w14:val="standardContextual"/>
             </w:rPr>
           </w:pPr>
-          <w:hyperlink w:anchor="_Toc225188123" w:history="1">
+          <w:hyperlink w:anchor="_Toc225526043" w:history="1">
             <w:r>
               <w:rPr>
                 <w:rStyle w:val="Hipervnculo"/>
@@ -4339,7 +4339,7 @@
                 <w:noProof/>
                 <w:webHidden/>
               </w:rPr>
-              <w:instrText xml:space="preserve"> PAGEREF _Toc225188123 \h </w:instrText>
+              <w:instrText xml:space="preserve"> PAGEREF _Toc225526043 \h </w:instrText>
             </w:r>
             <w:r>
               <w:rPr>
@@ -4387,7 +4387,7 @@
               <w14:ligatures w14:val="standardContextual"/>
             </w:rPr>
           </w:pPr>
-          <w:hyperlink w:anchor="_Toc225188124" w:history="1">
+          <w:hyperlink w:anchor="_Toc225526044" w:history="1">
             <w:r>
               <w:rPr>
                 <w:rStyle w:val="Hipervnculo"/>
@@ -4435,7 +4435,7 @@
                 <w:noProof/>
                 <w:webHidden/>
               </w:rPr>
-              <w:instrText xml:space="preserve"> PAGEREF _Toc225188124 \h </w:instrText>
+              <w:instrText xml:space="preserve"> PAGEREF _Toc225526044 \h </w:instrText>
             </w:r>
             <w:r>
               <w:rPr>
@@ -4455,7 +4455,7 @@
                 <w:noProof/>
                 <w:webHidden/>
               </w:rPr>
-              <w:t>41</w:t>
+              <w:t>42</w:t>
             </w:r>
             <w:r>
               <w:rPr>
@@ -4483,7 +4483,7 @@
               <w14:ligatures w14:val="standardContextual"/>
             </w:rPr>
           </w:pPr>
-          <w:hyperlink w:anchor="_Toc225188125" w:history="1">
+          <w:hyperlink w:anchor="_Toc225526045" w:history="1">
             <w:r>
               <w:rPr>
                 <w:rStyle w:val="Hipervnculo"/>
@@ -4531,7 +4531,7 @@
                 <w:noProof/>
                 <w:webHidden/>
               </w:rPr>
-              <w:instrText xml:space="preserve"> PAGEREF _Toc225188125 \h </w:instrText>
+              <w:instrText xml:space="preserve"> PAGEREF _Toc225526045 \h </w:instrText>
             </w:r>
             <w:r>
               <w:rPr>
@@ -4551,7 +4551,7 @@
                 <w:noProof/>
                 <w:webHidden/>
               </w:rPr>
-              <w:t>42</w:t>
+              <w:t>43</w:t>
             </w:r>
             <w:r>
               <w:rPr>
@@ -4579,7 +4579,7 @@
               <w14:ligatures w14:val="standardContextual"/>
             </w:rPr>
           </w:pPr>
-          <w:hyperlink w:anchor="_Toc225188126" w:history="1">
+          <w:hyperlink w:anchor="_Toc225526046" w:history="1">
             <w:r>
               <w:rPr>
                 <w:rStyle w:val="Hipervnculo"/>
@@ -4627,7 +4627,7 @@
                 <w:noProof/>
                 <w:webHidden/>
               </w:rPr>
-              <w:instrText xml:space="preserve"> PAGEREF _Toc225188126 \h </w:instrText>
+              <w:instrText xml:space="preserve"> PAGEREF _Toc225526046 \h </w:instrText>
             </w:r>
             <w:r>
               <w:rPr>
@@ -4647,7 +4647,7 @@
                 <w:noProof/>
                 <w:webHidden/>
               </w:rPr>
-              <w:t>42</w:t>
+              <w:t>43</w:t>
             </w:r>
             <w:r>
               <w:rPr>
@@ -4675,7 +4675,7 @@
               <w14:ligatures w14:val="standardContextual"/>
             </w:rPr>
           </w:pPr>
-          <w:hyperlink w:anchor="_Toc225188127" w:history="1">
+          <w:hyperlink w:anchor="_Toc225526047" w:history="1">
             <w:r>
               <w:rPr>
                 <w:rStyle w:val="Hipervnculo"/>
@@ -4723,7 +4723,7 @@
                 <w:noProof/>
                 <w:webHidden/>
               </w:rPr>
-              <w:instrText xml:space="preserve"> PAGEREF _Toc225188127 \h </w:instrText>
+              <w:instrText xml:space="preserve"> PAGEREF _Toc225526047 \h </w:instrText>
             </w:r>
             <w:r>
               <w:rPr>
@@ -4743,7 +4743,7 @@
                 <w:noProof/>
                 <w:webHidden/>
               </w:rPr>
-              <w:t>43</w:t>
+              <w:t>44</w:t>
             </w:r>
             <w:r>
               <w:rPr>
@@ -4771,7 +4771,7 @@
               <w14:ligatures w14:val="standardContextual"/>
             </w:rPr>
           </w:pPr>
-          <w:hyperlink w:anchor="_Toc225188128" w:history="1">
+          <w:hyperlink w:anchor="_Toc225526048" w:history="1">
             <w:r>
               <w:rPr>
                 <w:rStyle w:val="Hipervnculo"/>
@@ -4819,7 +4819,7 @@
                 <w:noProof/>
                 <w:webHidden/>
               </w:rPr>
-              <w:instrText xml:space="preserve"> PAGEREF _Toc225188128 \h </w:instrText>
+              <w:instrText xml:space="preserve"> PAGEREF _Toc225526048 \h </w:instrText>
             </w:r>
             <w:r>
               <w:rPr>
@@ -4839,7 +4839,7 @@
                 <w:noProof/>
                 <w:webHidden/>
               </w:rPr>
-              <w:t>44</w:t>
+              <w:t>45</w:t>
             </w:r>
             <w:r>
               <w:rPr>
@@ -4867,7 +4867,7 @@
               <w14:ligatures w14:val="standardContextual"/>
             </w:rPr>
           </w:pPr>
-          <w:hyperlink w:anchor="_Toc225188129" w:history="1">
+          <w:hyperlink w:anchor="_Toc225526049" w:history="1">
             <w:r>
               <w:rPr>
                 <w:rStyle w:val="Hipervnculo"/>
@@ -4915,7 +4915,7 @@
                 <w:noProof/>
                 <w:webHidden/>
               </w:rPr>
-              <w:instrText xml:space="preserve"> PAGEREF _Toc225188129 \h </w:instrText>
+              <w:instrText xml:space="preserve"> PAGEREF _Toc225526049 \h </w:instrText>
             </w:r>
             <w:r>
               <w:rPr>
@@ -4935,7 +4935,7 @@
                 <w:noProof/>
                 <w:webHidden/>
               </w:rPr>
-              <w:t>45</w:t>
+              <w:t>46</w:t>
             </w:r>
             <w:r>
               <w:rPr>
@@ -4963,7 +4963,7 @@
               <w14:ligatures w14:val="standardContextual"/>
             </w:rPr>
           </w:pPr>
-          <w:hyperlink w:anchor="_Toc225188130" w:history="1">
+          <w:hyperlink w:anchor="_Toc225526050" w:history="1">
             <w:r>
               <w:rPr>
                 <w:rStyle w:val="Hipervnculo"/>
@@ -5011,7 +5011,7 @@
                 <w:noProof/>
                 <w:webHidden/>
               </w:rPr>
-              <w:instrText xml:space="preserve"> PAGEREF _Toc225188130 \h </w:instrText>
+              <w:instrText xml:space="preserve"> PAGEREF _Toc225526050 \h </w:instrText>
             </w:r>
             <w:r>
               <w:rPr>
@@ -5031,7 +5031,7 @@
                 <w:noProof/>
                 <w:webHidden/>
               </w:rPr>
-              <w:t>47</w:t>
+              <w:t>48</w:t>
             </w:r>
             <w:r>
               <w:rPr>
@@ -5059,7 +5059,7 @@
               <w14:ligatures w14:val="standardContextual"/>
             </w:rPr>
           </w:pPr>
-          <w:hyperlink w:anchor="_Toc225188131" w:history="1">
+          <w:hyperlink w:anchor="_Toc225526051" w:history="1">
             <w:r>
               <w:rPr>
                 <w:rStyle w:val="Hipervnculo"/>
@@ -5107,7 +5107,7 @@
                 <w:noProof/>
                 <w:webHidden/>
               </w:rPr>
-              <w:instrText xml:space="preserve"> PAGEREF _Toc225188131 \h </w:instrText>
+              <w:instrText xml:space="preserve"> PAGEREF _Toc225526051 \h </w:instrText>
             </w:r>
             <w:r>
               <w:rPr>
@@ -5127,7 +5127,7 @@
                 <w:noProof/>
                 <w:webHidden/>
               </w:rPr>
-              <w:t>48</w:t>
+              <w:t>49</w:t>
             </w:r>
             <w:r>
               <w:rPr>
@@ -5155,7 +5155,7 @@
               <w14:ligatures w14:val="standardContextual"/>
             </w:rPr>
           </w:pPr>
-          <w:hyperlink w:anchor="_Toc225188132" w:history="1">
+          <w:hyperlink w:anchor="_Toc225526052" w:history="1">
             <w:r>
               <w:rPr>
                 <w:rStyle w:val="Hipervnculo"/>
@@ -5207,7 +5207,7 @@
                 <w:noProof/>
                 <w:webHidden/>
               </w:rPr>
-              <w:instrText xml:space="preserve"> PAGEREF _Toc225188132 \h </w:instrText>
+              <w:instrText xml:space="preserve"> PAGEREF _Toc225526052 \h </w:instrText>
             </w:r>
             <w:r>
               <w:rPr>
@@ -5227,7 +5227,7 @@
                 <w:noProof/>
                 <w:webHidden/>
               </w:rPr>
-              <w:t>51</w:t>
+              <w:t>52</w:t>
             </w:r>
             <w:r>
               <w:rPr>
@@ -5255,7 +5255,7 @@
               <w14:ligatures w14:val="standardContextual"/>
             </w:rPr>
           </w:pPr>
-          <w:hyperlink w:anchor="_Toc225188133" w:history="1">
+          <w:hyperlink w:anchor="_Toc225526053" w:history="1">
             <w:r>
               <w:rPr>
                 <w:rStyle w:val="Hipervnculo"/>
@@ -5303,7 +5303,7 @@
                 <w:noProof/>
                 <w:webHidden/>
               </w:rPr>
-              <w:instrText xml:space="preserve"> PAGEREF _Toc225188133 \h </w:instrText>
+              <w:instrText xml:space="preserve"> PAGEREF _Toc225526053 \h </w:instrText>
             </w:r>
             <w:r>
               <w:rPr>
@@ -5323,7 +5323,7 @@
                 <w:noProof/>
                 <w:webHidden/>
               </w:rPr>
-              <w:t>51</w:t>
+              <w:t>52</w:t>
             </w:r>
             <w:r>
               <w:rPr>
@@ -5350,7 +5350,7 @@
               <w14:ligatures w14:val="standardContextual"/>
             </w:rPr>
           </w:pPr>
-          <w:hyperlink w:anchor="_Toc225188134" w:history="1">
+          <w:hyperlink w:anchor="_Toc225526054" w:history="1">
             <w:r>
               <w:rPr>
                 <w:rStyle w:val="Hipervnculo"/>
@@ -5380,7 +5380,7 @@
                 <w:noProof/>
                 <w:webHidden/>
               </w:rPr>
-              <w:instrText xml:space="preserve"> PAGEREF _Toc225188134 \h </w:instrText>
+              <w:instrText xml:space="preserve"> PAGEREF _Toc225526054 \h </w:instrText>
             </w:r>
             <w:r>
               <w:rPr>
@@ -5400,7 +5400,7 @@
                 <w:noProof/>
                 <w:webHidden/>
               </w:rPr>
-              <w:t>51</w:t>
+              <w:t>52</w:t>
             </w:r>
             <w:r>
               <w:rPr>
@@ -5427,7 +5427,7 @@
               <w14:ligatures w14:val="standardContextual"/>
             </w:rPr>
           </w:pPr>
-          <w:hyperlink w:anchor="_Toc225188135" w:history="1">
+          <w:hyperlink w:anchor="_Toc225526055" w:history="1">
             <w:r>
               <w:rPr>
                 <w:rStyle w:val="Hipervnculo"/>
@@ -5457,7 +5457,7 @@
                 <w:noProof/>
                 <w:webHidden/>
               </w:rPr>
-              <w:instrText xml:space="preserve"> PAGEREF _Toc225188135 \h </w:instrText>
+              <w:instrText xml:space="preserve"> PAGEREF _Toc225526055 \h </w:instrText>
             </w:r>
             <w:r>
               <w:rPr>
@@ -5477,7 +5477,7 @@
                 <w:noProof/>
                 <w:webHidden/>
               </w:rPr>
-              <w:t>51</w:t>
+              <w:t>52</w:t>
             </w:r>
             <w:r>
               <w:rPr>
@@ -5504,7 +5504,7 @@
               <w14:ligatures w14:val="standardContextual"/>
             </w:rPr>
           </w:pPr>
-          <w:hyperlink w:anchor="_Toc225188136" w:history="1">
+          <w:hyperlink w:anchor="_Toc225526056" w:history="1">
             <w:r>
               <w:rPr>
                 <w:rStyle w:val="Hipervnculo"/>
@@ -5534,7 +5534,7 @@
                 <w:noProof/>
                 <w:webHidden/>
               </w:rPr>
-              <w:instrText xml:space="preserve"> PAGEREF _Toc225188136 \h </w:instrText>
+              <w:instrText xml:space="preserve"> PAGEREF _Toc225526056 \h </w:instrText>
             </w:r>
             <w:r>
               <w:rPr>
@@ -5554,7 +5554,7 @@
                 <w:noProof/>
                 <w:webHidden/>
               </w:rPr>
-              <w:t>51</w:t>
+              <w:t>52</w:t>
             </w:r>
             <w:r>
               <w:rPr>
@@ -5582,7 +5582,7 @@
               <w14:ligatures w14:val="standardContextual"/>
             </w:rPr>
           </w:pPr>
-          <w:hyperlink w:anchor="_Toc225188137" w:history="1">
+          <w:hyperlink w:anchor="_Toc225526057" w:history="1">
             <w:r>
               <w:rPr>
                 <w:rStyle w:val="Hipervnculo"/>
@@ -5630,7 +5630,7 @@
                 <w:noProof/>
                 <w:webHidden/>
               </w:rPr>
-              <w:instrText xml:space="preserve"> PAGEREF _Toc225188137 \h </w:instrText>
+              <w:instrText xml:space="preserve"> PAGEREF _Toc225526057 \h </w:instrText>
             </w:r>
             <w:r>
               <w:rPr>
@@ -5650,7 +5650,7 @@
                 <w:noProof/>
                 <w:webHidden/>
               </w:rPr>
-              <w:t>52</w:t>
+              <w:t>53</w:t>
             </w:r>
             <w:r>
               <w:rPr>
@@ -5678,7 +5678,7 @@
               <w14:ligatures w14:val="standardContextual"/>
             </w:rPr>
           </w:pPr>
-          <w:hyperlink w:anchor="_Toc225188138" w:history="1">
+          <w:hyperlink w:anchor="_Toc225526058" w:history="1">
             <w:r>
               <w:rPr>
                 <w:rStyle w:val="Hipervnculo"/>
@@ -5726,7 +5726,7 @@
                 <w:noProof/>
                 <w:webHidden/>
               </w:rPr>
-              <w:instrText xml:space="preserve"> PAGEREF _Toc225188138 \h </w:instrText>
+              <w:instrText xml:space="preserve"> PAGEREF _Toc225526058 \h </w:instrText>
             </w:r>
             <w:r>
               <w:rPr>
@@ -5746,7 +5746,7 @@
                 <w:noProof/>
                 <w:webHidden/>
               </w:rPr>
-              <w:t>52</w:t>
+              <w:t>53</w:t>
             </w:r>
             <w:r>
               <w:rPr>
@@ -5773,7 +5773,7 @@
               <w14:ligatures w14:val="standardContextual"/>
             </w:rPr>
           </w:pPr>
-          <w:hyperlink w:anchor="_Toc225188139" w:history="1">
+          <w:hyperlink w:anchor="_Toc225526059" w:history="1">
             <w:r>
               <w:rPr>
                 <w:rStyle w:val="Hipervnculo"/>
@@ -5803,7 +5803,7 @@
                 <w:noProof/>
                 <w:webHidden/>
               </w:rPr>
-              <w:instrText xml:space="preserve"> PAGEREF _Toc225188139 \h </w:instrText>
+              <w:instrText xml:space="preserve"> PAGEREF _Toc225526059 \h </w:instrText>
             </w:r>
             <w:r>
               <w:rPr>
@@ -5823,7 +5823,7 @@
                 <w:noProof/>
                 <w:webHidden/>
               </w:rPr>
-              <w:t>52</w:t>
+              <w:t>53</w:t>
             </w:r>
             <w:r>
               <w:rPr>
@@ -5850,7 +5850,7 @@
               <w14:ligatures w14:val="standardContextual"/>
             </w:rPr>
           </w:pPr>
-          <w:hyperlink w:anchor="_Toc225188140" w:history="1">
+          <w:hyperlink w:anchor="_Toc225526060" w:history="1">
             <w:r>
               <w:rPr>
                 <w:rStyle w:val="Hipervnculo"/>
@@ -5880,7 +5880,7 @@
                 <w:noProof/>
                 <w:webHidden/>
               </w:rPr>
-              <w:instrText xml:space="preserve"> PAGEREF _Toc225188140 \h </w:instrText>
+              <w:instrText xml:space="preserve"> PAGEREF _Toc225526060 \h </w:instrText>
             </w:r>
             <w:r>
               <w:rPr>
@@ -5900,7 +5900,7 @@
                 <w:noProof/>
                 <w:webHidden/>
               </w:rPr>
-              <w:t>52</w:t>
+              <w:t>53</w:t>
             </w:r>
             <w:r>
               <w:rPr>
@@ -5927,7 +5927,7 @@
               <w14:ligatures w14:val="standardContextual"/>
             </w:rPr>
           </w:pPr>
-          <w:hyperlink w:anchor="_Toc225188141" w:history="1">
+          <w:hyperlink w:anchor="_Toc225526061" w:history="1">
             <w:r>
               <w:rPr>
                 <w:rStyle w:val="Hipervnculo"/>
@@ -5936,7 +5936,7 @@
                 <w:bCs/>
                 <w:noProof/>
               </w:rPr>
-              <w:t>Coste Computacional de la Explicabilidad en Tiempo Real:</w:t>
+              <w:t>Latencia de Inferencia XAI</w:t>
             </w:r>
             <w:r>
               <w:rPr>
@@ -5957,7 +5957,7 @@
                 <w:noProof/>
                 <w:webHidden/>
               </w:rPr>
-              <w:instrText xml:space="preserve"> PAGEREF _Toc225188141 \h </w:instrText>
+              <w:instrText xml:space="preserve"> PAGEREF _Toc225526061 \h </w:instrText>
             </w:r>
             <w:r>
               <w:rPr>
@@ -5977,7 +5977,7 @@
                 <w:noProof/>
                 <w:webHidden/>
               </w:rPr>
-              <w:t>53</w:t>
+              <w:t>54</w:t>
             </w:r>
             <w:r>
               <w:rPr>
@@ -6004,7 +6004,7 @@
               <w14:ligatures w14:val="standardContextual"/>
             </w:rPr>
           </w:pPr>
-          <w:hyperlink w:anchor="_Toc225188142" w:history="1">
+          <w:hyperlink w:anchor="_Toc225526062" w:history="1">
             <w:r>
               <w:rPr>
                 <w:rStyle w:val="Hipervnculo"/>
@@ -6013,7 +6013,7 @@
                 <w:bCs/>
                 <w:noProof/>
               </w:rPr>
-              <w:t>El sesgo de la Explicabilidad (XAI) sobre reglas sintéticas:</w:t>
+              <w:t>Restricción del espacio de características (Feature Space):</w:t>
             </w:r>
             <w:r>
               <w:rPr>
@@ -6034,7 +6034,7 @@
                 <w:noProof/>
                 <w:webHidden/>
               </w:rPr>
-              <w:instrText xml:space="preserve"> PAGEREF _Toc225188142 \h </w:instrText>
+              <w:instrText xml:space="preserve"> PAGEREF _Toc225526062 \h </w:instrText>
             </w:r>
             <w:r>
               <w:rPr>
@@ -6054,7 +6054,7 @@
                 <w:noProof/>
                 <w:webHidden/>
               </w:rPr>
-              <w:t>53</w:t>
+              <w:t>54</w:t>
             </w:r>
             <w:r>
               <w:rPr>
@@ -6081,7 +6081,7 @@
               <w14:ligatures w14:val="standardContextual"/>
             </w:rPr>
           </w:pPr>
-          <w:hyperlink w:anchor="_Toc225188143" w:history="1">
+          <w:hyperlink w:anchor="_Toc225526063" w:history="1">
             <w:r>
               <w:rPr>
                 <w:rStyle w:val="Hipervnculo"/>
@@ -6090,7 +6090,7 @@
                 <w:bCs/>
                 <w:noProof/>
               </w:rPr>
-              <w:t>Restricción del espacio de características (Feature Space):</w:t>
+              <w:t>Potencia estadística limitada de los tests de significancia:</w:t>
             </w:r>
             <w:r>
               <w:rPr>
@@ -6111,7 +6111,7 @@
                 <w:noProof/>
                 <w:webHidden/>
               </w:rPr>
-              <w:instrText xml:space="preserve"> PAGEREF _Toc225188143 \h </w:instrText>
+              <w:instrText xml:space="preserve"> PAGEREF _Toc225526063 \h </w:instrText>
             </w:r>
             <w:r>
               <w:rPr>
@@ -6131,7 +6131,7 @@
                 <w:noProof/>
                 <w:webHidden/>
               </w:rPr>
-              <w:t>53</w:t>
+              <w:t>54</w:t>
             </w:r>
             <w:r>
               <w:rPr>
@@ -6159,7 +6159,7 @@
               <w14:ligatures w14:val="standardContextual"/>
             </w:rPr>
           </w:pPr>
-          <w:hyperlink w:anchor="_Toc225188144" w:history="1">
+          <w:hyperlink w:anchor="_Toc225526064" w:history="1">
             <w:r>
               <w:rPr>
                 <w:rStyle w:val="Hipervnculo"/>
@@ -6207,7 +6207,7 @@
                 <w:noProof/>
                 <w:webHidden/>
               </w:rPr>
-              <w:instrText xml:space="preserve"> PAGEREF _Toc225188144 \h </w:instrText>
+              <w:instrText xml:space="preserve"> PAGEREF _Toc225526064 \h </w:instrText>
             </w:r>
             <w:r>
               <w:rPr>
@@ -6227,7 +6227,7 @@
                 <w:noProof/>
                 <w:webHidden/>
               </w:rPr>
-              <w:t>53</w:t>
+              <w:t>55</w:t>
             </w:r>
             <w:r>
               <w:rPr>
@@ -6254,7 +6254,7 @@
               <w14:ligatures w14:val="standardContextual"/>
             </w:rPr>
           </w:pPr>
-          <w:hyperlink w:anchor="_Toc225188145" w:history="1">
+          <w:hyperlink w:anchor="_Toc225526065" w:history="1">
             <w:r>
               <w:rPr>
                 <w:rStyle w:val="Hipervnculo"/>
@@ -6284,7 +6284,7 @@
                 <w:noProof/>
                 <w:webHidden/>
               </w:rPr>
-              <w:instrText xml:space="preserve"> PAGEREF _Toc225188145 \h </w:instrText>
+              <w:instrText xml:space="preserve"> PAGEREF _Toc225526065 \h </w:instrText>
             </w:r>
             <w:r>
               <w:rPr>
@@ -6304,7 +6304,7 @@
                 <w:noProof/>
                 <w:webHidden/>
               </w:rPr>
-              <w:t>53</w:t>
+              <w:t>55</w:t>
             </w:r>
             <w:r>
               <w:rPr>
@@ -6331,7 +6331,7 @@
               <w14:ligatures w14:val="standardContextual"/>
             </w:rPr>
           </w:pPr>
-          <w:hyperlink w:anchor="_Toc225188146" w:history="1">
+          <w:hyperlink w:anchor="_Toc225526066" w:history="1">
             <w:r>
               <w:rPr>
                 <w:rStyle w:val="Hipervnculo"/>
@@ -6361,7 +6361,7 @@
                 <w:noProof/>
                 <w:webHidden/>
               </w:rPr>
-              <w:instrText xml:space="preserve"> PAGEREF _Toc225188146 \h </w:instrText>
+              <w:instrText xml:space="preserve"> PAGEREF _Toc225526066 \h </w:instrText>
             </w:r>
             <w:r>
               <w:rPr>
@@ -6381,7 +6381,7 @@
                 <w:noProof/>
                 <w:webHidden/>
               </w:rPr>
-              <w:t>54</w:t>
+              <w:t>55</w:t>
             </w:r>
             <w:r>
               <w:rPr>
@@ -6408,7 +6408,7 @@
               <w14:ligatures w14:val="standardContextual"/>
             </w:rPr>
           </w:pPr>
-          <w:hyperlink w:anchor="_Toc225188147" w:history="1">
+          <w:hyperlink w:anchor="_Toc225526067" w:history="1">
             <w:r>
               <w:rPr>
                 <w:rStyle w:val="Hipervnculo"/>
@@ -6438,7 +6438,7 @@
                 <w:noProof/>
                 <w:webHidden/>
               </w:rPr>
-              <w:instrText xml:space="preserve"> PAGEREF _Toc225188147 \h </w:instrText>
+              <w:instrText xml:space="preserve"> PAGEREF _Toc225526067 \h </w:instrText>
             </w:r>
             <w:r>
               <w:rPr>
@@ -6458,7 +6458,7 @@
                 <w:noProof/>
                 <w:webHidden/>
               </w:rPr>
-              <w:t>54</w:t>
+              <w:t>55</w:t>
             </w:r>
             <w:r>
               <w:rPr>
@@ -6486,7 +6486,7 @@
               <w14:ligatures w14:val="standardContextual"/>
             </w:rPr>
           </w:pPr>
-          <w:hyperlink w:anchor="_Toc225188148" w:history="1">
+          <w:hyperlink w:anchor="_Toc225526068" w:history="1">
             <w:r>
               <w:rPr>
                 <w:rStyle w:val="Hipervnculo"/>
@@ -6538,7 +6538,7 @@
                 <w:noProof/>
                 <w:webHidden/>
               </w:rPr>
-              <w:instrText xml:space="preserve"> PAGEREF _Toc225188148 \h </w:instrText>
+              <w:instrText xml:space="preserve"> PAGEREF _Toc225526068 \h </w:instrText>
             </w:r>
             <w:r>
               <w:rPr>
@@ -6558,82 +6558,7 @@
                 <w:noProof/>
                 <w:webHidden/>
               </w:rPr>
-              <w:t>55</w:t>
-            </w:r>
-            <w:r>
-              <w:rPr>
-                <w:noProof/>
-                <w:webHidden/>
-              </w:rPr>
-              <w:fldChar w:fldCharType="end"/>
-            </w:r>
-          </w:hyperlink>
-        </w:p>
-        <w:p>
-          <w:pPr>
-            <w:pStyle w:val="TDC2"/>
-            <w:tabs>
-              <w:tab w:val="right" w:leader="dot" w:pos="8494"/>
-            </w:tabs>
-            <w:rPr>
-              <w:rFonts w:asciiTheme="minorHAnsi" w:eastAsiaTheme="minorEastAsia" w:hAnsiTheme="minorHAnsi" w:cstheme="minorBidi"/>
-              <w:noProof/>
-              <w:kern w:val="2"/>
-              <w:sz w:val="24"/>
-              <w:szCs w:val="24"/>
-              <w:lang w:eastAsia="es-ES"/>
-              <w14:ligatures w14:val="standardContextual"/>
-            </w:rPr>
-          </w:pPr>
-          <w:hyperlink w:anchor="_Toc225188149" w:history="1">
-            <w:r>
-              <w:rPr>
-                <w:rStyle w:val="Hipervnculo"/>
-                <w:rFonts w:ascii="Arial" w:hAnsi="Arial"/>
-                <w:noProof/>
-              </w:rPr>
-              <w:t>Anexos</w:t>
-            </w:r>
-            <w:r>
-              <w:rPr>
-                <w:noProof/>
-                <w:webHidden/>
-              </w:rPr>
-              <w:tab/>
-            </w:r>
-            <w:r>
-              <w:rPr>
-                <w:noProof/>
-                <w:webHidden/>
-              </w:rPr>
-              <w:fldChar w:fldCharType="begin"/>
-            </w:r>
-            <w:r>
-              <w:rPr>
-                <w:noProof/>
-                <w:webHidden/>
-              </w:rPr>
-              <w:instrText xml:space="preserve"> PAGEREF _Toc225188149 \h </w:instrText>
-            </w:r>
-            <w:r>
-              <w:rPr>
-                <w:noProof/>
-                <w:webHidden/>
-              </w:rPr>
-            </w:r>
-            <w:r>
-              <w:rPr>
-                <w:noProof/>
-                <w:webHidden/>
-              </w:rPr>
-              <w:fldChar w:fldCharType="separate"/>
-            </w:r>
-            <w:r>
-              <w:rPr>
-                <w:noProof/>
-                <w:webHidden/>
-              </w:rPr>
-              <w:t>59</w:t>
+              <w:t>56</w:t>
             </w:r>
             <w:r>
               <w:rPr>
@@ -6716,7 +6641,7 @@
           <w:sz w:val="36"/>
         </w:rPr>
       </w:pPr>
-      <w:bookmarkStart w:id="0" w:name="_Toc225188084"/>
+      <w:bookmarkStart w:id="0" w:name="_Toc225526004"/>
       <w:r>
         <w:rPr>
           <w:rFonts w:ascii="Arial" w:hAnsi="Arial"/>
@@ -6770,7 +6695,7 @@
         </w:rPr>
         <w:fldChar w:fldCharType="separate"/>
       </w:r>
-      <w:hyperlink w:anchor="_Toc225188150" w:history="1">
+      <w:hyperlink w:anchor="_Toc225526069" w:history="1">
         <w:r>
           <w:rPr>
             <w:rStyle w:val="Hipervnculo"/>
@@ -6797,7 +6722,7 @@
             <w:noProof/>
             <w:webHidden/>
           </w:rPr>
-          <w:instrText xml:space="preserve"> PAGEREF _Toc225188150 \h </w:instrText>
+          <w:instrText xml:space="preserve"> PAGEREF _Toc225526069 \h </w:instrText>
         </w:r>
         <w:r>
           <w:rPr>
@@ -6844,7 +6769,7 @@
           <w14:ligatures w14:val="standardContextual"/>
         </w:rPr>
       </w:pPr>
-      <w:hyperlink w:anchor="_Toc225188151" w:history="1">
+      <w:hyperlink w:anchor="_Toc225526070" w:history="1">
         <w:r>
           <w:rPr>
             <w:rStyle w:val="Hipervnculo"/>
@@ -6871,7 +6796,7 @@
             <w:noProof/>
             <w:webHidden/>
           </w:rPr>
-          <w:instrText xml:space="preserve"> PAGEREF _Toc225188151 \h </w:instrText>
+          <w:instrText xml:space="preserve"> PAGEREF _Toc225526070 \h </w:instrText>
         </w:r>
         <w:r>
           <w:rPr>
@@ -6918,7 +6843,7 @@
           <w14:ligatures w14:val="standardContextual"/>
         </w:rPr>
       </w:pPr>
-      <w:hyperlink w:anchor="_Toc225188152" w:history="1">
+      <w:hyperlink w:anchor="_Toc225526071" w:history="1">
         <w:r>
           <w:rPr>
             <w:rStyle w:val="Hipervnculo"/>
@@ -6945,7 +6870,7 @@
             <w:noProof/>
             <w:webHidden/>
           </w:rPr>
-          <w:instrText xml:space="preserve"> PAGEREF _Toc225188152 \h </w:instrText>
+          <w:instrText xml:space="preserve"> PAGEREF _Toc225526071 \h </w:instrText>
         </w:r>
         <w:r>
           <w:rPr>
@@ -6992,7 +6917,7 @@
           <w14:ligatures w14:val="standardContextual"/>
         </w:rPr>
       </w:pPr>
-      <w:hyperlink w:anchor="_Toc225188153" w:history="1">
+      <w:hyperlink w:anchor="_Toc225526072" w:history="1">
         <w:r>
           <w:rPr>
             <w:rStyle w:val="Hipervnculo"/>
@@ -7019,7 +6944,7 @@
             <w:noProof/>
             <w:webHidden/>
           </w:rPr>
-          <w:instrText xml:space="preserve"> PAGEREF _Toc225188153 \h </w:instrText>
+          <w:instrText xml:space="preserve"> PAGEREF _Toc225526072 \h </w:instrText>
         </w:r>
         <w:r>
           <w:rPr>
@@ -7066,7 +6991,7 @@
           <w14:ligatures w14:val="standardContextual"/>
         </w:rPr>
       </w:pPr>
-      <w:hyperlink w:anchor="_Toc225188154" w:history="1">
+      <w:hyperlink w:anchor="_Toc225526073" w:history="1">
         <w:r>
           <w:rPr>
             <w:rStyle w:val="Hipervnculo"/>
@@ -7093,7 +7018,7 @@
             <w:noProof/>
             <w:webHidden/>
           </w:rPr>
-          <w:instrText xml:space="preserve"> PAGEREF _Toc225188154 \h </w:instrText>
+          <w:instrText xml:space="preserve"> PAGEREF _Toc225526073 \h </w:instrText>
         </w:r>
         <w:r>
           <w:rPr>
@@ -7140,7 +7065,7 @@
           <w14:ligatures w14:val="standardContextual"/>
         </w:rPr>
       </w:pPr>
-      <w:hyperlink w:anchor="_Toc225188155" w:history="1">
+      <w:hyperlink w:anchor="_Toc225526074" w:history="1">
         <w:r>
           <w:rPr>
             <w:rStyle w:val="Hipervnculo"/>
@@ -7167,7 +7092,7 @@
             <w:noProof/>
             <w:webHidden/>
           </w:rPr>
-          <w:instrText xml:space="preserve"> PAGEREF _Toc225188155 \h </w:instrText>
+          <w:instrText xml:space="preserve"> PAGEREF _Toc225526074 \h </w:instrText>
         </w:r>
         <w:r>
           <w:rPr>
@@ -7214,7 +7139,7 @@
           <w14:ligatures w14:val="standardContextual"/>
         </w:rPr>
       </w:pPr>
-      <w:hyperlink w:anchor="_Toc225188156" w:history="1">
+      <w:hyperlink w:anchor="_Toc225526075" w:history="1">
         <w:r>
           <w:rPr>
             <w:rStyle w:val="Hipervnculo"/>
@@ -7241,7 +7166,7 @@
             <w:noProof/>
             <w:webHidden/>
           </w:rPr>
-          <w:instrText xml:space="preserve"> PAGEREF _Toc225188156 \h </w:instrText>
+          <w:instrText xml:space="preserve"> PAGEREF _Toc225526075 \h </w:instrText>
         </w:r>
         <w:r>
           <w:rPr>
@@ -7288,7 +7213,7 @@
           <w14:ligatures w14:val="standardContextual"/>
         </w:rPr>
       </w:pPr>
-      <w:hyperlink w:anchor="_Toc225188157" w:history="1">
+      <w:hyperlink w:anchor="_Toc225526076" w:history="1">
         <w:r>
           <w:rPr>
             <w:rStyle w:val="Hipervnculo"/>
@@ -7315,7 +7240,7 @@
             <w:noProof/>
             <w:webHidden/>
           </w:rPr>
-          <w:instrText xml:space="preserve"> PAGEREF _Toc225188157 \h </w:instrText>
+          <w:instrText xml:space="preserve"> PAGEREF _Toc225526076 \h </w:instrText>
         </w:r>
         <w:r>
           <w:rPr>
@@ -7362,7 +7287,7 @@
           <w14:ligatures w14:val="standardContextual"/>
         </w:rPr>
       </w:pPr>
-      <w:hyperlink w:anchor="_Toc225188158" w:history="1">
+      <w:hyperlink w:anchor="_Toc225526077" w:history="1">
         <w:r>
           <w:rPr>
             <w:rStyle w:val="Hipervnculo"/>
@@ -7389,81 +7314,7 @@
             <w:noProof/>
             <w:webHidden/>
           </w:rPr>
-          <w:instrText xml:space="preserve"> PAGEREF _Toc225188158 \h </w:instrText>
-        </w:r>
-        <w:r>
-          <w:rPr>
-            <w:noProof/>
-            <w:webHidden/>
-          </w:rPr>
-        </w:r>
-        <w:r>
-          <w:rPr>
-            <w:noProof/>
-            <w:webHidden/>
-          </w:rPr>
-          <w:fldChar w:fldCharType="separate"/>
-        </w:r>
-        <w:r>
-          <w:rPr>
-            <w:noProof/>
-            <w:webHidden/>
-          </w:rPr>
-          <w:t>41</w:t>
-        </w:r>
-        <w:r>
-          <w:rPr>
-            <w:noProof/>
-            <w:webHidden/>
-          </w:rPr>
-          <w:fldChar w:fldCharType="end"/>
-        </w:r>
-      </w:hyperlink>
-    </w:p>
-    <w:p>
-      <w:pPr>
-        <w:pStyle w:val="Tabladeilustraciones"/>
-        <w:tabs>
-          <w:tab w:val="right" w:leader="dot" w:pos="8494"/>
-        </w:tabs>
-        <w:rPr>
-          <w:rFonts w:asciiTheme="minorHAnsi" w:eastAsiaTheme="minorEastAsia" w:hAnsiTheme="minorHAnsi" w:cstheme="minorBidi"/>
-          <w:noProof/>
-          <w:kern w:val="2"/>
-          <w:sz w:val="24"/>
-          <w:szCs w:val="24"/>
-          <w:lang w:eastAsia="es-ES"/>
-          <w14:ligatures w14:val="standardContextual"/>
-        </w:rPr>
-      </w:pPr>
-      <w:hyperlink w:anchor="_Toc225188159" w:history="1">
-        <w:r>
-          <w:rPr>
-            <w:rStyle w:val="Hipervnculo"/>
-            <w:noProof/>
-          </w:rPr>
-          <w:t>Ilustración 10. Cuantificación de la inflación artificial de la métrica AUPRC (Data Leakage) por fuente de error y modelo algorítmico. Fuente: Elaboración propia.</w:t>
-        </w:r>
-        <w:r>
-          <w:rPr>
-            <w:noProof/>
-            <w:webHidden/>
-          </w:rPr>
-          <w:tab/>
-        </w:r>
-        <w:r>
-          <w:rPr>
-            <w:noProof/>
-            <w:webHidden/>
-          </w:rPr>
-          <w:fldChar w:fldCharType="begin"/>
-        </w:r>
-        <w:r>
-          <w:rPr>
-            <w:noProof/>
-            <w:webHidden/>
-          </w:rPr>
-          <w:instrText xml:space="preserve"> PAGEREF _Toc225188159 \h </w:instrText>
+          <w:instrText xml:space="preserve"> PAGEREF _Toc225526077 \h </w:instrText>
         </w:r>
         <w:r>
           <w:rPr>
@@ -7510,7 +7361,81 @@
           <w14:ligatures w14:val="standardContextual"/>
         </w:rPr>
       </w:pPr>
-      <w:hyperlink w:anchor="_Toc225188160" w:history="1">
+      <w:hyperlink w:anchor="_Toc225526078" w:history="1">
+        <w:r>
+          <w:rPr>
+            <w:rStyle w:val="Hipervnculo"/>
+            <w:noProof/>
+          </w:rPr>
+          <w:t>Ilustración 10. Cuantificación de la inflación artificial de la métrica AUPRC (Data Leakage) por fuente de error y modelo algorítmico. Fuente: Elaboración propia.</w:t>
+        </w:r>
+        <w:r>
+          <w:rPr>
+            <w:noProof/>
+            <w:webHidden/>
+          </w:rPr>
+          <w:tab/>
+        </w:r>
+        <w:r>
+          <w:rPr>
+            <w:noProof/>
+            <w:webHidden/>
+          </w:rPr>
+          <w:fldChar w:fldCharType="begin"/>
+        </w:r>
+        <w:r>
+          <w:rPr>
+            <w:noProof/>
+            <w:webHidden/>
+          </w:rPr>
+          <w:instrText xml:space="preserve"> PAGEREF _Toc225526078 \h </w:instrText>
+        </w:r>
+        <w:r>
+          <w:rPr>
+            <w:noProof/>
+            <w:webHidden/>
+          </w:rPr>
+        </w:r>
+        <w:r>
+          <w:rPr>
+            <w:noProof/>
+            <w:webHidden/>
+          </w:rPr>
+          <w:fldChar w:fldCharType="separate"/>
+        </w:r>
+        <w:r>
+          <w:rPr>
+            <w:noProof/>
+            <w:webHidden/>
+          </w:rPr>
+          <w:t>43</w:t>
+        </w:r>
+        <w:r>
+          <w:rPr>
+            <w:noProof/>
+            <w:webHidden/>
+          </w:rPr>
+          <w:fldChar w:fldCharType="end"/>
+        </w:r>
+      </w:hyperlink>
+    </w:p>
+    <w:p>
+      <w:pPr>
+        <w:pStyle w:val="Tabladeilustraciones"/>
+        <w:tabs>
+          <w:tab w:val="right" w:leader="dot" w:pos="8494"/>
+        </w:tabs>
+        <w:rPr>
+          <w:rFonts w:asciiTheme="minorHAnsi" w:eastAsiaTheme="minorEastAsia" w:hAnsiTheme="minorHAnsi" w:cstheme="minorBidi"/>
+          <w:noProof/>
+          <w:kern w:val="2"/>
+          <w:sz w:val="24"/>
+          <w:szCs w:val="24"/>
+          <w:lang w:eastAsia="es-ES"/>
+          <w14:ligatures w14:val="standardContextual"/>
+        </w:rPr>
+      </w:pPr>
+      <w:hyperlink w:anchor="_Toc225526079" w:history="1">
         <w:r>
           <w:rPr>
             <w:rStyle w:val="Hipervnculo"/>
@@ -7537,7 +7462,613 @@
             <w:noProof/>
             <w:webHidden/>
           </w:rPr>
-          <w:instrText xml:space="preserve"> PAGEREF _Toc225188160 \h </w:instrText>
+          <w:instrText xml:space="preserve"> PAGEREF _Toc225526079 \h </w:instrText>
+        </w:r>
+        <w:r>
+          <w:rPr>
+            <w:noProof/>
+            <w:webHidden/>
+          </w:rPr>
+        </w:r>
+        <w:r>
+          <w:rPr>
+            <w:noProof/>
+            <w:webHidden/>
+          </w:rPr>
+          <w:fldChar w:fldCharType="separate"/>
+        </w:r>
+        <w:r>
+          <w:rPr>
+            <w:noProof/>
+            <w:webHidden/>
+          </w:rPr>
+          <w:t>45</w:t>
+        </w:r>
+        <w:r>
+          <w:rPr>
+            <w:noProof/>
+            <w:webHidden/>
+          </w:rPr>
+          <w:fldChar w:fldCharType="end"/>
+        </w:r>
+      </w:hyperlink>
+    </w:p>
+    <w:p>
+      <w:pPr>
+        <w:pStyle w:val="Tabladeilustraciones"/>
+        <w:tabs>
+          <w:tab w:val="right" w:leader="dot" w:pos="8494"/>
+        </w:tabs>
+        <w:rPr>
+          <w:rFonts w:asciiTheme="minorHAnsi" w:eastAsiaTheme="minorEastAsia" w:hAnsiTheme="minorHAnsi" w:cstheme="minorBidi"/>
+          <w:noProof/>
+          <w:kern w:val="2"/>
+          <w:sz w:val="24"/>
+          <w:szCs w:val="24"/>
+          <w:lang w:eastAsia="es-ES"/>
+          <w14:ligatures w14:val="standardContextual"/>
+        </w:rPr>
+      </w:pPr>
+      <w:hyperlink w:anchor="_Toc225526080" w:history="1">
+        <w:r>
+          <w:rPr>
+            <w:rStyle w:val="Hipervnculo"/>
+            <w:noProof/>
+          </w:rPr>
+          <w:t>Ilustración 12. Gráfico SHAP Beeswarm de explicabilidad global para el modelo XGBoost, mostrando la magnitud y direccionalidad del impacto predictivo. Fuente: Elaboración propia.</w:t>
+        </w:r>
+        <w:r>
+          <w:rPr>
+            <w:noProof/>
+            <w:webHidden/>
+          </w:rPr>
+          <w:tab/>
+        </w:r>
+        <w:r>
+          <w:rPr>
+            <w:noProof/>
+            <w:webHidden/>
+          </w:rPr>
+          <w:fldChar w:fldCharType="begin"/>
+        </w:r>
+        <w:r>
+          <w:rPr>
+            <w:noProof/>
+            <w:webHidden/>
+          </w:rPr>
+          <w:instrText xml:space="preserve"> PAGEREF _Toc225526080 \h </w:instrText>
+        </w:r>
+        <w:r>
+          <w:rPr>
+            <w:noProof/>
+            <w:webHidden/>
+          </w:rPr>
+        </w:r>
+        <w:r>
+          <w:rPr>
+            <w:noProof/>
+            <w:webHidden/>
+          </w:rPr>
+          <w:fldChar w:fldCharType="separate"/>
+        </w:r>
+        <w:r>
+          <w:rPr>
+            <w:noProof/>
+            <w:webHidden/>
+          </w:rPr>
+          <w:t>46</w:t>
+        </w:r>
+        <w:r>
+          <w:rPr>
+            <w:noProof/>
+            <w:webHidden/>
+          </w:rPr>
+          <w:fldChar w:fldCharType="end"/>
+        </w:r>
+      </w:hyperlink>
+    </w:p>
+    <w:p>
+      <w:pPr>
+        <w:pStyle w:val="Tabladeilustraciones"/>
+        <w:tabs>
+          <w:tab w:val="right" w:leader="dot" w:pos="8494"/>
+        </w:tabs>
+        <w:rPr>
+          <w:rFonts w:asciiTheme="minorHAnsi" w:eastAsiaTheme="minorEastAsia" w:hAnsiTheme="minorHAnsi" w:cstheme="minorBidi"/>
+          <w:noProof/>
+          <w:kern w:val="2"/>
+          <w:sz w:val="24"/>
+          <w:szCs w:val="24"/>
+          <w:lang w:eastAsia="es-ES"/>
+          <w14:ligatures w14:val="standardContextual"/>
+        </w:rPr>
+      </w:pPr>
+      <w:hyperlink w:anchor="_Toc225526081" w:history="1">
+        <w:r>
+          <w:rPr>
+            <w:rStyle w:val="Hipervnculo"/>
+            <w:noProof/>
+          </w:rPr>
+          <w:t>Ilustración 13. Explicabilidad local mediante gráficos SHAP Waterfall, desglosando la contribución marginal de variables para un fraude detectado y una transacción legítima. Fuente: Elaboración propia.</w:t>
+        </w:r>
+        <w:r>
+          <w:rPr>
+            <w:noProof/>
+            <w:webHidden/>
+          </w:rPr>
+          <w:tab/>
+        </w:r>
+        <w:r>
+          <w:rPr>
+            <w:noProof/>
+            <w:webHidden/>
+          </w:rPr>
+          <w:fldChar w:fldCharType="begin"/>
+        </w:r>
+        <w:r>
+          <w:rPr>
+            <w:noProof/>
+            <w:webHidden/>
+          </w:rPr>
+          <w:instrText xml:space="preserve"> PAGEREF _Toc225526081 \h </w:instrText>
+        </w:r>
+        <w:r>
+          <w:rPr>
+            <w:noProof/>
+            <w:webHidden/>
+          </w:rPr>
+        </w:r>
+        <w:r>
+          <w:rPr>
+            <w:noProof/>
+            <w:webHidden/>
+          </w:rPr>
+          <w:fldChar w:fldCharType="separate"/>
+        </w:r>
+        <w:r>
+          <w:rPr>
+            <w:noProof/>
+            <w:webHidden/>
+          </w:rPr>
+          <w:t>48</w:t>
+        </w:r>
+        <w:r>
+          <w:rPr>
+            <w:noProof/>
+            <w:webHidden/>
+          </w:rPr>
+          <w:fldChar w:fldCharType="end"/>
+        </w:r>
+      </w:hyperlink>
+    </w:p>
+    <w:p>
+      <w:pPr>
+        <w:pStyle w:val="Tabladeilustraciones"/>
+        <w:tabs>
+          <w:tab w:val="right" w:leader="dot" w:pos="8494"/>
+        </w:tabs>
+        <w:rPr>
+          <w:rFonts w:asciiTheme="minorHAnsi" w:eastAsiaTheme="minorEastAsia" w:hAnsiTheme="minorHAnsi" w:cstheme="minorBidi"/>
+          <w:noProof/>
+          <w:kern w:val="2"/>
+          <w:sz w:val="24"/>
+          <w:szCs w:val="24"/>
+          <w:lang w:eastAsia="es-ES"/>
+          <w14:ligatures w14:val="standardContextual"/>
+        </w:rPr>
+      </w:pPr>
+      <w:hyperlink w:anchor="_Toc225526082" w:history="1">
+        <w:r>
+          <w:rPr>
+            <w:rStyle w:val="Hipervnculo"/>
+            <w:noProof/>
+          </w:rPr>
+          <w:t>Ilustración 14. Códigos de razón (reason codes) simulados en un SOC mediante gráficos SHAP Force Plot para una transacción fraudulenta y una legítima. Fuente: Elaboración propia.</w:t>
+        </w:r>
+        <w:r>
+          <w:rPr>
+            <w:noProof/>
+            <w:webHidden/>
+          </w:rPr>
+          <w:tab/>
+        </w:r>
+        <w:r>
+          <w:rPr>
+            <w:noProof/>
+            <w:webHidden/>
+          </w:rPr>
+          <w:fldChar w:fldCharType="begin"/>
+        </w:r>
+        <w:r>
+          <w:rPr>
+            <w:noProof/>
+            <w:webHidden/>
+          </w:rPr>
+          <w:instrText xml:space="preserve"> PAGEREF _Toc225526082 \h </w:instrText>
+        </w:r>
+        <w:r>
+          <w:rPr>
+            <w:noProof/>
+            <w:webHidden/>
+          </w:rPr>
+        </w:r>
+        <w:r>
+          <w:rPr>
+            <w:noProof/>
+            <w:webHidden/>
+          </w:rPr>
+          <w:fldChar w:fldCharType="separate"/>
+        </w:r>
+        <w:r>
+          <w:rPr>
+            <w:noProof/>
+            <w:webHidden/>
+          </w:rPr>
+          <w:t>49</w:t>
+        </w:r>
+        <w:r>
+          <w:rPr>
+            <w:noProof/>
+            <w:webHidden/>
+          </w:rPr>
+          <w:fldChar w:fldCharType="end"/>
+        </w:r>
+      </w:hyperlink>
+    </w:p>
+    <w:p>
+      <w:pPr>
+        <w:pStyle w:val="Tabladeilustraciones"/>
+        <w:tabs>
+          <w:tab w:val="right" w:leader="dot" w:pos="8494"/>
+        </w:tabs>
+        <w:rPr>
+          <w:rFonts w:asciiTheme="minorHAnsi" w:eastAsiaTheme="minorEastAsia" w:hAnsiTheme="minorHAnsi" w:cstheme="minorBidi"/>
+          <w:noProof/>
+          <w:kern w:val="2"/>
+          <w:sz w:val="24"/>
+          <w:szCs w:val="24"/>
+          <w:lang w:eastAsia="es-ES"/>
+          <w14:ligatures w14:val="standardContextual"/>
+        </w:rPr>
+      </w:pPr>
+      <w:hyperlink w:anchor="_Toc225526083" w:history="1">
+        <w:r>
+          <w:rPr>
+            <w:rStyle w:val="Hipervnculo"/>
+            <w:noProof/>
+          </w:rPr>
+          <w:t>Ilustración 15. Reconfiguración de la jerarquía de explicabilidad (SHAP Beeswarm) tras el estudio de ablación de la característica dominante. Fuente: Elaboración propia.</w:t>
+        </w:r>
+        <w:r>
+          <w:rPr>
+            <w:noProof/>
+            <w:webHidden/>
+          </w:rPr>
+          <w:tab/>
+        </w:r>
+        <w:r>
+          <w:rPr>
+            <w:noProof/>
+            <w:webHidden/>
+          </w:rPr>
+          <w:fldChar w:fldCharType="begin"/>
+        </w:r>
+        <w:r>
+          <w:rPr>
+            <w:noProof/>
+            <w:webHidden/>
+          </w:rPr>
+          <w:instrText xml:space="preserve"> PAGEREF _Toc225526083 \h </w:instrText>
+        </w:r>
+        <w:r>
+          <w:rPr>
+            <w:noProof/>
+            <w:webHidden/>
+          </w:rPr>
+        </w:r>
+        <w:r>
+          <w:rPr>
+            <w:noProof/>
+            <w:webHidden/>
+          </w:rPr>
+          <w:fldChar w:fldCharType="separate"/>
+        </w:r>
+        <w:r>
+          <w:rPr>
+            <w:noProof/>
+            <w:webHidden/>
+          </w:rPr>
+          <w:t>51</w:t>
+        </w:r>
+        <w:r>
+          <w:rPr>
+            <w:noProof/>
+            <w:webHidden/>
+          </w:rPr>
+          <w:fldChar w:fldCharType="end"/>
+        </w:r>
+      </w:hyperlink>
+    </w:p>
+    <w:p>
+      <w:pPr>
+        <w:spacing w:line="240" w:lineRule="auto"/>
+        <w:rPr>
+          <w:rFonts w:ascii="Arial" w:hAnsi="Arial"/>
+        </w:rPr>
+      </w:pPr>
+      <w:r>
+        <w:rPr>
+          <w:rFonts w:ascii="Arial" w:hAnsi="Arial"/>
+        </w:rPr>
+        <w:fldChar w:fldCharType="end"/>
+      </w:r>
+    </w:p>
+    <w:p>
+      <w:pPr>
+        <w:spacing w:line="240" w:lineRule="auto"/>
+        <w:jc w:val="left"/>
+        <w:rPr>
+          <w:rFonts w:ascii="Arial" w:eastAsiaTheme="majorEastAsia" w:hAnsi="Arial"/>
+          <w:spacing w:val="-10"/>
+          <w:sz w:val="56"/>
+          <w:szCs w:val="56"/>
+        </w:rPr>
+      </w:pPr>
+      <w:r>
+        <w:rPr>
+          <w:rFonts w:ascii="Arial" w:hAnsi="Arial"/>
+        </w:rPr>
+        <w:br w:type="page"/>
+      </w:r>
+    </w:p>
+    <w:p>
+      <w:pPr>
+        <w:pStyle w:val="Ttulo1"/>
+        <w:numPr>
+          <w:ilvl w:val="0"/>
+          <w:numId w:val="0"/>
+        </w:numPr>
+        <w:spacing w:line="240" w:lineRule="auto"/>
+        <w:rPr>
+          <w:rFonts w:ascii="Arial" w:hAnsi="Arial"/>
+          <w:b/>
+          <w:sz w:val="36"/>
+        </w:rPr>
+      </w:pPr>
+      <w:bookmarkStart w:id="1" w:name="_Toc225526005"/>
+      <w:r>
+        <w:rPr>
+          <w:rFonts w:ascii="Arial" w:hAnsi="Arial"/>
+          <w:b/>
+          <w:sz w:val="36"/>
+        </w:rPr>
+        <w:lastRenderedPageBreak/>
+        <w:t>Índice de tablas</w:t>
+      </w:r>
+      <w:bookmarkEnd w:id="1"/>
+    </w:p>
+    <w:p>
+      <w:pPr>
+        <w:pStyle w:val="Tabladeilustraciones"/>
+        <w:tabs>
+          <w:tab w:val="right" w:leader="dot" w:pos="8494"/>
+        </w:tabs>
+        <w:rPr>
+          <w:rFonts w:asciiTheme="minorHAnsi" w:eastAsiaTheme="minorEastAsia" w:hAnsiTheme="minorHAnsi" w:cstheme="minorBidi"/>
+          <w:noProof/>
+          <w:kern w:val="2"/>
+          <w:sz w:val="24"/>
+          <w:szCs w:val="24"/>
+          <w:lang w:eastAsia="es-ES"/>
+          <w14:ligatures w14:val="standardContextual"/>
+        </w:rPr>
+      </w:pPr>
+      <w:r>
+        <w:rPr>
+          <w:rFonts w:ascii="Arial" w:hAnsi="Arial"/>
+          <w:b/>
+          <w:bCs/>
+          <w:sz w:val="36"/>
+          <w:szCs w:val="36"/>
+        </w:rPr>
+        <w:fldChar w:fldCharType="begin"/>
+      </w:r>
+      <w:r>
+        <w:rPr>
+          <w:rFonts w:ascii="Arial" w:hAnsi="Arial"/>
+          <w:b/>
+          <w:bCs/>
+          <w:sz w:val="36"/>
+          <w:szCs w:val="36"/>
+        </w:rPr>
+        <w:instrText xml:space="preserve"> TOC \h \z \c "Tabla" </w:instrText>
+      </w:r>
+      <w:r>
+        <w:rPr>
+          <w:rFonts w:ascii="Arial" w:hAnsi="Arial"/>
+          <w:b/>
+          <w:bCs/>
+          <w:sz w:val="36"/>
+          <w:szCs w:val="36"/>
+        </w:rPr>
+        <w:fldChar w:fldCharType="separate"/>
+      </w:r>
+      <w:hyperlink w:anchor="_Toc225526084" w:history="1">
+        <w:r>
+          <w:rPr>
+            <w:rStyle w:val="Hipervnculo"/>
+            <w:noProof/>
+          </w:rPr>
+          <w:t>Tabla 1. Resultados comparativos de las métricas de evaluación técnica y operativa para los modelos base. AUPRC = Área Bajo la Curva Precisión-Recall (mayor es mejor). CP@100 = Card Precision@100, proporción de fraudes reales entre las 100 tarjetas con mayor probabilidad de fraude por día (métrica operativa que simula la capacidad de revisión manual de un SOC). Las medias y desviaciones estándar se calculan sobre 4 folds prequenciales con ventanas semanales. El test de Friedman confirma diferencias globales significativas entre algoritmos para AUPRC (p=0.039) y CP@100 (p=0.037).</w:t>
+        </w:r>
+        <w:r>
+          <w:rPr>
+            <w:noProof/>
+            <w:webHidden/>
+          </w:rPr>
+          <w:tab/>
+        </w:r>
+        <w:r>
+          <w:rPr>
+            <w:noProof/>
+            <w:webHidden/>
+          </w:rPr>
+          <w:fldChar w:fldCharType="begin"/>
+        </w:r>
+        <w:r>
+          <w:rPr>
+            <w:noProof/>
+            <w:webHidden/>
+          </w:rPr>
+          <w:instrText xml:space="preserve"> PAGEREF _Toc225526084 \h </w:instrText>
+        </w:r>
+        <w:r>
+          <w:rPr>
+            <w:noProof/>
+            <w:webHidden/>
+          </w:rPr>
+        </w:r>
+        <w:r>
+          <w:rPr>
+            <w:noProof/>
+            <w:webHidden/>
+          </w:rPr>
+          <w:fldChar w:fldCharType="separate"/>
+        </w:r>
+        <w:r>
+          <w:rPr>
+            <w:noProof/>
+            <w:webHidden/>
+          </w:rPr>
+          <w:t>37</w:t>
+        </w:r>
+        <w:r>
+          <w:rPr>
+            <w:noProof/>
+            <w:webHidden/>
+          </w:rPr>
+          <w:fldChar w:fldCharType="end"/>
+        </w:r>
+      </w:hyperlink>
+    </w:p>
+    <w:p>
+      <w:pPr>
+        <w:pStyle w:val="Tabladeilustraciones"/>
+        <w:tabs>
+          <w:tab w:val="right" w:leader="dot" w:pos="8494"/>
+        </w:tabs>
+        <w:rPr>
+          <w:rFonts w:asciiTheme="minorHAnsi" w:eastAsiaTheme="minorEastAsia" w:hAnsiTheme="minorHAnsi" w:cstheme="minorBidi"/>
+          <w:noProof/>
+          <w:kern w:val="2"/>
+          <w:sz w:val="24"/>
+          <w:szCs w:val="24"/>
+          <w:lang w:eastAsia="es-ES"/>
+          <w14:ligatures w14:val="standardContextual"/>
+        </w:rPr>
+      </w:pPr>
+      <w:hyperlink w:anchor="_Toc225526085" w:history="1">
+        <w:r>
+          <w:rPr>
+            <w:rStyle w:val="Hipervnculo"/>
+            <w:noProof/>
+          </w:rPr>
+          <w:t>Tabla 2. Impacto de las estrategias de submuestreo en el rendimiento del modelo óptimo.</w:t>
+        </w:r>
+        <w:r>
+          <w:rPr>
+            <w:noProof/>
+            <w:webHidden/>
+          </w:rPr>
+          <w:tab/>
+        </w:r>
+        <w:r>
+          <w:rPr>
+            <w:noProof/>
+            <w:webHidden/>
+          </w:rPr>
+          <w:fldChar w:fldCharType="begin"/>
+        </w:r>
+        <w:r>
+          <w:rPr>
+            <w:noProof/>
+            <w:webHidden/>
+          </w:rPr>
+          <w:instrText xml:space="preserve"> PAGEREF _Toc225526085 \h </w:instrText>
+        </w:r>
+        <w:r>
+          <w:rPr>
+            <w:noProof/>
+            <w:webHidden/>
+          </w:rPr>
+        </w:r>
+        <w:r>
+          <w:rPr>
+            <w:noProof/>
+            <w:webHidden/>
+          </w:rPr>
+          <w:fldChar w:fldCharType="separate"/>
+        </w:r>
+        <w:r>
+          <w:rPr>
+            <w:noProof/>
+            <w:webHidden/>
+          </w:rPr>
+          <w:t>40</w:t>
+        </w:r>
+        <w:r>
+          <w:rPr>
+            <w:noProof/>
+            <w:webHidden/>
+          </w:rPr>
+          <w:fldChar w:fldCharType="end"/>
+        </w:r>
+      </w:hyperlink>
+    </w:p>
+    <w:p>
+      <w:pPr>
+        <w:pStyle w:val="Tabladeilustraciones"/>
+        <w:tabs>
+          <w:tab w:val="right" w:leader="dot" w:pos="8494"/>
+        </w:tabs>
+        <w:rPr>
+          <w:rFonts w:asciiTheme="minorHAnsi" w:eastAsiaTheme="minorEastAsia" w:hAnsiTheme="minorHAnsi" w:cstheme="minorBidi"/>
+          <w:noProof/>
+          <w:kern w:val="2"/>
+          <w:sz w:val="24"/>
+          <w:szCs w:val="24"/>
+          <w:lang w:eastAsia="es-ES"/>
+          <w14:ligatures w14:val="standardContextual"/>
+        </w:rPr>
+      </w:pPr>
+      <w:hyperlink w:anchor="_Toc225526086" w:history="1">
+        <w:r>
+          <w:rPr>
+            <w:rStyle w:val="Hipervnculo"/>
+            <w:noProof/>
+          </w:rPr>
+          <w:t>Tabla 3. Incremento marginal absoluto de la métrica AUPRC provocado por las distintas fuentes de fuga de datos.</w:t>
+        </w:r>
+        <w:r>
+          <w:rPr>
+            <w:noProof/>
+            <w:webHidden/>
+          </w:rPr>
+          <w:tab/>
+        </w:r>
+        <w:r>
+          <w:rPr>
+            <w:noProof/>
+            <w:webHidden/>
+          </w:rPr>
+          <w:fldChar w:fldCharType="begin"/>
+        </w:r>
+        <w:r>
+          <w:rPr>
+            <w:noProof/>
+            <w:webHidden/>
+          </w:rPr>
+          <w:instrText xml:space="preserve"> PAGEREF _Toc225526086 \h </w:instrText>
         </w:r>
         <w:r>
           <w:rPr>
@@ -7584,13 +8115,13 @@
           <w14:ligatures w14:val="standardContextual"/>
         </w:rPr>
       </w:pPr>
-      <w:hyperlink w:anchor="_Toc225188161" w:history="1">
+      <w:hyperlink w:anchor="_Toc225526087" w:history="1">
         <w:r>
           <w:rPr>
             <w:rStyle w:val="Hipervnculo"/>
             <w:noProof/>
           </w:rPr>
-          <w:t>Ilustración 12. Gráfico SHAP Beeswarm de explicabilidad global para el modelo XGBoost, mostrando la magnitud y direccionalidad del impacto predictivo. Fuente: Elaboración propia.</w:t>
+          <w:t>Tabla 4. Top-5 de variables predictivas según la métrica nativa de Ganancia de Impureza (Gain).</w:t>
         </w:r>
         <w:r>
           <w:rPr>
@@ -7611,7 +8142,7 @@
             <w:noProof/>
             <w:webHidden/>
           </w:rPr>
-          <w:instrText xml:space="preserve"> PAGEREF _Toc225188161 \h </w:instrText>
+          <w:instrText xml:space="preserve"> PAGEREF _Toc225526087 \h </w:instrText>
         </w:r>
         <w:r>
           <w:rPr>
@@ -7658,13 +8189,13 @@
           <w14:ligatures w14:val="standardContextual"/>
         </w:rPr>
       </w:pPr>
-      <w:hyperlink w:anchor="_Toc225188162" w:history="1">
+      <w:hyperlink w:anchor="_Toc225526088" w:history="1">
         <w:r>
           <w:rPr>
             <w:rStyle w:val="Hipervnculo"/>
             <w:noProof/>
           </w:rPr>
-          <w:t>Ilustración 13. Explicabilidad local mediante gráficos SHAP Waterfall, desglosando la contribución marginal de variables para un fraude detectado y una transacción legítima. Fuente: Elaboración propia.</w:t>
+          <w:t>Tabla 5. Impacto empírico en el rendimiento algorítmico tras la ablación de la característica dominante (CUSTOMER_ID_AVG_AMOUNT_30DAY_WINDOW, identificada como la de mayor mean |SHAP|). Δ = diferencia ablado − completo. La degradación del AUPRC fue consistente en los 4 folds prequenciales (Wilcoxon p = 0.125; el mínimo alcanzable con N = 4 es 0.0625).</w:t>
         </w:r>
         <w:r>
           <w:rPr>
@@ -7685,7 +8216,7 @@
             <w:noProof/>
             <w:webHidden/>
           </w:rPr>
-          <w:instrText xml:space="preserve"> PAGEREF _Toc225188162 \h </w:instrText>
+          <w:instrText xml:space="preserve"> PAGEREF _Toc225526088 \h </w:instrText>
         </w:r>
         <w:r>
           <w:rPr>
@@ -7705,7 +8236,7 @@
             <w:noProof/>
             <w:webHidden/>
           </w:rPr>
-          <w:t>47</w:t>
+          <w:t>50</w:t>
         </w:r>
         <w:r>
           <w:rPr>
@@ -7718,180 +8249,34 @@
     </w:p>
     <w:p>
       <w:pPr>
-        <w:pStyle w:val="Tabladeilustraciones"/>
-        <w:tabs>
-          <w:tab w:val="right" w:leader="dot" w:pos="8494"/>
-        </w:tabs>
-        <w:rPr>
-          <w:rFonts w:asciiTheme="minorHAnsi" w:eastAsiaTheme="minorEastAsia" w:hAnsiTheme="minorHAnsi" w:cstheme="minorBidi"/>
-          <w:noProof/>
-          <w:kern w:val="2"/>
-          <w:sz w:val="24"/>
-          <w:szCs w:val="24"/>
-          <w:lang w:eastAsia="es-ES"/>
-          <w14:ligatures w14:val="standardContextual"/>
-        </w:rPr>
-      </w:pPr>
-      <w:hyperlink w:anchor="_Toc225188163" w:history="1">
-        <w:r>
-          <w:rPr>
-            <w:rStyle w:val="Hipervnculo"/>
-            <w:noProof/>
-          </w:rPr>
-          <w:t>Ilustración 14. Códigos de razón (reason codes) simulados en un SOC mediante gráficos SHAP Force Plot para una transacción fraudulenta y una legítima. Fuente: Elaboración propia.</w:t>
-        </w:r>
-        <w:r>
-          <w:rPr>
-            <w:noProof/>
-            <w:webHidden/>
-          </w:rPr>
-          <w:tab/>
-        </w:r>
-        <w:r>
-          <w:rPr>
-            <w:noProof/>
-            <w:webHidden/>
-          </w:rPr>
-          <w:fldChar w:fldCharType="begin"/>
-        </w:r>
-        <w:r>
-          <w:rPr>
-            <w:noProof/>
-            <w:webHidden/>
-          </w:rPr>
-          <w:instrText xml:space="preserve"> PAGEREF _Toc225188163 \h </w:instrText>
-        </w:r>
-        <w:r>
-          <w:rPr>
-            <w:noProof/>
-            <w:webHidden/>
-          </w:rPr>
-        </w:r>
-        <w:r>
-          <w:rPr>
-            <w:noProof/>
-            <w:webHidden/>
-          </w:rPr>
-          <w:fldChar w:fldCharType="separate"/>
-        </w:r>
-        <w:r>
-          <w:rPr>
-            <w:noProof/>
-            <w:webHidden/>
-          </w:rPr>
-          <w:t>48</w:t>
-        </w:r>
-        <w:r>
-          <w:rPr>
-            <w:noProof/>
-            <w:webHidden/>
-          </w:rPr>
-          <w:fldChar w:fldCharType="end"/>
-        </w:r>
-      </w:hyperlink>
-    </w:p>
-    <w:p>
-      <w:pPr>
-        <w:pStyle w:val="Tabladeilustraciones"/>
-        <w:tabs>
-          <w:tab w:val="right" w:leader="dot" w:pos="8494"/>
-        </w:tabs>
-        <w:rPr>
-          <w:rFonts w:asciiTheme="minorHAnsi" w:eastAsiaTheme="minorEastAsia" w:hAnsiTheme="minorHAnsi" w:cstheme="minorBidi"/>
-          <w:noProof/>
-          <w:kern w:val="2"/>
-          <w:sz w:val="24"/>
-          <w:szCs w:val="24"/>
-          <w:lang w:eastAsia="es-ES"/>
-          <w14:ligatures w14:val="standardContextual"/>
-        </w:rPr>
-      </w:pPr>
-      <w:hyperlink w:anchor="_Toc225188164" w:history="1">
-        <w:r>
-          <w:rPr>
-            <w:rStyle w:val="Hipervnculo"/>
-            <w:noProof/>
-          </w:rPr>
-          <w:t>Ilustración 15. Reconfiguración de la jerarquía de explicabilidad (SHAP Beeswarm) tras el estudio de ablación de la característica dominante. Fuente: Elaboración propia.</w:t>
-        </w:r>
-        <w:r>
-          <w:rPr>
-            <w:noProof/>
-            <w:webHidden/>
-          </w:rPr>
-          <w:tab/>
-        </w:r>
-        <w:r>
-          <w:rPr>
-            <w:noProof/>
-            <w:webHidden/>
-          </w:rPr>
-          <w:fldChar w:fldCharType="begin"/>
-        </w:r>
-        <w:r>
-          <w:rPr>
-            <w:noProof/>
-            <w:webHidden/>
-          </w:rPr>
-          <w:instrText xml:space="preserve"> PAGEREF _Toc225188164 \h </w:instrText>
-        </w:r>
-        <w:r>
-          <w:rPr>
-            <w:noProof/>
-            <w:webHidden/>
-          </w:rPr>
-        </w:r>
-        <w:r>
-          <w:rPr>
-            <w:noProof/>
-            <w:webHidden/>
-          </w:rPr>
-          <w:fldChar w:fldCharType="separate"/>
-        </w:r>
-        <w:r>
-          <w:rPr>
-            <w:noProof/>
-            <w:webHidden/>
-          </w:rPr>
-          <w:t>49</w:t>
-        </w:r>
-        <w:r>
-          <w:rPr>
-            <w:noProof/>
-            <w:webHidden/>
-          </w:rPr>
-          <w:fldChar w:fldCharType="end"/>
-        </w:r>
-      </w:hyperlink>
-    </w:p>
-    <w:p>
-      <w:pPr>
-        <w:spacing w:line="240" w:lineRule="auto"/>
-        <w:rPr>
-          <w:rFonts w:ascii="Arial" w:hAnsi="Arial"/>
-        </w:rPr>
-      </w:pPr>
-      <w:r>
-        <w:rPr>
-          <w:rFonts w:ascii="Arial" w:hAnsi="Arial"/>
+        <w:spacing w:after="0" w:line="240" w:lineRule="auto"/>
+        <w:jc w:val="left"/>
+        <w:rPr>
+          <w:rFonts w:ascii="Arial" w:eastAsiaTheme="majorEastAsia" w:hAnsi="Arial"/>
+          <w:b/>
+          <w:bCs/>
+          <w:spacing w:val="-10"/>
+          <w:sz w:val="36"/>
+          <w:szCs w:val="36"/>
+        </w:rPr>
+      </w:pPr>
+      <w:r>
+        <w:rPr>
+          <w:rFonts w:ascii="Arial" w:hAnsi="Arial"/>
+          <w:b/>
+          <w:bCs/>
+          <w:sz w:val="36"/>
+          <w:szCs w:val="36"/>
         </w:rPr>
         <w:fldChar w:fldCharType="end"/>
       </w:r>
-    </w:p>
-    <w:p>
-      <w:pPr>
-        <w:spacing w:line="240" w:lineRule="auto"/>
-        <w:jc w:val="left"/>
-        <w:rPr>
-          <w:rFonts w:ascii="Arial" w:eastAsiaTheme="majorEastAsia" w:hAnsi="Arial"/>
-          <w:spacing w:val="-10"/>
-          <w:sz w:val="56"/>
-          <w:szCs w:val="56"/>
-        </w:rPr>
-      </w:pPr>
-      <w:r>
-        <w:rPr>
-          <w:rFonts w:ascii="Arial" w:hAnsi="Arial"/>
+      <w:r>
+        <w:rPr>
+          <w:rFonts w:ascii="Arial" w:hAnsi="Arial"/>
+          <w:b/>
+          <w:bCs/>
+          <w:sz w:val="36"/>
+          <w:szCs w:val="36"/>
         </w:rPr>
         <w:br w:type="page"/>
       </w:r>
@@ -7910,7 +8295,7 @@
           <w:sz w:val="36"/>
         </w:rPr>
       </w:pPr>
-      <w:bookmarkStart w:id="1" w:name="_Toc225188085"/>
+      <w:bookmarkStart w:id="2" w:name="_Toc225526006"/>
       <w:r>
         <w:rPr>
           <w:rFonts w:ascii="Arial" w:hAnsi="Arial"/>
@@ -7918,409 +8303,649 @@
           <w:sz w:val="36"/>
         </w:rPr>
         <w:lastRenderedPageBreak/>
-        <w:t>Índice de tablas</w:t>
-      </w:r>
-      <w:bookmarkEnd w:id="1"/>
-    </w:p>
-    <w:p>
-      <w:pPr>
-        <w:pStyle w:val="Tabladeilustraciones"/>
-        <w:tabs>
-          <w:tab w:val="right" w:leader="dot" w:pos="8494"/>
-        </w:tabs>
-        <w:rPr>
-          <w:rFonts w:asciiTheme="minorHAnsi" w:eastAsiaTheme="minorEastAsia" w:hAnsiTheme="minorHAnsi" w:cstheme="minorBidi"/>
-          <w:noProof/>
-          <w:kern w:val="2"/>
-          <w:sz w:val="24"/>
-          <w:szCs w:val="24"/>
-          <w:lang w:eastAsia="es-ES"/>
-          <w14:ligatures w14:val="standardContextual"/>
-        </w:rPr>
-      </w:pPr>
-      <w:r>
-        <w:rPr>
-          <w:rFonts w:ascii="Arial" w:hAnsi="Arial"/>
+        <w:t>Glosario</w:t>
+      </w:r>
+      <w:bookmarkEnd w:id="2"/>
+    </w:p>
+    <w:p>
+      <w:pPr>
+        <w:pStyle w:val="Prrafodelista"/>
+        <w:numPr>
+          <w:ilvl w:val="0"/>
+          <w:numId w:val="172"/>
+        </w:numPr>
+        <w:spacing w:line="240" w:lineRule="auto"/>
+        <w:rPr>
+          <w:rFonts w:ascii="Arial" w:hAnsi="Arial"/>
+        </w:rPr>
+      </w:pPr>
+      <w:r>
+        <w:rPr>
+          <w:rFonts w:ascii="Arial" w:hAnsi="Arial"/>
+          <w:b/>
+          <w:bCs/>
+        </w:rPr>
+        <w:t>Accuracy (Exactitud):</w:t>
+      </w:r>
+      <w:r>
+        <w:rPr>
+          <w:rFonts w:ascii="Arial" w:hAnsi="Arial"/>
+        </w:rPr>
+        <w:t xml:space="preserve"> Métrica de evaluación generalista que mide la proporción de predicciones correctas sobre el total de casos. En problemas de fraude financiero, resulta matemáticamente engañosa (Paradoja de la Exactitud) debido al desbalance extremo de clases.</w:t>
+      </w:r>
+    </w:p>
+    <w:p>
+      <w:pPr>
+        <w:pStyle w:val="Prrafodelista"/>
+        <w:numPr>
+          <w:ilvl w:val="0"/>
+          <w:numId w:val="172"/>
+        </w:numPr>
+        <w:spacing w:line="240" w:lineRule="auto"/>
+        <w:rPr>
+          <w:rFonts w:ascii="Arial" w:hAnsi="Arial"/>
+        </w:rPr>
+      </w:pPr>
+      <w:r>
+        <w:rPr>
+          <w:rFonts w:ascii="Arial" w:hAnsi="Arial"/>
+          <w:b/>
+          <w:bCs/>
+        </w:rPr>
+        <w:t>AUC-ROC (Área Bajo la Curva ROC):</w:t>
+      </w:r>
+      <w:r>
+        <w:rPr>
+          <w:rFonts w:ascii="Arial" w:hAnsi="Arial"/>
+        </w:rPr>
+        <w:t xml:space="preserve"> Métrica que evalúa la capacidad de discriminación global de un clasificador frente a diferentes umbrales. Aunque es estándar en la literatura, tiende a inflar el rendimiento en conjuntos de datos desbalanceados debido al peso de los Verdaderos Negativos.</w:t>
+      </w:r>
+    </w:p>
+    <w:p>
+      <w:pPr>
+        <w:pStyle w:val="Prrafodelista"/>
+        <w:numPr>
+          <w:ilvl w:val="0"/>
+          <w:numId w:val="172"/>
+        </w:numPr>
+        <w:spacing w:line="240" w:lineRule="auto"/>
+        <w:rPr>
+          <w:rFonts w:ascii="Arial" w:hAnsi="Arial"/>
+        </w:rPr>
+      </w:pPr>
+      <w:r>
+        <w:rPr>
+          <w:rFonts w:ascii="Arial" w:hAnsi="Arial"/>
+          <w:b/>
+          <w:bCs/>
+        </w:rPr>
+        <w:t>AUPRC (Área Bajo la Curva Precision-Recall):</w:t>
+      </w:r>
+      <w:r>
+        <w:rPr>
+          <w:rFonts w:ascii="Arial" w:hAnsi="Arial"/>
+        </w:rPr>
+        <w:t xml:space="preserve"> Métrica crítica de evaluación que pondera la Precisión y la Sensibilidad (Recall). Al aislar la clase minoritaria y penalizar severamente los Falsos Positivos, se consolida como el indicador técnico más robusto para la detección de fraude.</w:t>
+      </w:r>
+    </w:p>
+    <w:p>
+      <w:pPr>
+        <w:pStyle w:val="Prrafodelista"/>
+        <w:numPr>
+          <w:ilvl w:val="0"/>
+          <w:numId w:val="172"/>
+        </w:numPr>
+        <w:spacing w:line="240" w:lineRule="auto"/>
+        <w:rPr>
+          <w:rFonts w:ascii="Arial" w:hAnsi="Arial"/>
+        </w:rPr>
+      </w:pPr>
+      <w:r>
+        <w:rPr>
+          <w:rFonts w:ascii="Arial" w:hAnsi="Arial"/>
+          <w:b/>
+          <w:bCs/>
+        </w:rPr>
+        <w:t>Card Precision@k (CP@k):</w:t>
+      </w:r>
+      <w:r>
+        <w:rPr>
+          <w:rFonts w:ascii="Arial" w:hAnsi="Arial"/>
+        </w:rPr>
+        <w:t xml:space="preserve"> Métrica de negocio orientada a la viabilidad operativa. Cuantifica la proporción de transacciones fraudulentas reales identificadas dentro de las </w:t>
+      </w:r>
+      <w:r>
+        <w:rPr>
+          <w:rFonts w:ascii="Arial" w:hAnsi="Arial"/>
+          <w:i/>
+          <w:iCs/>
+        </w:rPr>
+        <w:t>k</w:t>
+      </w:r>
+      <w:r>
+        <w:rPr>
+          <w:rFonts w:ascii="Arial" w:hAnsi="Arial"/>
+        </w:rPr>
+        <w:t xml:space="preserve"> alertas de mayor riesgo diario (ej. top 100), simulando la capacidad de revisión manual finita de un equipo de analistas.</w:t>
+      </w:r>
+    </w:p>
+    <w:p>
+      <w:pPr>
+        <w:pStyle w:val="Prrafodelista"/>
+        <w:numPr>
+          <w:ilvl w:val="0"/>
+          <w:numId w:val="172"/>
+        </w:numPr>
+        <w:spacing w:line="240" w:lineRule="auto"/>
+        <w:rPr>
+          <w:rFonts w:ascii="Arial" w:hAnsi="Arial"/>
+        </w:rPr>
+      </w:pPr>
+      <w:r>
+        <w:rPr>
+          <w:rFonts w:ascii="Arial" w:hAnsi="Arial"/>
+          <w:b/>
+          <w:bCs/>
+        </w:rPr>
+        <w:t>Concept Drift (Deriva de Concepto o Cambio de Concepto):</w:t>
+      </w:r>
+      <w:r>
+        <w:rPr>
+          <w:rFonts w:ascii="Arial" w:hAnsi="Arial"/>
+        </w:rPr>
+        <w:t xml:space="preserve"> Fenómeno estadístico dinámico por el cual la distribución subyacente de los datos y los patrones de ataque cambian con el paso del tiempo, provocando la obsolescencia prematura de los modelos de detección estáticos.</w:t>
+      </w:r>
+    </w:p>
+    <w:p>
+      <w:pPr>
+        <w:pStyle w:val="Prrafodelista"/>
+        <w:numPr>
+          <w:ilvl w:val="0"/>
+          <w:numId w:val="172"/>
+        </w:numPr>
+        <w:spacing w:line="240" w:lineRule="auto"/>
+        <w:rPr>
+          <w:rFonts w:ascii="Arial" w:hAnsi="Arial"/>
+        </w:rPr>
+      </w:pPr>
+      <w:r>
+        <w:rPr>
+          <w:rFonts w:ascii="Arial" w:hAnsi="Arial"/>
+          <w:b/>
+          <w:bCs/>
+        </w:rPr>
+        <w:t>Data Leakage (Fuga de Datos o Información):</w:t>
+      </w:r>
+      <w:r>
+        <w:rPr>
+          <w:rFonts w:ascii="Arial" w:hAnsi="Arial"/>
+        </w:rPr>
+        <w:t xml:space="preserve"> Error metodológico grave en el diseño experimental de </w:t>
+      </w:r>
+      <w:r>
+        <w:rPr>
+          <w:rFonts w:ascii="Arial" w:hAnsi="Arial"/>
+          <w:i/>
+          <w:iCs/>
+        </w:rPr>
+        <w:t>Machine Learning</w:t>
+      </w:r>
+      <w:r>
+        <w:rPr>
+          <w:rFonts w:ascii="Arial" w:hAnsi="Arial"/>
+        </w:rPr>
+        <w:t xml:space="preserve">. Ocurre cuando un modelo accede, durante su fase de entrenamiento, a información del futuro o del conjunto de prueba (ej. mediante </w:t>
+      </w:r>
+      <w:r>
+        <w:rPr>
+          <w:rFonts w:ascii="Arial" w:hAnsi="Arial"/>
+          <w:i/>
+          <w:iCs/>
+        </w:rPr>
+        <w:t>Random Split</w:t>
+      </w:r>
+      <w:r>
+        <w:rPr>
+          <w:rFonts w:ascii="Arial" w:hAnsi="Arial"/>
+        </w:rPr>
+        <w:t xml:space="preserve"> o sobremuestreo global), inflando artificialmente sus métricas de rendimiento.</w:t>
+      </w:r>
+    </w:p>
+    <w:p>
+      <w:pPr>
+        <w:pStyle w:val="Prrafodelista"/>
+        <w:numPr>
+          <w:ilvl w:val="0"/>
+          <w:numId w:val="172"/>
+        </w:numPr>
+        <w:spacing w:line="240" w:lineRule="auto"/>
+        <w:rPr>
+          <w:rFonts w:ascii="Arial" w:hAnsi="Arial"/>
+        </w:rPr>
+      </w:pPr>
+      <w:r>
+        <w:rPr>
+          <w:rFonts w:ascii="Arial" w:hAnsi="Arial"/>
+          <w:b/>
+          <w:bCs/>
+        </w:rPr>
+        <w:t>Ensemble Methods (Métodos de Ensamblaje):</w:t>
+      </w:r>
+      <w:r>
+        <w:rPr>
+          <w:rFonts w:ascii="Arial" w:hAnsi="Arial"/>
+        </w:rPr>
+        <w:t xml:space="preserve"> Paradigma de aprendizaje automático que combina las predicciones de múltiples estimadores base (generalmente árboles de decisión) para mejorar la robustez y capacidad de generalización. Ejemplos aplicados: </w:t>
+      </w:r>
+      <w:r>
+        <w:rPr>
+          <w:rFonts w:ascii="Arial" w:hAnsi="Arial"/>
+          <w:i/>
+          <w:iCs/>
+        </w:rPr>
+        <w:t>Random Forest</w:t>
+      </w:r>
+      <w:r>
+        <w:rPr>
+          <w:rFonts w:ascii="Arial" w:hAnsi="Arial"/>
+        </w:rPr>
+        <w:t xml:space="preserve"> y </w:t>
+      </w:r>
+      <w:r>
+        <w:rPr>
+          <w:rFonts w:ascii="Arial" w:hAnsi="Arial"/>
+          <w:i/>
+          <w:iCs/>
+        </w:rPr>
+        <w:t>XGBoost</w:t>
+      </w:r>
+      <w:r>
+        <w:rPr>
+          <w:rFonts w:ascii="Arial" w:hAnsi="Arial"/>
+        </w:rPr>
+        <w:t>.</w:t>
+      </w:r>
+    </w:p>
+    <w:p>
+      <w:pPr>
+        <w:pStyle w:val="Prrafodelista"/>
+        <w:numPr>
+          <w:ilvl w:val="0"/>
+          <w:numId w:val="172"/>
+        </w:numPr>
+        <w:spacing w:line="240" w:lineRule="auto"/>
+        <w:rPr>
+          <w:rFonts w:ascii="Arial" w:hAnsi="Arial"/>
+        </w:rPr>
+      </w:pPr>
+      <w:r>
+        <w:rPr>
+          <w:rFonts w:ascii="Arial" w:hAnsi="Arial"/>
+          <w:b/>
+          <w:bCs/>
+        </w:rPr>
+        <w:t>FaaS (Fraud-as-a-Service):</w:t>
+      </w:r>
+      <w:r>
+        <w:rPr>
+          <w:rFonts w:ascii="Arial" w:hAnsi="Arial"/>
+        </w:rPr>
+        <w:t xml:space="preserve"> Modelo de cibercrimen industrializado en el que organizaciones delictivas desarrollan y alquilan herramientas, infraestructura o credenciales robadas a terceros como un servicio.</w:t>
+      </w:r>
+    </w:p>
+    <w:p>
+      <w:pPr>
+        <w:pStyle w:val="Prrafodelista"/>
+        <w:numPr>
+          <w:ilvl w:val="0"/>
+          <w:numId w:val="172"/>
+        </w:numPr>
+        <w:spacing w:line="240" w:lineRule="auto"/>
+        <w:rPr>
+          <w:rFonts w:ascii="Arial" w:hAnsi="Arial"/>
+        </w:rPr>
+      </w:pPr>
+      <w:r>
+        <w:rPr>
+          <w:rFonts w:ascii="Arial" w:hAnsi="Arial"/>
+          <w:b/>
+          <w:bCs/>
+        </w:rPr>
+        <w:t>FDS (Fraud Detection System):</w:t>
+      </w:r>
+      <w:r>
+        <w:rPr>
+          <w:rFonts w:ascii="Arial" w:hAnsi="Arial"/>
+        </w:rPr>
+        <w:t xml:space="preserve"> Sistema Integral de Detección de Fraude en el sector financiero, habitualmente compuesto por una arquitectura híbrida que combina motores de reglas estáticas expertas y modelos predictivos impulsados por datos (</w:t>
+      </w:r>
+      <w:r>
+        <w:rPr>
+          <w:rFonts w:ascii="Arial" w:hAnsi="Arial"/>
+          <w:i/>
+          <w:iCs/>
+        </w:rPr>
+        <w:t>Data-Driven</w:t>
+      </w:r>
+      <w:r>
+        <w:rPr>
+          <w:rFonts w:ascii="Arial" w:hAnsi="Arial"/>
+        </w:rPr>
+        <w:t>).</w:t>
+      </w:r>
+    </w:p>
+    <w:p>
+      <w:pPr>
+        <w:pStyle w:val="Prrafodelista"/>
+        <w:numPr>
+          <w:ilvl w:val="0"/>
+          <w:numId w:val="172"/>
+        </w:numPr>
+        <w:spacing w:line="240" w:lineRule="auto"/>
+        <w:rPr>
+          <w:rFonts w:ascii="Arial" w:hAnsi="Arial"/>
+        </w:rPr>
+      </w:pPr>
+      <w:r>
+        <w:rPr>
+          <w:rFonts w:ascii="Arial" w:hAnsi="Arial"/>
+          <w:b/>
+          <w:bCs/>
+        </w:rPr>
+        <w:t>Prequential Evaluation (Validación Prequencial):</w:t>
+      </w:r>
+      <w:r>
+        <w:rPr>
+          <w:rFonts w:ascii="Arial" w:hAnsi="Arial"/>
+        </w:rPr>
+        <w:t xml:space="preserve"> Estrategia de validación temporal en flujos de datos (</w:t>
+      </w:r>
+      <w:r>
+        <w:rPr>
+          <w:rFonts w:ascii="Arial" w:hAnsi="Arial"/>
+          <w:i/>
+          <w:iCs/>
+        </w:rPr>
+        <w:t>data streams</w:t>
+      </w:r>
+      <w:r>
+        <w:rPr>
+          <w:rFonts w:ascii="Arial" w:hAnsi="Arial"/>
+        </w:rPr>
+        <w:t>) que evalúa el modelo secuencialmente en bloques cronológicos. En este estudio, incorpora un periodo de latencia (</w:t>
+      </w:r>
+      <w:r>
+        <w:rPr>
+          <w:rFonts w:ascii="Arial" w:hAnsi="Arial"/>
+          <w:i/>
+          <w:iCs/>
+        </w:rPr>
+        <w:t>delay</w:t>
+      </w:r>
+      <w:r>
+        <w:rPr>
+          <w:rFonts w:ascii="Arial" w:hAnsi="Arial"/>
+        </w:rPr>
+        <w:t>) para simular el ciclo real de reporte de fraude y bloquear el sesgo de anticipación.</w:t>
+      </w:r>
+    </w:p>
+    <w:p>
+      <w:pPr>
+        <w:pStyle w:val="Prrafodelista"/>
+        <w:numPr>
+          <w:ilvl w:val="0"/>
+          <w:numId w:val="172"/>
+        </w:numPr>
+        <w:spacing w:line="240" w:lineRule="auto"/>
+        <w:rPr>
+          <w:rFonts w:ascii="Arial" w:hAnsi="Arial"/>
+        </w:rPr>
+      </w:pPr>
+      <w:r>
+        <w:rPr>
+          <w:rFonts w:ascii="Arial" w:hAnsi="Arial"/>
+          <w:b/>
+          <w:bCs/>
+        </w:rPr>
+        <w:t>RFM (Recency, Frequency, Monetary Value):</w:t>
+      </w:r>
+      <w:r>
+        <w:rPr>
+          <w:rFonts w:ascii="Arial" w:hAnsi="Arial"/>
+        </w:rPr>
+        <w:t xml:space="preserve"> Técnica determinista de ingeniería de características (</w:t>
+      </w:r>
+      <w:r>
+        <w:rPr>
+          <w:rFonts w:ascii="Arial" w:hAnsi="Arial"/>
+          <w:i/>
+          <w:iCs/>
+        </w:rPr>
+        <w:t>Feature Engineering</w:t>
+      </w:r>
+      <w:r>
+        <w:rPr>
+          <w:rFonts w:ascii="Arial" w:hAnsi="Arial"/>
+        </w:rPr>
+        <w:t>) que transforma transacciones aisladas en vectores de contexto histórico, agregando el comportamiento de gasto y el riesgo acumulado en ventanas temporales específicas (ej. 1, 7 y 30 días).</w:t>
+      </w:r>
+    </w:p>
+    <w:p>
+      <w:pPr>
+        <w:pStyle w:val="Prrafodelista"/>
+        <w:numPr>
+          <w:ilvl w:val="0"/>
+          <w:numId w:val="172"/>
+        </w:numPr>
+        <w:spacing w:line="240" w:lineRule="auto"/>
+        <w:rPr>
+          <w:rFonts w:ascii="Arial" w:hAnsi="Arial"/>
+        </w:rPr>
+      </w:pPr>
+      <w:r>
+        <w:rPr>
+          <w:rFonts w:ascii="Arial" w:hAnsi="Arial"/>
+          <w:b/>
+          <w:bCs/>
+        </w:rPr>
+        <w:t>SHAP (SHapley Additive exPlanations):</w:t>
+      </w:r>
+      <w:r>
+        <w:rPr>
+          <w:rFonts w:ascii="Arial" w:hAnsi="Arial"/>
+        </w:rPr>
+        <w:t xml:space="preserve"> Metodología analítica basada en la Teoría de Juegos cooperativos empleada para decodificar modelos opacos. Permite calcular la contribución marginal exacta que cada variable predictiva aporta al riesgo de fraude calculado para una transacción individual.</w:t>
+      </w:r>
+    </w:p>
+    <w:p>
+      <w:pPr>
+        <w:pStyle w:val="Prrafodelista"/>
+        <w:numPr>
+          <w:ilvl w:val="0"/>
+          <w:numId w:val="172"/>
+        </w:numPr>
+        <w:spacing w:line="240" w:lineRule="auto"/>
+        <w:rPr>
+          <w:rFonts w:ascii="Arial" w:hAnsi="Arial"/>
+        </w:rPr>
+      </w:pPr>
+      <w:r>
+        <w:rPr>
+          <w:rFonts w:ascii="Arial" w:hAnsi="Arial"/>
+          <w:b/>
+          <w:bCs/>
+        </w:rPr>
+        <w:lastRenderedPageBreak/>
+        <w:t>SMOTE (Synthetic Minority Over-sampling Technique):</w:t>
+      </w:r>
+      <w:r>
+        <w:rPr>
+          <w:rFonts w:ascii="Arial" w:hAnsi="Arial"/>
+        </w:rPr>
+        <w:t xml:space="preserve"> Algoritmo popular de preprocesamiento que aborda el desbalance de clases generando nuevas muestras sintéticas de la clase minoritaria mediante interpolación en el espacio de características.</w:t>
+      </w:r>
+    </w:p>
+    <w:p>
+      <w:pPr>
+        <w:pStyle w:val="Prrafodelista"/>
+        <w:numPr>
+          <w:ilvl w:val="0"/>
+          <w:numId w:val="172"/>
+        </w:numPr>
+        <w:spacing w:line="240" w:lineRule="auto"/>
+        <w:rPr>
+          <w:rFonts w:ascii="Arial" w:hAnsi="Arial"/>
+        </w:rPr>
+      </w:pPr>
+      <w:r>
+        <w:rPr>
+          <w:rFonts w:ascii="Arial" w:hAnsi="Arial"/>
+          <w:b/>
+          <w:bCs/>
+        </w:rPr>
+        <w:t>SOC (Security Operations Center / Centro de Operaciones de Seguridad):</w:t>
+      </w:r>
+      <w:r>
+        <w:rPr>
+          <w:rFonts w:ascii="Arial" w:hAnsi="Arial"/>
+        </w:rPr>
+        <w:t xml:space="preserve"> Departamento corporativo integrado por analistas humanos responsables de la supervisión, la auditoría continua y la resolución de incidentes o alertas críticas emitidas por el sistema automatizado.</w:t>
+      </w:r>
+    </w:p>
+    <w:p>
+      <w:pPr>
+        <w:pStyle w:val="Prrafodelista"/>
+        <w:numPr>
+          <w:ilvl w:val="0"/>
+          <w:numId w:val="172"/>
+        </w:numPr>
+        <w:spacing w:line="240" w:lineRule="auto"/>
+        <w:rPr>
+          <w:rFonts w:ascii="Arial" w:hAnsi="Arial"/>
+        </w:rPr>
+      </w:pPr>
+      <w:r>
+        <w:rPr>
+          <w:rFonts w:ascii="Arial" w:hAnsi="Arial"/>
+          <w:b/>
+          <w:bCs/>
+        </w:rPr>
+        <w:t>Undersampling (Submuestreo):</w:t>
+      </w:r>
+      <w:r>
+        <w:rPr>
+          <w:rFonts w:ascii="Arial" w:hAnsi="Arial"/>
+        </w:rPr>
+        <w:t xml:space="preserve"> Estrategia de gestión del desbalance orientada a reducir el coste computacional y simplificar el espacio de datos mediante la eliminación (aleatoria o dirigida) de muestras correspondientes a la clase mayoritaria (transacciones legítimas).</w:t>
+      </w:r>
+    </w:p>
+    <w:p>
+      <w:pPr>
+        <w:pStyle w:val="Prrafodelista"/>
+        <w:numPr>
+          <w:ilvl w:val="0"/>
+          <w:numId w:val="172"/>
+        </w:numPr>
+        <w:spacing w:line="240" w:lineRule="auto"/>
+        <w:rPr>
+          <w:rFonts w:ascii="Arial" w:hAnsi="Arial"/>
+        </w:rPr>
+      </w:pPr>
+      <w:r>
+        <w:rPr>
+          <w:rFonts w:ascii="Arial" w:hAnsi="Arial"/>
+          <w:b/>
+          <w:bCs/>
+        </w:rPr>
+        <w:t>XAI (Explainable Artificial Intelligence / IA Explicable):</w:t>
+      </w:r>
+      <w:r>
+        <w:rPr>
+          <w:rFonts w:ascii="Arial" w:hAnsi="Arial"/>
+        </w:rPr>
+        <w:t xml:space="preserve"> Conjunto de técnicas y marcos de trabajo (</w:t>
+      </w:r>
+      <w:r>
+        <w:rPr>
+          <w:rFonts w:ascii="Arial" w:hAnsi="Arial"/>
+          <w:i/>
+          <w:iCs/>
+        </w:rPr>
+        <w:t>frameworks</w:t>
+      </w:r>
+      <w:r>
+        <w:rPr>
+          <w:rFonts w:ascii="Arial" w:hAnsi="Arial"/>
+        </w:rPr>
+        <w:t>) diseñados para que la lógica interna y los resultados de los algoritmos de aprendizaje automático sean transparentes, interpretables y auditables por analistas humanos.</w:t>
+      </w:r>
+    </w:p>
+    <w:p>
+      <w:pPr>
+        <w:pStyle w:val="Prrafodelista"/>
+        <w:numPr>
+          <w:ilvl w:val="0"/>
+          <w:numId w:val="172"/>
+        </w:numPr>
+        <w:spacing w:line="240" w:lineRule="auto"/>
+        <w:rPr>
+          <w:rFonts w:ascii="Arial" w:hAnsi="Arial"/>
+        </w:rPr>
+      </w:pPr>
+      <w:r>
+        <w:rPr>
+          <w:rFonts w:ascii="Arial" w:hAnsi="Arial"/>
+          <w:b/>
+          <w:bCs/>
+        </w:rPr>
+        <w:t>XGBoost (eXtreme Gradient Boosting):</w:t>
+      </w:r>
+      <w:r>
+        <w:rPr>
+          <w:rFonts w:ascii="Arial" w:hAnsi="Arial"/>
+        </w:rPr>
+        <w:t xml:space="preserve"> Algoritmo de aprendizaje secuencial de alto rendimiento basado en árboles de decisión optimizados por gradiente. Fue seleccionado en este estudio por su capacidad dominante en la clasificación de datos tabulares con alta asimetría y no linealidad.</w:t>
+      </w:r>
+    </w:p>
+    <w:p>
+      <w:pPr>
+        <w:pStyle w:val="Prrafodelista"/>
+        <w:numPr>
+          <w:ilvl w:val="0"/>
+          <w:numId w:val="172"/>
+        </w:numPr>
+        <w:spacing w:line="240" w:lineRule="auto"/>
+        <w:rPr>
+          <w:rFonts w:ascii="Arial" w:hAnsi="Arial"/>
+        </w:rPr>
+      </w:pPr>
+      <w:r>
+        <w:rPr>
+          <w:rFonts w:ascii="Arial" w:hAnsi="Arial"/>
+          <w:b/>
+          <w:bCs/>
+        </w:rPr>
+        <w:t>Zero-Day Attack (Ataque de Día Cero):</w:t>
+      </w:r>
+      <w:r>
+        <w:rPr>
+          <w:rFonts w:ascii="Arial" w:hAnsi="Arial"/>
+        </w:rPr>
+        <w:t xml:space="preserve"> Patrón o tipología de fraude informático completamente inédito que explota una vulnerabilidad desconocida, para el cual los sistemas de defensa predictiva aún no poseen datos históricos de entrenamiento.</w:t>
+      </w:r>
+    </w:p>
+    <w:p>
+      <w:pPr>
+        <w:pStyle w:val="Ttulo"/>
+        <w:spacing w:after="240"/>
+        <w:rPr>
+          <w:rFonts w:ascii="Arial" w:hAnsi="Arial" w:cs="Arial"/>
           <w:b/>
           <w:bCs/>
           <w:sz w:val="36"/>
           <w:szCs w:val="36"/>
         </w:rPr>
-        <w:fldChar w:fldCharType="begin"/>
-      </w:r>
-      <w:r>
-        <w:rPr>
-          <w:rFonts w:ascii="Arial" w:hAnsi="Arial"/>
-          <w:b/>
-          <w:bCs/>
-          <w:sz w:val="36"/>
-          <w:szCs w:val="36"/>
-        </w:rPr>
-        <w:instrText xml:space="preserve"> TOC \h \z \c "Tabla" </w:instrText>
-      </w:r>
-      <w:r>
-        <w:rPr>
-          <w:rFonts w:ascii="Arial" w:hAnsi="Arial"/>
-          <w:b/>
-          <w:bCs/>
-          <w:sz w:val="36"/>
-          <w:szCs w:val="36"/>
-        </w:rPr>
-        <w:fldChar w:fldCharType="separate"/>
-      </w:r>
-      <w:hyperlink w:anchor="_Toc225188165" w:history="1">
-        <w:r>
-          <w:rPr>
-            <w:rStyle w:val="Hipervnculo"/>
-            <w:noProof/>
-          </w:rPr>
-          <w:t>Tabla 1. Resultados comparativos de las métricas de evaluación técnica y operativa para los modelos base.</w:t>
-        </w:r>
-        <w:r>
-          <w:rPr>
-            <w:noProof/>
-            <w:webHidden/>
-          </w:rPr>
-          <w:tab/>
-        </w:r>
-        <w:r>
-          <w:rPr>
-            <w:noProof/>
-            <w:webHidden/>
-          </w:rPr>
-          <w:fldChar w:fldCharType="begin"/>
-        </w:r>
-        <w:r>
-          <w:rPr>
-            <w:noProof/>
-            <w:webHidden/>
-          </w:rPr>
-          <w:instrText xml:space="preserve"> PAGEREF _Toc225188165 \h </w:instrText>
-        </w:r>
-        <w:r>
-          <w:rPr>
-            <w:noProof/>
-            <w:webHidden/>
-          </w:rPr>
-        </w:r>
-        <w:r>
-          <w:rPr>
-            <w:noProof/>
-            <w:webHidden/>
-          </w:rPr>
-          <w:fldChar w:fldCharType="separate"/>
-        </w:r>
-        <w:r>
-          <w:rPr>
-            <w:noProof/>
-            <w:webHidden/>
-          </w:rPr>
-          <w:t>37</w:t>
-        </w:r>
-        <w:r>
-          <w:rPr>
-            <w:noProof/>
-            <w:webHidden/>
-          </w:rPr>
-          <w:fldChar w:fldCharType="end"/>
-        </w:r>
-      </w:hyperlink>
-    </w:p>
-    <w:p>
-      <w:pPr>
-        <w:pStyle w:val="Tabladeilustraciones"/>
-        <w:tabs>
-          <w:tab w:val="right" w:leader="dot" w:pos="8494"/>
-        </w:tabs>
-        <w:rPr>
-          <w:rFonts w:asciiTheme="minorHAnsi" w:eastAsiaTheme="minorEastAsia" w:hAnsiTheme="minorHAnsi" w:cstheme="minorBidi"/>
-          <w:noProof/>
-          <w:kern w:val="2"/>
-          <w:sz w:val="24"/>
-          <w:szCs w:val="24"/>
-          <w:lang w:eastAsia="es-ES"/>
-          <w14:ligatures w14:val="standardContextual"/>
-        </w:rPr>
-      </w:pPr>
-      <w:hyperlink w:anchor="_Toc225188166" w:history="1">
-        <w:r>
-          <w:rPr>
-            <w:rStyle w:val="Hipervnculo"/>
-            <w:noProof/>
-          </w:rPr>
-          <w:t>Tabla 2. Impacto de las estrategias de submuestreo en el rendimiento del modelo óptimo.</w:t>
-        </w:r>
-        <w:r>
-          <w:rPr>
-            <w:noProof/>
-            <w:webHidden/>
-          </w:rPr>
-          <w:tab/>
-        </w:r>
-        <w:r>
-          <w:rPr>
-            <w:noProof/>
-            <w:webHidden/>
-          </w:rPr>
-          <w:fldChar w:fldCharType="begin"/>
-        </w:r>
-        <w:r>
-          <w:rPr>
-            <w:noProof/>
-            <w:webHidden/>
-          </w:rPr>
-          <w:instrText xml:space="preserve"> PAGEREF _Toc225188166 \h </w:instrText>
-        </w:r>
-        <w:r>
-          <w:rPr>
-            <w:noProof/>
-            <w:webHidden/>
-          </w:rPr>
-        </w:r>
-        <w:r>
-          <w:rPr>
-            <w:noProof/>
-            <w:webHidden/>
-          </w:rPr>
-          <w:fldChar w:fldCharType="separate"/>
-        </w:r>
-        <w:r>
-          <w:rPr>
-            <w:noProof/>
-            <w:webHidden/>
-          </w:rPr>
-          <w:t>39</w:t>
-        </w:r>
-        <w:r>
-          <w:rPr>
-            <w:noProof/>
-            <w:webHidden/>
-          </w:rPr>
-          <w:fldChar w:fldCharType="end"/>
-        </w:r>
-      </w:hyperlink>
-    </w:p>
-    <w:p>
-      <w:pPr>
-        <w:pStyle w:val="Tabladeilustraciones"/>
-        <w:tabs>
-          <w:tab w:val="right" w:leader="dot" w:pos="8494"/>
-        </w:tabs>
-        <w:rPr>
-          <w:rFonts w:asciiTheme="minorHAnsi" w:eastAsiaTheme="minorEastAsia" w:hAnsiTheme="minorHAnsi" w:cstheme="minorBidi"/>
-          <w:noProof/>
-          <w:kern w:val="2"/>
-          <w:sz w:val="24"/>
-          <w:szCs w:val="24"/>
-          <w:lang w:eastAsia="es-ES"/>
-          <w14:ligatures w14:val="standardContextual"/>
-        </w:rPr>
-      </w:pPr>
-      <w:hyperlink w:anchor="_Toc225188167" w:history="1">
-        <w:r>
-          <w:rPr>
-            <w:rStyle w:val="Hipervnculo"/>
-            <w:noProof/>
-          </w:rPr>
-          <w:t>Tabla 3. Incremento marginal absoluto de la métrica AUPRC provocado por las distintas fuentes de fuga de datos.</w:t>
-        </w:r>
-        <w:r>
-          <w:rPr>
-            <w:noProof/>
-            <w:webHidden/>
-          </w:rPr>
-          <w:tab/>
-        </w:r>
-        <w:r>
-          <w:rPr>
-            <w:noProof/>
-            <w:webHidden/>
-          </w:rPr>
-          <w:fldChar w:fldCharType="begin"/>
-        </w:r>
-        <w:r>
-          <w:rPr>
-            <w:noProof/>
-            <w:webHidden/>
-          </w:rPr>
-          <w:instrText xml:space="preserve"> PAGEREF _Toc225188167 \h </w:instrText>
-        </w:r>
-        <w:r>
-          <w:rPr>
-            <w:noProof/>
-            <w:webHidden/>
-          </w:rPr>
-        </w:r>
-        <w:r>
-          <w:rPr>
-            <w:noProof/>
-            <w:webHidden/>
-          </w:rPr>
-          <w:fldChar w:fldCharType="separate"/>
-        </w:r>
-        <w:r>
-          <w:rPr>
-            <w:noProof/>
-            <w:webHidden/>
-          </w:rPr>
-          <w:t>43</w:t>
-        </w:r>
-        <w:r>
-          <w:rPr>
-            <w:noProof/>
-            <w:webHidden/>
-          </w:rPr>
-          <w:fldChar w:fldCharType="end"/>
-        </w:r>
-      </w:hyperlink>
-    </w:p>
-    <w:p>
-      <w:pPr>
-        <w:pStyle w:val="Tabladeilustraciones"/>
-        <w:tabs>
-          <w:tab w:val="right" w:leader="dot" w:pos="8494"/>
-        </w:tabs>
-        <w:rPr>
-          <w:rFonts w:asciiTheme="minorHAnsi" w:eastAsiaTheme="minorEastAsia" w:hAnsiTheme="minorHAnsi" w:cstheme="minorBidi"/>
-          <w:noProof/>
-          <w:kern w:val="2"/>
-          <w:sz w:val="24"/>
-          <w:szCs w:val="24"/>
-          <w:lang w:eastAsia="es-ES"/>
-          <w14:ligatures w14:val="standardContextual"/>
-        </w:rPr>
-      </w:pPr>
-      <w:hyperlink w:anchor="_Toc225188168" w:history="1">
-        <w:r>
-          <w:rPr>
-            <w:rStyle w:val="Hipervnculo"/>
-            <w:noProof/>
-          </w:rPr>
-          <w:t>Tabla 4. Top-5 de variables predictivas según la métrica nativa de Ganancia de Impureza (Gain).</w:t>
-        </w:r>
-        <w:r>
-          <w:rPr>
-            <w:noProof/>
-            <w:webHidden/>
-          </w:rPr>
-          <w:tab/>
-        </w:r>
-        <w:r>
-          <w:rPr>
-            <w:noProof/>
-            <w:webHidden/>
-          </w:rPr>
-          <w:fldChar w:fldCharType="begin"/>
-        </w:r>
-        <w:r>
-          <w:rPr>
-            <w:noProof/>
-            <w:webHidden/>
-          </w:rPr>
-          <w:instrText xml:space="preserve"> PAGEREF _Toc225188168 \h </w:instrText>
-        </w:r>
-        <w:r>
-          <w:rPr>
-            <w:noProof/>
-            <w:webHidden/>
-          </w:rPr>
-        </w:r>
-        <w:r>
-          <w:rPr>
-            <w:noProof/>
-            <w:webHidden/>
-          </w:rPr>
-          <w:fldChar w:fldCharType="separate"/>
-        </w:r>
-        <w:r>
-          <w:rPr>
-            <w:noProof/>
-            <w:webHidden/>
-          </w:rPr>
-          <w:t>44</w:t>
-        </w:r>
-        <w:r>
-          <w:rPr>
-            <w:noProof/>
-            <w:webHidden/>
-          </w:rPr>
-          <w:fldChar w:fldCharType="end"/>
-        </w:r>
-      </w:hyperlink>
-    </w:p>
-    <w:p>
-      <w:pPr>
-        <w:pStyle w:val="Tabladeilustraciones"/>
-        <w:tabs>
-          <w:tab w:val="right" w:leader="dot" w:pos="8494"/>
-        </w:tabs>
-        <w:rPr>
-          <w:rFonts w:asciiTheme="minorHAnsi" w:eastAsiaTheme="minorEastAsia" w:hAnsiTheme="minorHAnsi" w:cstheme="minorBidi"/>
-          <w:noProof/>
-          <w:kern w:val="2"/>
-          <w:sz w:val="24"/>
-          <w:szCs w:val="24"/>
-          <w:lang w:eastAsia="es-ES"/>
-          <w14:ligatures w14:val="standardContextual"/>
-        </w:rPr>
-      </w:pPr>
-      <w:hyperlink w:anchor="_Toc225188169" w:history="1">
-        <w:r>
-          <w:rPr>
-            <w:rStyle w:val="Hipervnculo"/>
-            <w:noProof/>
-          </w:rPr>
-          <w:t>Tabla 5. Impacto empírico en el rendimiento algorítmico tras la ablación de la característica dominante.</w:t>
-        </w:r>
-        <w:r>
-          <w:rPr>
-            <w:noProof/>
-            <w:webHidden/>
-          </w:rPr>
-          <w:tab/>
-        </w:r>
-        <w:r>
-          <w:rPr>
-            <w:noProof/>
-            <w:webHidden/>
-          </w:rPr>
-          <w:fldChar w:fldCharType="begin"/>
-        </w:r>
-        <w:r>
-          <w:rPr>
-            <w:noProof/>
-            <w:webHidden/>
-          </w:rPr>
-          <w:instrText xml:space="preserve"> PAGEREF _Toc225188169 \h </w:instrText>
-        </w:r>
-        <w:r>
-          <w:rPr>
-            <w:noProof/>
-            <w:webHidden/>
-          </w:rPr>
-        </w:r>
-        <w:r>
-          <w:rPr>
-            <w:noProof/>
-            <w:webHidden/>
-          </w:rPr>
-          <w:fldChar w:fldCharType="separate"/>
-        </w:r>
-        <w:r>
-          <w:rPr>
-            <w:noProof/>
-            <w:webHidden/>
-          </w:rPr>
-          <w:t>49</w:t>
-        </w:r>
-        <w:r>
-          <w:rPr>
-            <w:noProof/>
-            <w:webHidden/>
-          </w:rPr>
-          <w:fldChar w:fldCharType="end"/>
-        </w:r>
-      </w:hyperlink>
+      </w:pPr>
     </w:p>
     <w:p>
       <w:pPr>
@@ -8343,16 +8968,6 @@
           <w:sz w:val="36"/>
           <w:szCs w:val="36"/>
         </w:rPr>
-        <w:fldChar w:fldCharType="end"/>
-      </w:r>
-      <w:r>
-        <w:rPr>
-          <w:rFonts w:ascii="Arial" w:hAnsi="Arial"/>
-          <w:b/>
-          <w:bCs/>
-          <w:sz w:val="36"/>
-          <w:szCs w:val="36"/>
-        </w:rPr>
         <w:br w:type="page"/>
       </w:r>
     </w:p>
@@ -8370,7 +8985,7 @@
           <w:sz w:val="36"/>
         </w:rPr>
       </w:pPr>
-      <w:bookmarkStart w:id="2" w:name="_Toc225188086"/>
+      <w:bookmarkStart w:id="3" w:name="_Toc225526007"/>
       <w:r>
         <w:rPr>
           <w:rFonts w:ascii="Arial" w:hAnsi="Arial"/>
@@ -8378,17 +8993,104 @@
           <w:sz w:val="36"/>
         </w:rPr>
         <w:lastRenderedPageBreak/>
-        <w:t>Glosario</w:t>
-      </w:r>
-      <w:bookmarkEnd w:id="2"/>
-    </w:p>
-    <w:p>
-      <w:pPr>
-        <w:pStyle w:val="Prrafodelista"/>
-        <w:numPr>
-          <w:ilvl w:val="0"/>
-          <w:numId w:val="172"/>
-        </w:numPr>
+        <w:t>Resumen</w:t>
+      </w:r>
+      <w:bookmarkEnd w:id="3"/>
+      <w:r>
+        <w:rPr>
+          <w:rFonts w:ascii="Arial" w:hAnsi="Arial"/>
+          <w:b/>
+          <w:sz w:val="36"/>
+        </w:rPr>
+        <w:t xml:space="preserve"> </w:t>
+      </w:r>
+    </w:p>
+    <w:p>
+      <w:pPr>
+        <w:spacing w:line="240" w:lineRule="auto"/>
+        <w:rPr>
+          <w:rFonts w:ascii="Arial" w:hAnsi="Arial"/>
+        </w:rPr>
+      </w:pPr>
+      <w:r>
+        <w:rPr>
+          <w:rFonts w:ascii="Arial" w:hAnsi="Arial"/>
+        </w:rPr>
+        <w:t>El fraude con tarjetas de crédito representa un desafío crítico para el sector financiero, caracterizado por un desequilibrio extremo de clases y la evolución constante de los patrones delictivos (</w:t>
+      </w:r>
+      <w:r>
+        <w:rPr>
+          <w:rFonts w:ascii="Arial" w:hAnsi="Arial"/>
+          <w:i/>
+          <w:iCs/>
+        </w:rPr>
+        <w:t>concept drift</w:t>
+      </w:r>
+      <w:r>
+        <w:rPr>
+          <w:rFonts w:ascii="Arial" w:hAnsi="Arial"/>
+        </w:rPr>
+        <w:t>). Si bien los algoritmos de aprendizaje automático han demostrado una alta capacidad predictiva, su adopción operativa se ve frecuentemente limitada por su naturaleza de "caja negra" y por evaluaciones de rendimiento infladas debido a metodologías de validación defectuosas. Este Trabajo de Fin de Máster (TFM) propone un marco de detección robusto y auditable, fundamentado en las directrices de la Universidad Libre de Bruselas (ULB). A nivel metodológico, la investigación descarta el uso de técnicas de sobremuestreo sintético (SMOTE) en favor de un submuestreo controlado (ratio 5:1) para optimizar el coste computacional, e implementa una estrategia de validación prequencial estricta con latencia (</w:t>
+      </w:r>
+      <w:r>
+        <w:rPr>
+          <w:rFonts w:ascii="Arial" w:hAnsi="Arial"/>
+          <w:i/>
+          <w:iCs/>
+        </w:rPr>
+        <w:t>gap</w:t>
+      </w:r>
+      <w:r>
+        <w:rPr>
+          <w:rFonts w:ascii="Arial" w:hAnsi="Arial"/>
+        </w:rPr>
+        <w:t>) para aislar el modelo del futuro y evitar la fuga de datos (</w:t>
+      </w:r>
+      <w:r>
+        <w:rPr>
+          <w:rFonts w:ascii="Arial" w:hAnsi="Arial"/>
+          <w:i/>
+          <w:iCs/>
+        </w:rPr>
+        <w:t>data leakage</w:t>
+      </w:r>
+      <w:r>
+        <w:rPr>
+          <w:rFonts w:ascii="Arial" w:hAnsi="Arial"/>
+        </w:rPr>
+        <w:t xml:space="preserve">). Adicionalmente, se integra una capa de Inteligencia Artificial Explicable (XAI) mediante valores SHAP para traducir las predicciones de riesgo en "códigos de razón" interpretables. Los resultados empíricos demuestran que el algoritmo </w:t>
+      </w:r>
+      <w:r>
+        <w:rPr>
+          <w:rFonts w:ascii="Arial" w:hAnsi="Arial"/>
+          <w:i/>
+          <w:iCs/>
+        </w:rPr>
+        <w:t>XGBoost</w:t>
+      </w:r>
+      <w:r>
+        <w:rPr>
+          <w:rFonts w:ascii="Arial" w:hAnsi="Arial"/>
+        </w:rPr>
+        <w:t xml:space="preserve"> optimizado maximiza la métrica de negocio (</w:t>
+      </w:r>
+      <w:r>
+        <w:rPr>
+          <w:rFonts w:ascii="Arial" w:hAnsi="Arial"/>
+          <w:i/>
+          <w:iCs/>
+        </w:rPr>
+        <w:t>Card Precision@100</w:t>
+      </w:r>
+      <w:r>
+        <w:rPr>
+          <w:rFonts w:ascii="Arial" w:hAnsi="Arial"/>
+        </w:rPr>
+        <w:t>) y cuantifican cómo los errores metodológicos tradicionales inflan artificialmente el rendimiento hasta en un 40%, aportando una prueba de concepto metodológica avanzada que sienta las bases para futuras validaciones en entornos productivos reales.</w:t>
+      </w:r>
+    </w:p>
+    <w:p>
+      <w:pPr>
         <w:spacing w:line="240" w:lineRule="auto"/>
         <w:rPr>
           <w:rFonts w:ascii="Arial" w:hAnsi="Arial"/>
@@ -8400,651 +9102,23 @@
           <w:b/>
           <w:bCs/>
         </w:rPr>
-        <w:t>Accuracy (Exactitud):</w:t>
-      </w:r>
-      <w:r>
-        <w:rPr>
-          <w:rFonts w:ascii="Arial" w:hAnsi="Arial"/>
-        </w:rPr>
-        <w:t xml:space="preserve"> Métrica de evaluación generalista que mide la proporción de predicciones correctas sobre el total de casos. En problemas de fraude financiero, resulta matemáticamente engañosa (Paradoja de la Exactitud) debido al desbalance extremo de clases.</w:t>
-      </w:r>
-    </w:p>
-    <w:p>
-      <w:pPr>
-        <w:pStyle w:val="Prrafodelista"/>
-        <w:numPr>
-          <w:ilvl w:val="0"/>
-          <w:numId w:val="172"/>
-        </w:numPr>
+        <w:t>Palabras clave:</w:t>
+      </w:r>
+      <w:r>
+        <w:rPr>
+          <w:rFonts w:ascii="Arial" w:hAnsi="Arial"/>
+        </w:rPr>
+        <w:t xml:space="preserve"> Detección de fraude, Aprendizaje desbalanceado, Inteligencia Artificial Explicable (XAI), Fuga de datos, Validación temporal.</w:t>
+      </w:r>
+    </w:p>
+    <w:p>
+      <w:pPr>
         <w:spacing w:line="240" w:lineRule="auto"/>
         <w:rPr>
-          <w:rFonts w:ascii="Arial" w:hAnsi="Arial"/>
-        </w:rPr>
-      </w:pPr>
-      <w:r>
-        <w:rPr>
-          <w:rFonts w:ascii="Arial" w:hAnsi="Arial"/>
-          <w:b/>
-          <w:bCs/>
-        </w:rPr>
-        <w:t>AUC-ROC (Área Bajo la Curva ROC):</w:t>
-      </w:r>
-      <w:r>
-        <w:rPr>
-          <w:rFonts w:ascii="Arial" w:hAnsi="Arial"/>
-        </w:rPr>
-        <w:t xml:space="preserve"> Métrica que evalúa la capacidad de discriminación global de un clasificador frente a diferentes umbrales. Aunque es estándar en la literatura, tiende a inflar el rendimiento en conjuntos de datos desbalanceados debido al peso de los Verdaderos Negativos.</w:t>
-      </w:r>
-    </w:p>
-    <w:p>
-      <w:pPr>
-        <w:pStyle w:val="Prrafodelista"/>
-        <w:numPr>
-          <w:ilvl w:val="0"/>
-          <w:numId w:val="172"/>
-        </w:numPr>
-        <w:spacing w:line="240" w:lineRule="auto"/>
-        <w:rPr>
-          <w:rFonts w:ascii="Arial" w:hAnsi="Arial"/>
-        </w:rPr>
-      </w:pPr>
-      <w:r>
-        <w:rPr>
-          <w:rFonts w:ascii="Arial" w:hAnsi="Arial"/>
-          <w:b/>
-          <w:bCs/>
-        </w:rPr>
-        <w:t>AUPRC (Área Bajo la Curva Precision-Recall):</w:t>
-      </w:r>
-      <w:r>
-        <w:rPr>
-          <w:rFonts w:ascii="Arial" w:hAnsi="Arial"/>
-        </w:rPr>
-        <w:t xml:space="preserve"> Métrica crítica de evaluación que pondera la Precisión y la Sensibilidad (Recall). Al aislar la clase minoritaria y penalizar severamente los Falsos Positivos, se consolida como el indicador técnico más robusto para la detección de fraude.</w:t>
-      </w:r>
-    </w:p>
-    <w:p>
-      <w:pPr>
-        <w:pStyle w:val="Prrafodelista"/>
-        <w:numPr>
-          <w:ilvl w:val="0"/>
-          <w:numId w:val="172"/>
-        </w:numPr>
-        <w:spacing w:line="240" w:lineRule="auto"/>
-        <w:rPr>
-          <w:rFonts w:ascii="Arial" w:hAnsi="Arial"/>
-        </w:rPr>
-      </w:pPr>
-      <w:r>
-        <w:rPr>
-          <w:rFonts w:ascii="Arial" w:hAnsi="Arial"/>
-          <w:b/>
-          <w:bCs/>
-        </w:rPr>
-        <w:t>Card Precision@k (CP@k):</w:t>
-      </w:r>
-      <w:r>
-        <w:rPr>
-          <w:rFonts w:ascii="Arial" w:hAnsi="Arial"/>
-        </w:rPr>
-        <w:t xml:space="preserve"> Métrica de negocio orientada a la viabilidad operativa. Cuantifica la proporción de transacciones fraudulentas reales identificadas dentro de las </w:t>
-      </w:r>
-      <w:r>
-        <w:rPr>
-          <w:rFonts w:ascii="Arial" w:hAnsi="Arial"/>
-          <w:i/>
-          <w:iCs/>
-        </w:rPr>
-        <w:t>k</w:t>
-      </w:r>
-      <w:r>
-        <w:rPr>
-          <w:rFonts w:ascii="Arial" w:hAnsi="Arial"/>
-        </w:rPr>
-        <w:t xml:space="preserve"> alertas de mayor riesgo diario (ej. top 100), simulando la capacidad de revisión manual finita de un equipo de analistas.</w:t>
-      </w:r>
-    </w:p>
-    <w:p>
-      <w:pPr>
-        <w:pStyle w:val="Prrafodelista"/>
-        <w:numPr>
-          <w:ilvl w:val="0"/>
-          <w:numId w:val="172"/>
-        </w:numPr>
-        <w:spacing w:line="240" w:lineRule="auto"/>
-        <w:rPr>
-          <w:rFonts w:ascii="Arial" w:hAnsi="Arial"/>
-        </w:rPr>
-      </w:pPr>
-      <w:r>
-        <w:rPr>
-          <w:rFonts w:ascii="Arial" w:hAnsi="Arial"/>
-          <w:b/>
-          <w:bCs/>
-        </w:rPr>
-        <w:t>Concept Drift (Deriva de Concepto o Cambio de Concepto):</w:t>
-      </w:r>
-      <w:r>
-        <w:rPr>
-          <w:rFonts w:ascii="Arial" w:hAnsi="Arial"/>
-        </w:rPr>
-        <w:t xml:space="preserve"> Fenómeno estadístico dinámico por el cual la distribución subyacente de los datos y los patrones de ataque cambian con el paso del tiempo, provocando la obsolescencia prematura de los modelos de detección estáticos.</w:t>
-      </w:r>
-    </w:p>
-    <w:p>
-      <w:pPr>
-        <w:pStyle w:val="Prrafodelista"/>
-        <w:numPr>
-          <w:ilvl w:val="0"/>
-          <w:numId w:val="172"/>
-        </w:numPr>
-        <w:spacing w:line="240" w:lineRule="auto"/>
-        <w:rPr>
-          <w:rFonts w:ascii="Arial" w:hAnsi="Arial"/>
-        </w:rPr>
-      </w:pPr>
-      <w:r>
-        <w:rPr>
-          <w:rFonts w:ascii="Arial" w:hAnsi="Arial"/>
-          <w:b/>
-          <w:bCs/>
-        </w:rPr>
-        <w:t>Data Leakage (Fuga de Datos o Información):</w:t>
-      </w:r>
-      <w:r>
-        <w:rPr>
-          <w:rFonts w:ascii="Arial" w:hAnsi="Arial"/>
-        </w:rPr>
-        <w:t xml:space="preserve"> Error metodológico grave en el diseño experimental de </w:t>
-      </w:r>
-      <w:r>
-        <w:rPr>
-          <w:rFonts w:ascii="Arial" w:hAnsi="Arial"/>
-          <w:i/>
-          <w:iCs/>
-        </w:rPr>
-        <w:t>Machine Learning</w:t>
-      </w:r>
-      <w:r>
-        <w:rPr>
-          <w:rFonts w:ascii="Arial" w:hAnsi="Arial"/>
-        </w:rPr>
-        <w:t xml:space="preserve">. Ocurre cuando un modelo accede, durante su fase de entrenamiento, a información del futuro o del conjunto de prueba (ej. mediante </w:t>
-      </w:r>
-      <w:r>
-        <w:rPr>
-          <w:rFonts w:ascii="Arial" w:hAnsi="Arial"/>
-          <w:i/>
-          <w:iCs/>
-        </w:rPr>
-        <w:t>Random Split</w:t>
-      </w:r>
-      <w:r>
-        <w:rPr>
-          <w:rFonts w:ascii="Arial" w:hAnsi="Arial"/>
-        </w:rPr>
-        <w:t xml:space="preserve"> o sobremuestreo global), inflando artificialmente sus métricas de rendimiento.</w:t>
-      </w:r>
-    </w:p>
-    <w:p>
-      <w:pPr>
-        <w:pStyle w:val="Prrafodelista"/>
-        <w:numPr>
-          <w:ilvl w:val="0"/>
-          <w:numId w:val="172"/>
-        </w:numPr>
-        <w:spacing w:line="240" w:lineRule="auto"/>
-        <w:rPr>
-          <w:rFonts w:ascii="Arial" w:hAnsi="Arial"/>
-        </w:rPr>
-      </w:pPr>
-      <w:r>
-        <w:rPr>
-          <w:rFonts w:ascii="Arial" w:hAnsi="Arial"/>
-          <w:b/>
-          <w:bCs/>
-        </w:rPr>
-        <w:t>Ensemble Methods (Métodos de Ensamblaje):</w:t>
-      </w:r>
-      <w:r>
-        <w:rPr>
-          <w:rFonts w:ascii="Arial" w:hAnsi="Arial"/>
-        </w:rPr>
-        <w:t xml:space="preserve"> Paradigma de aprendizaje automático que combina las predicciones de múltiples estimadores base (generalmente árboles de decisión) para mejorar la robustez y capacidad de generalización. Ejemplos aplicados: </w:t>
-      </w:r>
-      <w:r>
-        <w:rPr>
-          <w:rFonts w:ascii="Arial" w:hAnsi="Arial"/>
-          <w:i/>
-          <w:iCs/>
-        </w:rPr>
-        <w:t>Random Forest</w:t>
-      </w:r>
-      <w:r>
-        <w:rPr>
-          <w:rFonts w:ascii="Arial" w:hAnsi="Arial"/>
-        </w:rPr>
-        <w:t xml:space="preserve"> y </w:t>
-      </w:r>
-      <w:r>
-        <w:rPr>
-          <w:rFonts w:ascii="Arial" w:hAnsi="Arial"/>
-          <w:i/>
-          <w:iCs/>
-        </w:rPr>
-        <w:t>XGBoost</w:t>
-      </w:r>
-      <w:r>
-        <w:rPr>
-          <w:rFonts w:ascii="Arial" w:hAnsi="Arial"/>
-        </w:rPr>
-        <w:t>.</w:t>
-      </w:r>
-    </w:p>
-    <w:p>
-      <w:pPr>
-        <w:pStyle w:val="Prrafodelista"/>
-        <w:numPr>
-          <w:ilvl w:val="0"/>
-          <w:numId w:val="172"/>
-        </w:numPr>
-        <w:spacing w:line="240" w:lineRule="auto"/>
-        <w:rPr>
-          <w:rFonts w:ascii="Arial" w:hAnsi="Arial"/>
-        </w:rPr>
-      </w:pPr>
-      <w:r>
-        <w:rPr>
-          <w:rFonts w:ascii="Arial" w:hAnsi="Arial"/>
-          <w:b/>
-          <w:bCs/>
-        </w:rPr>
-        <w:t>FaaS (Fraud-as-a-Service):</w:t>
-      </w:r>
-      <w:r>
-        <w:rPr>
-          <w:rFonts w:ascii="Arial" w:hAnsi="Arial"/>
-        </w:rPr>
-        <w:t xml:space="preserve"> Modelo de cibercrimen industrializado en el que organizaciones delictivas desarrollan y alquilan herramientas, infraestructura o credenciales robadas a terceros como un servicio.</w:t>
-      </w:r>
-    </w:p>
-    <w:p>
-      <w:pPr>
-        <w:pStyle w:val="Prrafodelista"/>
-        <w:numPr>
-          <w:ilvl w:val="0"/>
-          <w:numId w:val="172"/>
-        </w:numPr>
-        <w:spacing w:line="240" w:lineRule="auto"/>
-        <w:rPr>
-          <w:rFonts w:ascii="Arial" w:hAnsi="Arial"/>
-        </w:rPr>
-      </w:pPr>
-      <w:r>
-        <w:rPr>
-          <w:rFonts w:ascii="Arial" w:hAnsi="Arial"/>
-          <w:b/>
-          <w:bCs/>
-        </w:rPr>
-        <w:t>FDS (Fraud Detection System):</w:t>
-      </w:r>
-      <w:r>
-        <w:rPr>
-          <w:rFonts w:ascii="Arial" w:hAnsi="Arial"/>
-        </w:rPr>
-        <w:t xml:space="preserve"> Sistema Integral de Detección de Fraude en el sector financiero, habitualmente compuesto por una arquitectura híbrida que combina motores de reglas estáticas expertas y modelos predictivos impulsados por datos (</w:t>
-      </w:r>
-      <w:r>
-        <w:rPr>
-          <w:rFonts w:ascii="Arial" w:hAnsi="Arial"/>
-          <w:i/>
-          <w:iCs/>
-        </w:rPr>
-        <w:t>Data-Driven</w:t>
-      </w:r>
-      <w:r>
-        <w:rPr>
-          <w:rFonts w:ascii="Arial" w:hAnsi="Arial"/>
-        </w:rPr>
-        <w:t>).</w:t>
-      </w:r>
-    </w:p>
-    <w:p>
-      <w:pPr>
-        <w:pStyle w:val="Prrafodelista"/>
-        <w:numPr>
-          <w:ilvl w:val="0"/>
-          <w:numId w:val="172"/>
-        </w:numPr>
-        <w:spacing w:line="240" w:lineRule="auto"/>
-        <w:rPr>
-          <w:rFonts w:ascii="Arial" w:hAnsi="Arial"/>
-        </w:rPr>
-      </w:pPr>
-      <w:r>
-        <w:rPr>
-          <w:rFonts w:ascii="Arial" w:hAnsi="Arial"/>
-          <w:b/>
-          <w:bCs/>
-        </w:rPr>
-        <w:t>Prequential Evaluation (Validación Prequencial):</w:t>
-      </w:r>
-      <w:r>
-        <w:rPr>
-          <w:rFonts w:ascii="Arial" w:hAnsi="Arial"/>
-        </w:rPr>
-        <w:t xml:space="preserve"> Estrategia de validación temporal en flujos de datos (</w:t>
-      </w:r>
-      <w:r>
-        <w:rPr>
-          <w:rFonts w:ascii="Arial" w:hAnsi="Arial"/>
-          <w:i/>
-          <w:iCs/>
-        </w:rPr>
-        <w:t>data streams</w:t>
-      </w:r>
-      <w:r>
-        <w:rPr>
-          <w:rFonts w:ascii="Arial" w:hAnsi="Arial"/>
-        </w:rPr>
-        <w:t>) que evalúa el modelo secuencialmente en bloques cronológicos. En este estudio, incorpora un periodo de latencia (</w:t>
-      </w:r>
-      <w:r>
-        <w:rPr>
-          <w:rFonts w:ascii="Arial" w:hAnsi="Arial"/>
-          <w:i/>
-          <w:iCs/>
-        </w:rPr>
-        <w:t>delay</w:t>
-      </w:r>
-      <w:r>
-        <w:rPr>
-          <w:rFonts w:ascii="Arial" w:hAnsi="Arial"/>
-        </w:rPr>
-        <w:t>) para simular el ciclo real de reporte de fraude y bloquear el sesgo de anticipación.</w:t>
-      </w:r>
-    </w:p>
-    <w:p>
-      <w:pPr>
-        <w:pStyle w:val="Prrafodelista"/>
-        <w:numPr>
-          <w:ilvl w:val="0"/>
-          <w:numId w:val="172"/>
-        </w:numPr>
-        <w:spacing w:line="240" w:lineRule="auto"/>
-        <w:rPr>
-          <w:rFonts w:ascii="Arial" w:hAnsi="Arial"/>
-        </w:rPr>
-      </w:pPr>
-      <w:r>
-        <w:rPr>
-          <w:rFonts w:ascii="Arial" w:hAnsi="Arial"/>
-          <w:b/>
-          <w:bCs/>
-        </w:rPr>
-        <w:t>RFM (Recency, Frequency, Monetary Value):</w:t>
-      </w:r>
-      <w:r>
-        <w:rPr>
-          <w:rFonts w:ascii="Arial" w:hAnsi="Arial"/>
-        </w:rPr>
-        <w:t xml:space="preserve"> Técnica determinista de ingeniería de características (</w:t>
-      </w:r>
-      <w:r>
-        <w:rPr>
-          <w:rFonts w:ascii="Arial" w:hAnsi="Arial"/>
-          <w:i/>
-          <w:iCs/>
-        </w:rPr>
-        <w:t>Feature Engineering</w:t>
-      </w:r>
-      <w:r>
-        <w:rPr>
-          <w:rFonts w:ascii="Arial" w:hAnsi="Arial"/>
-        </w:rPr>
-        <w:t>) que transforma transacciones aisladas en vectores de contexto histórico, agregando el comportamiento de gasto y el riesgo acumulado en ventanas temporales específicas (ej. 1, 7 y 30 días).</w:t>
-      </w:r>
-    </w:p>
-    <w:p>
-      <w:pPr>
-        <w:pStyle w:val="Prrafodelista"/>
-        <w:numPr>
-          <w:ilvl w:val="0"/>
-          <w:numId w:val="172"/>
-        </w:numPr>
-        <w:spacing w:line="240" w:lineRule="auto"/>
-        <w:rPr>
-          <w:rFonts w:ascii="Arial" w:hAnsi="Arial"/>
-        </w:rPr>
-      </w:pPr>
-      <w:r>
-        <w:rPr>
-          <w:rFonts w:ascii="Arial" w:hAnsi="Arial"/>
-          <w:b/>
-          <w:bCs/>
-        </w:rPr>
-        <w:t>SHAP (SHapley Additive exPlanations):</w:t>
-      </w:r>
-      <w:r>
-        <w:rPr>
-          <w:rFonts w:ascii="Arial" w:hAnsi="Arial"/>
-        </w:rPr>
-        <w:t xml:space="preserve"> Metodología analítica basada en la Teoría de Juegos cooperativos empleada para decodificar modelos opacos. Permite calcular la contribución marginal exacta que cada variable predictiva aporta al riesgo de fraude calculado para una transacción individual.</w:t>
-      </w:r>
-    </w:p>
-    <w:p>
-      <w:pPr>
-        <w:pStyle w:val="Prrafodelista"/>
-        <w:numPr>
-          <w:ilvl w:val="0"/>
-          <w:numId w:val="172"/>
-        </w:numPr>
-        <w:spacing w:line="240" w:lineRule="auto"/>
-        <w:rPr>
-          <w:rFonts w:ascii="Arial" w:hAnsi="Arial"/>
-        </w:rPr>
-      </w:pPr>
-      <w:r>
-        <w:rPr>
-          <w:rFonts w:ascii="Arial" w:hAnsi="Arial"/>
-          <w:b/>
-          <w:bCs/>
-        </w:rPr>
-        <w:lastRenderedPageBreak/>
-        <w:t>SMOTE (Synthetic Minority Over-sampling Technique):</w:t>
-      </w:r>
-      <w:r>
-        <w:rPr>
-          <w:rFonts w:ascii="Arial" w:hAnsi="Arial"/>
-        </w:rPr>
-        <w:t xml:space="preserve"> Algoritmo popular de preprocesamiento que aborda el desbalance de clases generando nuevas muestras sintéticas de la clase minoritaria mediante interpolación en el espacio de características.</w:t>
-      </w:r>
-    </w:p>
-    <w:p>
-      <w:pPr>
-        <w:pStyle w:val="Prrafodelista"/>
-        <w:numPr>
-          <w:ilvl w:val="0"/>
-          <w:numId w:val="172"/>
-        </w:numPr>
-        <w:spacing w:line="240" w:lineRule="auto"/>
-        <w:rPr>
-          <w:rFonts w:ascii="Arial" w:hAnsi="Arial"/>
-        </w:rPr>
-      </w:pPr>
-      <w:r>
-        <w:rPr>
-          <w:rFonts w:ascii="Arial" w:hAnsi="Arial"/>
-          <w:b/>
-          <w:bCs/>
-        </w:rPr>
-        <w:t>SOC (Security Operations Center / Centro de Operaciones de Seguridad):</w:t>
-      </w:r>
-      <w:r>
-        <w:rPr>
-          <w:rFonts w:ascii="Arial" w:hAnsi="Arial"/>
-        </w:rPr>
-        <w:t xml:space="preserve"> Departamento corporativo integrado por analistas humanos responsables de la supervisión, la auditoría continua y la resolución de incidentes o alertas críticas emitidas por el sistema automatizado.</w:t>
-      </w:r>
-    </w:p>
-    <w:p>
-      <w:pPr>
-        <w:pStyle w:val="Prrafodelista"/>
-        <w:numPr>
-          <w:ilvl w:val="0"/>
-          <w:numId w:val="172"/>
-        </w:numPr>
-        <w:spacing w:line="240" w:lineRule="auto"/>
-        <w:rPr>
-          <w:rFonts w:ascii="Arial" w:hAnsi="Arial"/>
-        </w:rPr>
-      </w:pPr>
-      <w:r>
-        <w:rPr>
-          <w:rFonts w:ascii="Arial" w:hAnsi="Arial"/>
-          <w:b/>
-          <w:bCs/>
-        </w:rPr>
-        <w:t>Undersampling (Submuestreo):</w:t>
-      </w:r>
-      <w:r>
-        <w:rPr>
-          <w:rFonts w:ascii="Arial" w:hAnsi="Arial"/>
-        </w:rPr>
-        <w:t xml:space="preserve"> Estrategia de gestión del desbalance orientada a reducir el coste computacional y simplificar el espacio de datos mediante la eliminación (aleatoria o dirigida) de muestras correspondientes a la clase mayoritaria (transacciones legítimas).</w:t>
-      </w:r>
-    </w:p>
-    <w:p>
-      <w:pPr>
-        <w:pStyle w:val="Prrafodelista"/>
-        <w:numPr>
-          <w:ilvl w:val="0"/>
-          <w:numId w:val="172"/>
-        </w:numPr>
-        <w:spacing w:line="240" w:lineRule="auto"/>
-        <w:rPr>
-          <w:rFonts w:ascii="Arial" w:hAnsi="Arial"/>
-        </w:rPr>
-      </w:pPr>
-      <w:r>
-        <w:rPr>
-          <w:rFonts w:ascii="Arial" w:hAnsi="Arial"/>
-          <w:b/>
-          <w:bCs/>
-        </w:rPr>
-        <w:t>XAI (Explainable Artificial Intelligence / IA Explicable):</w:t>
-      </w:r>
-      <w:r>
-        <w:rPr>
-          <w:rFonts w:ascii="Arial" w:hAnsi="Arial"/>
-        </w:rPr>
-        <w:t xml:space="preserve"> Conjunto de técnicas y marcos de trabajo (</w:t>
-      </w:r>
-      <w:r>
-        <w:rPr>
-          <w:rFonts w:ascii="Arial" w:hAnsi="Arial"/>
-          <w:i/>
-          <w:iCs/>
-        </w:rPr>
-        <w:t>frameworks</w:t>
-      </w:r>
-      <w:r>
-        <w:rPr>
-          <w:rFonts w:ascii="Arial" w:hAnsi="Arial"/>
-        </w:rPr>
-        <w:t>) diseñados para que la lógica interna y los resultados de los algoritmos de aprendizaje automático sean transparentes, interpretables y auditables por analistas humanos.</w:t>
-      </w:r>
-    </w:p>
-    <w:p>
-      <w:pPr>
-        <w:pStyle w:val="Prrafodelista"/>
-        <w:numPr>
-          <w:ilvl w:val="0"/>
-          <w:numId w:val="172"/>
-        </w:numPr>
-        <w:spacing w:line="240" w:lineRule="auto"/>
-        <w:rPr>
-          <w:rFonts w:ascii="Arial" w:hAnsi="Arial"/>
-        </w:rPr>
-      </w:pPr>
-      <w:r>
-        <w:rPr>
-          <w:rFonts w:ascii="Arial" w:hAnsi="Arial"/>
-          <w:b/>
-          <w:bCs/>
-        </w:rPr>
-        <w:t>XGBoost (eXtreme Gradient Boosting):</w:t>
-      </w:r>
-      <w:r>
-        <w:rPr>
-          <w:rFonts w:ascii="Arial" w:hAnsi="Arial"/>
-        </w:rPr>
-        <w:t xml:space="preserve"> Algoritmo de aprendizaje secuencial de alto rendimiento basado en árboles de decisión optimizados por gradiente. Fue seleccionado en este estudio por su capacidad dominante en la clasificación de datos tabulares con alta asimetría y no linealidad.</w:t>
-      </w:r>
-    </w:p>
-    <w:p>
-      <w:pPr>
-        <w:pStyle w:val="Prrafodelista"/>
-        <w:numPr>
-          <w:ilvl w:val="0"/>
-          <w:numId w:val="172"/>
-        </w:numPr>
-        <w:spacing w:line="240" w:lineRule="auto"/>
-        <w:rPr>
-          <w:rFonts w:ascii="Arial" w:hAnsi="Arial"/>
-        </w:rPr>
-      </w:pPr>
-      <w:r>
-        <w:rPr>
-          <w:rFonts w:ascii="Arial" w:hAnsi="Arial"/>
-          <w:b/>
-          <w:bCs/>
-        </w:rPr>
-        <w:t>Zero-Day Attack (Ataque de Día Cero):</w:t>
-      </w:r>
-      <w:r>
-        <w:rPr>
-          <w:rFonts w:ascii="Arial" w:hAnsi="Arial"/>
-        </w:rPr>
-        <w:t xml:space="preserve"> Patrón o tipología de fraude informático completamente inédito que explota una vulnerabilidad desconocida, para el cual los sistemas de defensa predictiva aún no poseen datos históricos de entrenamiento.</w:t>
-      </w:r>
-    </w:p>
-    <w:p>
-      <w:pPr>
-        <w:pStyle w:val="Ttulo"/>
-        <w:spacing w:after="240"/>
-        <w:rPr>
-          <w:rFonts w:ascii="Arial" w:hAnsi="Arial" w:cs="Arial"/>
-          <w:b/>
-          <w:bCs/>
-          <w:sz w:val="36"/>
-          <w:szCs w:val="36"/>
-        </w:rPr>
-      </w:pPr>
-    </w:p>
-    <w:p>
-      <w:pPr>
-        <w:spacing w:after="0" w:line="240" w:lineRule="auto"/>
-        <w:jc w:val="left"/>
-        <w:rPr>
-          <w:rFonts w:ascii="Arial" w:eastAsiaTheme="majorEastAsia" w:hAnsi="Arial"/>
-          <w:b/>
-          <w:bCs/>
-          <w:spacing w:val="-10"/>
-          <w:sz w:val="36"/>
-          <w:szCs w:val="36"/>
-        </w:rPr>
-      </w:pPr>
-      <w:r>
-        <w:rPr>
-          <w:rFonts w:ascii="Arial" w:hAnsi="Arial"/>
-          <w:b/>
-          <w:bCs/>
-          <w:sz w:val="36"/>
-          <w:szCs w:val="36"/>
-        </w:rPr>
-        <w:br w:type="page"/>
-      </w:r>
+          <w:rFonts w:ascii="Arial" w:eastAsia="Times New Roman" w:hAnsi="Arial"/>
+          <w:lang w:eastAsia="es-ES_tradnl"/>
+        </w:rPr>
+      </w:pPr>
     </w:p>
     <w:p>
       <w:pPr>
@@ -9060,162 +9134,13 @@
           <w:sz w:val="36"/>
         </w:rPr>
       </w:pPr>
-      <w:bookmarkStart w:id="3" w:name="_Toc225188087"/>
+      <w:bookmarkStart w:id="4" w:name="_Toc225526008"/>
       <w:r>
         <w:rPr>
           <w:rFonts w:ascii="Arial" w:hAnsi="Arial"/>
           <w:b/>
           <w:sz w:val="36"/>
         </w:rPr>
-        <w:lastRenderedPageBreak/>
-        <w:t>Resumen</w:t>
-      </w:r>
-      <w:bookmarkEnd w:id="3"/>
-      <w:r>
-        <w:rPr>
-          <w:rFonts w:ascii="Arial" w:hAnsi="Arial"/>
-          <w:b/>
-          <w:sz w:val="36"/>
-        </w:rPr>
-        <w:t xml:space="preserve"> </w:t>
-      </w:r>
-    </w:p>
-    <w:p>
-      <w:pPr>
-        <w:spacing w:line="240" w:lineRule="auto"/>
-        <w:rPr>
-          <w:rFonts w:ascii="Arial" w:hAnsi="Arial"/>
-        </w:rPr>
-      </w:pPr>
-      <w:r>
-        <w:rPr>
-          <w:rFonts w:ascii="Arial" w:hAnsi="Arial"/>
-        </w:rPr>
-        <w:t>El fraude con tarjetas de crédito representa un desafío crítico para el sector financiero, caracterizado por un desequilibrio extremo de clases y la evolución constante de los patrones delictivos (</w:t>
-      </w:r>
-      <w:r>
-        <w:rPr>
-          <w:rFonts w:ascii="Arial" w:hAnsi="Arial"/>
-          <w:i/>
-          <w:iCs/>
-        </w:rPr>
-        <w:t>concept drift</w:t>
-      </w:r>
-      <w:r>
-        <w:rPr>
-          <w:rFonts w:ascii="Arial" w:hAnsi="Arial"/>
-        </w:rPr>
-        <w:t>). Si bien los algoritmos de aprendizaje automático han demostrado una alta capacidad predictiva, su adopción operativa se ve frecuentemente limitada por su naturaleza de "caja negra" y por evaluaciones de rendimiento infladas debido a metodologías de validación defectuosas. Este Trabajo de Fin de Máster (TFM) propone un marco de detección robusto y auditable, fundamentado en las directrices de la Universidad Libre de Bruselas (ULB). A nivel metodológico, la investigación descarta el uso de técnicas de sobremuestreo sintético (SMOTE) en favor de un submuestreo controlado (ratio 5:1) para optimizar el coste computacional, e implementa una estrategia de validación prequencial estricta con latencia (</w:t>
-      </w:r>
-      <w:r>
-        <w:rPr>
-          <w:rFonts w:ascii="Arial" w:hAnsi="Arial"/>
-          <w:i/>
-          <w:iCs/>
-        </w:rPr>
-        <w:t>gap</w:t>
-      </w:r>
-      <w:r>
-        <w:rPr>
-          <w:rFonts w:ascii="Arial" w:hAnsi="Arial"/>
-        </w:rPr>
-        <w:t>) para aislar el modelo del futuro y evitar la fuga de datos (</w:t>
-      </w:r>
-      <w:r>
-        <w:rPr>
-          <w:rFonts w:ascii="Arial" w:hAnsi="Arial"/>
-          <w:i/>
-          <w:iCs/>
-        </w:rPr>
-        <w:t>data leakage</w:t>
-      </w:r>
-      <w:r>
-        <w:rPr>
-          <w:rFonts w:ascii="Arial" w:hAnsi="Arial"/>
-        </w:rPr>
-        <w:t xml:space="preserve">). Adicionalmente, se integra una capa de Inteligencia Artificial Explicable (XAI) mediante valores SHAP para traducir las predicciones de riesgo en "códigos de razón" interpretables. Los resultados empíricos demuestran que el algoritmo </w:t>
-      </w:r>
-      <w:r>
-        <w:rPr>
-          <w:rFonts w:ascii="Arial" w:hAnsi="Arial"/>
-          <w:i/>
-          <w:iCs/>
-        </w:rPr>
-        <w:t>XGBoost</w:t>
-      </w:r>
-      <w:r>
-        <w:rPr>
-          <w:rFonts w:ascii="Arial" w:hAnsi="Arial"/>
-        </w:rPr>
-        <w:t xml:space="preserve"> optimizado maximiza la métrica de negocio (</w:t>
-      </w:r>
-      <w:r>
-        <w:rPr>
-          <w:rFonts w:ascii="Arial" w:hAnsi="Arial"/>
-          <w:i/>
-          <w:iCs/>
-        </w:rPr>
-        <w:t>Card Precision@100</w:t>
-      </w:r>
-      <w:r>
-        <w:rPr>
-          <w:rFonts w:ascii="Arial" w:hAnsi="Arial"/>
-        </w:rPr>
-        <w:t>) y cuantifican cómo los errores metodológicos tradicionales inflan artificialmente el rendimiento hasta en un 40%, estableciendo un nuevo estándar de rigor para la viabilidad operativa en entornos bancarios regulados.</w:t>
-      </w:r>
-    </w:p>
-    <w:p>
-      <w:pPr>
-        <w:spacing w:line="240" w:lineRule="auto"/>
-        <w:rPr>
-          <w:rFonts w:ascii="Arial" w:hAnsi="Arial"/>
-        </w:rPr>
-      </w:pPr>
-      <w:r>
-        <w:rPr>
-          <w:rFonts w:ascii="Arial" w:hAnsi="Arial"/>
-          <w:b/>
-          <w:bCs/>
-        </w:rPr>
-        <w:t>Palabras clave:</w:t>
-      </w:r>
-      <w:r>
-        <w:rPr>
-          <w:rFonts w:ascii="Arial" w:hAnsi="Arial"/>
-        </w:rPr>
-        <w:t xml:space="preserve"> Detección de fraude, Aprendizaje desbalanceado, Inteligencia Artificial Explicable (XAI), Fuga de datos, Validación temporal.</w:t>
-      </w:r>
-    </w:p>
-    <w:p>
-      <w:pPr>
-        <w:spacing w:line="240" w:lineRule="auto"/>
-        <w:rPr>
-          <w:rFonts w:ascii="Arial" w:eastAsia="Times New Roman" w:hAnsi="Arial"/>
-          <w:lang w:eastAsia="es-ES_tradnl"/>
-        </w:rPr>
-      </w:pPr>
-    </w:p>
-    <w:p>
-      <w:pPr>
-        <w:pStyle w:val="Ttulo1"/>
-        <w:numPr>
-          <w:ilvl w:val="0"/>
-          <w:numId w:val="0"/>
-        </w:numPr>
-        <w:spacing w:line="240" w:lineRule="auto"/>
-        <w:rPr>
-          <w:rFonts w:ascii="Arial" w:hAnsi="Arial"/>
-          <w:b/>
-          <w:sz w:val="36"/>
-        </w:rPr>
-      </w:pPr>
-      <w:bookmarkStart w:id="4" w:name="_Toc225188088"/>
-      <w:r>
-        <w:rPr>
-          <w:rFonts w:ascii="Arial" w:hAnsi="Arial"/>
-          <w:b/>
-          <w:sz w:val="36"/>
-        </w:rPr>
         <w:t>Abstract</w:t>
       </w:r>
       <w:bookmarkEnd w:id="4"/>
@@ -9235,7 +9160,7 @@
           <w:shd w:val="clear" w:color="auto" w:fill="FFFFFF"/>
           <w:lang w:eastAsia="es-ES_tradnl"/>
         </w:rPr>
-        <w:t>Credit card fraud represents a critical challenge for the financial sector, characterized by extreme class imbalance and the constant evolution of criminal patterns (concept drift). While machine learning algorithms have demonstrated high predictive capacity, their operational adoption is frequently limited by their "black box" nature and inflated performance evaluations due to flawed validation methodologies. This Master's Thesis proposes a robust and auditable detection framework, grounded in the guidelines of the Université Libre de Bruxelles (ULB). Methodologically, the research discards synthetic oversampling techniques (SMOTE) in favor of controlled undersampling (5:1 ratio) to optimize computational cost, and implements a strict prequential validation strategy with a latency gap to isolate the model from the future and prevent data leakage. Additionally, an Explainable Artificial Intelligence (XAI) layer using SHAP values is integrated to translate risk predictions into interpretable reason codes. Empirical results demonstrate that the optimized XGBoost algorithm maximizes the business metric (Card Precision@100) and quantify how traditional methodological errors artificially inflate performance by up to 40%, establishing a new standard of rigor for operational viability in regulated banking environments.</w:t>
+        <w:t>Credit card fraud represents a critical challenge for the financial sector, characterized by extreme class imbalance and the constant evolution of criminal patterns (concept drift). While machine learning algorithms have demonstrated high predictive capacity, their operational adoption is frequently limited by their "black box" nature and inflated performance evaluations due to flawed validation methodologies. This Master's Thesis proposes a robust and auditable detection framework, grounded in the guidelines of the Université Libre de Bruxelles (ULB). Methodologically, the research discards synthetic oversampling techniques (SMOTE) in favor of controlled undersampling (5:1 ratio) to optimize computational cost, and implements a strict prequential validation strategy with a latency gap to isolate the model from the future and prevent data leakage. Additionally, an Explainable Artificial Intelligence (XAI) layer using SHAP values is integrated to translate risk predictions into interpretable reason codes. Empirical results demonstrate that the optimized XGBoost algorithm maximizes the business metric (Card Precision@100) and quantify how traditional methodological errors artificially inflate performance by up to 40%, providing an advanced methodological proof of concept that lays the groundwork for future validations in real-world production environments.</w:t>
       </w:r>
     </w:p>
     <w:p>
@@ -9299,7 +9224,7 @@
         </w:rPr>
       </w:pPr>
       <w:bookmarkStart w:id="5" w:name="_Toc10030871"/>
-      <w:bookmarkStart w:id="6" w:name="_Toc225188089"/>
+      <w:bookmarkStart w:id="6" w:name="_Toc225526009"/>
       <w:bookmarkEnd w:id="5"/>
       <w:commentRangeStart w:id="7"/>
       <w:commentRangeStart w:id="8"/>
@@ -9385,7 +9310,7 @@
           <w:rFonts w:ascii="Arial" w:hAnsi="Arial"/>
         </w:rPr>
       </w:pPr>
-      <w:bookmarkStart w:id="12" w:name="_Toc225188090"/>
+      <w:bookmarkStart w:id="12" w:name="_Toc225526010"/>
       <w:commentRangeStart w:id="13"/>
       <w:commentRangeStart w:id="14"/>
       <w:r>
@@ -9677,18 +9602,28 @@
           <w:lang w:eastAsia="es-ES"/>
         </w:rPr>
       </w:pPr>
-      <w:bookmarkStart w:id="15" w:name="_Toc225188150"/>
+      <w:bookmarkStart w:id="15" w:name="_Toc225526069"/>
       <w:r>
         <w:t xml:space="preserve">Ilustración </w:t>
       </w:r>
-      <w:fldSimple w:instr=" SEQ Ilustración \* ARABIC ">
-        <w:r>
-          <w:rPr>
-            <w:noProof/>
-          </w:rPr>
-          <w:t>1</w:t>
-        </w:r>
-      </w:fldSimple>
+      <w:r>
+        <w:fldChar w:fldCharType="begin"/>
+      </w:r>
+      <w:r>
+        <w:instrText xml:space="preserve"> SEQ Ilustración \* ARABIC </w:instrText>
+      </w:r>
+      <w:r>
+        <w:fldChar w:fldCharType="separate"/>
+      </w:r>
+      <w:r>
+        <w:rPr>
+          <w:noProof/>
+        </w:rPr>
+        <w:t>1</w:t>
+      </w:r>
+      <w:r>
+        <w:fldChar w:fldCharType="end"/>
+      </w:r>
       <w:r>
         <w:t>.</w:t>
       </w:r>
@@ -9766,18 +9701,28 @@
           <w:lang w:eastAsia="es-ES"/>
         </w:rPr>
       </w:pPr>
-      <w:bookmarkStart w:id="16" w:name="_Toc225188151"/>
+      <w:bookmarkStart w:id="16" w:name="_Toc225526070"/>
       <w:r>
         <w:t xml:space="preserve">Ilustración </w:t>
       </w:r>
-      <w:fldSimple w:instr=" SEQ Ilustración \* ARABIC ">
-        <w:r>
-          <w:rPr>
-            <w:noProof/>
-          </w:rPr>
-          <w:t>2</w:t>
-        </w:r>
-      </w:fldSimple>
+      <w:r>
+        <w:fldChar w:fldCharType="begin"/>
+      </w:r>
+      <w:r>
+        <w:instrText xml:space="preserve"> SEQ Ilustración \* ARABIC </w:instrText>
+      </w:r>
+      <w:r>
+        <w:fldChar w:fldCharType="separate"/>
+      </w:r>
+      <w:r>
+        <w:rPr>
+          <w:noProof/>
+        </w:rPr>
+        <w:t>2</w:t>
+      </w:r>
+      <w:r>
+        <w:fldChar w:fldCharType="end"/>
+      </w:r>
       <w:r>
         <w:t xml:space="preserve">. </w:t>
       </w:r>
@@ -9847,7 +9792,14 @@
           <w:rFonts w:ascii="Arial" w:hAnsi="Arial"/>
           <w:lang w:eastAsia="es-ES"/>
         </w:rPr>
-        <w:t>) de alta complejidad, reportando de forma habitual tasas de detección casi perfectas. No obstante, la premisa central de este Trabajo Fin de Máster es que dicho enfoque puramente académico ha derivado en tres problemas estructurales críticos que impiden su aplicabilidad directa en la industria bancaria actual:</w:t>
+        <w:t xml:space="preserve">) de alta complejidad, reportando de forma habitual tasas de detección casi perfectas. </w:t>
+      </w:r>
+      <w:r>
+        <w:rPr>
+          <w:rFonts w:ascii="Arial" w:hAnsi="Arial"/>
+          <w:lang w:eastAsia="es-ES"/>
+        </w:rPr>
+        <w:t>No obstante, la premisa central de este Trabajo Fin de Máster es que dicho enfoque predominante en la literatura ha derivado en tres problemas estructurales que dificultan su aplicabilidad directa en la industria bancaria actual:</w:t>
       </w:r>
     </w:p>
     <w:p>
@@ -9977,7 +9929,35 @@
           <w:rFonts w:ascii="Arial" w:hAnsi="Arial"/>
           <w:lang w:eastAsia="es-ES"/>
         </w:rPr>
-        <w:t xml:space="preserve"> La obsesión académica por detectar la totalidad del fraude ha generado modelos hiper-sensibles que disparan miles de falsas alarmas diarias. En la realidad operativa, las entidades financieras poseen una capacidad finita en sus Centros de Operaciones de Seguridad (SOC) para investigar manualmente los bloqueos. Además, un alto </w:t>
+        <w:t xml:space="preserve"> </w:t>
+      </w:r>
+      <w:r>
+        <w:rPr>
+          <w:rFonts w:ascii="Arial" w:hAnsi="Arial"/>
+          <w:lang w:eastAsia="es-ES"/>
+        </w:rPr>
+        <w:t xml:space="preserve">El enfoque predominante en la literatura generalista por maximizar la detección total del fraude ha generado modelos </w:t>
+      </w:r>
+      <w:r>
+        <w:rPr>
+          <w:rFonts w:ascii="Arial" w:hAnsi="Arial"/>
+          <w:lang w:eastAsia="es-ES"/>
+        </w:rPr>
+        <w:t>hipersensibles</w:t>
+      </w:r>
+      <w:r>
+        <w:rPr>
+          <w:rFonts w:ascii="Arial" w:hAnsi="Arial"/>
+          <w:lang w:eastAsia="es-ES"/>
+        </w:rPr>
+        <w:t xml:space="preserve"> que disparan miles de falsas alarmas diarias.</w:t>
+      </w:r>
+      <w:r>
+        <w:rPr>
+          <w:rFonts w:ascii="Arial" w:hAnsi="Arial"/>
+          <w:lang w:eastAsia="es-ES"/>
+        </w:rPr>
+        <w:t xml:space="preserve"> En la realidad operativa, las entidades financieras poseen una capacidad finita en sus Centros de Operaciones de Seguridad (SOC) para investigar manualmente los </w:t>
       </w:r>
       <w:r>
         <w:rPr>
@@ -9985,7 +9965,7 @@
           <w:lang w:eastAsia="es-ES"/>
         </w:rPr>
         <w:lastRenderedPageBreak/>
-        <w:t>índice de falsos positivos genera fricción en clientes legítimos, provocando un grave daño reputacional y la pérdida de negocio. Es imperativo abandonar las métricas estadísticas puras en favor de métricas orientadas al coste operativo y a la prioridad de negocio (Correa Bahnsen et al., 2015).</w:t>
+        <w:t>bloqueos. Además, un alto índice de falsos positivos genera fricción en clientes legítimos, provocando un grave daño reputacional y la pérdida de negocio. Es imperativo abandonar las métricas estadísticas puras en favor de métricas orientadas al coste operativo y a la prioridad de negocio (Correa Bahnsen et al., 2015).</w:t>
       </w:r>
     </w:p>
     <w:p>
@@ -10058,7 +10038,7 @@
           <w:rFonts w:ascii="Arial" w:hAnsi="Arial"/>
         </w:rPr>
       </w:pPr>
-      <w:bookmarkStart w:id="17" w:name="_Toc225188091"/>
+      <w:bookmarkStart w:id="17" w:name="_Toc225526011"/>
       <w:r>
         <w:rPr>
           <w:rFonts w:ascii="Arial" w:hAnsi="Arial"/>
@@ -10255,7 +10235,7 @@
           <w:rFonts w:ascii="Arial" w:hAnsi="Arial"/>
         </w:rPr>
       </w:pPr>
-      <w:bookmarkStart w:id="18" w:name="_Toc225188092"/>
+      <w:bookmarkStart w:id="18" w:name="_Toc225526012"/>
       <w:r>
         <w:rPr>
           <w:rFonts w:ascii="Arial" w:hAnsi="Arial"/>
@@ -10637,7 +10617,7 @@
           <w:rFonts w:ascii="Arial" w:hAnsi="Arial"/>
         </w:rPr>
       </w:pPr>
-      <w:bookmarkStart w:id="19" w:name="_Toc225188093"/>
+      <w:bookmarkStart w:id="19" w:name="_Toc225526013"/>
       <w:r>
         <w:rPr>
           <w:rFonts w:ascii="Arial" w:hAnsi="Arial"/>
@@ -10952,7 +10932,7 @@
           <w:rFonts w:ascii="Arial" w:hAnsi="Arial"/>
         </w:rPr>
       </w:pPr>
-      <w:bookmarkStart w:id="20" w:name="_Toc225188094"/>
+      <w:bookmarkStart w:id="20" w:name="_Toc225526014"/>
       <w:r>
         <w:rPr>
           <w:rFonts w:ascii="Arial" w:hAnsi="Arial"/>
@@ -10973,7 +10953,13 @@
         <w:rPr>
           <w:rFonts w:ascii="Arial" w:hAnsi="Arial"/>
         </w:rPr>
-        <w:t>Este estudio aporta tres contribuciones diferenciadoras respecto a la literatura convencional sobre detección de fraude en conjuntos desbalanceados:</w:t>
+        <w:t>Es importante delimitar que la contribución principal de este trabajo no radica en el diseño de una arquitectura algorítmica nueva, sino en la auditoría metodológica rigurosa de las prácticas actuales en la ciencia de datos financiera. El valor diferencial se sitúa en la intersección de tres ejes: la evaluación temporal estricta (validación prequencial), la explicabilidad validada por ablación y la cuantificación empírica de sesgos metodológicos. Las tres contribuciones concretas son</w:t>
+      </w:r>
+      <w:r>
+        <w:rPr>
+          <w:rFonts w:ascii="Arial" w:hAnsi="Arial"/>
+        </w:rPr>
+        <w:t>:</w:t>
       </w:r>
     </w:p>
     <w:p>
@@ -10987,17 +10973,23 @@
         <w:jc w:val="left"/>
         <w:rPr>
           <w:rFonts w:ascii="Arial" w:hAnsi="Arial"/>
+        </w:rPr>
+      </w:pPr>
+      <w:r>
+        <w:rPr>
+          <w:rFonts w:ascii="Arial" w:hAnsi="Arial"/>
           <w:b/>
           <w:bCs/>
         </w:rPr>
-      </w:pPr>
+        <w:t>Desmitificación de Métricas Ilusorias mediante Auditoría de Fugas (Data Leakage)</w:t>
+      </w:r>
       <w:r>
         <w:rPr>
           <w:rFonts w:ascii="Arial" w:hAnsi="Arial"/>
           <w:b/>
           <w:bCs/>
         </w:rPr>
-        <w:t>Desmitificación de Métricas Ilusorias mediante Auditoría de Fugas (Data Leakage)</w:t>
+        <w:t>:</w:t>
       </w:r>
       <w:r>
         <w:rPr>
@@ -11005,17 +10997,8 @@
           <w:b/>
           <w:bCs/>
         </w:rPr>
-        <w:t>:</w:t>
-      </w:r>
-    </w:p>
-    <w:p>
-      <w:pPr>
-        <w:spacing w:after="0" w:line="240" w:lineRule="auto"/>
-        <w:jc w:val="left"/>
-        <w:rPr>
-          <w:rFonts w:ascii="Arial" w:hAnsi="Arial"/>
-        </w:rPr>
-      </w:pPr>
+        <w:t xml:space="preserve"> </w:t>
+      </w:r>
       <w:r>
         <w:rPr>
           <w:rFonts w:ascii="Arial" w:hAnsi="Arial"/>
@@ -11048,7 +11031,14 @@
         <w:rPr>
           <w:rFonts w:ascii="Arial" w:hAnsi="Arial"/>
         </w:rPr>
-        <w:t xml:space="preserve"> honesto y se demuestra que el rendimiento "perfecto" suele ser un artefacto metodológico, sentando un precedente de rigor para futuras investigaciones en el dominio.</w:t>
+        <w:t xml:space="preserve"> honesto y se demuestra </w:t>
+      </w:r>
+      <w:r>
+        <w:rPr>
+          <w:rFonts w:ascii="Arial" w:hAnsi="Arial"/>
+        </w:rPr>
+        <w:lastRenderedPageBreak/>
+        <w:t>que el rendimiento "perfecto" suele ser un artefacto metodológico, sentando un precedente de rigor para futuras investigaciones en el dominio.</w:t>
       </w:r>
     </w:p>
     <w:p>
@@ -11062,32 +11052,28 @@
         <w:jc w:val="left"/>
         <w:rPr>
           <w:rFonts w:ascii="Arial" w:hAnsi="Arial"/>
+        </w:rPr>
+      </w:pPr>
+      <w:r>
+        <w:rPr>
+          <w:rFonts w:ascii="Arial" w:hAnsi="Arial"/>
           <w:b/>
           <w:bCs/>
         </w:rPr>
-      </w:pPr>
+        <w:t>Gestión Operativa del Desbalance (Submuestreo Controlado y Aprendizaje Sensible al Costo):</w:t>
+      </w:r>
       <w:r>
         <w:rPr>
           <w:rFonts w:ascii="Arial" w:hAnsi="Arial"/>
           <w:b/>
           <w:bCs/>
         </w:rPr>
-        <w:t>Gestión Operativa del Desbalance (Submuestreo Controlado y Aprendizaje Sensible al Costo):</w:t>
-      </w:r>
-    </w:p>
-    <w:p>
-      <w:pPr>
-        <w:spacing w:after="0" w:line="240" w:lineRule="auto"/>
-        <w:jc w:val="left"/>
-        <w:rPr>
-          <w:rFonts w:ascii="Arial" w:hAnsi="Arial"/>
-        </w:rPr>
-      </w:pPr>
-      <w:r>
-        <w:rPr>
-          <w:rFonts w:ascii="Arial" w:hAnsi="Arial"/>
-        </w:rPr>
-        <w:lastRenderedPageBreak/>
+        <w:t xml:space="preserve"> </w:t>
+      </w:r>
+      <w:r>
+        <w:rPr>
+          <w:rFonts w:ascii="Arial" w:hAnsi="Arial"/>
+        </w:rPr>
         <w:t xml:space="preserve">Se cuestiona y refuta la necesidad sistemática de inyectar datos artificiales (con el consiguiente aumento de complejidad y riesgo de fuga de información) para lidiar con asimetrías extremas (0,17%). El estudio demuestra en la práctica que la simplificación del espacio de datos mediante un submuestreo agresivo y controlado de la clase mayoritaria (ratio 5:1), combinada con la arquitectura </w:t>
       </w:r>
       <w:r>
@@ -11130,17 +11116,23 @@
         <w:jc w:val="left"/>
         <w:rPr>
           <w:rFonts w:ascii="Arial" w:hAnsi="Arial"/>
+        </w:rPr>
+      </w:pPr>
+      <w:r>
+        <w:rPr>
+          <w:rFonts w:ascii="Arial" w:hAnsi="Arial"/>
           <w:b/>
           <w:bCs/>
         </w:rPr>
-      </w:pPr>
+        <w:t>Transición hacia la "Caja Blanca" Operativa (Implementación SOC)</w:t>
+      </w:r>
       <w:r>
         <w:rPr>
           <w:rFonts w:ascii="Arial" w:hAnsi="Arial"/>
           <w:b/>
           <w:bCs/>
         </w:rPr>
-        <w:t>Transición hacia la "Caja Blanca" Operativa (Implementación SOC)</w:t>
+        <w:t>:</w:t>
       </w:r>
       <w:r>
         <w:rPr>
@@ -11148,17 +11140,8 @@
           <w:b/>
           <w:bCs/>
         </w:rPr>
-        <w:t>:</w:t>
-      </w:r>
-    </w:p>
-    <w:p>
-      <w:pPr>
-        <w:spacing w:after="0" w:line="240" w:lineRule="auto"/>
-        <w:jc w:val="left"/>
-        <w:rPr>
-          <w:rFonts w:ascii="Arial" w:hAnsi="Arial"/>
-        </w:rPr>
-      </w:pPr>
+        <w:t xml:space="preserve"> </w:t>
+      </w:r>
       <w:r>
         <w:rPr>
           <w:rFonts w:ascii="Arial" w:hAnsi="Arial"/>
@@ -11222,7 +11205,7 @@
           <w:bCs/>
         </w:rPr>
       </w:pPr>
-      <w:bookmarkStart w:id="21" w:name="_Toc225188095"/>
+      <w:bookmarkStart w:id="21" w:name="_Toc225526015"/>
       <w:r>
         <w:rPr>
           <w:rFonts w:ascii="Arial" w:hAnsi="Arial"/>
@@ -11314,7 +11297,7 @@
           <w:rFonts w:ascii="Arial" w:hAnsi="Arial"/>
         </w:rPr>
       </w:pPr>
-      <w:bookmarkStart w:id="22" w:name="_Toc225188096"/>
+      <w:bookmarkStart w:id="22" w:name="_Toc225526016"/>
       <w:r>
         <w:rPr>
           <w:rFonts w:ascii="Arial" w:hAnsi="Arial"/>
@@ -11442,18 +11425,28 @@
           <w:rFonts w:ascii="Arial" w:hAnsi="Arial"/>
         </w:rPr>
       </w:pPr>
-      <w:bookmarkStart w:id="23" w:name="_Toc225188152"/>
+      <w:bookmarkStart w:id="23" w:name="_Toc225526071"/>
       <w:r>
         <w:t xml:space="preserve">Ilustración </w:t>
       </w:r>
-      <w:fldSimple w:instr=" SEQ Ilustración \* ARABIC ">
-        <w:r>
-          <w:rPr>
-            <w:noProof/>
-          </w:rPr>
-          <w:t>3</w:t>
-        </w:r>
-      </w:fldSimple>
+      <w:r>
+        <w:fldChar w:fldCharType="begin"/>
+      </w:r>
+      <w:r>
+        <w:instrText xml:space="preserve"> SEQ Ilustración \* ARABIC </w:instrText>
+      </w:r>
+      <w:r>
+        <w:fldChar w:fldCharType="separate"/>
+      </w:r>
+      <w:r>
+        <w:rPr>
+          <w:noProof/>
+        </w:rPr>
+        <w:t>3</w:t>
+      </w:r>
+      <w:r>
+        <w:fldChar w:fldCharType="end"/>
+      </w:r>
       <w:r>
         <w:t xml:space="preserve">. </w:t>
       </w:r>
@@ -11581,18 +11574,28 @@
           <w:rFonts w:ascii="Arial" w:hAnsi="Arial"/>
         </w:rPr>
       </w:pPr>
-      <w:bookmarkStart w:id="24" w:name="_Toc225188153"/>
+      <w:bookmarkStart w:id="24" w:name="_Toc225526072"/>
       <w:r>
         <w:t xml:space="preserve">Ilustración </w:t>
       </w:r>
-      <w:fldSimple w:instr=" SEQ Ilustración \* ARABIC ">
-        <w:r>
-          <w:rPr>
-            <w:noProof/>
-          </w:rPr>
-          <w:t>4</w:t>
-        </w:r>
-      </w:fldSimple>
+      <w:r>
+        <w:fldChar w:fldCharType="begin"/>
+      </w:r>
+      <w:r>
+        <w:instrText xml:space="preserve"> SEQ Ilustración \* ARABIC </w:instrText>
+      </w:r>
+      <w:r>
+        <w:fldChar w:fldCharType="separate"/>
+      </w:r>
+      <w:r>
+        <w:rPr>
+          <w:noProof/>
+        </w:rPr>
+        <w:t>4</w:t>
+      </w:r>
+      <w:r>
+        <w:fldChar w:fldCharType="end"/>
+      </w:r>
       <w:r>
         <w:t xml:space="preserve">. </w:t>
       </w:r>
@@ -11609,7 +11612,7 @@
           <w:rFonts w:ascii="Arial" w:hAnsi="Arial"/>
         </w:rPr>
       </w:pPr>
-      <w:bookmarkStart w:id="25" w:name="_Toc225188097"/>
+      <w:bookmarkStart w:id="25" w:name="_Toc225526017"/>
       <w:r>
         <w:rPr>
           <w:rFonts w:ascii="Arial" w:hAnsi="Arial"/>
@@ -11821,7 +11824,7 @@
           <w:rFonts w:ascii="Arial" w:hAnsi="Arial"/>
         </w:rPr>
       </w:pPr>
-      <w:bookmarkStart w:id="26" w:name="_Toc225188098"/>
+      <w:bookmarkStart w:id="26" w:name="_Toc225526018"/>
       <w:commentRangeStart w:id="27"/>
       <w:r>
         <w:rPr>
@@ -12147,7 +12150,7 @@
           <w:rFonts w:ascii="Arial" w:hAnsi="Arial"/>
         </w:rPr>
       </w:pPr>
-      <w:bookmarkStart w:id="28" w:name="_Toc225188099"/>
+      <w:bookmarkStart w:id="28" w:name="_Toc225526019"/>
       <w:r>
         <w:rPr>
           <w:rFonts w:ascii="Arial" w:hAnsi="Arial"/>
@@ -12486,7 +12489,7 @@
           <w:bCs/>
         </w:rPr>
       </w:pPr>
-      <w:bookmarkStart w:id="29" w:name="_Toc225188100"/>
+      <w:bookmarkStart w:id="29" w:name="_Toc225526020"/>
       <w:commentRangeStart w:id="30"/>
       <w:commentRangeStart w:id="31"/>
       <w:commentRangeStart w:id="32"/>
@@ -12770,7 +12773,7 @@
           <w:rFonts w:ascii="Arial" w:hAnsi="Arial"/>
         </w:rPr>
       </w:pPr>
-      <w:bookmarkStart w:id="33" w:name="_Toc225188101"/>
+      <w:bookmarkStart w:id="33" w:name="_Toc225526021"/>
       <w:r>
         <w:rPr>
           <w:rFonts w:ascii="Arial" w:hAnsi="Arial"/>
@@ -12829,7 +12832,7 @@
           <w:rFonts w:ascii="Arial" w:hAnsi="Arial"/>
         </w:rPr>
       </w:pPr>
-      <w:bookmarkStart w:id="34" w:name="_Toc225188102"/>
+      <w:bookmarkStart w:id="34" w:name="_Toc225526022"/>
       <w:r>
         <w:rPr>
           <w:rFonts w:ascii="Arial" w:hAnsi="Arial"/>
@@ -12942,7 +12945,7 @@
           <w:rFonts w:ascii="Arial" w:hAnsi="Arial"/>
         </w:rPr>
       </w:pPr>
-      <w:bookmarkStart w:id="35" w:name="_Toc225188103"/>
+      <w:bookmarkStart w:id="35" w:name="_Toc225526023"/>
       <w:r>
         <w:rPr>
           <w:rFonts w:ascii="Arial" w:hAnsi="Arial"/>
@@ -13436,18 +13439,28 @@
           <w:lang w:eastAsia="es-ES"/>
         </w:rPr>
       </w:pPr>
-      <w:bookmarkStart w:id="36" w:name="_Toc225188154"/>
+      <w:bookmarkStart w:id="36" w:name="_Toc225526073"/>
       <w:r>
         <w:t xml:space="preserve">Ilustración </w:t>
       </w:r>
-      <w:fldSimple w:instr=" SEQ Ilustración \* ARABIC ">
-        <w:r>
-          <w:rPr>
-            <w:noProof/>
-          </w:rPr>
-          <w:t>5</w:t>
-        </w:r>
-      </w:fldSimple>
+      <w:r>
+        <w:fldChar w:fldCharType="begin"/>
+      </w:r>
+      <w:r>
+        <w:instrText xml:space="preserve"> SEQ Ilustración \* ARABIC </w:instrText>
+      </w:r>
+      <w:r>
+        <w:fldChar w:fldCharType="separate"/>
+      </w:r>
+      <w:r>
+        <w:rPr>
+          <w:noProof/>
+        </w:rPr>
+        <w:t>5</w:t>
+      </w:r>
+      <w:r>
+        <w:fldChar w:fldCharType="end"/>
+      </w:r>
       <w:r>
         <w:t xml:space="preserve">. </w:t>
       </w:r>
@@ -13518,7 +13531,7 @@
           <w:rFonts w:ascii="Arial" w:hAnsi="Arial"/>
         </w:rPr>
       </w:pPr>
-      <w:bookmarkStart w:id="37" w:name="_Toc225188104"/>
+      <w:bookmarkStart w:id="37" w:name="_Toc225526024"/>
       <w:r>
         <w:rPr>
           <w:rFonts w:ascii="Arial" w:hAnsi="Arial"/>
@@ -13794,18 +13807,28 @@
           <w:lang w:eastAsia="es-ES"/>
         </w:rPr>
       </w:pPr>
-      <w:bookmarkStart w:id="39" w:name="_Toc225188155"/>
+      <w:bookmarkStart w:id="39" w:name="_Toc225526074"/>
       <w:r>
         <w:t xml:space="preserve">Ilustración </w:t>
       </w:r>
-      <w:fldSimple w:instr=" SEQ Ilustración \* ARABIC ">
-        <w:r>
-          <w:rPr>
-            <w:noProof/>
-          </w:rPr>
-          <w:t>6</w:t>
-        </w:r>
-      </w:fldSimple>
+      <w:r>
+        <w:fldChar w:fldCharType="begin"/>
+      </w:r>
+      <w:r>
+        <w:instrText xml:space="preserve"> SEQ Ilustración \* ARABIC </w:instrText>
+      </w:r>
+      <w:r>
+        <w:fldChar w:fldCharType="separate"/>
+      </w:r>
+      <w:r>
+        <w:rPr>
+          <w:noProof/>
+        </w:rPr>
+        <w:t>6</w:t>
+      </w:r>
+      <w:r>
+        <w:fldChar w:fldCharType="end"/>
+      </w:r>
       <w:r>
         <w:t xml:space="preserve">. </w:t>
       </w:r>
@@ -13925,7 +13948,7 @@
           <w:sz w:val="36"/>
         </w:rPr>
       </w:pPr>
-      <w:bookmarkStart w:id="40" w:name="_Toc225188105"/>
+      <w:bookmarkStart w:id="40" w:name="_Toc225526025"/>
       <w:r>
         <w:rPr>
           <w:rFonts w:ascii="Arial" w:hAnsi="Arial"/>
@@ -14186,7 +14209,7 @@
           <w:rFonts w:ascii="Arial" w:hAnsi="Arial"/>
         </w:rPr>
       </w:pPr>
-      <w:bookmarkStart w:id="41" w:name="_Toc225188106"/>
+      <w:bookmarkStart w:id="41" w:name="_Toc225526026"/>
       <w:r>
         <w:rPr>
           <w:rFonts w:ascii="Arial" w:hAnsi="Arial"/>
@@ -14539,7 +14562,7 @@
           <w:rFonts w:ascii="Arial" w:hAnsi="Arial"/>
         </w:rPr>
       </w:pPr>
-      <w:bookmarkStart w:id="42" w:name="_Toc225188107"/>
+      <w:bookmarkStart w:id="42" w:name="_Toc225526027"/>
       <w:r>
         <w:rPr>
           <w:rFonts w:ascii="Arial" w:hAnsi="Arial"/>
@@ -14990,7 +15013,7 @@
           <w:rFonts w:ascii="Arial" w:hAnsi="Arial"/>
         </w:rPr>
       </w:pPr>
-      <w:bookmarkStart w:id="43" w:name="_Toc225188108"/>
+      <w:bookmarkStart w:id="43" w:name="_Toc225526028"/>
       <w:r>
         <w:rPr>
           <w:rFonts w:ascii="Arial" w:hAnsi="Arial"/>
@@ -15275,7 +15298,7 @@
           <w:rFonts w:ascii="Arial" w:hAnsi="Arial"/>
         </w:rPr>
       </w:pPr>
-      <w:bookmarkStart w:id="44" w:name="_Toc225188109"/>
+      <w:bookmarkStart w:id="44" w:name="_Toc225526029"/>
       <w:r>
         <w:rPr>
           <w:rFonts w:ascii="Arial" w:hAnsi="Arial"/>
@@ -15307,7 +15330,7 @@
           <w:rFonts w:ascii="Arial" w:hAnsi="Arial"/>
         </w:rPr>
       </w:pPr>
-      <w:bookmarkStart w:id="45" w:name="_Toc225188110"/>
+      <w:bookmarkStart w:id="45" w:name="_Toc225526030"/>
       <w:r>
         <w:rPr>
           <w:rFonts w:ascii="Arial" w:hAnsi="Arial"/>
@@ -15548,7 +15571,7 @@
           <w:rFonts w:ascii="Arial" w:hAnsi="Arial"/>
         </w:rPr>
       </w:pPr>
-      <w:bookmarkStart w:id="46" w:name="_Toc225188111"/>
+      <w:bookmarkStart w:id="46" w:name="_Toc225526031"/>
       <w:r>
         <w:rPr>
           <w:rFonts w:ascii="Arial" w:hAnsi="Arial"/>
@@ -15855,7 +15878,7 @@
           <w:rFonts w:ascii="Arial" w:hAnsi="Arial"/>
         </w:rPr>
       </w:pPr>
-      <w:bookmarkStart w:id="47" w:name="_Toc225188112"/>
+      <w:bookmarkStart w:id="47" w:name="_Toc225526032"/>
       <w:r>
         <w:rPr>
           <w:rFonts w:ascii="Arial" w:hAnsi="Arial"/>
@@ -16429,7 +16452,7 @@
           <w:rFonts w:ascii="Arial" w:hAnsi="Arial"/>
         </w:rPr>
       </w:pPr>
-      <w:bookmarkStart w:id="48" w:name="_Toc225188113"/>
+      <w:bookmarkStart w:id="48" w:name="_Toc225526033"/>
       <w:r>
         <w:rPr>
           <w:rFonts w:ascii="Arial" w:hAnsi="Arial"/>
@@ -16913,7 +16936,7 @@
           <w:rFonts w:ascii="Arial" w:hAnsi="Arial"/>
         </w:rPr>
       </w:pPr>
-      <w:bookmarkStart w:id="49" w:name="_Toc225188114"/>
+      <w:bookmarkStart w:id="49" w:name="_Toc225526034"/>
       <w:commentRangeStart w:id="50"/>
       <w:r>
         <w:rPr>
@@ -17519,7 +17542,7 @@
           <w:rFonts w:ascii="Arial" w:hAnsi="Arial"/>
         </w:rPr>
       </w:pPr>
-      <w:bookmarkStart w:id="52" w:name="_Toc225188115"/>
+      <w:bookmarkStart w:id="52" w:name="_Toc225526035"/>
       <w:r>
         <w:rPr>
           <w:rFonts w:ascii="Arial" w:hAnsi="Arial"/>
@@ -18067,7 +18090,7 @@
           <w:rFonts w:ascii="Arial" w:hAnsi="Arial"/>
         </w:rPr>
       </w:pPr>
-      <w:bookmarkStart w:id="53" w:name="_Toc225188116"/>
+      <w:bookmarkStart w:id="53" w:name="_Toc225526036"/>
       <w:r>
         <w:rPr>
           <w:rFonts w:ascii="Arial" w:hAnsi="Arial"/>
@@ -18525,7 +18548,7 @@
           <w:bCs/>
         </w:rPr>
       </w:pPr>
-      <w:bookmarkStart w:id="54" w:name="_Toc225188117"/>
+      <w:bookmarkStart w:id="54" w:name="_Toc225526037"/>
       <w:commentRangeStart w:id="55"/>
       <w:r>
         <w:rPr>
@@ -18588,7 +18611,7 @@
           <w:rFonts w:ascii="Arial" w:hAnsi="Arial"/>
         </w:rPr>
       </w:pPr>
-      <w:bookmarkStart w:id="56" w:name="_Toc225188118"/>
+      <w:bookmarkStart w:id="56" w:name="_Toc225526038"/>
       <w:r>
         <w:rPr>
           <w:rFonts w:ascii="Arial" w:hAnsi="Arial"/>
@@ -18645,7 +18668,7 @@
           <w:rFonts w:ascii="Arial" w:hAnsi="Arial"/>
         </w:rPr>
       </w:pPr>
-      <w:bookmarkStart w:id="57" w:name="_Toc225188119"/>
+      <w:bookmarkStart w:id="57" w:name="_Toc225526039"/>
       <w:r>
         <w:rPr>
           <w:rFonts w:ascii="Arial" w:hAnsi="Arial"/>
@@ -18764,18 +18787,28 @@
       <w:pPr>
         <w:pStyle w:val="Descripcin"/>
       </w:pPr>
-      <w:bookmarkStart w:id="58" w:name="_Toc225188156"/>
+      <w:bookmarkStart w:id="58" w:name="_Toc225526075"/>
       <w:r>
         <w:t xml:space="preserve">Ilustración </w:t>
       </w:r>
-      <w:fldSimple w:instr=" SEQ Ilustración \* ARABIC ">
-        <w:r>
-          <w:rPr>
-            <w:noProof/>
-          </w:rPr>
-          <w:t>7</w:t>
-        </w:r>
-      </w:fldSimple>
+      <w:r>
+        <w:fldChar w:fldCharType="begin"/>
+      </w:r>
+      <w:r>
+        <w:instrText xml:space="preserve"> SEQ Ilustración \* ARABIC </w:instrText>
+      </w:r>
+      <w:r>
+        <w:fldChar w:fldCharType="separate"/>
+      </w:r>
+      <w:r>
+        <w:rPr>
+          <w:noProof/>
+        </w:rPr>
+        <w:t>7</w:t>
+      </w:r>
+      <w:r>
+        <w:fldChar w:fldCharType="end"/>
+      </w:r>
       <w:r>
         <w:t xml:space="preserve">. </w:t>
       </w:r>
@@ -18914,7 +18947,7 @@
           <w:rFonts w:ascii="Arial" w:hAnsi="Arial"/>
         </w:rPr>
       </w:pPr>
-      <w:bookmarkStart w:id="59" w:name="_Toc225188120"/>
+      <w:bookmarkStart w:id="59" w:name="_Toc225526040"/>
       <w:r>
         <w:rPr>
           <w:rFonts w:ascii="Arial" w:hAnsi="Arial"/>
@@ -18976,23 +19009,39 @@
         <w:pStyle w:val="Descripcin"/>
         <w:keepNext/>
       </w:pPr>
-      <w:bookmarkStart w:id="60" w:name="_Toc225188165"/>
+      <w:bookmarkStart w:id="60" w:name="_Toc225526084"/>
       <w:r>
         <w:t xml:space="preserve">Tabla </w:t>
       </w:r>
-      <w:fldSimple w:instr=" SEQ Tabla \* ARABIC ">
-        <w:r>
-          <w:rPr>
-            <w:noProof/>
-          </w:rPr>
-          <w:t>1</w:t>
-        </w:r>
-      </w:fldSimple>
+      <w:r>
+        <w:fldChar w:fldCharType="begin"/>
+      </w:r>
+      <w:r>
+        <w:instrText xml:space="preserve"> SEQ Tabla \* ARABIC </w:instrText>
+      </w:r>
+      <w:r>
+        <w:fldChar w:fldCharType="separate"/>
+      </w:r>
+      <w:r>
+        <w:rPr>
+          <w:noProof/>
+        </w:rPr>
+        <w:t>1</w:t>
+      </w:r>
+      <w:r>
+        <w:fldChar w:fldCharType="end"/>
+      </w:r>
       <w:r>
         <w:t xml:space="preserve">. </w:t>
       </w:r>
       <w:r>
-        <w:t>Resultados comparativos de las métricas de evaluación técnica y operativa para los modelos base.</w:t>
+        <w:t>Resultados comparativos de las métricas de evaluación técnica y operativa para los modelos base. AUPRC = Área Bajo la Curva Precisión-Recall (mayor es mejor). CP@100 = Card Precision@100, proporción de fraudes reales entre las 100 tarjetas con mayor probabilidad de fraude por día (métrica operativa que simula la capacidad de revisión manual de un SOC). Las medias y desviaciones estándar se calculan sobre 4 folds prequenciales con ventanas semanales. El test de Friedman confirma diferencias globales significativas entre algoritmos para AUPRC (</w:t>
+      </w:r>
+      <w:r>
+        <w:t>p</w:t>
+      </w:r>
+      <w:r>
+        <w:t>=0.039) y CP@100 (p=0.037).</w:t>
       </w:r>
       <w:bookmarkEnd w:id="60"/>
     </w:p>
@@ -19758,7 +19807,72 @@
           <w:rFonts w:ascii="Arial" w:eastAsia="Times New Roman" w:hAnsi="Arial"/>
           <w:lang w:eastAsia="es-ES"/>
         </w:rPr>
-        <w:t>Los resultados de la Tabla 1 revelan diferencias estructurales significativas. La Regresión Logística estableció el "suelo" de rendimiento con un AUPRC de 0.6350, demostrando sus limitaciones para capturar las interacciones no lineales de las variables temporales RFM.</w:t>
+        <w:lastRenderedPageBreak/>
+        <w:t xml:space="preserve">Para validar que las diferencias observadas entre algoritmos no son atribuibles a varianza muestral, se aplicó el test de Friedman sobre las métricas por fold prequential. El análisis reveló diferencias globales estadísticamente significativas tanto en AUPRC (χ² = 6.50, </w:t>
+      </w:r>
+      <w:r>
+        <w:rPr>
+          <w:rFonts w:ascii="Arial" w:eastAsia="Times New Roman" w:hAnsi="Arial"/>
+          <w:i/>
+          <w:iCs/>
+          <w:lang w:eastAsia="es-ES"/>
+        </w:rPr>
+        <w:t>p</w:t>
+      </w:r>
+      <w:r>
+        <w:rPr>
+          <w:rFonts w:ascii="Arial" w:eastAsia="Times New Roman" w:hAnsi="Arial"/>
+          <w:lang w:eastAsia="es-ES"/>
+        </w:rPr>
+        <w:t xml:space="preserve"> = 0.039) como en CP@100 (χ² = 6.62, </w:t>
+      </w:r>
+      <w:r>
+        <w:rPr>
+          <w:rFonts w:ascii="Arial" w:eastAsia="Times New Roman" w:hAnsi="Arial"/>
+          <w:i/>
+          <w:iCs/>
+          <w:lang w:eastAsia="es-ES"/>
+        </w:rPr>
+        <w:t>p</w:t>
+      </w:r>
+      <w:r>
+        <w:rPr>
+          <w:rFonts w:ascii="Arial" w:eastAsia="Times New Roman" w:hAnsi="Arial"/>
+          <w:lang w:eastAsia="es-ES"/>
+        </w:rPr>
+        <w:t xml:space="preserve"> = 0.037), confirmando que al menos un modelo se comporta de forma consistentemente distinta. Los tests pareados de Wilcoxon, no obstante, no alcanzaron significancia individual (</w:t>
+      </w:r>
+      <w:r>
+        <w:rPr>
+          <w:rFonts w:ascii="Arial" w:eastAsia="Times New Roman" w:hAnsi="Arial"/>
+          <w:i/>
+          <w:iCs/>
+          <w:lang w:eastAsia="es-ES"/>
+        </w:rPr>
+        <w:t>p</w:t>
+      </w:r>
+      <w:r>
+        <w:rPr>
+          <w:rFonts w:ascii="Arial" w:eastAsia="Times New Roman" w:hAnsi="Arial"/>
+          <w:lang w:eastAsia="es-ES"/>
+        </w:rPr>
+        <w:t xml:space="preserve"> ≥ 0.125), resultado esperable dado que con </w:t>
+      </w:r>
+      <w:r>
+        <w:rPr>
+          <w:rFonts w:ascii="Arial" w:eastAsia="Times New Roman" w:hAnsi="Arial"/>
+          <w:i/>
+          <w:iCs/>
+          <w:lang w:eastAsia="es-ES"/>
+        </w:rPr>
+        <w:t>N</w:t>
+      </w:r>
+      <w:r>
+        <w:rPr>
+          <w:rFonts w:ascii="Arial" w:eastAsia="Times New Roman" w:hAnsi="Arial"/>
+          <w:lang w:eastAsia="es-ES"/>
+        </w:rPr>
+        <w:t xml:space="preserve"> = 4 folds prequenciales el p-valor mínimo alcanzable por esta prueba es 0.0625. Esta limitación de potencia estadística, inherente al diseño de validación temporal con ventanas semanales sobre un dataset de 6 meses, se reconoce explícitamente en la Sección 5.3. A pesar de esta restricción, la consistencia direccional de las diferencias a través de los cuatro folds, combinada con la significancia global del test de Friedman, respalda las conclusiones cualitativas sobre el rendimiento relativo de los algoritmos.</w:t>
       </w:r>
     </w:p>
     <w:p>
@@ -19776,7 +19890,24 @@
           <w:rFonts w:ascii="Arial" w:eastAsia="Times New Roman" w:hAnsi="Arial"/>
           <w:lang w:eastAsia="es-ES"/>
         </w:rPr>
-        <w:lastRenderedPageBreak/>
+        <w:t>Los resultados de la Tabla 1 revelan diferencias estructurales significativas. La Regresión Logística estableció el "suelo" de rendimiento con un AUPRC de 0.6350, demostrando sus limitaciones para capturar las interacciones no lineales de las variables temporales RFM.</w:t>
+      </w:r>
+    </w:p>
+    <w:p>
+      <w:pPr>
+        <w:suppressAutoHyphens w:val="0"/>
+        <w:spacing w:before="100" w:beforeAutospacing="1" w:after="100" w:afterAutospacing="1" w:line="240" w:lineRule="auto"/>
+        <w:jc w:val="left"/>
+        <w:rPr>
+          <w:rFonts w:ascii="Arial" w:eastAsia="Times New Roman" w:hAnsi="Arial"/>
+          <w:lang w:eastAsia="es-ES"/>
+        </w:rPr>
+      </w:pPr>
+      <w:r>
+        <w:rPr>
+          <w:rFonts w:ascii="Arial" w:eastAsia="Times New Roman" w:hAnsi="Arial"/>
+          <w:lang w:eastAsia="es-ES"/>
+        </w:rPr>
         <w:t xml:space="preserve">Por su parte, los modelos basados en ensamblajes de árboles demostraron una clara superioridad. </w:t>
       </w:r>
       <w:r>
@@ -19818,7 +19949,7 @@
           <w:rFonts w:ascii="Arial" w:hAnsi="Arial"/>
         </w:rPr>
       </w:pPr>
-      <w:bookmarkStart w:id="61" w:name="_Toc225188121"/>
+      <w:bookmarkStart w:id="61" w:name="_Toc225526041"/>
       <w:r>
         <w:rPr>
           <w:rFonts w:ascii="Arial" w:hAnsi="Arial"/>
@@ -19940,18 +20071,28 @@
       <w:pPr>
         <w:pStyle w:val="Descripcin"/>
       </w:pPr>
-      <w:bookmarkStart w:id="62" w:name="_Toc225188157"/>
+      <w:bookmarkStart w:id="62" w:name="_Toc225526076"/>
       <w:r>
         <w:t xml:space="preserve">Ilustración </w:t>
       </w:r>
-      <w:fldSimple w:instr=" SEQ Ilustración \* ARABIC ">
-        <w:r>
-          <w:rPr>
-            <w:noProof/>
-          </w:rPr>
-          <w:t>8</w:t>
-        </w:r>
-      </w:fldSimple>
+      <w:r>
+        <w:fldChar w:fldCharType="begin"/>
+      </w:r>
+      <w:r>
+        <w:instrText xml:space="preserve"> SEQ Ilustración \* ARABIC </w:instrText>
+      </w:r>
+      <w:r>
+        <w:fldChar w:fldCharType="separate"/>
+      </w:r>
+      <w:r>
+        <w:rPr>
+          <w:noProof/>
+        </w:rPr>
+        <w:t>8</w:t>
+      </w:r>
+      <w:r>
+        <w:fldChar w:fldCharType="end"/>
+      </w:r>
       <w:r>
         <w:t xml:space="preserve">. </w:t>
       </w:r>
@@ -19977,6 +20118,7 @@
           <w:bCs/>
           <w:lang w:eastAsia="es-ES"/>
         </w:rPr>
+        <w:lastRenderedPageBreak/>
         <w:t xml:space="preserve"> </w:t>
       </w:r>
       <w:r>
@@ -20292,15 +20434,7 @@
           <w:rFonts w:ascii="Arial" w:eastAsia="Times New Roman" w:hAnsi="Arial"/>
           <w:lang w:eastAsia="es-ES"/>
         </w:rPr>
-        <w:t xml:space="preserve">) es la más baja de </w:t>
-      </w:r>
-      <w:r>
-        <w:rPr>
-          <w:rFonts w:ascii="Arial" w:eastAsia="Times New Roman" w:hAnsi="Arial"/>
-          <w:lang w:eastAsia="es-ES"/>
-        </w:rPr>
-        <w:lastRenderedPageBreak/>
-        <w:t>los tres contendientes, garantizando una menor vulnerabilidad a la deriva conceptual (</w:t>
+        <w:t>) es la más baja de los tres contendientes, garantizando una menor vulnerabilidad a la deriva conceptual (</w:t>
       </w:r>
       <w:r>
         <w:rPr>
@@ -20345,7 +20479,7 @@
           <w:rFonts w:ascii="Arial" w:hAnsi="Arial"/>
         </w:rPr>
       </w:pPr>
-      <w:bookmarkStart w:id="63" w:name="_Toc225188122"/>
+      <w:bookmarkStart w:id="63" w:name="_Toc225526042"/>
       <w:r>
         <w:rPr>
           <w:rFonts w:ascii="Arial" w:hAnsi="Arial"/>
@@ -20387,7 +20521,91 @@
           <w:rFonts w:ascii="Arial" w:eastAsia="Times New Roman" w:hAnsi="Arial"/>
           <w:lang w:eastAsia="es-ES"/>
         </w:rPr>
-        <w:t>Manteniendo intacto el conjunto de prueba para garantizar una evaluación honesta, se limitó la presencia de la clase mayoritaria en los pliegues de entrenamiento, evaluando tres escenarios de reducción de asimetría: ratios de 10:1, 5:1 y un balanceo estricto de 1:1.</w:t>
+        <w:t xml:space="preserve">Manteniendo intacto el conjunto de prueba para garantizar una evaluación honesta, se limitó la presencia de la clase mayoritaria en los pliegues de entrenamiento. La selección de los escenarios de submuestreo (10:1, 5:1 y 1:1) responde a un diseño experimental deliberado que cubre los tres regímenes operativos relevantes: submuestreo moderado (10:1, una reducción de </w:t>
+      </w:r>
+      <w:r>
+        <w:rPr>
+          <w:rFonts w:ascii="Arial" w:eastAsia="Times New Roman" w:hAnsi="Arial"/>
+          <w:lang w:eastAsia="es-ES"/>
+        </w:rPr>
+        <w:t>aproximadamente 12 veces</w:t>
+      </w:r>
+      <w:r>
+        <w:rPr>
+          <w:rFonts w:ascii="Arial" w:eastAsia="Times New Roman" w:hAnsi="Arial"/>
+          <w:lang w:eastAsia="es-ES"/>
+        </w:rPr>
+        <w:t xml:space="preserve"> sobre la distribución original), submuestreo agresivo (5:1, el punto habitual de compromiso en la literatura de </w:t>
+      </w:r>
+      <w:r>
+        <w:rPr>
+          <w:rFonts w:ascii="Arial" w:eastAsia="Times New Roman" w:hAnsi="Arial"/>
+          <w:i/>
+          <w:iCs/>
+          <w:lang w:eastAsia="es-ES"/>
+        </w:rPr>
+        <w:t>imbalanced learning</w:t>
+      </w:r>
+      <w:r>
+        <w:rPr>
+          <w:rFonts w:ascii="Arial" w:eastAsia="Times New Roman" w:hAnsi="Arial"/>
+          <w:lang w:eastAsia="es-ES"/>
+        </w:rPr>
+        <w:t xml:space="preserve">) y balanceo estricto (1:1, la opción más extrema). Un </w:t>
+      </w:r>
+      <w:r>
+        <w:rPr>
+          <w:rFonts w:ascii="Arial" w:eastAsia="Times New Roman" w:hAnsi="Arial"/>
+          <w:i/>
+          <w:iCs/>
+          <w:lang w:eastAsia="es-ES"/>
+        </w:rPr>
+        <w:t>Grid Search</w:t>
+      </w:r>
+      <w:r>
+        <w:rPr>
+          <w:rFonts w:ascii="Arial" w:eastAsia="Times New Roman" w:hAnsi="Arial"/>
+          <w:lang w:eastAsia="es-ES"/>
+        </w:rPr>
+        <w:t xml:space="preserve"> paramétrico exhaustivo sobre el ratio de submuestreo no se consideró necesario dado que el objetivo del experimento no era encontrar la frontera de Pareto óptima, sino demostrar cualitativamente el efecto de la reducción de asimetría sobre las métricas de negocio frente al recurso al </w:t>
+      </w:r>
+      <w:r>
+        <w:rPr>
+          <w:rFonts w:ascii="Arial" w:eastAsia="Times New Roman" w:hAnsi="Arial"/>
+          <w:lang w:eastAsia="es-ES"/>
+        </w:rPr>
+        <w:t>sobre muestreo</w:t>
+      </w:r>
+      <w:r>
+        <w:rPr>
+          <w:rFonts w:ascii="Arial" w:eastAsia="Times New Roman" w:hAnsi="Arial"/>
+          <w:lang w:eastAsia="es-ES"/>
+        </w:rPr>
+        <w:t xml:space="preserve"> sintético</w:t>
+      </w:r>
+      <w:r>
+        <w:rPr>
+          <w:rFonts w:ascii="Arial" w:eastAsia="Times New Roman" w:hAnsi="Arial"/>
+          <w:lang w:eastAsia="es-ES"/>
+        </w:rPr>
+        <w:t>.</w:t>
+      </w:r>
+    </w:p>
+    <w:p>
+      <w:pPr>
+        <w:spacing w:after="0" w:line="240" w:lineRule="auto"/>
+        <w:jc w:val="left"/>
+        <w:rPr>
+          <w:rFonts w:ascii="Arial" w:eastAsia="Times New Roman" w:hAnsi="Arial"/>
+          <w:lang w:eastAsia="es-ES"/>
+        </w:rPr>
+      </w:pPr>
+      <w:r>
+        <w:rPr>
+          <w:rFonts w:ascii="Arial" w:eastAsia="Times New Roman" w:hAnsi="Arial"/>
+          <w:lang w:eastAsia="es-ES"/>
+        </w:rPr>
+        <w:br w:type="page"/>
       </w:r>
     </w:p>
     <w:p>
@@ -20395,18 +20613,29 @@
         <w:pStyle w:val="Descripcin"/>
         <w:keepNext/>
       </w:pPr>
-      <w:bookmarkStart w:id="64" w:name="_Toc225188166"/>
-      <w:r>
+      <w:bookmarkStart w:id="64" w:name="_Toc225526085"/>
+      <w:r>
+        <w:lastRenderedPageBreak/>
         <w:t xml:space="preserve">Tabla </w:t>
       </w:r>
-      <w:fldSimple w:instr=" SEQ Tabla \* ARABIC ">
-        <w:r>
-          <w:rPr>
-            <w:noProof/>
-          </w:rPr>
-          <w:t>2</w:t>
-        </w:r>
-      </w:fldSimple>
+      <w:r>
+        <w:fldChar w:fldCharType="begin"/>
+      </w:r>
+      <w:r>
+        <w:instrText xml:space="preserve"> SEQ Tabla \* ARABIC </w:instrText>
+      </w:r>
+      <w:r>
+        <w:fldChar w:fldCharType="separate"/>
+      </w:r>
+      <w:r>
+        <w:rPr>
+          <w:noProof/>
+        </w:rPr>
+        <w:t>2</w:t>
+      </w:r>
+      <w:r>
+        <w:fldChar w:fldCharType="end"/>
+      </w:r>
       <w:r>
         <w:t xml:space="preserve">. </w:t>
       </w:r>
@@ -21044,7 +21273,6 @@
           <w:rFonts w:ascii="Arial" w:eastAsia="Times New Roman" w:hAnsi="Arial"/>
           <w:lang w:eastAsia="es-ES"/>
         </w:rPr>
-        <w:lastRenderedPageBreak/>
         <w:t>Esta decisión subraya un principio esencial en este estudio: en un entorno de producción donde la capacidad de auditoría manual (SOC) está estrictamente limitada a las 100 principales alertas diarias, la maximización del CP@100 justifica sobradamente una degradación marginal en el AUPRC global. Adicionalmente, esta compresión del volumen de entrada aceleró de manera drástica los tiempos de optimización, consolidando a XGBoost (5:1) como una solución ágil y operativamente superior.</w:t>
       </w:r>
     </w:p>
@@ -21074,7 +21302,7 @@
           <w:rFonts w:ascii="Arial" w:hAnsi="Arial"/>
         </w:rPr>
       </w:pPr>
-      <w:bookmarkStart w:id="65" w:name="_Toc225188123"/>
+      <w:bookmarkStart w:id="65" w:name="_Toc225526043"/>
       <w:r>
         <w:rPr>
           <w:rFonts w:ascii="Arial" w:hAnsi="Arial"/>
@@ -21140,7 +21368,15 @@
           <w:rFonts w:ascii="Arial" w:hAnsi="Arial"/>
           <w:lang w:eastAsia="es-ES"/>
         </w:rPr>
-        <w:t xml:space="preserve">): la partición aleatoria del tiempo y la aplicación global de </w:t>
+        <w:t xml:space="preserve">): la partición aleatoria del </w:t>
+      </w:r>
+      <w:r>
+        <w:rPr>
+          <w:rFonts w:ascii="Arial" w:hAnsi="Arial"/>
+          <w:lang w:eastAsia="es-ES"/>
+        </w:rPr>
+        <w:lastRenderedPageBreak/>
+        <w:t xml:space="preserve">tiempo y la aplicación global de </w:t>
       </w:r>
       <w:r>
         <w:rPr>
@@ -21200,7 +21436,7 @@
           <w:rFonts w:ascii="Arial" w:hAnsi="Arial"/>
         </w:rPr>
       </w:pPr>
-      <w:bookmarkStart w:id="66" w:name="_Toc225188124"/>
+      <w:bookmarkStart w:id="66" w:name="_Toc225526044"/>
       <w:r>
         <w:rPr>
           <w:rFonts w:ascii="Arial" w:hAnsi="Arial"/>
@@ -21404,18 +21640,28 @@
           <w:lang w:eastAsia="es-ES"/>
         </w:rPr>
       </w:pPr>
-      <w:bookmarkStart w:id="67" w:name="_Toc225188158"/>
+      <w:bookmarkStart w:id="67" w:name="_Toc225526077"/>
       <w:r>
         <w:t xml:space="preserve">Ilustración </w:t>
       </w:r>
-      <w:fldSimple w:instr=" SEQ Ilustración \* ARABIC ">
-        <w:r>
-          <w:rPr>
-            <w:noProof/>
-          </w:rPr>
-          <w:t>9</w:t>
-        </w:r>
-      </w:fldSimple>
+      <w:r>
+        <w:fldChar w:fldCharType="begin"/>
+      </w:r>
+      <w:r>
+        <w:instrText xml:space="preserve"> SEQ Ilustración \* ARABIC </w:instrText>
+      </w:r>
+      <w:r>
+        <w:fldChar w:fldCharType="separate"/>
+      </w:r>
+      <w:r>
+        <w:rPr>
+          <w:noProof/>
+        </w:rPr>
+        <w:t>9</w:t>
+      </w:r>
+      <w:r>
+        <w:fldChar w:fldCharType="end"/>
+      </w:r>
       <w:r>
         <w:t xml:space="preserve">. </w:t>
       </w:r>
@@ -21481,7 +21727,7 @@
           <w:rFonts w:ascii="Arial" w:hAnsi="Arial"/>
         </w:rPr>
       </w:pPr>
-      <w:bookmarkStart w:id="68" w:name="_Toc225188125"/>
+      <w:bookmarkStart w:id="68" w:name="_Toc225526045"/>
       <w:r>
         <w:rPr>
           <w:rFonts w:ascii="Arial" w:hAnsi="Arial"/>
@@ -21546,7 +21792,7 @@
           <w:rFonts w:ascii="Arial" w:hAnsi="Arial"/>
         </w:rPr>
       </w:pPr>
-      <w:bookmarkStart w:id="69" w:name="_Toc225188126"/>
+      <w:bookmarkStart w:id="69" w:name="_Toc225526046"/>
       <w:r>
         <w:rPr>
           <w:rFonts w:ascii="Arial" w:hAnsi="Arial"/>
@@ -21682,18 +21928,28 @@
           <w:lang w:eastAsia="es-ES"/>
         </w:rPr>
       </w:pPr>
-      <w:bookmarkStart w:id="70" w:name="_Toc225188159"/>
+      <w:bookmarkStart w:id="70" w:name="_Toc225526078"/>
       <w:r>
         <w:t xml:space="preserve">Ilustración </w:t>
       </w:r>
-      <w:fldSimple w:instr=" SEQ Ilustración \* ARABIC ">
-        <w:r>
-          <w:rPr>
-            <w:noProof/>
-          </w:rPr>
-          <w:t>10</w:t>
-        </w:r>
-      </w:fldSimple>
+      <w:r>
+        <w:fldChar w:fldCharType="begin"/>
+      </w:r>
+      <w:r>
+        <w:instrText xml:space="preserve"> SEQ Ilustración \* ARABIC </w:instrText>
+      </w:r>
+      <w:r>
+        <w:fldChar w:fldCharType="separate"/>
+      </w:r>
+      <w:r>
+        <w:rPr>
+          <w:noProof/>
+        </w:rPr>
+        <w:t>10</w:t>
+      </w:r>
+      <w:r>
+        <w:fldChar w:fldCharType="end"/>
+      </w:r>
       <w:r>
         <w:t xml:space="preserve">. </w:t>
       </w:r>
@@ -21707,19 +21963,29 @@
         <w:pStyle w:val="Descripcin"/>
         <w:keepNext/>
       </w:pPr>
-      <w:bookmarkStart w:id="71" w:name="_Toc225188167"/>
+      <w:bookmarkStart w:id="71" w:name="_Toc225526086"/>
       <w:r>
         <w:lastRenderedPageBreak/>
         <w:t xml:space="preserve">Tabla </w:t>
       </w:r>
-      <w:fldSimple w:instr=" SEQ Tabla \* ARABIC ">
-        <w:r>
-          <w:rPr>
-            <w:noProof/>
-          </w:rPr>
-          <w:t>3</w:t>
-        </w:r>
-      </w:fldSimple>
+      <w:r>
+        <w:fldChar w:fldCharType="begin"/>
+      </w:r>
+      <w:r>
+        <w:instrText xml:space="preserve"> SEQ Tabla \* ARABIC </w:instrText>
+      </w:r>
+      <w:r>
+        <w:fldChar w:fldCharType="separate"/>
+      </w:r>
+      <w:r>
+        <w:rPr>
+          <w:noProof/>
+        </w:rPr>
+        <w:t>3</w:t>
+      </w:r>
+      <w:r>
+        <w:fldChar w:fldCharType="end"/>
+      </w:r>
       <w:r>
         <w:t xml:space="preserve">. </w:t>
       </w:r>
@@ -22578,7 +22844,7 @@
           <w:rFonts w:ascii="Arial" w:hAnsi="Arial"/>
         </w:rPr>
       </w:pPr>
-      <w:bookmarkStart w:id="72" w:name="_Toc225188127"/>
+      <w:bookmarkStart w:id="72" w:name="_Toc225526047"/>
       <w:r>
         <w:rPr>
           <w:rFonts w:ascii="Arial" w:hAnsi="Arial"/>
@@ -22665,7 +22931,7 @@
           <w:rFonts w:ascii="Arial" w:hAnsi="Arial"/>
         </w:rPr>
       </w:pPr>
-      <w:bookmarkStart w:id="73" w:name="_Toc225188128"/>
+      <w:bookmarkStart w:id="73" w:name="_Toc225526048"/>
       <w:r>
         <w:rPr>
           <w:rFonts w:ascii="Arial" w:hAnsi="Arial"/>
@@ -23401,18 +23667,28 @@
         <w:pStyle w:val="Descripcin"/>
         <w:keepNext/>
       </w:pPr>
-      <w:bookmarkStart w:id="74" w:name="_Toc225188168"/>
+      <w:bookmarkStart w:id="74" w:name="_Toc225526087"/>
       <w:r>
         <w:t xml:space="preserve">Tabla </w:t>
       </w:r>
-      <w:fldSimple w:instr=" SEQ Tabla \* ARABIC ">
-        <w:r>
-          <w:rPr>
-            <w:noProof/>
-          </w:rPr>
-          <w:t>4</w:t>
-        </w:r>
-      </w:fldSimple>
+      <w:r>
+        <w:fldChar w:fldCharType="begin"/>
+      </w:r>
+      <w:r>
+        <w:instrText xml:space="preserve"> SEQ Tabla \* ARABIC </w:instrText>
+      </w:r>
+      <w:r>
+        <w:fldChar w:fldCharType="separate"/>
+      </w:r>
+      <w:r>
+        <w:rPr>
+          <w:noProof/>
+        </w:rPr>
+        <w:t>4</w:t>
+      </w:r>
+      <w:r>
+        <w:fldChar w:fldCharType="end"/>
+      </w:r>
       <w:r>
         <w:t xml:space="preserve">. </w:t>
       </w:r>
@@ -23479,18 +23755,28 @@
           <w:lang w:eastAsia="es-ES"/>
         </w:rPr>
       </w:pPr>
-      <w:bookmarkStart w:id="75" w:name="_Toc225188160"/>
+      <w:bookmarkStart w:id="75" w:name="_Toc225526079"/>
       <w:r>
         <w:t xml:space="preserve">Ilustración </w:t>
       </w:r>
-      <w:fldSimple w:instr=" SEQ Ilustración \* ARABIC ">
-        <w:r>
-          <w:rPr>
-            <w:noProof/>
-          </w:rPr>
-          <w:t>11</w:t>
-        </w:r>
-      </w:fldSimple>
+      <w:r>
+        <w:fldChar w:fldCharType="begin"/>
+      </w:r>
+      <w:r>
+        <w:instrText xml:space="preserve"> SEQ Ilustración \* ARABIC </w:instrText>
+      </w:r>
+      <w:r>
+        <w:fldChar w:fldCharType="separate"/>
+      </w:r>
+      <w:r>
+        <w:rPr>
+          <w:noProof/>
+        </w:rPr>
+        <w:t>11</w:t>
+      </w:r>
+      <w:r>
+        <w:fldChar w:fldCharType="end"/>
+      </w:r>
       <w:r>
         <w:t xml:space="preserve">. </w:t>
       </w:r>
@@ -23524,7 +23810,7 @@
           <w:rFonts w:ascii="Arial" w:hAnsi="Arial"/>
         </w:rPr>
       </w:pPr>
-      <w:bookmarkStart w:id="76" w:name="_Toc225188129"/>
+      <w:bookmarkStart w:id="76" w:name="_Toc225526049"/>
       <w:r>
         <w:rPr>
           <w:rFonts w:ascii="Arial" w:hAnsi="Arial"/>
@@ -23667,18 +23953,28 @@
           <w:lang w:eastAsia="es-ES"/>
         </w:rPr>
       </w:pPr>
-      <w:bookmarkStart w:id="77" w:name="_Toc225188161"/>
+      <w:bookmarkStart w:id="77" w:name="_Toc225526080"/>
       <w:r>
         <w:t xml:space="preserve">Ilustración </w:t>
       </w:r>
-      <w:fldSimple w:instr=" SEQ Ilustración \* ARABIC ">
-        <w:r>
-          <w:rPr>
-            <w:noProof/>
-          </w:rPr>
-          <w:t>12</w:t>
-        </w:r>
-      </w:fldSimple>
+      <w:r>
+        <w:fldChar w:fldCharType="begin"/>
+      </w:r>
+      <w:r>
+        <w:instrText xml:space="preserve"> SEQ Ilustración \* ARABIC </w:instrText>
+      </w:r>
+      <w:r>
+        <w:fldChar w:fldCharType="separate"/>
+      </w:r>
+      <w:r>
+        <w:rPr>
+          <w:noProof/>
+        </w:rPr>
+        <w:t>12</w:t>
+      </w:r>
+      <w:r>
+        <w:fldChar w:fldCharType="end"/>
+      </w:r>
       <w:r>
         <w:t xml:space="preserve">. </w:t>
       </w:r>
@@ -23768,7 +24064,7 @@
           <w:rFonts w:ascii="Arial" w:hAnsi="Arial"/>
         </w:rPr>
       </w:pPr>
-      <w:bookmarkStart w:id="78" w:name="_Toc225188130"/>
+      <w:bookmarkStart w:id="78" w:name="_Toc225526050"/>
       <w:r>
         <w:rPr>
           <w:rFonts w:ascii="Arial" w:hAnsi="Arial"/>
@@ -23906,18 +24202,28 @@
           <w:lang w:eastAsia="es-ES"/>
         </w:rPr>
       </w:pPr>
-      <w:bookmarkStart w:id="79" w:name="_Toc225188162"/>
+      <w:bookmarkStart w:id="79" w:name="_Toc225526081"/>
       <w:r>
         <w:t xml:space="preserve">Ilustración </w:t>
       </w:r>
-      <w:fldSimple w:instr=" SEQ Ilustración \* ARABIC ">
-        <w:r>
-          <w:rPr>
-            <w:noProof/>
-          </w:rPr>
-          <w:t>13</w:t>
-        </w:r>
-      </w:fldSimple>
+      <w:r>
+        <w:fldChar w:fldCharType="begin"/>
+      </w:r>
+      <w:r>
+        <w:instrText xml:space="preserve"> SEQ Ilustración \* ARABIC </w:instrText>
+      </w:r>
+      <w:r>
+        <w:fldChar w:fldCharType="separate"/>
+      </w:r>
+      <w:r>
+        <w:rPr>
+          <w:noProof/>
+        </w:rPr>
+        <w:t>13</w:t>
+      </w:r>
+      <w:r>
+        <w:fldChar w:fldCharType="end"/>
+      </w:r>
       <w:r>
         <w:t xml:space="preserve">. </w:t>
       </w:r>
@@ -24066,18 +24372,28 @@
       <w:pPr>
         <w:pStyle w:val="Descripcin"/>
       </w:pPr>
-      <w:bookmarkStart w:id="80" w:name="_Toc225188163"/>
+      <w:bookmarkStart w:id="80" w:name="_Toc225526082"/>
       <w:r>
         <w:t xml:space="preserve">Ilustración </w:t>
       </w:r>
-      <w:fldSimple w:instr=" SEQ Ilustración \* ARABIC ">
-        <w:r>
-          <w:rPr>
-            <w:noProof/>
-          </w:rPr>
-          <w:t>14</w:t>
-        </w:r>
-      </w:fldSimple>
+      <w:r>
+        <w:fldChar w:fldCharType="begin"/>
+      </w:r>
+      <w:r>
+        <w:instrText xml:space="preserve"> SEQ Ilustración \* ARABIC </w:instrText>
+      </w:r>
+      <w:r>
+        <w:fldChar w:fldCharType="separate"/>
+      </w:r>
+      <w:r>
+        <w:rPr>
+          <w:noProof/>
+        </w:rPr>
+        <w:t>14</w:t>
+      </w:r>
+      <w:r>
+        <w:fldChar w:fldCharType="end"/>
+      </w:r>
       <w:r>
         <w:t xml:space="preserve">. </w:t>
       </w:r>
@@ -24149,7 +24465,7 @@
           <w:rFonts w:ascii="Arial" w:hAnsi="Arial"/>
         </w:rPr>
       </w:pPr>
-      <w:bookmarkStart w:id="81" w:name="_Toc225188131"/>
+      <w:bookmarkStart w:id="81" w:name="_Toc225526051"/>
       <w:r>
         <w:rPr>
           <w:rFonts w:ascii="Arial" w:hAnsi="Arial"/>
@@ -24219,24 +24535,37 @@
         <w:pStyle w:val="Descripcin"/>
         <w:keepNext/>
       </w:pPr>
-      <w:bookmarkStart w:id="82" w:name="_Toc225188169"/>
+      <w:bookmarkStart w:id="82" w:name="_Toc225526088"/>
       <w:r>
         <w:lastRenderedPageBreak/>
         <w:t xml:space="preserve">Tabla </w:t>
       </w:r>
-      <w:fldSimple w:instr=" SEQ Tabla \* ARABIC ">
-        <w:r>
-          <w:rPr>
-            <w:noProof/>
-          </w:rPr>
-          <w:t>5</w:t>
-        </w:r>
-      </w:fldSimple>
+      <w:r>
+        <w:fldChar w:fldCharType="begin"/>
+      </w:r>
+      <w:r>
+        <w:instrText xml:space="preserve"> SEQ Tabla \* ARABIC </w:instrText>
+      </w:r>
+      <w:r>
+        <w:fldChar w:fldCharType="separate"/>
+      </w:r>
+      <w:r>
+        <w:rPr>
+          <w:noProof/>
+        </w:rPr>
+        <w:t>5</w:t>
+      </w:r>
+      <w:r>
+        <w:fldChar w:fldCharType="end"/>
+      </w:r>
       <w:r>
         <w:t xml:space="preserve">. </w:t>
       </w:r>
       <w:r>
-        <w:t>Impacto empírico en el rendimiento algorítmico tras la ablación de la característica dominante.</w:t>
+        <w:t>Impacto empírico en el rendimiento algorítmico tras la ablación de la característica dominante (CUSTOMER_ID_AVG_AMOUNT_30DAY_WINDOW, identificada como la de mayor mean |SHAP|). Δ = diferencia ablado − completo. La degradación del AUPRC fue consistente en los 4 folds prequenciales (Wilcoxon p = 0.125; el mínimo alcanzable con N = 4 es 0.0625)</w:t>
+      </w:r>
+      <w:r>
+        <w:t>.</w:t>
       </w:r>
       <w:bookmarkEnd w:id="82"/>
     </w:p>
@@ -24666,7 +24995,39 @@
           <w:rFonts w:ascii="Arial" w:hAnsi="Arial"/>
           <w:lang w:eastAsia="es-ES"/>
         </w:rPr>
-        <w:t>La supresión de la variable confirmó contundentemente la validez del análisis XAI previo. Como detalla la tabla, el rendimiento técnico del modelo sufrió una erosión inmediata, evidenciada por una caída del 4.47% absoluto en la métrica principal AUPRC (descendiendo de 0.6389 a 0.5942) y una ligera pérdida de capacidad de separación global reflejada en el AUC ROC (-0.0121). Esta degradación empírica demuestra que la característica eliminada aportaba información fundacional y no redundante para la clasificación del fraude.</w:t>
+        <w:t xml:space="preserve">La supresión de la variable confirmó la validez del análisis XAI previo. Como detalla la tabla, el rendimiento técnico del modelo sufrió una erosión inmediata, evidenciada por una caída del 4.47% absoluto en la métrica principal AUPRC (descendiendo de 0.6389 a 0.5942) y una ligera pérdida de capacidad de separación global reflejada en el AUC ROC (-0.0121). Para evaluar la significancia de esta degradación, se replicó el estudio de ablación sobre los 4 folds prequenciales. El test de Wilcoxon arrojó un </w:t>
+      </w:r>
+      <w:r>
+        <w:rPr>
+          <w:rFonts w:ascii="Arial" w:hAnsi="Arial"/>
+          <w:i/>
+          <w:iCs/>
+          <w:lang w:eastAsia="es-ES"/>
+        </w:rPr>
+        <w:t>p</w:t>
+      </w:r>
+      <w:r>
+        <w:rPr>
+          <w:rFonts w:ascii="Arial" w:hAnsi="Arial"/>
+          <w:lang w:eastAsia="es-ES"/>
+        </w:rPr>
+        <w:t xml:space="preserve">-valor de 0.125 para AUPRC y AUC ROC, lo que no permite rechazar la hipótesis nula al nivel convencional α = 0.05. No obstante, con </w:t>
+      </w:r>
+      <w:r>
+        <w:rPr>
+          <w:rFonts w:ascii="Arial" w:hAnsi="Arial"/>
+          <w:i/>
+          <w:iCs/>
+          <w:lang w:eastAsia="es-ES"/>
+        </w:rPr>
+        <w:t>N</w:t>
+      </w:r>
+      <w:r>
+        <w:rPr>
+          <w:rFonts w:ascii="Arial" w:hAnsi="Arial"/>
+          <w:lang w:eastAsia="es-ES"/>
+        </w:rPr>
+        <w:t xml:space="preserve"> = 4 folds el p-valor mínimo alcanzable por Wilcoxon es 0.0625, lo que impide la confirmación estadística formal con este tamaño muestral. La degradación observada fue consistente en los cuatro folds (la AUPRC del modelo ablado fue inferior en todos ellos), lo que sugiere un efecto direccional robusto aunque no formalmente significativo.</w:t>
       </w:r>
     </w:p>
     <w:p>
@@ -24704,6 +25065,7 @@
           <w:noProof/>
           <w:lang w:eastAsia="es-ES"/>
         </w:rPr>
+        <w:lastRenderedPageBreak/>
         <w:drawing>
           <wp:inline distT="0" distB="0" distL="0" distR="0" wp14:anchorId="779C25CB" wp14:editId="291694CC">
             <wp:extent cx="5407660" cy="2359660"/>
@@ -24759,18 +25121,28 @@
           <w:lang w:eastAsia="es-ES"/>
         </w:rPr>
       </w:pPr>
-      <w:bookmarkStart w:id="83" w:name="_Toc225188164"/>
+      <w:bookmarkStart w:id="83" w:name="_Toc225526083"/>
       <w:r>
         <w:t xml:space="preserve">Ilustración </w:t>
       </w:r>
-      <w:fldSimple w:instr=" SEQ Ilustración \* ARABIC ">
-        <w:r>
-          <w:rPr>
-            <w:noProof/>
-          </w:rPr>
-          <w:t>15</w:t>
-        </w:r>
-      </w:fldSimple>
+      <w:r>
+        <w:fldChar w:fldCharType="begin"/>
+      </w:r>
+      <w:r>
+        <w:instrText xml:space="preserve"> SEQ Ilustración \* ARABIC </w:instrText>
+      </w:r>
+      <w:r>
+        <w:fldChar w:fldCharType="separate"/>
+      </w:r>
+      <w:r>
+        <w:rPr>
+          <w:noProof/>
+        </w:rPr>
+        <w:t>15</w:t>
+      </w:r>
+      <w:r>
+        <w:fldChar w:fldCharType="end"/>
+      </w:r>
       <w:r>
         <w:t xml:space="preserve">. </w:t>
       </w:r>
@@ -24792,7 +25164,7 @@
           <w:rFonts w:ascii="Arial" w:hAnsi="Arial"/>
           <w:lang w:eastAsia="es-ES"/>
         </w:rPr>
-        <w:t>El hecho de que la métrica de viabilidad operativa (CP@100) apenas sufriera una penalización marginal de -0.0014 confirma una cualidad esencial de las arquitecturas basadas en ensamblajes de árboles (</w:t>
+        <w:t xml:space="preserve">El hecho de que la métrica de viabilidad operativa (CP@100) apenas sufriera una penalización marginal de -0.0014 se explica con mayor probabilidad por la alta multicolinealidad intrínseca entre las ventanas temporales construidas en la fase de ingeniería de características. El análisis de correlación de Pearson confirma que CUSTOMER_ID_AVG_AMOUNT_7DAY_WINDOW y CUSTOMER_ID_AVG_AMOUNT_30DAY_WINDOW presentan un coeficiente </w:t>
       </w:r>
       <w:r>
         <w:rPr>
@@ -24801,6 +25173,38 @@
           <w:iCs/>
           <w:lang w:eastAsia="es-ES"/>
         </w:rPr>
+        <w:t>r</w:t>
+      </w:r>
+      <w:r>
+        <w:rPr>
+          <w:rFonts w:ascii="Arial" w:hAnsi="Arial"/>
+          <w:lang w:eastAsia="es-ES"/>
+        </w:rPr>
+        <w:t xml:space="preserve"> = 0.957, mientras que la ventana a 1 día correlaciona con la de 7 días en </w:t>
+      </w:r>
+      <w:r>
+        <w:rPr>
+          <w:rFonts w:ascii="Arial" w:hAnsi="Arial"/>
+          <w:i/>
+          <w:iCs/>
+          <w:lang w:eastAsia="es-ES"/>
+        </w:rPr>
+        <w:t>r</w:t>
+      </w:r>
+      <w:r>
+        <w:rPr>
+          <w:rFonts w:ascii="Arial" w:hAnsi="Arial"/>
+          <w:lang w:eastAsia="es-ES"/>
+        </w:rPr>
+        <w:t xml:space="preserve"> = 0.868. Esta redundancia informativa permite al modelo, al perder la variable dominante, apoyarse en variables proxy que contienen casi la misma señal empírica, manteniendo así la eficacia del sistema en las alertas de máxima prioridad sin necesidad de invocar una resiliencia intrínseca de la arquitectura </w:t>
+      </w:r>
+      <w:r>
+        <w:rPr>
+          <w:rFonts w:ascii="Arial" w:hAnsi="Arial"/>
+          <w:i/>
+          <w:iCs/>
+          <w:lang w:eastAsia="es-ES"/>
+        </w:rPr>
         <w:t>Gradient Boosting</w:t>
       </w:r>
       <w:r>
@@ -24808,15 +25212,7 @@
           <w:rFonts w:ascii="Arial" w:hAnsi="Arial"/>
           <w:lang w:eastAsia="es-ES"/>
         </w:rPr>
-        <w:t xml:space="preserve">): poseen una alta tolerancia a fallos ante la pérdida de señales aisladas. Al desaparecer su principal ancla de decisión, el modelo logró compensar la ausencia derivando la carga analítica hacia variables </w:t>
-      </w:r>
-      <w:r>
-        <w:rPr>
-          <w:rFonts w:ascii="Arial" w:hAnsi="Arial"/>
-          <w:lang w:eastAsia="es-ES"/>
-        </w:rPr>
-        <w:lastRenderedPageBreak/>
-        <w:t>temporalmente correlacionadas, manteniendo así la eficacia del sistema en las alertas de máxima prioridad.</w:t>
+        <w:t>.</w:t>
       </w:r>
     </w:p>
     <w:p>
@@ -24863,7 +25259,7 @@
           <w:bCs/>
         </w:rPr>
       </w:pPr>
-      <w:bookmarkStart w:id="84" w:name="_Toc225188132"/>
+      <w:bookmarkStart w:id="84" w:name="_Toc225526052"/>
       <w:r>
         <w:rPr>
           <w:rFonts w:ascii="Arial" w:hAnsi="Arial"/>
@@ -24951,7 +25347,7 @@
           <w:rFonts w:ascii="Arial" w:hAnsi="Arial"/>
         </w:rPr>
       </w:pPr>
-      <w:bookmarkStart w:id="85" w:name="_Toc225188133"/>
+      <w:bookmarkStart w:id="85" w:name="_Toc225526053"/>
       <w:r>
         <w:rPr>
           <w:rFonts w:ascii="Arial" w:hAnsi="Arial"/>
@@ -24991,7 +25387,7 @@
           <w:szCs w:val="24"/>
         </w:rPr>
       </w:pPr>
-      <w:bookmarkStart w:id="86" w:name="_Toc225188134"/>
+      <w:bookmarkStart w:id="86" w:name="_Toc225526054"/>
       <w:r>
         <w:rPr>
           <w:rFonts w:ascii="Arial" w:hAnsi="Arial"/>
@@ -25097,7 +25493,7 @@
           <w:szCs w:val="24"/>
         </w:rPr>
       </w:pPr>
-      <w:bookmarkStart w:id="87" w:name="_Toc225188135"/>
+      <w:bookmarkStart w:id="87" w:name="_Toc225526055"/>
       <w:r>
         <w:rPr>
           <w:rFonts w:ascii="Arial" w:hAnsi="Arial"/>
@@ -25165,7 +25561,7 @@
           <w:szCs w:val="24"/>
         </w:rPr>
       </w:pPr>
-      <w:bookmarkStart w:id="88" w:name="_Toc225188136"/>
+      <w:bookmarkStart w:id="88" w:name="_Toc225526056"/>
       <w:r>
         <w:rPr>
           <w:rFonts w:ascii="Arial" w:hAnsi="Arial"/>
@@ -25201,14 +25597,20 @@
         <w:rPr>
           <w:rFonts w:ascii="Arial" w:hAnsi="Arial"/>
         </w:rPr>
-        <w:t xml:space="preserve"> confirmó que el alto rendimiento predictivo no tiene por qué sacrificar la transparencia. La integración de Teoría de Juegos (valores SHAP) permitió revelar que el modelo fundamenta sus decisiones en principios lógicos de negocio (riesgo histórico del terminal a corto plazo y alteraciones bruscas en el gasto del cliente), alejando cualquier sospecha de ajuste sobre ruido estocástico. Más relevante aún, el estudio de ablación demostró empíricamente la robustez técnica del análisis XAI: al extirpar la variable catalogada como dominante, el modelo sufrió una penalización medible en su rendimiento global, pero evidenció la </w:t>
+        <w:t xml:space="preserve"> confirmó que el alto rendimiento predictivo no tiene por qué sacrificar la transparencia. La integración de Teoría de Juegos (valores SHAP) permitió revelar que el modelo fundamenta sus decisiones en principios lógicos de negocio (riesgo histórico del terminal a corto plazo y alteraciones bruscas en el gasto del cliente), alejando cualquier sospecha de ajuste sobre ruido estocástico. Más relevante aún, el estudio de ablación demostró empíricamente la robustez técnica del análisis XAI: </w:t>
+      </w:r>
+      <w:r>
+        <w:rPr>
+          <w:rFonts w:ascii="Arial" w:hAnsi="Arial"/>
+        </w:rPr>
+        <w:t xml:space="preserve">al extirpar la variable catalogada como dominante, el modelo sufrió una penalización medible en su rendimiento global (caída consistente del </w:t>
       </w:r>
       <w:r>
         <w:rPr>
           <w:rFonts w:ascii="Arial" w:hAnsi="Arial"/>
         </w:rPr>
         <w:lastRenderedPageBreak/>
-        <w:t xml:space="preserve">notable resiliencia de la arquitectura </w:t>
+        <w:t>AUPRC en los cuatro folds prequenciales), mientras que la mínima degradación en CP@100 se atribuye a la alta multicolinealidad entre las ventanas temporales RFM (</w:t>
       </w:r>
       <w:r>
         <w:rPr>
@@ -25216,13 +25618,19 @@
           <w:i/>
           <w:iCs/>
         </w:rPr>
-        <w:t>Gradient Boosting</w:t>
-      </w:r>
-      <w:r>
-        <w:rPr>
-          <w:rFonts w:ascii="Arial" w:hAnsi="Arial"/>
-        </w:rPr>
-        <w:t xml:space="preserve"> al derivar la carga analítica hacia factores temporalmente correlacionados.</w:t>
+        <w:t>r</w:t>
+      </w:r>
+      <w:r>
+        <w:rPr>
+          <w:rFonts w:ascii="Arial" w:hAnsi="Arial"/>
+        </w:rPr>
+        <w:t xml:space="preserve"> = 0.957 entre las ventanas de 7 y 30 días de gasto medio), que actúan como variables proxy redundantes</w:t>
+      </w:r>
+      <w:r>
+        <w:rPr>
+          <w:rFonts w:ascii="Arial" w:hAnsi="Arial"/>
+        </w:rPr>
+        <w:t>.</w:t>
       </w:r>
     </w:p>
     <w:p>
@@ -25233,7 +25641,7 @@
           <w:rFonts w:ascii="Arial" w:hAnsi="Arial"/>
         </w:rPr>
       </w:pPr>
-      <w:bookmarkStart w:id="89" w:name="_Toc225188137"/>
+      <w:bookmarkStart w:id="89" w:name="_Toc225526057"/>
       <w:r>
         <w:rPr>
           <w:rFonts w:ascii="Arial" w:hAnsi="Arial"/>
@@ -25335,7 +25743,7 @@
           <w:sz w:val="36"/>
         </w:rPr>
       </w:pPr>
-      <w:bookmarkStart w:id="90" w:name="_Toc225188138"/>
+      <w:bookmarkStart w:id="90" w:name="_Toc225526058"/>
       <w:r>
         <w:rPr>
           <w:rFonts w:ascii="Arial" w:hAnsi="Arial"/>
@@ -25382,7 +25790,7 @@
           <w:szCs w:val="24"/>
         </w:rPr>
       </w:pPr>
-      <w:bookmarkStart w:id="91" w:name="_Toc225188139"/>
+      <w:bookmarkStart w:id="91" w:name="_Toc225526059"/>
       <w:r>
         <w:rPr>
           <w:rFonts w:ascii="Arial" w:hAnsi="Arial"/>
@@ -25493,7 +25901,7 @@
           <w:szCs w:val="24"/>
         </w:rPr>
       </w:pPr>
-      <w:bookmarkStart w:id="92" w:name="_Toc225188140"/>
+      <w:bookmarkStart w:id="92" w:name="_Toc225526060"/>
       <w:r>
         <w:rPr>
           <w:rFonts w:ascii="Arial" w:hAnsi="Arial"/>
@@ -25564,7 +25972,17 @@
           <w:szCs w:val="22"/>
           <w:lang w:val="es-ES"/>
         </w:rPr>
-        <w:t>. Sin embargo, esta latencia introduce un riesgo operativo: el modelo es temporalmente ciego a nuevos vectores de ataque que ocurran durante esa ventana, careciendo de la señal de entrenamiento necesaria para detectarlos hasta el siguiente ciclo.</w:t>
+        <w:t xml:space="preserve">. Sin embargo, esta latencia introduce un riesgo operativo: el modelo es temporalmente ciego a nuevos vectores de ataque que ocurran durante esa ventana, </w:t>
+      </w:r>
+      <w:r>
+        <w:rPr>
+          <w:rFonts w:ascii="Arial" w:hAnsi="Arial" w:cs="Arial"/>
+          <w:sz w:val="22"/>
+          <w:szCs w:val="22"/>
+          <w:lang w:val="es-ES"/>
+        </w:rPr>
+        <w:lastRenderedPageBreak/>
+        <w:t>careciendo de la señal de entrenamiento necesaria para detectarlos hasta el siguiente ciclo.</w:t>
       </w:r>
     </w:p>
     <w:p>
@@ -25584,7 +26002,7 @@
           <w:szCs w:val="24"/>
         </w:rPr>
       </w:pPr>
-      <w:bookmarkStart w:id="93" w:name="_Toc225188141"/>
+      <w:bookmarkStart w:id="93" w:name="_Toc225526061"/>
       <w:r>
         <w:rPr>
           <w:rFonts w:ascii="Arial" w:hAnsi="Arial"/>
@@ -25593,8 +26011,7 @@
           <w:sz w:val="24"/>
           <w:szCs w:val="24"/>
         </w:rPr>
-        <w:lastRenderedPageBreak/>
-        <w:t>Coste Computacional de la Explicabilidad en Tiempo Real:</w:t>
+        <w:t>Latencia de Inferencia XAI</w:t>
       </w:r>
       <w:bookmarkEnd w:id="93"/>
     </w:p>
@@ -25616,7 +26033,7 @@
           <w:szCs w:val="22"/>
           <w:lang w:val="es-ES"/>
         </w:rPr>
-        <w:t>Si bien la integración de SHAP satisface la exigencia regulatoria de transparencia, impone una sobrecarga computacional significativa. A diferencia de la inferencia directa de XGBoost (extremadamente rápida), el cálculo de valores SHAP es intensivo. En un entorno de producción de alta frecuencia, esto sugiere que la explicabilidad debería generarse de forma asíncrona, limitando su uso en tiempo real estricto.</w:t>
+        <w:t>Si bien la integración de SHAP satisface la exigencia regulatoria de transparencia, impone una sobrecarga computacional cuantificable. Las mediciones empíricas realizadas sobre el modelo XGBoost de referencia (100 árboles, max_depth=6, 15 características) arrojan una latencia de inferencia de ~0.33 ms por transacción individual para predict_proba, a la que el cómputo de TreeSHAP añade ~0.89 ms adicionales, totalizando ~1.2 ms por transacción. En modo batch (100 transacciones), la amortización reduce el coste combinado a ~0.07 ms/transacción. Estas cifras sitúan la inferencia pura dentro de los márgenes aceptables para un sistema de autorización de pagos en tiempo real (típicamente &lt; 100 ms end-to-end). No obstante, en un entorno de producción de alta frecuencia (miles de transacciones por segundo), computar explicaciones SHAP para cada transacción podría convertirse en un cuello de botella. Una estrategia operativamente viable consistiría en generar los valores SHAP únicamente para las transacciones que superen el umbral de riesgo del modelo (near-real-time), reservando la explicabilidad completa para el subconjunto de alertas que requiera revisión por parte del SOC, en lugar de aplicarla indiscriminadamente a todo el volumen transaccional.</w:t>
       </w:r>
     </w:p>
     <w:p>
@@ -25636,7 +26053,7 @@
           <w:szCs w:val="24"/>
         </w:rPr>
       </w:pPr>
-      <w:bookmarkStart w:id="94" w:name="_Toc225188142"/>
+      <w:bookmarkStart w:id="94" w:name="_Toc225526062"/>
       <w:r>
         <w:rPr>
           <w:rFonts w:ascii="Arial" w:hAnsi="Arial"/>
@@ -25645,7 +26062,7 @@
           <w:sz w:val="24"/>
           <w:szCs w:val="24"/>
         </w:rPr>
-        <w:t>El sesgo de la Explicabilidad (XAI) sobre reglas sintéticas:</w:t>
+        <w:t>Restricción del espacio de características (Feature Space):</w:t>
       </w:r>
       <w:bookmarkEnd w:id="94"/>
     </w:p>
@@ -25667,7 +26084,7 @@
           <w:szCs w:val="22"/>
           <w:lang w:val="es-ES"/>
         </w:rPr>
-        <w:t xml:space="preserve">Derivado del uso de datos simulados, la extracción de patrones lógicos mediante SHAP debe interpretarse como una validación de la </w:t>
+        <w:t>Los algoritmos evaluados han basado sus decisiones en un vector de características estrictamente transaccional (importes, temporalidad y métricas RFM). En un sistema de detección de fraude en producción contemporáneo, el motor de aprendizaje automático se enriquece con cientos de variables no transaccionales, tales como la telemetría del dispositivo (</w:t>
       </w:r>
       <w:r>
         <w:rPr>
@@ -25678,7 +26095,7 @@
           <w:szCs w:val="22"/>
           <w:lang w:val="es-ES"/>
         </w:rPr>
-        <w:t>arquitectura de auditoría</w:t>
+        <w:t>device fingerprinting</w:t>
       </w:r>
       <w:r>
         <w:rPr>
@@ -25687,7 +26104,7 @@
           <w:szCs w:val="22"/>
           <w:lang w:val="es-ES"/>
         </w:rPr>
-        <w:t>, no como el descubrimiento de nueva psicología criminal. SHAP está haciendo ingeniería inversa sobre cómo los creadores del simulador programaron el fraude, no necesariamente sobre un estafador humano real.</w:t>
+        <w:t>), la geolocalización IP, biometría comportamental (cadencia de tecleo) o información del ecosistema 3D-Secure. La ausencia de estas dimensiones limita la capacidad predictiva máxima teórica alcanzable en el presente ensayo comparado con un entorno comercial en vivo.</w:t>
       </w:r>
     </w:p>
     <w:p>
@@ -25707,7 +26124,7 @@
           <w:szCs w:val="24"/>
         </w:rPr>
       </w:pPr>
-      <w:bookmarkStart w:id="95" w:name="_Toc225188143"/>
+      <w:bookmarkStart w:id="95" w:name="_Toc225526063"/>
       <w:r>
         <w:rPr>
           <w:rFonts w:ascii="Arial" w:hAnsi="Arial"/>
@@ -25716,7 +26133,7 @@
           <w:sz w:val="24"/>
           <w:szCs w:val="24"/>
         </w:rPr>
-        <w:t>Restricción del espacio de características (Feature Space):</w:t>
+        <w:t>Potencia estadística limitada de los tests de significancia:</w:t>
       </w:r>
       <w:bookmarkEnd w:id="95"/>
     </w:p>
@@ -25738,7 +26155,7 @@
           <w:szCs w:val="22"/>
           <w:lang w:val="es-ES"/>
         </w:rPr>
-        <w:t>Los algoritmos evaluados han basado sus decisiones en un vector de características estrictamente transaccional (importes, temporalidad y métricas RFM). En un sistema de detección de fraude en producción contemporáneo, el motor de aprendizaje automático se enriquece con cientos de variables no transaccionales, tales como la telemetría del dispositivo (</w:t>
+        <w:t xml:space="preserve">La estrategia de validación prequencial con ventanas semanales sobre un dataset de 6 meses permite un máximo de </w:t>
       </w:r>
       <w:r>
         <w:rPr>
@@ -25749,7 +26166,7 @@
           <w:szCs w:val="22"/>
           <w:lang w:val="es-ES"/>
         </w:rPr>
-        <w:t>device fingerprinting</w:t>
+        <w:t>N</w:t>
       </w:r>
       <w:r>
         <w:rPr>
@@ -25758,7 +26175,22 @@
           <w:szCs w:val="22"/>
           <w:lang w:val="es-ES"/>
         </w:rPr>
-        <w:t>), la geolocalización IP, biometría comportamental (cadencia de tecleo) o información del ecosistema 3D-Secure. La ausencia de estas dimensiones limita la capacidad predictiva máxima teórica alcanzable en el presente ensayo comparado con un entorno comercial en vivo.</w:t>
+        <w:t xml:space="preserve"> = 4 folds independientes. Este tamaño muestral impone un límite inferior al p-valor del test de Wilcoxon de 0.0625 (una cola), lo que imposibilita alcanzar significancia al nivel convencional α = 0.05 en comparaciones pareadas. Si bien los tests omnibus (Friedman) sí detectan diferencias globales significativas entre los tres algoritmos, la confirmación estadística formal de superioridad par a par requeriría un mayor número de folds (ej. evaluación mensual sobre múltiples años de datos) o la disponibilidad de un dataset de mayor extensión temporal.</w:t>
+      </w:r>
+    </w:p>
+    <w:p>
+      <w:pPr>
+        <w:spacing w:after="0" w:line="240" w:lineRule="auto"/>
+        <w:jc w:val="left"/>
+        <w:rPr>
+          <w:rFonts w:ascii="Arial" w:eastAsia="Times New Roman" w:hAnsi="Arial"/>
+        </w:rPr>
+      </w:pPr>
+      <w:r>
+        <w:rPr>
+          <w:rFonts w:ascii="Arial" w:hAnsi="Arial"/>
+        </w:rPr>
+        <w:br w:type="page"/>
       </w:r>
     </w:p>
     <w:p>
@@ -25770,11 +26202,12 @@
           <w:sz w:val="36"/>
         </w:rPr>
       </w:pPr>
-      <w:bookmarkStart w:id="96" w:name="_Toc225188144"/>
-      <w:r>
-        <w:rPr>
-          <w:rFonts w:ascii="Arial" w:hAnsi="Arial"/>
-        </w:rPr>
+      <w:bookmarkStart w:id="96" w:name="_Toc225526064"/>
+      <w:r>
+        <w:rPr>
+          <w:rFonts w:ascii="Arial" w:hAnsi="Arial"/>
+        </w:rPr>
+        <w:lastRenderedPageBreak/>
         <w:t>Líneas de Investigación Futuras</w:t>
       </w:r>
       <w:bookmarkEnd w:id="96"/>
@@ -25782,6 +26215,7 @@
     <w:p>
       <w:pPr>
         <w:pStyle w:val="NormalWeb"/>
+        <w:ind w:firstLine="0"/>
         <w:rPr>
           <w:rFonts w:ascii="Arial" w:hAnsi="Arial" w:cs="Arial"/>
           <w:sz w:val="22"/>
@@ -25816,7 +26250,7 @@
           <w:szCs w:val="24"/>
         </w:rPr>
       </w:pPr>
-      <w:bookmarkStart w:id="97" w:name="_Toc225188145"/>
+      <w:bookmarkStart w:id="97" w:name="_Toc225526065"/>
       <w:r>
         <w:rPr>
           <w:rFonts w:ascii="Arial" w:hAnsi="Arial"/>
@@ -25928,7 +26362,7 @@
           <w:szCs w:val="24"/>
         </w:rPr>
       </w:pPr>
-      <w:bookmarkStart w:id="98" w:name="_Toc225188146"/>
+      <w:bookmarkStart w:id="98" w:name="_Toc225526066"/>
       <w:r>
         <w:rPr>
           <w:rFonts w:ascii="Arial" w:hAnsi="Arial"/>
@@ -25937,7 +26371,6 @@
           <w:sz w:val="24"/>
           <w:szCs w:val="24"/>
         </w:rPr>
-        <w:lastRenderedPageBreak/>
         <w:t>Transición hacia Arquitecturas de Deep Learning Secuencial:</w:t>
       </w:r>
       <w:bookmarkEnd w:id="98"/>
@@ -26040,7 +26473,7 @@
           <w:szCs w:val="24"/>
         </w:rPr>
       </w:pPr>
-      <w:bookmarkStart w:id="99" w:name="_Toc225188147"/>
+      <w:bookmarkStart w:id="99" w:name="_Toc225526067"/>
       <w:r>
         <w:rPr>
           <w:rFonts w:ascii="Arial" w:hAnsi="Arial"/>
@@ -26096,15 +26529,6 @@
     </w:p>
     <w:p>
       <w:pPr>
-        <w:spacing w:line="240" w:lineRule="auto"/>
-        <w:rPr>
-          <w:rFonts w:ascii="Arial" w:hAnsi="Arial"/>
-          <w:b/>
-        </w:rPr>
-      </w:pPr>
-    </w:p>
-    <w:p>
-      <w:pPr>
         <w:spacing w:after="0" w:line="240" w:lineRule="auto"/>
         <w:jc w:val="left"/>
         <w:rPr>
@@ -26131,7 +26555,7 @@
           <w:bCs/>
         </w:rPr>
       </w:pPr>
-      <w:bookmarkStart w:id="100" w:name="_Toc225188148"/>
+      <w:bookmarkStart w:id="100" w:name="_Toc225526068"/>
       <w:r>
         <w:rPr>
           <w:rFonts w:ascii="Arial" w:hAnsi="Arial"/>
@@ -26842,12 +27266,6 @@
       <w:pPr>
         <w:pStyle w:val="NormalWeb"/>
         <w:ind w:left="709" w:hanging="709"/>
-        <w:rPr>
-          <w:rFonts w:ascii="Arial" w:hAnsi="Arial" w:cs="Arial"/>
-          <w:sz w:val="22"/>
-          <w:szCs w:val="22"/>
-          <w:lang w:val="es-ES"/>
-        </w:rPr>
       </w:pPr>
       <w:r>
         <w:rPr>
@@ -26919,6 +27337,7 @@
           <w:rFonts w:ascii="Arial" w:hAnsi="Arial" w:cs="Arial"/>
           <w:sz w:val="22"/>
           <w:szCs w:val="22"/>
+          <w:lang w:val="es-ES"/>
         </w:rPr>
       </w:pPr>
       <w:r>
@@ -26928,7 +27347,7 @@
           <w:szCs w:val="22"/>
           <w:lang w:val="es-ES"/>
         </w:rPr>
-        <w:t xml:space="preserve">Esghir, M., Jilal, A., &amp; Elomri, A. (2025). Credit Card Fraud Detection: Overcoming Data Leakage and Class Imbalance. </w:t>
+        <w:t xml:space="preserve">Dang, T. K., Cong, T. T., Minh, T. L., &amp; Tiep, M. V. (2021). Machine learning based on resampling approaches and deep reinforcement learning for credit card fraud detection systems. </w:t>
       </w:r>
       <w:r>
         <w:rPr>
@@ -26939,7 +27358,7 @@
           <w:szCs w:val="22"/>
           <w:lang w:val="es-ES"/>
         </w:rPr>
-        <w:t>IEEE Transactions on Information Forensics and Security</w:t>
+        <w:t>Applied Sciences</w:t>
       </w:r>
       <w:r>
         <w:rPr>
@@ -26948,9 +27367,81 @@
           <w:szCs w:val="22"/>
           <w:lang w:val="es-ES"/>
         </w:rPr>
+        <w:t xml:space="preserve">, </w:t>
+      </w:r>
+      <w:r>
+        <w:rPr>
+          <w:rFonts w:ascii="Arial" w:hAnsi="Arial" w:cs="Arial"/>
+          <w:i/>
+          <w:iCs/>
+          <w:sz w:val="22"/>
+          <w:szCs w:val="22"/>
+          <w:lang w:val="es-ES"/>
+        </w:rPr>
+        <w:t>11</w:t>
+      </w:r>
+      <w:r>
+        <w:rPr>
+          <w:rFonts w:ascii="Arial" w:hAnsi="Arial" w:cs="Arial"/>
+          <w:sz w:val="22"/>
+          <w:szCs w:val="22"/>
+          <w:lang w:val="es-ES"/>
+        </w:rPr>
+        <w:t xml:space="preserve">(21), 10004. </w:t>
+      </w:r>
+      <w:hyperlink r:id="rId50" w:tgtFrame="_blank" w:history="1">
+        <w:r>
+          <w:rPr>
+            <w:rStyle w:val="Hipervnculo"/>
+            <w:rFonts w:ascii="Arial" w:hAnsi="Arial" w:cs="Arial"/>
+            <w:sz w:val="22"/>
+            <w:szCs w:val="22"/>
+            <w:lang w:val="es-ES"/>
+          </w:rPr>
+          <w:t>https://doi.org/10.3390/app112110004</w:t>
+        </w:r>
+      </w:hyperlink>
+    </w:p>
+    <w:p>
+      <w:pPr>
+        <w:pStyle w:val="NormalWeb"/>
+        <w:ind w:left="709" w:hanging="709"/>
+        <w:rPr>
+          <w:rFonts w:ascii="Arial" w:hAnsi="Arial" w:cs="Arial"/>
+          <w:sz w:val="22"/>
+          <w:szCs w:val="22"/>
+        </w:rPr>
+      </w:pPr>
+      <w:r>
+        <w:rPr>
+          <w:rFonts w:ascii="Arial" w:hAnsi="Arial" w:cs="Arial"/>
+          <w:sz w:val="22"/>
+          <w:szCs w:val="22"/>
+          <w:lang w:val="es-ES"/>
+        </w:rPr>
+        <w:t xml:space="preserve">Esghir, M., Jilal, A., &amp; Elomri, A. (2025). Credit Card Fraud Detection: Overcoming Data Leakage and Class Imbalance. </w:t>
+      </w:r>
+      <w:r>
+        <w:rPr>
+          <w:rFonts w:ascii="Arial" w:hAnsi="Arial" w:cs="Arial"/>
+          <w:i/>
+          <w:iCs/>
+          <w:sz w:val="22"/>
+          <w:szCs w:val="22"/>
+          <w:lang w:val="es-ES"/>
+        </w:rPr>
+        <w:t>IEEE Transactions on Information Forensics and Security</w:t>
+      </w:r>
+      <w:r>
+        <w:rPr>
+          <w:rFonts w:ascii="Arial" w:hAnsi="Arial" w:cs="Arial"/>
+          <w:sz w:val="22"/>
+          <w:szCs w:val="22"/>
+          <w:lang w:val="es-ES"/>
+        </w:rPr>
         <w:t xml:space="preserve">, 20, 112-125. </w:t>
       </w:r>
-      <w:hyperlink r:id="rId50" w:tgtFrame="_blank" w:history="1">
+      <w:hyperlink r:id="rId51" w:tgtFrame="_blank" w:history="1">
         <w:r>
           <w:rPr>
             <w:rStyle w:val="Hipervnculo"/>
@@ -26999,7 +27490,7 @@
         </w:rPr>
         <w:t xml:space="preserve">, 61, 863-905. </w:t>
       </w:r>
-      <w:hyperlink r:id="rId51" w:tgtFrame="_blank" w:history="1">
+      <w:hyperlink r:id="rId52" w:tgtFrame="_blank" w:history="1">
         <w:r>
           <w:rPr>
             <w:rStyle w:val="Hipervnculo"/>
@@ -27047,7 +27538,7 @@
         </w:rPr>
         <w:t xml:space="preserve">, 479, 448-455. </w:t>
       </w:r>
-      <w:hyperlink r:id="rId52" w:tgtFrame="_blank" w:history="1">
+      <w:hyperlink r:id="rId53" w:tgtFrame="_blank" w:history="1">
         <w:r>
           <w:rPr>
             <w:rStyle w:val="Hipervnculo"/>
@@ -27095,7 +27586,7 @@
         </w:rPr>
         <w:t xml:space="preserve">, 46(4), 1-37. </w:t>
       </w:r>
-      <w:hyperlink r:id="rId53" w:tgtFrame="_blank" w:history="1">
+      <w:hyperlink r:id="rId54" w:tgtFrame="_blank" w:history="1">
         <w:r>
           <w:rPr>
             <w:rStyle w:val="Hipervnculo"/>
@@ -27180,7 +27671,7 @@
         </w:rPr>
         <w:t xml:space="preserve">, 3(1). </w:t>
       </w:r>
-      <w:hyperlink r:id="rId54" w:tgtFrame="_blank" w:history="1">
+      <w:hyperlink r:id="rId55" w:tgtFrame="_blank" w:history="1">
         <w:r>
           <w:rPr>
             <w:rStyle w:val="Hipervnculo"/>
@@ -27228,7 +27719,7 @@
         </w:rPr>
         <w:t xml:space="preserve">, 25(1). </w:t>
       </w:r>
-      <w:hyperlink r:id="rId55" w:tgtFrame="_blank" w:history="1">
+      <w:hyperlink r:id="rId56" w:tgtFrame="_blank" w:history="1">
         <w:r>
           <w:rPr>
             <w:rStyle w:val="Hipervnculo"/>
@@ -27256,6 +27747,7 @@
           <w:sz w:val="22"/>
           <w:szCs w:val="22"/>
         </w:rPr>
+        <w:lastRenderedPageBreak/>
         <w:t xml:space="preserve">Hayat, K., &amp; Magnier, B. (2025). Data Leakage and Deceptive Performance: A Critical Examination of Credit Card Fraud Detection Methodologies. </w:t>
       </w:r>
       <w:r>
@@ -27276,7 +27768,7 @@
         </w:rPr>
         <w:t xml:space="preserve">, 13(16), 2563. </w:t>
       </w:r>
-      <w:hyperlink r:id="rId56" w:tgtFrame="_blank" w:history="1">
+      <w:hyperlink r:id="rId57" w:tgtFrame="_blank" w:history="1">
         <w:r>
           <w:rPr>
             <w:rStyle w:val="Hipervnculo"/>
@@ -27304,7 +27796,6 @@
           <w:sz w:val="22"/>
           <w:szCs w:val="22"/>
         </w:rPr>
-        <w:lastRenderedPageBreak/>
         <w:t xml:space="preserve">He, H., &amp; Garcia, E. A. (2009). Learning from imbalanced data. </w:t>
       </w:r>
       <w:r>
@@ -27325,7 +27816,7 @@
         </w:rPr>
         <w:t xml:space="preserve">, 21(9), 1263-1284. </w:t>
       </w:r>
-      <w:hyperlink r:id="rId57" w:tgtFrame="_blank" w:history="1">
+      <w:hyperlink r:id="rId58" w:tgtFrame="_blank" w:history="1">
         <w:r>
           <w:rPr>
             <w:rStyle w:val="Hipervnculo"/>
@@ -27377,7 +27868,7 @@
         </w:rPr>
         <w:t xml:space="preserve"> (3rd ed.). OTexts. </w:t>
       </w:r>
-      <w:hyperlink r:id="rId58" w:tgtFrame="_blank" w:history="1">
+      <w:hyperlink r:id="rId59" w:tgtFrame="_blank" w:history="1">
         <w:r>
           <w:rPr>
             <w:rStyle w:val="Hipervnculo"/>
@@ -27426,7 +27917,7 @@
         </w:rPr>
         <w:t xml:space="preserve">, 9, 165286-165294. </w:t>
       </w:r>
-      <w:hyperlink r:id="rId59" w:tgtFrame="_blank" w:history="1">
+      <w:hyperlink r:id="rId60" w:tgtFrame="_blank" w:history="1">
         <w:r>
           <w:rPr>
             <w:rStyle w:val="Hipervnculo"/>
@@ -27474,7 +27965,7 @@
         </w:rPr>
         <w:t xml:space="preserve">. </w:t>
       </w:r>
-      <w:hyperlink r:id="rId60" w:tgtFrame="_blank" w:history="1">
+      <w:hyperlink r:id="rId61" w:tgtFrame="_blank" w:history="1">
         <w:r>
           <w:rPr>
             <w:rStyle w:val="Hipervnculo"/>
@@ -27522,7 +28013,7 @@
         </w:rPr>
         <w:t xml:space="preserve">. </w:t>
       </w:r>
-      <w:hyperlink r:id="rId61" w:tgtFrame="_blank" w:history="1">
+      <w:hyperlink r:id="rId62" w:tgtFrame="_blank" w:history="1">
         <w:r>
           <w:rPr>
             <w:rStyle w:val="Hipervnculo"/>
@@ -27570,7 +28061,7 @@
         </w:rPr>
         <w:t xml:space="preserve">. </w:t>
       </w:r>
-      <w:hyperlink r:id="rId62" w:tgtFrame="_blank" w:history="1">
+      <w:hyperlink r:id="rId63" w:tgtFrame="_blank" w:history="1">
         <w:r>
           <w:rPr>
             <w:rStyle w:val="Hipervnculo"/>
@@ -27618,7 +28109,7 @@
         </w:rPr>
         <w:t xml:space="preserve">, 195, 105650. </w:t>
       </w:r>
-      <w:hyperlink r:id="rId63" w:tgtFrame="_blank" w:history="1">
+      <w:hyperlink r:id="rId64" w:tgtFrame="_blank" w:history="1">
         <w:r>
           <w:rPr>
             <w:rStyle w:val="Hipervnculo"/>
@@ -27703,7 +28194,7 @@
         </w:rPr>
         <w:t xml:space="preserve">, 7, 93010-93022. </w:t>
       </w:r>
-      <w:hyperlink r:id="rId64" w:tgtFrame="_blank" w:history="1">
+      <w:hyperlink r:id="rId65" w:tgtFrame="_blank" w:history="1">
         <w:r>
           <w:rPr>
             <w:rStyle w:val="Hipervnculo"/>
@@ -27751,7 +28242,7 @@
         </w:rPr>
         <w:t xml:space="preserve"> (2nd ed.). </w:t>
       </w:r>
-      <w:hyperlink r:id="rId65" w:tgtFrame="_blank" w:history="1">
+      <w:hyperlink r:id="rId66" w:tgtFrame="_blank" w:history="1">
         <w:r>
           <w:rPr>
             <w:rStyle w:val="Hipervnculo"/>
@@ -27853,6 +28344,7 @@
           <w:sz w:val="22"/>
           <w:szCs w:val="22"/>
         </w:rPr>
+        <w:lastRenderedPageBreak/>
         <w:t xml:space="preserve">Saito, T., &amp; Rehmsmeier, M. (2015). The precision-recall plot is more informative than the ROC plot when evaluating binary classifiers on imbalanced datasets. </w:t>
       </w:r>
       <w:r>
@@ -27873,7 +28365,7 @@
         </w:rPr>
         <w:t xml:space="preserve">, 10(3), e0118432. </w:t>
       </w:r>
-      <w:hyperlink r:id="rId66" w:tgtFrame="_blank" w:history="1">
+      <w:hyperlink r:id="rId67" w:tgtFrame="_blank" w:history="1">
         <w:r>
           <w:rPr>
             <w:rStyle w:val="Hipervnculo"/>
@@ -27901,7 +28393,6 @@
           <w:sz w:val="22"/>
           <w:szCs w:val="22"/>
         </w:rPr>
-        <w:lastRenderedPageBreak/>
         <w:t xml:space="preserve">Shanaa, M. (2025). Credit Card Fraud Detection using Explainable AI Methods. </w:t>
       </w:r>
       <w:r>
@@ -27959,7 +28450,7 @@
         </w:rPr>
         <w:t xml:space="preserve">, 8, 25579-25587. </w:t>
       </w:r>
-      <w:hyperlink r:id="rId67" w:tgtFrame="_blank" w:history="1">
+      <w:hyperlink r:id="rId68" w:tgtFrame="_blank" w:history="1">
         <w:r>
           <w:rPr>
             <w:rStyle w:val="Hipervnculo"/>
@@ -28007,7 +28498,7 @@
         </w:rPr>
         <w:t xml:space="preserve"> (Issue 1298). Recuperado de </w:t>
       </w:r>
-      <w:hyperlink r:id="rId68" w:tgtFrame="_blank" w:history="1">
+      <w:hyperlink r:id="rId69" w:tgtFrame="_blank" w:history="1">
         <w:r>
           <w:rPr>
             <w:rStyle w:val="Hipervnculo"/>
@@ -28019,80 +28510,11 @@
         </w:r>
       </w:hyperlink>
     </w:p>
-    <w:p>
-      <w:pPr>
-        <w:spacing w:line="240" w:lineRule="auto"/>
-        <w:ind w:left="709" w:hanging="709"/>
-        <w:rPr>
-          <w:rFonts w:ascii="Arial" w:hAnsi="Arial"/>
-        </w:rPr>
-      </w:pPr>
-    </w:p>
-    <w:p>
-      <w:pPr>
-        <w:spacing w:line="240" w:lineRule="auto"/>
-        <w:rPr>
-          <w:rFonts w:ascii="Arial" w:hAnsi="Arial"/>
-        </w:rPr>
-      </w:pPr>
-    </w:p>
-    <w:p>
-      <w:pPr>
-        <w:spacing w:after="0" w:line="240" w:lineRule="auto"/>
-        <w:jc w:val="left"/>
-        <w:rPr>
-          <w:rFonts w:ascii="Arial" w:eastAsia="Times New Roman" w:hAnsi="Arial"/>
-          <w:b/>
-          <w:bCs/>
-          <w:sz w:val="36"/>
-          <w:szCs w:val="36"/>
-          <w:lang w:eastAsia="es-ES_tradnl"/>
-        </w:rPr>
-      </w:pPr>
-      <w:r>
-        <w:rPr>
-          <w:rFonts w:ascii="Arial" w:hAnsi="Arial"/>
-          <w:sz w:val="36"/>
-          <w:szCs w:val="36"/>
-        </w:rPr>
-        <w:br w:type="page"/>
-      </w:r>
-    </w:p>
-    <w:p>
-      <w:pPr>
-        <w:pStyle w:val="Apartado"/>
-        <w:spacing w:after="240" w:line="240" w:lineRule="auto"/>
-        <w:rPr>
-          <w:rFonts w:ascii="Arial" w:hAnsi="Arial"/>
-          <w:sz w:val="36"/>
-          <w:szCs w:val="36"/>
-        </w:rPr>
-      </w:pPr>
-      <w:bookmarkStart w:id="101" w:name="_Toc225188149"/>
-      <w:r>
-        <w:rPr>
-          <w:rFonts w:ascii="Arial" w:hAnsi="Arial"/>
-          <w:sz w:val="36"/>
-          <w:szCs w:val="36"/>
-        </w:rPr>
-        <w:lastRenderedPageBreak/>
-        <w:t>Anexos</w:t>
-      </w:r>
-      <w:bookmarkEnd w:id="101"/>
-    </w:p>
-    <w:p>
-      <w:pPr>
-        <w:spacing w:line="240" w:lineRule="auto"/>
-        <w:rPr>
-          <w:rFonts w:ascii="Arial" w:hAnsi="Arial"/>
-        </w:rPr>
-      </w:pPr>
-    </w:p>
     <w:sectPr>
-      <w:headerReference w:type="even" r:id="rId69"/>
-      <w:headerReference w:type="default" r:id="rId70"/>
-      <w:footerReference w:type="even" r:id="rId71"/>
-      <w:footerReference w:type="default" r:id="rId72"/>
+      <w:headerReference w:type="even" r:id="rId70"/>
+      <w:headerReference w:type="default" r:id="rId71"/>
+      <w:footerReference w:type="even" r:id="rId72"/>
+      <w:footerReference w:type="default" r:id="rId73"/>
       <w:pgSz w:w="11906" w:h="16838"/>
       <w:pgMar w:top="2153" w:right="1701" w:bottom="1244" w:left="1701" w:header="708" w:footer="708" w:gutter="0"/>
       <w:cols w:space="720"/>
@@ -38748,6 +39170,9 @@
   </w:num>
   <w:num w:numId="172" w16cid:durableId="1416056149">
     <w:abstractNumId w:val="70"/>
+  </w:num>
+  <w:num w:numId="173" w16cid:durableId="2106608268">
+    <w:abstractNumId w:val="4"/>
   </w:num>
 </w:numbering>
 </file>
